--- a/毕业论文_Tempo/Bachelor_Graduation/陈桢杰-毕业论文初稿-zxc老师指导修改.docx
+++ b/毕业论文_Tempo/Bachelor_Graduation/陈桢杰-毕业论文初稿-zxc老师指导修改.docx
@@ -1,11 +1,12 @@
 
 <file path=word/document.xml><?xml version="1.0" encoding="utf-8"?>
-<w:document xmlns:wpc="http://schemas.microsoft.com/office/word/2010/wordprocessingCanvas" xmlns:cx="http://schemas.microsoft.com/office/drawing/2014/chartex" xmlns:cx1="http://schemas.microsoft.com/office/drawing/2015/9/8/chartex" xmlns:cx2="http://schemas.microsoft.com/office/drawing/2015/10/21/chartex" xmlns:cx3="http://schemas.microsoft.com/office/drawing/2016/5/9/chartex" xmlns:cx4="http://schemas.microsoft.com/office/drawing/2016/5/10/chartex" xmlns:cx5="http://schemas.microsoft.com/office/drawing/2016/5/11/chartex" xmlns:cx6="http://schemas.microsoft.com/office/drawing/2016/5/12/chartex" xmlns:cx7="http://schemas.microsoft.com/office/drawing/2016/5/13/chartex" xmlns:cx8="http://schemas.microsoft.com/office/drawing/2016/5/14/chartex" xmlns:mc="http://schemas.openxmlformats.org/markup-compatibility/2006" xmlns:aink="http://schemas.microsoft.com/office/drawing/2016/ink" xmlns:am3d="http://schemas.microsoft.com/office/drawing/2017/model3d" xmlns:o="urn:schemas-microsoft-com:office:office" xmlns:oel="http://schemas.microsoft.com/office/2019/extlst" xmlns:r="http://schemas.openxmlformats.org/officeDocument/2006/relationships" xmlns:m="http://schemas.openxmlformats.org/officeDocument/2006/math" xmlns:v="urn:schemas-microsoft-com:vml" xmlns:wp14="http://schemas.microsoft.com/office/word/2010/wordprocessingDrawing" xmlns:wp="http://schemas.openxmlformats.org/drawingml/2006/wordprocessingDrawing" xmlns:w10="urn:schemas-microsoft-com:office:word" xmlns:w="http://schemas.openxmlformats.org/wordprocessingml/2006/main" xmlns:w14="http://schemas.microsoft.com/office/word/2010/wordml" xmlns:w15="http://schemas.microsoft.com/office/word/2012/wordml" xmlns:w16cex="http://schemas.microsoft.com/office/word/2018/wordml/cex" xmlns:w16cid="http://schemas.microsoft.com/office/word/2016/wordml/cid" xmlns:w16="http://schemas.microsoft.com/office/word/2018/wordml" xmlns:w16du="http://schemas.microsoft.com/office/word/2023/wordml/word16du" xmlns:w16sdtdh="http://schemas.microsoft.com/office/word/2020/wordml/sdtdatahash" xmlns:w16sdtfl="http://schemas.microsoft.com/office/word/2024/wordml/sdtformatlock" xmlns:w16se="http://schemas.microsoft.com/office/word/2015/wordml/symex" xmlns:wpg="http://schemas.microsoft.com/office/word/2010/wordprocessingGroup" xmlns:wpi="http://schemas.microsoft.com/office/word/2010/wordprocessingInk" xmlns:wne="http://schemas.microsoft.com/office/word/2006/wordml" xmlns:wps="http://schemas.microsoft.com/office/word/2010/wordprocessingShape" mc:Ignorable="w14 w15 w16se w16cid w16 w16cex w16sdtdh w16sdtfl w16du wp14">
+<w:document xmlns:wpc="http://schemas.microsoft.com/office/word/2010/wordprocessingCanvas" xmlns:mc="http://schemas.openxmlformats.org/markup-compatibility/2006" xmlns:o="urn:schemas-microsoft-com:office:office" xmlns:r="http://schemas.openxmlformats.org/officeDocument/2006/relationships" xmlns:m="http://schemas.openxmlformats.org/officeDocument/2006/math" xmlns:v="urn:schemas-microsoft-com:vml" xmlns:wp14="http://schemas.microsoft.com/office/word/2010/wordprocessingDrawing" xmlns:wp="http://schemas.openxmlformats.org/drawingml/2006/wordprocessingDrawing" xmlns:w="http://schemas.openxmlformats.org/wordprocessingml/2006/main" xmlns:w14="http://schemas.microsoft.com/office/word/2010/wordml" xmlns:w10="urn:schemas-microsoft-com:office:word" xmlns:w15="http://schemas.microsoft.com/office/word/2012/wordml" xmlns:wpg="http://schemas.microsoft.com/office/word/2010/wordprocessingGroup" xmlns:wpi="http://schemas.microsoft.com/office/word/2010/wordprocessingInk" xmlns:wne="http://schemas.microsoft.com/office/word/2006/wordml" xmlns:wps="http://schemas.microsoft.com/office/word/2010/wordprocessingShape" xmlns:wpsCustomData="http://www.wps.cn/officeDocument/2013/wpsCustomData" mc:Ignorable="w14 w15 wp14">
   <w:body>
     <w:p>
       <w:pPr>
-        <w:rPr>
-          <w:rFonts w:ascii="黑体" w:eastAsia="黑体" w:hAnsi="黑体" w:cs="黑体" w:hint="eastAsia"/>
+        <w:ind w:firstLine="420" w:firstLineChars="0"/>
+        <w:rPr>
+          <w:rFonts w:hint="eastAsia" w:ascii="黑体" w:hAnsi="黑体" w:eastAsia="黑体" w:cs="黑体"/>
           <w:sz w:val="44"/>
           <w:szCs w:val="44"/>
         </w:rPr>
@@ -13,7 +14,7 @@
       <w:commentRangeStart w:id="0"/>
       <w:r>
         <w:rPr>
-          <w:rFonts w:ascii="黑体" w:eastAsia="黑体" w:hAnsi="黑体" w:cs="黑体" w:hint="eastAsia"/>
+          <w:rFonts w:hint="eastAsia" w:ascii="黑体" w:hAnsi="黑体" w:eastAsia="黑体" w:cs="黑体"/>
           <w:sz w:val="44"/>
           <w:szCs w:val="44"/>
         </w:rPr>
@@ -22,8 +23,8 @@
       <w:commentRangeEnd w:id="0"/>
       <w:r>
         <w:rPr>
-          <w:rStyle w:val="a4"/>
-          <w:rFonts w:ascii="黑体" w:eastAsia="黑体" w:hAnsi="黑体" w:cs="黑体" w:hint="eastAsia"/>
+          <w:rStyle w:val="8"/>
+          <w:rFonts w:hint="eastAsia" w:ascii="黑体" w:hAnsi="黑体" w:eastAsia="黑体" w:cs="黑体"/>
           <w:sz w:val="44"/>
           <w:szCs w:val="44"/>
         </w:rPr>
@@ -34,7 +35,7 @@
       <w:pPr>
         <w:jc w:val="center"/>
         <w:rPr>
-          <w:rFonts w:ascii="黑体" w:eastAsia="黑体" w:hAnsi="黑体" w:cs="黑体" w:hint="eastAsia"/>
+          <w:rFonts w:hint="eastAsia" w:ascii="黑体" w:hAnsi="黑体" w:eastAsia="黑体" w:cs="黑体"/>
           <w:sz w:val="22"/>
           <w:szCs w:val="22"/>
         </w:rPr>
@@ -42,7 +43,7 @@
       <w:commentRangeStart w:id="1"/>
       <w:r>
         <w:rPr>
-          <w:rFonts w:ascii="黑体" w:eastAsia="黑体" w:hAnsi="黑体" w:cs="黑体" w:hint="eastAsia"/>
+          <w:rFonts w:hint="eastAsia" w:ascii="黑体" w:hAnsi="黑体" w:eastAsia="黑体" w:cs="黑体"/>
           <w:sz w:val="22"/>
           <w:szCs w:val="22"/>
         </w:rPr>
@@ -51,8 +52,8 @@
       <w:commentRangeEnd w:id="1"/>
       <w:r>
         <w:rPr>
-          <w:rStyle w:val="a4"/>
-          <w:rFonts w:ascii="黑体" w:eastAsia="黑体" w:hAnsi="黑体" w:cs="黑体" w:hint="eastAsia"/>
+          <w:rStyle w:val="8"/>
+          <w:rFonts w:hint="eastAsia" w:ascii="黑体" w:hAnsi="黑体" w:eastAsia="黑体" w:cs="黑体"/>
           <w:sz w:val="22"/>
           <w:szCs w:val="22"/>
         </w:rPr>
@@ -63,14 +64,14 @@
       <w:pPr>
         <w:jc w:val="center"/>
         <w:rPr>
-          <w:rFonts w:ascii="黑体" w:eastAsia="黑体" w:hAnsi="黑体" w:cs="黑体" w:hint="eastAsia"/>
+          <w:rFonts w:hint="eastAsia" w:ascii="黑体" w:hAnsi="黑体" w:eastAsia="黑体" w:cs="黑体"/>
           <w:sz w:val="22"/>
           <w:szCs w:val="22"/>
         </w:rPr>
       </w:pPr>
       <w:r>
         <w:rPr>
-          <w:rFonts w:ascii="黑体" w:eastAsia="黑体" w:hAnsi="黑体" w:cs="黑体" w:hint="eastAsia"/>
+          <w:rFonts w:hint="eastAsia" w:ascii="黑体" w:hAnsi="黑体" w:eastAsia="黑体" w:cs="黑体"/>
           <w:sz w:val="22"/>
           <w:szCs w:val="22"/>
         </w:rPr>
@@ -80,7 +81,7 @@
     <w:sdt>
       <w:sdtPr>
         <w:rPr>
-          <w:rFonts w:ascii="宋体" w:eastAsia="宋体" w:hAnsi="宋体"/>
+          <w:rFonts w:ascii="宋体" w:hAnsi="宋体" w:eastAsia="宋体"/>
         </w:rPr>
         <w:id w:val="147478346"/>
         <w15:color w:val="DBDBDB"/>
@@ -91,7 +92,7 @@
       </w:sdtPr>
       <w:sdtEndPr>
         <w:rPr>
-          <w:rFonts w:ascii="黑体" w:eastAsia="黑体" w:hAnsi="黑体" w:cs="黑体" w:hint="eastAsia"/>
+          <w:rFonts w:hint="eastAsia" w:ascii="黑体" w:hAnsi="黑体" w:eastAsia="黑体" w:cs="黑体"/>
           <w:szCs w:val="44"/>
         </w:rPr>
       </w:sdtEndPr>
@@ -102,7 +103,7 @@
           </w:pPr>
           <w:r>
             <w:rPr>
-              <w:rFonts w:ascii="黑体" w:eastAsia="黑体" w:hAnsi="黑体" w:cs="黑体" w:hint="eastAsia"/>
+              <w:rFonts w:hint="eastAsia" w:ascii="黑体" w:hAnsi="黑体" w:eastAsia="黑体" w:cs="黑体"/>
               <w:sz w:val="36"/>
               <w:szCs w:val="36"/>
             </w:rPr>
@@ -111,20 +112,20 @@
         </w:p>
         <w:p>
           <w:pPr>
-            <w:pStyle w:val="TOC1"/>
+            <w:pStyle w:val="3"/>
             <w:tabs>
               <w:tab w:val="right" w:leader="dot" w:pos="8306"/>
             </w:tabs>
             <w:spacing w:line="360" w:lineRule="auto"/>
             <w:rPr>
-              <w:rFonts w:ascii="宋体" w:eastAsia="宋体" w:hAnsi="宋体" w:cs="宋体" w:hint="eastAsia"/>
+              <w:rFonts w:hint="eastAsia" w:ascii="宋体" w:hAnsi="宋体" w:eastAsia="宋体" w:cs="宋体"/>
               <w:sz w:val="28"/>
               <w:szCs w:val="28"/>
             </w:rPr>
           </w:pPr>
           <w:r>
             <w:rPr>
-              <w:rFonts w:ascii="黑体" w:eastAsia="黑体" w:hAnsi="黑体" w:cs="黑体" w:hint="eastAsia"/>
+              <w:rFonts w:hint="eastAsia" w:ascii="黑体" w:hAnsi="黑体" w:eastAsia="黑体" w:cs="黑体"/>
               <w:sz w:val="44"/>
               <w:szCs w:val="44"/>
             </w:rPr>
@@ -132,7 +133,7 @@
           </w:r>
           <w:r>
             <w:rPr>
-              <w:rFonts w:ascii="黑体" w:eastAsia="黑体" w:hAnsi="黑体" w:cs="黑体" w:hint="eastAsia"/>
+              <w:rFonts w:hint="eastAsia" w:ascii="黑体" w:hAnsi="黑体" w:eastAsia="黑体" w:cs="黑体"/>
               <w:sz w:val="44"/>
               <w:szCs w:val="44"/>
             </w:rPr>
@@ -140,952 +141,1048 @@
           </w:r>
           <w:r>
             <w:rPr>
-              <w:rFonts w:ascii="黑体" w:eastAsia="黑体" w:hAnsi="黑体" w:cs="黑体" w:hint="eastAsia"/>
+              <w:rFonts w:hint="eastAsia" w:ascii="黑体" w:hAnsi="黑体" w:eastAsia="黑体" w:cs="黑体"/>
               <w:sz w:val="44"/>
               <w:szCs w:val="44"/>
             </w:rPr>
             <w:fldChar w:fldCharType="separate"/>
           </w:r>
-          <w:hyperlink w:anchor="_Toc21958" w:history="1">
-            <w:r>
-              <w:rPr>
-                <w:rFonts w:ascii="宋体" w:eastAsia="宋体" w:hAnsi="宋体" w:cs="宋体" w:hint="eastAsia"/>
-                <w:sz w:val="28"/>
-                <w:szCs w:val="28"/>
-              </w:rPr>
-              <w:t>[摘要]</w:t>
-            </w:r>
-            <w:r>
-              <w:rPr>
-                <w:rFonts w:ascii="宋体" w:eastAsia="宋体" w:hAnsi="宋体" w:cs="宋体" w:hint="eastAsia"/>
-                <w:sz w:val="28"/>
-                <w:szCs w:val="28"/>
-              </w:rPr>
-              <w:tab/>
-            </w:r>
-            <w:r>
-              <w:rPr>
-                <w:rFonts w:ascii="宋体" w:eastAsia="宋体" w:hAnsi="宋体" w:cs="宋体" w:hint="eastAsia"/>
-                <w:sz w:val="28"/>
-                <w:szCs w:val="28"/>
-              </w:rPr>
-              <w:fldChar w:fldCharType="begin"/>
-            </w:r>
-            <w:r>
-              <w:rPr>
-                <w:rFonts w:ascii="宋体" w:eastAsia="宋体" w:hAnsi="宋体" w:cs="宋体" w:hint="eastAsia"/>
-                <w:sz w:val="28"/>
-                <w:szCs w:val="28"/>
-              </w:rPr>
-              <w:instrText xml:space="preserve"> PAGEREF _Toc21958 \h </w:instrText>
-            </w:r>
-            <w:r>
-              <w:rPr>
-                <w:rFonts w:ascii="宋体" w:eastAsia="宋体" w:hAnsi="宋体" w:cs="宋体" w:hint="eastAsia"/>
-                <w:sz w:val="28"/>
-                <w:szCs w:val="28"/>
-              </w:rPr>
-            </w:r>
-            <w:r>
-              <w:rPr>
-                <w:rFonts w:ascii="宋体" w:eastAsia="宋体" w:hAnsi="宋体" w:cs="宋体" w:hint="eastAsia"/>
-                <w:sz w:val="28"/>
-                <w:szCs w:val="28"/>
-              </w:rPr>
-              <w:fldChar w:fldCharType="separate"/>
-            </w:r>
-            <w:r>
-              <w:rPr>
-                <w:rFonts w:ascii="宋体" w:eastAsia="宋体" w:hAnsi="宋体" w:cs="宋体" w:hint="eastAsia"/>
-                <w:sz w:val="28"/>
-                <w:szCs w:val="28"/>
-              </w:rPr>
-              <w:t>1</w:t>
-            </w:r>
-            <w:r>
-              <w:rPr>
-                <w:rFonts w:ascii="宋体" w:eastAsia="宋体" w:hAnsi="宋体" w:cs="宋体" w:hint="eastAsia"/>
-                <w:sz w:val="28"/>
-                <w:szCs w:val="28"/>
-              </w:rPr>
-              <w:fldChar w:fldCharType="end"/>
-            </w:r>
-          </w:hyperlink>
+          <w:r>
+            <w:fldChar w:fldCharType="begin"/>
+          </w:r>
+          <w:r>
+            <w:instrText xml:space="preserve"> HYPERLINK \l "_Toc21958" </w:instrText>
+          </w:r>
+          <w:r>
+            <w:fldChar w:fldCharType="separate"/>
+          </w:r>
+          <w:r>
+            <w:rPr>
+              <w:rFonts w:hint="eastAsia" w:ascii="宋体" w:hAnsi="宋体" w:eastAsia="宋体" w:cs="宋体"/>
+              <w:sz w:val="28"/>
+              <w:szCs w:val="28"/>
+            </w:rPr>
+            <w:t>[摘要]</w:t>
+          </w:r>
+          <w:r>
+            <w:rPr>
+              <w:rFonts w:hint="eastAsia" w:ascii="宋体" w:hAnsi="宋体" w:eastAsia="宋体" w:cs="宋体"/>
+              <w:sz w:val="28"/>
+              <w:szCs w:val="28"/>
+            </w:rPr>
+            <w:tab/>
+          </w:r>
+          <w:r>
+            <w:rPr>
+              <w:rFonts w:hint="eastAsia" w:ascii="宋体" w:hAnsi="宋体" w:eastAsia="宋体" w:cs="宋体"/>
+              <w:sz w:val="28"/>
+              <w:szCs w:val="28"/>
+            </w:rPr>
+            <w:fldChar w:fldCharType="begin"/>
+          </w:r>
+          <w:r>
+            <w:rPr>
+              <w:rFonts w:hint="eastAsia" w:ascii="宋体" w:hAnsi="宋体" w:eastAsia="宋体" w:cs="宋体"/>
+              <w:sz w:val="28"/>
+              <w:szCs w:val="28"/>
+            </w:rPr>
+            <w:instrText xml:space="preserve"> PAGEREF _Toc21958 \h </w:instrText>
+          </w:r>
+          <w:r>
+            <w:rPr>
+              <w:rFonts w:hint="eastAsia" w:ascii="宋体" w:hAnsi="宋体" w:eastAsia="宋体" w:cs="宋体"/>
+              <w:sz w:val="28"/>
+              <w:szCs w:val="28"/>
+            </w:rPr>
+            <w:fldChar w:fldCharType="separate"/>
+          </w:r>
+          <w:r>
+            <w:rPr>
+              <w:rFonts w:hint="eastAsia" w:ascii="宋体" w:hAnsi="宋体" w:eastAsia="宋体" w:cs="宋体"/>
+              <w:sz w:val="28"/>
+              <w:szCs w:val="28"/>
+            </w:rPr>
+            <w:t>1</w:t>
+          </w:r>
+          <w:r>
+            <w:rPr>
+              <w:rFonts w:hint="eastAsia" w:ascii="宋体" w:hAnsi="宋体" w:eastAsia="宋体" w:cs="宋体"/>
+              <w:sz w:val="28"/>
+              <w:szCs w:val="28"/>
+            </w:rPr>
+            <w:fldChar w:fldCharType="end"/>
+          </w:r>
+          <w:r>
+            <w:rPr>
+              <w:rFonts w:hint="eastAsia" w:ascii="宋体" w:hAnsi="宋体" w:eastAsia="宋体" w:cs="宋体"/>
+              <w:sz w:val="28"/>
+              <w:szCs w:val="28"/>
+            </w:rPr>
+            <w:fldChar w:fldCharType="end"/>
+          </w:r>
         </w:p>
         <w:p>
           <w:pPr>
-            <w:pStyle w:val="TOC1"/>
+            <w:pStyle w:val="3"/>
             <w:tabs>
               <w:tab w:val="right" w:leader="dot" w:pos="8306"/>
             </w:tabs>
             <w:spacing w:line="360" w:lineRule="auto"/>
             <w:rPr>
-              <w:rFonts w:ascii="宋体" w:eastAsia="宋体" w:hAnsi="宋体" w:cs="宋体" w:hint="eastAsia"/>
+              <w:rFonts w:hint="eastAsia" w:ascii="宋体" w:hAnsi="宋体" w:eastAsia="宋体" w:cs="宋体"/>
               <w:sz w:val="28"/>
               <w:szCs w:val="28"/>
             </w:rPr>
           </w:pPr>
-          <w:hyperlink w:anchor="_Toc2153" w:history="1">
-            <w:r>
-              <w:rPr>
-                <w:rFonts w:ascii="宋体" w:eastAsia="宋体" w:hAnsi="宋体" w:cs="宋体" w:hint="eastAsia"/>
-                <w:sz w:val="28"/>
-                <w:szCs w:val="28"/>
-              </w:rPr>
-              <w:t>1. 引言</w:t>
-            </w:r>
-            <w:r>
-              <w:rPr>
-                <w:rFonts w:ascii="宋体" w:eastAsia="宋体" w:hAnsi="宋体" w:cs="宋体" w:hint="eastAsia"/>
-                <w:sz w:val="28"/>
-                <w:szCs w:val="28"/>
-              </w:rPr>
-              <w:tab/>
-            </w:r>
-            <w:r>
-              <w:rPr>
-                <w:rFonts w:ascii="宋体" w:eastAsia="宋体" w:hAnsi="宋体" w:cs="宋体" w:hint="eastAsia"/>
-                <w:sz w:val="28"/>
-                <w:szCs w:val="28"/>
-              </w:rPr>
-              <w:fldChar w:fldCharType="begin"/>
-            </w:r>
-            <w:r>
-              <w:rPr>
-                <w:rFonts w:ascii="宋体" w:eastAsia="宋体" w:hAnsi="宋体" w:cs="宋体" w:hint="eastAsia"/>
-                <w:sz w:val="28"/>
-                <w:szCs w:val="28"/>
-              </w:rPr>
-              <w:instrText xml:space="preserve"> PAGEREF _Toc2153 \h </w:instrText>
-            </w:r>
-            <w:r>
-              <w:rPr>
-                <w:rFonts w:ascii="宋体" w:eastAsia="宋体" w:hAnsi="宋体" w:cs="宋体" w:hint="eastAsia"/>
-                <w:sz w:val="28"/>
-                <w:szCs w:val="28"/>
-              </w:rPr>
-            </w:r>
-            <w:r>
-              <w:rPr>
-                <w:rFonts w:ascii="宋体" w:eastAsia="宋体" w:hAnsi="宋体" w:cs="宋体" w:hint="eastAsia"/>
-                <w:sz w:val="28"/>
-                <w:szCs w:val="28"/>
-              </w:rPr>
-              <w:fldChar w:fldCharType="separate"/>
-            </w:r>
-            <w:r>
-              <w:rPr>
-                <w:rFonts w:ascii="宋体" w:eastAsia="宋体" w:hAnsi="宋体" w:cs="宋体" w:hint="eastAsia"/>
-                <w:sz w:val="28"/>
-                <w:szCs w:val="28"/>
-              </w:rPr>
-              <w:t>2</w:t>
-            </w:r>
-            <w:r>
-              <w:rPr>
-                <w:rFonts w:ascii="宋体" w:eastAsia="宋体" w:hAnsi="宋体" w:cs="宋体" w:hint="eastAsia"/>
-                <w:sz w:val="28"/>
-                <w:szCs w:val="28"/>
-              </w:rPr>
-              <w:fldChar w:fldCharType="end"/>
-            </w:r>
-          </w:hyperlink>
+          <w:r>
+            <w:fldChar w:fldCharType="begin"/>
+          </w:r>
+          <w:r>
+            <w:instrText xml:space="preserve"> HYPERLINK \l "_Toc2153" </w:instrText>
+          </w:r>
+          <w:r>
+            <w:fldChar w:fldCharType="separate"/>
+          </w:r>
+          <w:r>
+            <w:rPr>
+              <w:rFonts w:hint="eastAsia" w:ascii="宋体" w:hAnsi="宋体" w:eastAsia="宋体" w:cs="宋体"/>
+              <w:sz w:val="28"/>
+              <w:szCs w:val="28"/>
+            </w:rPr>
+            <w:t>1. 引言</w:t>
+          </w:r>
+          <w:r>
+            <w:rPr>
+              <w:rFonts w:hint="eastAsia" w:ascii="宋体" w:hAnsi="宋体" w:eastAsia="宋体" w:cs="宋体"/>
+              <w:sz w:val="28"/>
+              <w:szCs w:val="28"/>
+            </w:rPr>
+            <w:tab/>
+          </w:r>
+          <w:r>
+            <w:rPr>
+              <w:rFonts w:hint="eastAsia" w:ascii="宋体" w:hAnsi="宋体" w:eastAsia="宋体" w:cs="宋体"/>
+              <w:sz w:val="28"/>
+              <w:szCs w:val="28"/>
+            </w:rPr>
+            <w:fldChar w:fldCharType="begin"/>
+          </w:r>
+          <w:r>
+            <w:rPr>
+              <w:rFonts w:hint="eastAsia" w:ascii="宋体" w:hAnsi="宋体" w:eastAsia="宋体" w:cs="宋体"/>
+              <w:sz w:val="28"/>
+              <w:szCs w:val="28"/>
+            </w:rPr>
+            <w:instrText xml:space="preserve"> PAGEREF _Toc2153 \h </w:instrText>
+          </w:r>
+          <w:r>
+            <w:rPr>
+              <w:rFonts w:hint="eastAsia" w:ascii="宋体" w:hAnsi="宋体" w:eastAsia="宋体" w:cs="宋体"/>
+              <w:sz w:val="28"/>
+              <w:szCs w:val="28"/>
+            </w:rPr>
+            <w:fldChar w:fldCharType="separate"/>
+          </w:r>
+          <w:r>
+            <w:rPr>
+              <w:rFonts w:hint="eastAsia" w:ascii="宋体" w:hAnsi="宋体" w:eastAsia="宋体" w:cs="宋体"/>
+              <w:sz w:val="28"/>
+              <w:szCs w:val="28"/>
+            </w:rPr>
+            <w:t>2</w:t>
+          </w:r>
+          <w:r>
+            <w:rPr>
+              <w:rFonts w:hint="eastAsia" w:ascii="宋体" w:hAnsi="宋体" w:eastAsia="宋体" w:cs="宋体"/>
+              <w:sz w:val="28"/>
+              <w:szCs w:val="28"/>
+            </w:rPr>
+            <w:fldChar w:fldCharType="end"/>
+          </w:r>
+          <w:r>
+            <w:rPr>
+              <w:rFonts w:hint="eastAsia" w:ascii="宋体" w:hAnsi="宋体" w:eastAsia="宋体" w:cs="宋体"/>
+              <w:sz w:val="28"/>
+              <w:szCs w:val="28"/>
+            </w:rPr>
+            <w:fldChar w:fldCharType="end"/>
+          </w:r>
         </w:p>
         <w:p>
           <w:pPr>
-            <w:pStyle w:val="TOC1"/>
+            <w:pStyle w:val="3"/>
             <w:tabs>
               <w:tab w:val="right" w:leader="dot" w:pos="8306"/>
             </w:tabs>
             <w:spacing w:line="360" w:lineRule="auto"/>
             <w:rPr>
-              <w:rFonts w:ascii="宋体" w:eastAsia="宋体" w:hAnsi="宋体" w:cs="宋体" w:hint="eastAsia"/>
+              <w:rFonts w:hint="eastAsia" w:ascii="宋体" w:hAnsi="宋体" w:eastAsia="宋体" w:cs="宋体"/>
               <w:sz w:val="28"/>
               <w:szCs w:val="28"/>
             </w:rPr>
           </w:pPr>
-          <w:hyperlink w:anchor="_Toc31957" w:history="1">
-            <w:r>
-              <w:rPr>
-                <w:rFonts w:ascii="宋体" w:eastAsia="宋体" w:hAnsi="宋体" w:cs="宋体" w:hint="eastAsia"/>
-                <w:sz w:val="28"/>
-                <w:szCs w:val="28"/>
-              </w:rPr>
-              <w:t>2. 研究背景与理论基础</w:t>
-            </w:r>
-            <w:r>
-              <w:rPr>
-                <w:rFonts w:ascii="宋体" w:eastAsia="宋体" w:hAnsi="宋体" w:cs="宋体" w:hint="eastAsia"/>
-                <w:sz w:val="28"/>
-                <w:szCs w:val="28"/>
-              </w:rPr>
-              <w:tab/>
-            </w:r>
-            <w:r>
-              <w:rPr>
-                <w:rFonts w:ascii="宋体" w:eastAsia="宋体" w:hAnsi="宋体" w:cs="宋体" w:hint="eastAsia"/>
-                <w:sz w:val="28"/>
-                <w:szCs w:val="28"/>
-              </w:rPr>
-              <w:fldChar w:fldCharType="begin"/>
-            </w:r>
-            <w:r>
-              <w:rPr>
-                <w:rFonts w:ascii="宋体" w:eastAsia="宋体" w:hAnsi="宋体" w:cs="宋体" w:hint="eastAsia"/>
-                <w:sz w:val="28"/>
-                <w:szCs w:val="28"/>
-              </w:rPr>
-              <w:instrText xml:space="preserve"> PAGEREF _Toc31957 \h </w:instrText>
-            </w:r>
-            <w:r>
-              <w:rPr>
-                <w:rFonts w:ascii="宋体" w:eastAsia="宋体" w:hAnsi="宋体" w:cs="宋体" w:hint="eastAsia"/>
-                <w:sz w:val="28"/>
-                <w:szCs w:val="28"/>
-              </w:rPr>
-            </w:r>
-            <w:r>
-              <w:rPr>
-                <w:rFonts w:ascii="宋体" w:eastAsia="宋体" w:hAnsi="宋体" w:cs="宋体" w:hint="eastAsia"/>
-                <w:sz w:val="28"/>
-                <w:szCs w:val="28"/>
-              </w:rPr>
-              <w:fldChar w:fldCharType="separate"/>
-            </w:r>
-            <w:r>
-              <w:rPr>
-                <w:rFonts w:ascii="宋体" w:eastAsia="宋体" w:hAnsi="宋体" w:cs="宋体" w:hint="eastAsia"/>
-                <w:sz w:val="28"/>
-                <w:szCs w:val="28"/>
-              </w:rPr>
-              <w:t>3</w:t>
-            </w:r>
-            <w:r>
-              <w:rPr>
-                <w:rFonts w:ascii="宋体" w:eastAsia="宋体" w:hAnsi="宋体" w:cs="宋体" w:hint="eastAsia"/>
-                <w:sz w:val="28"/>
-                <w:szCs w:val="28"/>
-              </w:rPr>
-              <w:fldChar w:fldCharType="end"/>
-            </w:r>
-          </w:hyperlink>
+          <w:r>
+            <w:fldChar w:fldCharType="begin"/>
+          </w:r>
+          <w:r>
+            <w:instrText xml:space="preserve"> HYPERLINK \l "_Toc31957" </w:instrText>
+          </w:r>
+          <w:r>
+            <w:fldChar w:fldCharType="separate"/>
+          </w:r>
+          <w:r>
+            <w:rPr>
+              <w:rFonts w:hint="eastAsia" w:ascii="宋体" w:hAnsi="宋体" w:eastAsia="宋体" w:cs="宋体"/>
+              <w:sz w:val="28"/>
+              <w:szCs w:val="28"/>
+            </w:rPr>
+            <w:t>2. 研究背景与理论基础</w:t>
+          </w:r>
+          <w:r>
+            <w:rPr>
+              <w:rFonts w:hint="eastAsia" w:ascii="宋体" w:hAnsi="宋体" w:eastAsia="宋体" w:cs="宋体"/>
+              <w:sz w:val="28"/>
+              <w:szCs w:val="28"/>
+            </w:rPr>
+            <w:tab/>
+          </w:r>
+          <w:r>
+            <w:rPr>
+              <w:rFonts w:hint="eastAsia" w:ascii="宋体" w:hAnsi="宋体" w:eastAsia="宋体" w:cs="宋体"/>
+              <w:sz w:val="28"/>
+              <w:szCs w:val="28"/>
+            </w:rPr>
+            <w:fldChar w:fldCharType="begin"/>
+          </w:r>
+          <w:r>
+            <w:rPr>
+              <w:rFonts w:hint="eastAsia" w:ascii="宋体" w:hAnsi="宋体" w:eastAsia="宋体" w:cs="宋体"/>
+              <w:sz w:val="28"/>
+              <w:szCs w:val="28"/>
+            </w:rPr>
+            <w:instrText xml:space="preserve"> PAGEREF _Toc31957 \h </w:instrText>
+          </w:r>
+          <w:r>
+            <w:rPr>
+              <w:rFonts w:hint="eastAsia" w:ascii="宋体" w:hAnsi="宋体" w:eastAsia="宋体" w:cs="宋体"/>
+              <w:sz w:val="28"/>
+              <w:szCs w:val="28"/>
+            </w:rPr>
+            <w:fldChar w:fldCharType="separate"/>
+          </w:r>
+          <w:r>
+            <w:rPr>
+              <w:rFonts w:hint="eastAsia" w:ascii="宋体" w:hAnsi="宋体" w:eastAsia="宋体" w:cs="宋体"/>
+              <w:sz w:val="28"/>
+              <w:szCs w:val="28"/>
+            </w:rPr>
+            <w:t>3</w:t>
+          </w:r>
+          <w:r>
+            <w:rPr>
+              <w:rFonts w:hint="eastAsia" w:ascii="宋体" w:hAnsi="宋体" w:eastAsia="宋体" w:cs="宋体"/>
+              <w:sz w:val="28"/>
+              <w:szCs w:val="28"/>
+            </w:rPr>
+            <w:fldChar w:fldCharType="end"/>
+          </w:r>
+          <w:r>
+            <w:rPr>
+              <w:rFonts w:hint="eastAsia" w:ascii="宋体" w:hAnsi="宋体" w:eastAsia="宋体" w:cs="宋体"/>
+              <w:sz w:val="28"/>
+              <w:szCs w:val="28"/>
+            </w:rPr>
+            <w:fldChar w:fldCharType="end"/>
+          </w:r>
         </w:p>
         <w:p>
           <w:pPr>
-            <w:pStyle w:val="TOC1"/>
+            <w:pStyle w:val="3"/>
             <w:tabs>
               <w:tab w:val="right" w:leader="dot" w:pos="8306"/>
             </w:tabs>
             <w:spacing w:line="360" w:lineRule="auto"/>
             <w:rPr>
-              <w:rFonts w:ascii="宋体" w:eastAsia="宋体" w:hAnsi="宋体" w:cs="宋体" w:hint="eastAsia"/>
+              <w:rFonts w:hint="eastAsia" w:ascii="宋体" w:hAnsi="宋体" w:eastAsia="宋体" w:cs="宋体"/>
               <w:sz w:val="28"/>
               <w:szCs w:val="28"/>
             </w:rPr>
           </w:pPr>
-          <w:hyperlink w:anchor="_Toc5061" w:history="1">
-            <w:r>
-              <w:rPr>
-                <w:rFonts w:ascii="宋体" w:eastAsia="宋体" w:hAnsi="宋体" w:cs="宋体" w:hint="eastAsia"/>
-                <w:sz w:val="28"/>
-                <w:szCs w:val="28"/>
-              </w:rPr>
-              <w:t>3. 前期调研与用户需求定义</w:t>
-            </w:r>
-            <w:r>
-              <w:rPr>
-                <w:rFonts w:ascii="宋体" w:eastAsia="宋体" w:hAnsi="宋体" w:cs="宋体" w:hint="eastAsia"/>
-                <w:sz w:val="28"/>
-                <w:szCs w:val="28"/>
-              </w:rPr>
-              <w:tab/>
-            </w:r>
-            <w:r>
-              <w:rPr>
-                <w:rFonts w:ascii="宋体" w:eastAsia="宋体" w:hAnsi="宋体" w:cs="宋体" w:hint="eastAsia"/>
-                <w:sz w:val="28"/>
-                <w:szCs w:val="28"/>
-              </w:rPr>
-              <w:fldChar w:fldCharType="begin"/>
-            </w:r>
-            <w:r>
-              <w:rPr>
-                <w:rFonts w:ascii="宋体" w:eastAsia="宋体" w:hAnsi="宋体" w:cs="宋体" w:hint="eastAsia"/>
-                <w:sz w:val="28"/>
-                <w:szCs w:val="28"/>
-              </w:rPr>
-              <w:instrText xml:space="preserve"> PAGEREF _Toc5061 \h </w:instrText>
-            </w:r>
-            <w:r>
-              <w:rPr>
-                <w:rFonts w:ascii="宋体" w:eastAsia="宋体" w:hAnsi="宋体" w:cs="宋体" w:hint="eastAsia"/>
-                <w:sz w:val="28"/>
-                <w:szCs w:val="28"/>
-              </w:rPr>
-            </w:r>
-            <w:r>
-              <w:rPr>
-                <w:rFonts w:ascii="宋体" w:eastAsia="宋体" w:hAnsi="宋体" w:cs="宋体" w:hint="eastAsia"/>
-                <w:sz w:val="28"/>
-                <w:szCs w:val="28"/>
-              </w:rPr>
-              <w:fldChar w:fldCharType="separate"/>
-            </w:r>
-            <w:r>
-              <w:rPr>
-                <w:rFonts w:ascii="宋体" w:eastAsia="宋体" w:hAnsi="宋体" w:cs="宋体" w:hint="eastAsia"/>
-                <w:sz w:val="28"/>
-                <w:szCs w:val="28"/>
-              </w:rPr>
-              <w:t>5</w:t>
-            </w:r>
-            <w:r>
-              <w:rPr>
-                <w:rFonts w:ascii="宋体" w:eastAsia="宋体" w:hAnsi="宋体" w:cs="宋体" w:hint="eastAsia"/>
-                <w:sz w:val="28"/>
-                <w:szCs w:val="28"/>
-              </w:rPr>
-              <w:fldChar w:fldCharType="end"/>
-            </w:r>
-          </w:hyperlink>
+          <w:r>
+            <w:fldChar w:fldCharType="begin"/>
+          </w:r>
+          <w:r>
+            <w:instrText xml:space="preserve"> HYPERLINK \l "_Toc5061" </w:instrText>
+          </w:r>
+          <w:r>
+            <w:fldChar w:fldCharType="separate"/>
+          </w:r>
+          <w:r>
+            <w:rPr>
+              <w:rFonts w:hint="eastAsia" w:ascii="宋体" w:hAnsi="宋体" w:eastAsia="宋体" w:cs="宋体"/>
+              <w:sz w:val="28"/>
+              <w:szCs w:val="28"/>
+            </w:rPr>
+            <w:t>3. 前期调研与用户需求定义</w:t>
+          </w:r>
+          <w:r>
+            <w:rPr>
+              <w:rFonts w:hint="eastAsia" w:ascii="宋体" w:hAnsi="宋体" w:eastAsia="宋体" w:cs="宋体"/>
+              <w:sz w:val="28"/>
+              <w:szCs w:val="28"/>
+            </w:rPr>
+            <w:tab/>
+          </w:r>
+          <w:r>
+            <w:rPr>
+              <w:rFonts w:hint="eastAsia" w:ascii="宋体" w:hAnsi="宋体" w:eastAsia="宋体" w:cs="宋体"/>
+              <w:sz w:val="28"/>
+              <w:szCs w:val="28"/>
+            </w:rPr>
+            <w:fldChar w:fldCharType="begin"/>
+          </w:r>
+          <w:r>
+            <w:rPr>
+              <w:rFonts w:hint="eastAsia" w:ascii="宋体" w:hAnsi="宋体" w:eastAsia="宋体" w:cs="宋体"/>
+              <w:sz w:val="28"/>
+              <w:szCs w:val="28"/>
+            </w:rPr>
+            <w:instrText xml:space="preserve"> PAGEREF _Toc5061 \h </w:instrText>
+          </w:r>
+          <w:r>
+            <w:rPr>
+              <w:rFonts w:hint="eastAsia" w:ascii="宋体" w:hAnsi="宋体" w:eastAsia="宋体" w:cs="宋体"/>
+              <w:sz w:val="28"/>
+              <w:szCs w:val="28"/>
+            </w:rPr>
+            <w:fldChar w:fldCharType="separate"/>
+          </w:r>
+          <w:r>
+            <w:rPr>
+              <w:rFonts w:hint="eastAsia" w:ascii="宋体" w:hAnsi="宋体" w:eastAsia="宋体" w:cs="宋体"/>
+              <w:sz w:val="28"/>
+              <w:szCs w:val="28"/>
+            </w:rPr>
+            <w:t>5</w:t>
+          </w:r>
+          <w:r>
+            <w:rPr>
+              <w:rFonts w:hint="eastAsia" w:ascii="宋体" w:hAnsi="宋体" w:eastAsia="宋体" w:cs="宋体"/>
+              <w:sz w:val="28"/>
+              <w:szCs w:val="28"/>
+            </w:rPr>
+            <w:fldChar w:fldCharType="end"/>
+          </w:r>
+          <w:r>
+            <w:rPr>
+              <w:rFonts w:hint="eastAsia" w:ascii="宋体" w:hAnsi="宋体" w:eastAsia="宋体" w:cs="宋体"/>
+              <w:sz w:val="28"/>
+              <w:szCs w:val="28"/>
+            </w:rPr>
+            <w:fldChar w:fldCharType="end"/>
+          </w:r>
         </w:p>
         <w:p>
           <w:pPr>
-            <w:pStyle w:val="TOC1"/>
+            <w:pStyle w:val="3"/>
             <w:tabs>
               <w:tab w:val="right" w:leader="dot" w:pos="8306"/>
             </w:tabs>
             <w:spacing w:line="360" w:lineRule="auto"/>
             <w:rPr>
-              <w:rFonts w:ascii="宋体" w:eastAsia="宋体" w:hAnsi="宋体" w:cs="宋体" w:hint="eastAsia"/>
+              <w:rFonts w:hint="eastAsia" w:ascii="宋体" w:hAnsi="宋体" w:eastAsia="宋体" w:cs="宋体"/>
               <w:sz w:val="28"/>
               <w:szCs w:val="28"/>
             </w:rPr>
           </w:pPr>
-          <w:hyperlink w:anchor="_Toc26317" w:history="1">
-            <w:r>
-              <w:rPr>
-                <w:rFonts w:ascii="宋体" w:eastAsia="宋体" w:hAnsi="宋体" w:cs="宋体" w:hint="eastAsia"/>
-                <w:sz w:val="28"/>
-                <w:szCs w:val="28"/>
-              </w:rPr>
-              <w:t>4. FirstSpot 产品设计方案</w:t>
-            </w:r>
-            <w:r>
-              <w:rPr>
-                <w:rFonts w:ascii="宋体" w:eastAsia="宋体" w:hAnsi="宋体" w:cs="宋体" w:hint="eastAsia"/>
-                <w:sz w:val="28"/>
-                <w:szCs w:val="28"/>
-              </w:rPr>
-              <w:tab/>
-            </w:r>
-            <w:r>
-              <w:rPr>
-                <w:rFonts w:ascii="宋体" w:eastAsia="宋体" w:hAnsi="宋体" w:cs="宋体" w:hint="eastAsia"/>
-                <w:sz w:val="28"/>
-                <w:szCs w:val="28"/>
-              </w:rPr>
-              <w:fldChar w:fldCharType="begin"/>
-            </w:r>
-            <w:r>
-              <w:rPr>
-                <w:rFonts w:ascii="宋体" w:eastAsia="宋体" w:hAnsi="宋体" w:cs="宋体" w:hint="eastAsia"/>
-                <w:sz w:val="28"/>
-                <w:szCs w:val="28"/>
-              </w:rPr>
-              <w:instrText xml:space="preserve"> PAGEREF _Toc26317 \h </w:instrText>
-            </w:r>
-            <w:r>
-              <w:rPr>
-                <w:rFonts w:ascii="宋体" w:eastAsia="宋体" w:hAnsi="宋体" w:cs="宋体" w:hint="eastAsia"/>
-                <w:sz w:val="28"/>
-                <w:szCs w:val="28"/>
-              </w:rPr>
-            </w:r>
-            <w:r>
-              <w:rPr>
-                <w:rFonts w:ascii="宋体" w:eastAsia="宋体" w:hAnsi="宋体" w:cs="宋体" w:hint="eastAsia"/>
-                <w:sz w:val="28"/>
-                <w:szCs w:val="28"/>
-              </w:rPr>
-              <w:fldChar w:fldCharType="separate"/>
-            </w:r>
-            <w:r>
-              <w:rPr>
-                <w:rFonts w:ascii="宋体" w:eastAsia="宋体" w:hAnsi="宋体" w:cs="宋体" w:hint="eastAsia"/>
-                <w:sz w:val="28"/>
-                <w:szCs w:val="28"/>
-              </w:rPr>
-              <w:t>7</w:t>
-            </w:r>
-            <w:r>
-              <w:rPr>
-                <w:rFonts w:ascii="宋体" w:eastAsia="宋体" w:hAnsi="宋体" w:cs="宋体" w:hint="eastAsia"/>
-                <w:sz w:val="28"/>
-                <w:szCs w:val="28"/>
-              </w:rPr>
-              <w:fldChar w:fldCharType="end"/>
-            </w:r>
-          </w:hyperlink>
+          <w:r>
+            <w:fldChar w:fldCharType="begin"/>
+          </w:r>
+          <w:r>
+            <w:instrText xml:space="preserve"> HYPERLINK \l "_Toc26317" </w:instrText>
+          </w:r>
+          <w:r>
+            <w:fldChar w:fldCharType="separate"/>
+          </w:r>
+          <w:r>
+            <w:rPr>
+              <w:rFonts w:hint="eastAsia" w:ascii="宋体" w:hAnsi="宋体" w:eastAsia="宋体" w:cs="宋体"/>
+              <w:sz w:val="28"/>
+              <w:szCs w:val="28"/>
+            </w:rPr>
+            <w:t>4. FirstSpot 产品设计方案</w:t>
+          </w:r>
+          <w:r>
+            <w:rPr>
+              <w:rFonts w:hint="eastAsia" w:ascii="宋体" w:hAnsi="宋体" w:eastAsia="宋体" w:cs="宋体"/>
+              <w:sz w:val="28"/>
+              <w:szCs w:val="28"/>
+            </w:rPr>
+            <w:tab/>
+          </w:r>
+          <w:r>
+            <w:rPr>
+              <w:rFonts w:hint="eastAsia" w:ascii="宋体" w:hAnsi="宋体" w:eastAsia="宋体" w:cs="宋体"/>
+              <w:sz w:val="28"/>
+              <w:szCs w:val="28"/>
+            </w:rPr>
+            <w:fldChar w:fldCharType="begin"/>
+          </w:r>
+          <w:r>
+            <w:rPr>
+              <w:rFonts w:hint="eastAsia" w:ascii="宋体" w:hAnsi="宋体" w:eastAsia="宋体" w:cs="宋体"/>
+              <w:sz w:val="28"/>
+              <w:szCs w:val="28"/>
+            </w:rPr>
+            <w:instrText xml:space="preserve"> PAGEREF _Toc26317 \h </w:instrText>
+          </w:r>
+          <w:r>
+            <w:rPr>
+              <w:rFonts w:hint="eastAsia" w:ascii="宋体" w:hAnsi="宋体" w:eastAsia="宋体" w:cs="宋体"/>
+              <w:sz w:val="28"/>
+              <w:szCs w:val="28"/>
+            </w:rPr>
+            <w:fldChar w:fldCharType="separate"/>
+          </w:r>
+          <w:r>
+            <w:rPr>
+              <w:rFonts w:hint="eastAsia" w:ascii="宋体" w:hAnsi="宋体" w:eastAsia="宋体" w:cs="宋体"/>
+              <w:sz w:val="28"/>
+              <w:szCs w:val="28"/>
+            </w:rPr>
+            <w:t>7</w:t>
+          </w:r>
+          <w:r>
+            <w:rPr>
+              <w:rFonts w:hint="eastAsia" w:ascii="宋体" w:hAnsi="宋体" w:eastAsia="宋体" w:cs="宋体"/>
+              <w:sz w:val="28"/>
+              <w:szCs w:val="28"/>
+            </w:rPr>
+            <w:fldChar w:fldCharType="end"/>
+          </w:r>
+          <w:r>
+            <w:rPr>
+              <w:rFonts w:hint="eastAsia" w:ascii="宋体" w:hAnsi="宋体" w:eastAsia="宋体" w:cs="宋体"/>
+              <w:sz w:val="28"/>
+              <w:szCs w:val="28"/>
+            </w:rPr>
+            <w:fldChar w:fldCharType="end"/>
+          </w:r>
         </w:p>
         <w:p>
           <w:pPr>
-            <w:pStyle w:val="TOC1"/>
+            <w:pStyle w:val="3"/>
             <w:tabs>
               <w:tab w:val="right" w:leader="dot" w:pos="8306"/>
             </w:tabs>
             <w:spacing w:line="360" w:lineRule="auto"/>
             <w:rPr>
-              <w:rFonts w:ascii="宋体" w:eastAsia="宋体" w:hAnsi="宋体" w:cs="宋体" w:hint="eastAsia"/>
+              <w:rFonts w:hint="eastAsia" w:ascii="宋体" w:hAnsi="宋体" w:eastAsia="宋体" w:cs="宋体"/>
               <w:sz w:val="28"/>
               <w:szCs w:val="28"/>
             </w:rPr>
           </w:pPr>
-          <w:hyperlink w:anchor="_Toc2267" w:history="1">
-            <w:r>
-              <w:rPr>
-                <w:rFonts w:ascii="宋体" w:eastAsia="宋体" w:hAnsi="宋体" w:cs="宋体" w:hint="eastAsia"/>
-                <w:sz w:val="28"/>
-                <w:szCs w:val="28"/>
-              </w:rPr>
-              <w:t>5. 系统实现与界面设计</w:t>
-            </w:r>
-            <w:r>
-              <w:rPr>
-                <w:rFonts w:ascii="宋体" w:eastAsia="宋体" w:hAnsi="宋体" w:cs="宋体" w:hint="eastAsia"/>
-                <w:sz w:val="28"/>
-                <w:szCs w:val="28"/>
-              </w:rPr>
-              <w:tab/>
-            </w:r>
-            <w:r>
-              <w:rPr>
-                <w:rFonts w:ascii="宋体" w:eastAsia="宋体" w:hAnsi="宋体" w:cs="宋体" w:hint="eastAsia"/>
-                <w:sz w:val="28"/>
-                <w:szCs w:val="28"/>
-              </w:rPr>
-              <w:fldChar w:fldCharType="begin"/>
-            </w:r>
-            <w:r>
-              <w:rPr>
-                <w:rFonts w:ascii="宋体" w:eastAsia="宋体" w:hAnsi="宋体" w:cs="宋体" w:hint="eastAsia"/>
-                <w:sz w:val="28"/>
-                <w:szCs w:val="28"/>
-              </w:rPr>
-              <w:instrText xml:space="preserve"> PAGEREF _Toc2267 \h </w:instrText>
-            </w:r>
-            <w:r>
-              <w:rPr>
-                <w:rFonts w:ascii="宋体" w:eastAsia="宋体" w:hAnsi="宋体" w:cs="宋体" w:hint="eastAsia"/>
-                <w:sz w:val="28"/>
-                <w:szCs w:val="28"/>
-              </w:rPr>
-            </w:r>
-            <w:r>
-              <w:rPr>
-                <w:rFonts w:ascii="宋体" w:eastAsia="宋体" w:hAnsi="宋体" w:cs="宋体" w:hint="eastAsia"/>
-                <w:sz w:val="28"/>
-                <w:szCs w:val="28"/>
-              </w:rPr>
-              <w:fldChar w:fldCharType="separate"/>
-            </w:r>
-            <w:r>
-              <w:rPr>
-                <w:rFonts w:ascii="宋体" w:eastAsia="宋体" w:hAnsi="宋体" w:cs="宋体" w:hint="eastAsia"/>
-                <w:sz w:val="28"/>
-                <w:szCs w:val="28"/>
-              </w:rPr>
-              <w:t>9</w:t>
-            </w:r>
-            <w:r>
-              <w:rPr>
-                <w:rFonts w:ascii="宋体" w:eastAsia="宋体" w:hAnsi="宋体" w:cs="宋体" w:hint="eastAsia"/>
-                <w:sz w:val="28"/>
-                <w:szCs w:val="28"/>
-              </w:rPr>
-              <w:fldChar w:fldCharType="end"/>
-            </w:r>
-          </w:hyperlink>
+          <w:r>
+            <w:fldChar w:fldCharType="begin"/>
+          </w:r>
+          <w:r>
+            <w:instrText xml:space="preserve"> HYPERLINK \l "_Toc2267" </w:instrText>
+          </w:r>
+          <w:r>
+            <w:fldChar w:fldCharType="separate"/>
+          </w:r>
+          <w:r>
+            <w:rPr>
+              <w:rFonts w:hint="eastAsia" w:ascii="宋体" w:hAnsi="宋体" w:eastAsia="宋体" w:cs="宋体"/>
+              <w:sz w:val="28"/>
+              <w:szCs w:val="28"/>
+            </w:rPr>
+            <w:t>5. 系统实现与界面设计</w:t>
+          </w:r>
+          <w:r>
+            <w:rPr>
+              <w:rFonts w:hint="eastAsia" w:ascii="宋体" w:hAnsi="宋体" w:eastAsia="宋体" w:cs="宋体"/>
+              <w:sz w:val="28"/>
+              <w:szCs w:val="28"/>
+            </w:rPr>
+            <w:tab/>
+          </w:r>
+          <w:r>
+            <w:rPr>
+              <w:rFonts w:hint="eastAsia" w:ascii="宋体" w:hAnsi="宋体" w:eastAsia="宋体" w:cs="宋体"/>
+              <w:sz w:val="28"/>
+              <w:szCs w:val="28"/>
+            </w:rPr>
+            <w:fldChar w:fldCharType="begin"/>
+          </w:r>
+          <w:r>
+            <w:rPr>
+              <w:rFonts w:hint="eastAsia" w:ascii="宋体" w:hAnsi="宋体" w:eastAsia="宋体" w:cs="宋体"/>
+              <w:sz w:val="28"/>
+              <w:szCs w:val="28"/>
+            </w:rPr>
+            <w:instrText xml:space="preserve"> PAGEREF _Toc2267 \h </w:instrText>
+          </w:r>
+          <w:r>
+            <w:rPr>
+              <w:rFonts w:hint="eastAsia" w:ascii="宋体" w:hAnsi="宋体" w:eastAsia="宋体" w:cs="宋体"/>
+              <w:sz w:val="28"/>
+              <w:szCs w:val="28"/>
+            </w:rPr>
+            <w:fldChar w:fldCharType="separate"/>
+          </w:r>
+          <w:r>
+            <w:rPr>
+              <w:rFonts w:hint="eastAsia" w:ascii="宋体" w:hAnsi="宋体" w:eastAsia="宋体" w:cs="宋体"/>
+              <w:sz w:val="28"/>
+              <w:szCs w:val="28"/>
+            </w:rPr>
+            <w:t>9</w:t>
+          </w:r>
+          <w:r>
+            <w:rPr>
+              <w:rFonts w:hint="eastAsia" w:ascii="宋体" w:hAnsi="宋体" w:eastAsia="宋体" w:cs="宋体"/>
+              <w:sz w:val="28"/>
+              <w:szCs w:val="28"/>
+            </w:rPr>
+            <w:fldChar w:fldCharType="end"/>
+          </w:r>
+          <w:r>
+            <w:rPr>
+              <w:rFonts w:hint="eastAsia" w:ascii="宋体" w:hAnsi="宋体" w:eastAsia="宋体" w:cs="宋体"/>
+              <w:sz w:val="28"/>
+              <w:szCs w:val="28"/>
+            </w:rPr>
+            <w:fldChar w:fldCharType="end"/>
+          </w:r>
         </w:p>
         <w:p>
           <w:pPr>
-            <w:pStyle w:val="TOC1"/>
+            <w:pStyle w:val="3"/>
             <w:tabs>
               <w:tab w:val="right" w:leader="dot" w:pos="8306"/>
             </w:tabs>
             <w:spacing w:line="360" w:lineRule="auto"/>
             <w:rPr>
-              <w:rFonts w:ascii="宋体" w:eastAsia="宋体" w:hAnsi="宋体" w:cs="宋体" w:hint="eastAsia"/>
+              <w:rFonts w:hint="eastAsia" w:ascii="宋体" w:hAnsi="宋体" w:eastAsia="宋体" w:cs="宋体"/>
               <w:sz w:val="28"/>
               <w:szCs w:val="28"/>
             </w:rPr>
           </w:pPr>
-          <w:hyperlink w:anchor="_Toc26929" w:history="1">
-            <w:r>
-              <w:rPr>
-                <w:rFonts w:ascii="宋体" w:eastAsia="宋体" w:hAnsi="宋体" w:cs="宋体" w:hint="eastAsia"/>
-                <w:sz w:val="28"/>
-                <w:szCs w:val="28"/>
-              </w:rPr>
-              <w:t>6. 设计评价与体验后访谈补充</w:t>
-            </w:r>
-            <w:r>
-              <w:rPr>
-                <w:rFonts w:ascii="宋体" w:eastAsia="宋体" w:hAnsi="宋体" w:cs="宋体" w:hint="eastAsia"/>
-                <w:sz w:val="28"/>
-                <w:szCs w:val="28"/>
-              </w:rPr>
-              <w:tab/>
-            </w:r>
-            <w:r>
-              <w:rPr>
-                <w:rFonts w:ascii="宋体" w:eastAsia="宋体" w:hAnsi="宋体" w:cs="宋体" w:hint="eastAsia"/>
-                <w:sz w:val="28"/>
-                <w:szCs w:val="28"/>
-              </w:rPr>
-              <w:fldChar w:fldCharType="begin"/>
-            </w:r>
-            <w:r>
-              <w:rPr>
-                <w:rFonts w:ascii="宋体" w:eastAsia="宋体" w:hAnsi="宋体" w:cs="宋体" w:hint="eastAsia"/>
-                <w:sz w:val="28"/>
-                <w:szCs w:val="28"/>
-              </w:rPr>
-              <w:instrText xml:space="preserve"> PAGEREF _Toc26929 \h </w:instrText>
-            </w:r>
-            <w:r>
-              <w:rPr>
-                <w:rFonts w:ascii="宋体" w:eastAsia="宋体" w:hAnsi="宋体" w:cs="宋体" w:hint="eastAsia"/>
-                <w:sz w:val="28"/>
-                <w:szCs w:val="28"/>
-              </w:rPr>
-            </w:r>
-            <w:r>
-              <w:rPr>
-                <w:rFonts w:ascii="宋体" w:eastAsia="宋体" w:hAnsi="宋体" w:cs="宋体" w:hint="eastAsia"/>
-                <w:sz w:val="28"/>
-                <w:szCs w:val="28"/>
-              </w:rPr>
-              <w:fldChar w:fldCharType="separate"/>
-            </w:r>
-            <w:r>
-              <w:rPr>
-                <w:rFonts w:ascii="宋体" w:eastAsia="宋体" w:hAnsi="宋体" w:cs="宋体" w:hint="eastAsia"/>
-                <w:sz w:val="28"/>
-                <w:szCs w:val="28"/>
-              </w:rPr>
-              <w:t>10</w:t>
-            </w:r>
-            <w:r>
-              <w:rPr>
-                <w:rFonts w:ascii="宋体" w:eastAsia="宋体" w:hAnsi="宋体" w:cs="宋体" w:hint="eastAsia"/>
-                <w:sz w:val="28"/>
-                <w:szCs w:val="28"/>
-              </w:rPr>
-              <w:fldChar w:fldCharType="end"/>
-            </w:r>
-          </w:hyperlink>
+          <w:r>
+            <w:fldChar w:fldCharType="begin"/>
+          </w:r>
+          <w:r>
+            <w:instrText xml:space="preserve"> HYPERLINK \l "_Toc26929" </w:instrText>
+          </w:r>
+          <w:r>
+            <w:fldChar w:fldCharType="separate"/>
+          </w:r>
+          <w:r>
+            <w:rPr>
+              <w:rFonts w:hint="eastAsia" w:ascii="宋体" w:hAnsi="宋体" w:eastAsia="宋体" w:cs="宋体"/>
+              <w:sz w:val="28"/>
+              <w:szCs w:val="28"/>
+            </w:rPr>
+            <w:t>6. 设计评价与体验后访谈补充</w:t>
+          </w:r>
+          <w:r>
+            <w:rPr>
+              <w:rFonts w:hint="eastAsia" w:ascii="宋体" w:hAnsi="宋体" w:eastAsia="宋体" w:cs="宋体"/>
+              <w:sz w:val="28"/>
+              <w:szCs w:val="28"/>
+            </w:rPr>
+            <w:tab/>
+          </w:r>
+          <w:r>
+            <w:rPr>
+              <w:rFonts w:hint="eastAsia" w:ascii="宋体" w:hAnsi="宋体" w:eastAsia="宋体" w:cs="宋体"/>
+              <w:sz w:val="28"/>
+              <w:szCs w:val="28"/>
+            </w:rPr>
+            <w:fldChar w:fldCharType="begin"/>
+          </w:r>
+          <w:r>
+            <w:rPr>
+              <w:rFonts w:hint="eastAsia" w:ascii="宋体" w:hAnsi="宋体" w:eastAsia="宋体" w:cs="宋体"/>
+              <w:sz w:val="28"/>
+              <w:szCs w:val="28"/>
+            </w:rPr>
+            <w:instrText xml:space="preserve"> PAGEREF _Toc26929 \h </w:instrText>
+          </w:r>
+          <w:r>
+            <w:rPr>
+              <w:rFonts w:hint="eastAsia" w:ascii="宋体" w:hAnsi="宋体" w:eastAsia="宋体" w:cs="宋体"/>
+              <w:sz w:val="28"/>
+              <w:szCs w:val="28"/>
+            </w:rPr>
+            <w:fldChar w:fldCharType="separate"/>
+          </w:r>
+          <w:r>
+            <w:rPr>
+              <w:rFonts w:hint="eastAsia" w:ascii="宋体" w:hAnsi="宋体" w:eastAsia="宋体" w:cs="宋体"/>
+              <w:sz w:val="28"/>
+              <w:szCs w:val="28"/>
+            </w:rPr>
+            <w:t>10</w:t>
+          </w:r>
+          <w:r>
+            <w:rPr>
+              <w:rFonts w:hint="eastAsia" w:ascii="宋体" w:hAnsi="宋体" w:eastAsia="宋体" w:cs="宋体"/>
+              <w:sz w:val="28"/>
+              <w:szCs w:val="28"/>
+            </w:rPr>
+            <w:fldChar w:fldCharType="end"/>
+          </w:r>
+          <w:r>
+            <w:rPr>
+              <w:rFonts w:hint="eastAsia" w:ascii="宋体" w:hAnsi="宋体" w:eastAsia="宋体" w:cs="宋体"/>
+              <w:sz w:val="28"/>
+              <w:szCs w:val="28"/>
+            </w:rPr>
+            <w:fldChar w:fldCharType="end"/>
+          </w:r>
         </w:p>
         <w:p>
           <w:pPr>
-            <w:pStyle w:val="TOC1"/>
+            <w:pStyle w:val="3"/>
             <w:tabs>
               <w:tab w:val="right" w:leader="dot" w:pos="8306"/>
             </w:tabs>
             <w:spacing w:line="360" w:lineRule="auto"/>
             <w:rPr>
-              <w:rFonts w:ascii="宋体" w:eastAsia="宋体" w:hAnsi="宋体" w:cs="宋体" w:hint="eastAsia"/>
+              <w:rFonts w:hint="eastAsia" w:ascii="宋体" w:hAnsi="宋体" w:eastAsia="宋体" w:cs="宋体"/>
               <w:sz w:val="28"/>
               <w:szCs w:val="28"/>
             </w:rPr>
           </w:pPr>
-          <w:hyperlink w:anchor="_Toc27871" w:history="1">
-            <w:r>
-              <w:rPr>
-                <w:rFonts w:ascii="宋体" w:eastAsia="宋体" w:hAnsi="宋体" w:cs="宋体" w:hint="eastAsia"/>
-                <w:sz w:val="28"/>
-                <w:szCs w:val="28"/>
-              </w:rPr>
-              <w:t>7. 结论</w:t>
-            </w:r>
-            <w:r>
-              <w:rPr>
-                <w:rFonts w:ascii="宋体" w:eastAsia="宋体" w:hAnsi="宋体" w:cs="宋体" w:hint="eastAsia"/>
-                <w:sz w:val="28"/>
-                <w:szCs w:val="28"/>
-              </w:rPr>
-              <w:tab/>
-            </w:r>
-            <w:r>
-              <w:rPr>
-                <w:rFonts w:ascii="宋体" w:eastAsia="宋体" w:hAnsi="宋体" w:cs="宋体" w:hint="eastAsia"/>
-                <w:sz w:val="28"/>
-                <w:szCs w:val="28"/>
-              </w:rPr>
-              <w:fldChar w:fldCharType="begin"/>
-            </w:r>
-            <w:r>
-              <w:rPr>
-                <w:rFonts w:ascii="宋体" w:eastAsia="宋体" w:hAnsi="宋体" w:cs="宋体" w:hint="eastAsia"/>
-                <w:sz w:val="28"/>
-                <w:szCs w:val="28"/>
-              </w:rPr>
-              <w:instrText xml:space="preserve"> PAGEREF _Toc27871 \h </w:instrText>
-            </w:r>
-            <w:r>
-              <w:rPr>
-                <w:rFonts w:ascii="宋体" w:eastAsia="宋体" w:hAnsi="宋体" w:cs="宋体" w:hint="eastAsia"/>
-                <w:sz w:val="28"/>
-                <w:szCs w:val="28"/>
-              </w:rPr>
-            </w:r>
-            <w:r>
-              <w:rPr>
-                <w:rFonts w:ascii="宋体" w:eastAsia="宋体" w:hAnsi="宋体" w:cs="宋体" w:hint="eastAsia"/>
-                <w:sz w:val="28"/>
-                <w:szCs w:val="28"/>
-              </w:rPr>
-              <w:fldChar w:fldCharType="separate"/>
-            </w:r>
-            <w:r>
-              <w:rPr>
-                <w:rFonts w:ascii="宋体" w:eastAsia="宋体" w:hAnsi="宋体" w:cs="宋体" w:hint="eastAsia"/>
-                <w:sz w:val="28"/>
-                <w:szCs w:val="28"/>
-              </w:rPr>
-              <w:t>11</w:t>
-            </w:r>
-            <w:r>
-              <w:rPr>
-                <w:rFonts w:ascii="宋体" w:eastAsia="宋体" w:hAnsi="宋体" w:cs="宋体" w:hint="eastAsia"/>
-                <w:sz w:val="28"/>
-                <w:szCs w:val="28"/>
-              </w:rPr>
-              <w:fldChar w:fldCharType="end"/>
-            </w:r>
-          </w:hyperlink>
+          <w:r>
+            <w:fldChar w:fldCharType="begin"/>
+          </w:r>
+          <w:r>
+            <w:instrText xml:space="preserve"> HYPERLINK \l "_Toc27871" </w:instrText>
+          </w:r>
+          <w:r>
+            <w:fldChar w:fldCharType="separate"/>
+          </w:r>
+          <w:r>
+            <w:rPr>
+              <w:rFonts w:hint="eastAsia" w:ascii="宋体" w:hAnsi="宋体" w:eastAsia="宋体" w:cs="宋体"/>
+              <w:sz w:val="28"/>
+              <w:szCs w:val="28"/>
+            </w:rPr>
+            <w:t>7. 结论</w:t>
+          </w:r>
+          <w:r>
+            <w:rPr>
+              <w:rFonts w:hint="eastAsia" w:ascii="宋体" w:hAnsi="宋体" w:eastAsia="宋体" w:cs="宋体"/>
+              <w:sz w:val="28"/>
+              <w:szCs w:val="28"/>
+            </w:rPr>
+            <w:tab/>
+          </w:r>
+          <w:r>
+            <w:rPr>
+              <w:rFonts w:hint="eastAsia" w:ascii="宋体" w:hAnsi="宋体" w:eastAsia="宋体" w:cs="宋体"/>
+              <w:sz w:val="28"/>
+              <w:szCs w:val="28"/>
+            </w:rPr>
+            <w:fldChar w:fldCharType="begin"/>
+          </w:r>
+          <w:r>
+            <w:rPr>
+              <w:rFonts w:hint="eastAsia" w:ascii="宋体" w:hAnsi="宋体" w:eastAsia="宋体" w:cs="宋体"/>
+              <w:sz w:val="28"/>
+              <w:szCs w:val="28"/>
+            </w:rPr>
+            <w:instrText xml:space="preserve"> PAGEREF _Toc27871 \h </w:instrText>
+          </w:r>
+          <w:r>
+            <w:rPr>
+              <w:rFonts w:hint="eastAsia" w:ascii="宋体" w:hAnsi="宋体" w:eastAsia="宋体" w:cs="宋体"/>
+              <w:sz w:val="28"/>
+              <w:szCs w:val="28"/>
+            </w:rPr>
+            <w:fldChar w:fldCharType="separate"/>
+          </w:r>
+          <w:r>
+            <w:rPr>
+              <w:rFonts w:hint="eastAsia" w:ascii="宋体" w:hAnsi="宋体" w:eastAsia="宋体" w:cs="宋体"/>
+              <w:sz w:val="28"/>
+              <w:szCs w:val="28"/>
+            </w:rPr>
+            <w:t>11</w:t>
+          </w:r>
+          <w:r>
+            <w:rPr>
+              <w:rFonts w:hint="eastAsia" w:ascii="宋体" w:hAnsi="宋体" w:eastAsia="宋体" w:cs="宋体"/>
+              <w:sz w:val="28"/>
+              <w:szCs w:val="28"/>
+            </w:rPr>
+            <w:fldChar w:fldCharType="end"/>
+          </w:r>
+          <w:r>
+            <w:rPr>
+              <w:rFonts w:hint="eastAsia" w:ascii="宋体" w:hAnsi="宋体" w:eastAsia="宋体" w:cs="宋体"/>
+              <w:sz w:val="28"/>
+              <w:szCs w:val="28"/>
+            </w:rPr>
+            <w:fldChar w:fldCharType="end"/>
+          </w:r>
         </w:p>
         <w:p>
           <w:pPr>
-            <w:pStyle w:val="TOC1"/>
+            <w:pStyle w:val="3"/>
             <w:tabs>
               <w:tab w:val="right" w:leader="dot" w:pos="8306"/>
             </w:tabs>
             <w:spacing w:line="360" w:lineRule="auto"/>
             <w:rPr>
-              <w:rFonts w:ascii="宋体" w:eastAsia="宋体" w:hAnsi="宋体" w:cs="宋体" w:hint="eastAsia"/>
+              <w:rFonts w:hint="eastAsia" w:ascii="宋体" w:hAnsi="宋体" w:eastAsia="宋体" w:cs="宋体"/>
               <w:sz w:val="28"/>
               <w:szCs w:val="28"/>
             </w:rPr>
           </w:pPr>
-          <w:hyperlink w:anchor="_Toc19256" w:history="1">
-            <w:r>
-              <w:rPr>
-                <w:rFonts w:ascii="宋体" w:eastAsia="宋体" w:hAnsi="宋体" w:cs="宋体" w:hint="eastAsia"/>
-                <w:sz w:val="28"/>
-                <w:szCs w:val="28"/>
-              </w:rPr>
-              <w:t>附录 A：体验后访谈问题设计</w:t>
-            </w:r>
-            <w:r>
-              <w:rPr>
-                <w:rFonts w:ascii="宋体" w:eastAsia="宋体" w:hAnsi="宋体" w:cs="宋体" w:hint="eastAsia"/>
-                <w:sz w:val="28"/>
-                <w:szCs w:val="28"/>
-              </w:rPr>
-              <w:tab/>
-            </w:r>
-            <w:r>
-              <w:rPr>
-                <w:rFonts w:ascii="宋体" w:eastAsia="宋体" w:hAnsi="宋体" w:cs="宋体" w:hint="eastAsia"/>
-                <w:sz w:val="28"/>
-                <w:szCs w:val="28"/>
-              </w:rPr>
-              <w:fldChar w:fldCharType="begin"/>
-            </w:r>
-            <w:r>
-              <w:rPr>
-                <w:rFonts w:ascii="宋体" w:eastAsia="宋体" w:hAnsi="宋体" w:cs="宋体" w:hint="eastAsia"/>
-                <w:sz w:val="28"/>
-                <w:szCs w:val="28"/>
-              </w:rPr>
-              <w:instrText xml:space="preserve"> PAGEREF _Toc19256 \h </w:instrText>
-            </w:r>
-            <w:r>
-              <w:rPr>
-                <w:rFonts w:ascii="宋体" w:eastAsia="宋体" w:hAnsi="宋体" w:cs="宋体" w:hint="eastAsia"/>
-                <w:sz w:val="28"/>
-                <w:szCs w:val="28"/>
-              </w:rPr>
-            </w:r>
-            <w:r>
-              <w:rPr>
-                <w:rFonts w:ascii="宋体" w:eastAsia="宋体" w:hAnsi="宋体" w:cs="宋体" w:hint="eastAsia"/>
-                <w:sz w:val="28"/>
-                <w:szCs w:val="28"/>
-              </w:rPr>
-              <w:fldChar w:fldCharType="separate"/>
-            </w:r>
-            <w:r>
-              <w:rPr>
-                <w:rFonts w:ascii="宋体" w:eastAsia="宋体" w:hAnsi="宋体" w:cs="宋体" w:hint="eastAsia"/>
-                <w:sz w:val="28"/>
-                <w:szCs w:val="28"/>
-              </w:rPr>
-              <w:t>12</w:t>
-            </w:r>
-            <w:r>
-              <w:rPr>
-                <w:rFonts w:ascii="宋体" w:eastAsia="宋体" w:hAnsi="宋体" w:cs="宋体" w:hint="eastAsia"/>
-                <w:sz w:val="28"/>
-                <w:szCs w:val="28"/>
-              </w:rPr>
-              <w:fldChar w:fldCharType="end"/>
-            </w:r>
-          </w:hyperlink>
+          <w:r>
+            <w:fldChar w:fldCharType="begin"/>
+          </w:r>
+          <w:r>
+            <w:instrText xml:space="preserve"> HYPERLINK \l "_Toc19256" </w:instrText>
+          </w:r>
+          <w:r>
+            <w:fldChar w:fldCharType="separate"/>
+          </w:r>
+          <w:r>
+            <w:rPr>
+              <w:rFonts w:hint="eastAsia" w:ascii="宋体" w:hAnsi="宋体" w:eastAsia="宋体" w:cs="宋体"/>
+              <w:sz w:val="28"/>
+              <w:szCs w:val="28"/>
+            </w:rPr>
+            <w:t>附录 A：体验后访谈问题设计</w:t>
+          </w:r>
+          <w:r>
+            <w:rPr>
+              <w:rFonts w:hint="eastAsia" w:ascii="宋体" w:hAnsi="宋体" w:eastAsia="宋体" w:cs="宋体"/>
+              <w:sz w:val="28"/>
+              <w:szCs w:val="28"/>
+            </w:rPr>
+            <w:tab/>
+          </w:r>
+          <w:r>
+            <w:rPr>
+              <w:rFonts w:hint="eastAsia" w:ascii="宋体" w:hAnsi="宋体" w:eastAsia="宋体" w:cs="宋体"/>
+              <w:sz w:val="28"/>
+              <w:szCs w:val="28"/>
+            </w:rPr>
+            <w:fldChar w:fldCharType="begin"/>
+          </w:r>
+          <w:r>
+            <w:rPr>
+              <w:rFonts w:hint="eastAsia" w:ascii="宋体" w:hAnsi="宋体" w:eastAsia="宋体" w:cs="宋体"/>
+              <w:sz w:val="28"/>
+              <w:szCs w:val="28"/>
+            </w:rPr>
+            <w:instrText xml:space="preserve"> PAGEREF _Toc19256 \h </w:instrText>
+          </w:r>
+          <w:r>
+            <w:rPr>
+              <w:rFonts w:hint="eastAsia" w:ascii="宋体" w:hAnsi="宋体" w:eastAsia="宋体" w:cs="宋体"/>
+              <w:sz w:val="28"/>
+              <w:szCs w:val="28"/>
+            </w:rPr>
+            <w:fldChar w:fldCharType="separate"/>
+          </w:r>
+          <w:r>
+            <w:rPr>
+              <w:rFonts w:hint="eastAsia" w:ascii="宋体" w:hAnsi="宋体" w:eastAsia="宋体" w:cs="宋体"/>
+              <w:sz w:val="28"/>
+              <w:szCs w:val="28"/>
+            </w:rPr>
+            <w:t>12</w:t>
+          </w:r>
+          <w:r>
+            <w:rPr>
+              <w:rFonts w:hint="eastAsia" w:ascii="宋体" w:hAnsi="宋体" w:eastAsia="宋体" w:cs="宋体"/>
+              <w:sz w:val="28"/>
+              <w:szCs w:val="28"/>
+            </w:rPr>
+            <w:fldChar w:fldCharType="end"/>
+          </w:r>
+          <w:r>
+            <w:rPr>
+              <w:rFonts w:hint="eastAsia" w:ascii="宋体" w:hAnsi="宋体" w:eastAsia="宋体" w:cs="宋体"/>
+              <w:sz w:val="28"/>
+              <w:szCs w:val="28"/>
+            </w:rPr>
+            <w:fldChar w:fldCharType="end"/>
+          </w:r>
         </w:p>
         <w:p>
           <w:pPr>
-            <w:pStyle w:val="TOC1"/>
+            <w:pStyle w:val="3"/>
             <w:tabs>
               <w:tab w:val="right" w:leader="dot" w:pos="8306"/>
             </w:tabs>
             <w:spacing w:line="360" w:lineRule="auto"/>
             <w:rPr>
-              <w:rFonts w:ascii="宋体" w:eastAsia="宋体" w:hAnsi="宋体" w:cs="宋体" w:hint="eastAsia"/>
+              <w:rFonts w:hint="eastAsia" w:ascii="宋体" w:hAnsi="宋体" w:eastAsia="宋体" w:cs="宋体"/>
               <w:sz w:val="28"/>
               <w:szCs w:val="28"/>
             </w:rPr>
           </w:pPr>
-          <w:hyperlink w:anchor="_Toc11700" w:history="1">
-            <w:r>
-              <w:rPr>
-                <w:rFonts w:ascii="宋体" w:eastAsia="宋体" w:hAnsi="宋体" w:cs="宋体" w:hint="eastAsia"/>
-                <w:sz w:val="28"/>
-                <w:szCs w:val="28"/>
-              </w:rPr>
-              <w:t>附录 B：基于前期用户画像的体验后反馈整理</w:t>
-            </w:r>
-            <w:r>
-              <w:rPr>
-                <w:rFonts w:ascii="宋体" w:eastAsia="宋体" w:hAnsi="宋体" w:cs="宋体" w:hint="eastAsia"/>
-                <w:sz w:val="28"/>
-                <w:szCs w:val="28"/>
-              </w:rPr>
-              <w:tab/>
-            </w:r>
-            <w:r>
-              <w:rPr>
-                <w:rFonts w:ascii="宋体" w:eastAsia="宋体" w:hAnsi="宋体" w:cs="宋体" w:hint="eastAsia"/>
-                <w:sz w:val="28"/>
-                <w:szCs w:val="28"/>
-              </w:rPr>
-              <w:fldChar w:fldCharType="begin"/>
-            </w:r>
-            <w:r>
-              <w:rPr>
-                <w:rFonts w:ascii="宋体" w:eastAsia="宋体" w:hAnsi="宋体" w:cs="宋体" w:hint="eastAsia"/>
-                <w:sz w:val="28"/>
-                <w:szCs w:val="28"/>
-              </w:rPr>
-              <w:instrText xml:space="preserve"> PAGEREF _Toc11700 \h </w:instrText>
-            </w:r>
-            <w:r>
-              <w:rPr>
-                <w:rFonts w:ascii="宋体" w:eastAsia="宋体" w:hAnsi="宋体" w:cs="宋体" w:hint="eastAsia"/>
-                <w:sz w:val="28"/>
-                <w:szCs w:val="28"/>
-              </w:rPr>
-            </w:r>
-            <w:r>
-              <w:rPr>
-                <w:rFonts w:ascii="宋体" w:eastAsia="宋体" w:hAnsi="宋体" w:cs="宋体" w:hint="eastAsia"/>
-                <w:sz w:val="28"/>
-                <w:szCs w:val="28"/>
-              </w:rPr>
-              <w:fldChar w:fldCharType="separate"/>
-            </w:r>
-            <w:r>
-              <w:rPr>
-                <w:rFonts w:ascii="宋体" w:eastAsia="宋体" w:hAnsi="宋体" w:cs="宋体" w:hint="eastAsia"/>
-                <w:sz w:val="28"/>
-                <w:szCs w:val="28"/>
-              </w:rPr>
-              <w:t>12</w:t>
-            </w:r>
-            <w:r>
-              <w:rPr>
-                <w:rFonts w:ascii="宋体" w:eastAsia="宋体" w:hAnsi="宋体" w:cs="宋体" w:hint="eastAsia"/>
-                <w:sz w:val="28"/>
-                <w:szCs w:val="28"/>
-              </w:rPr>
-              <w:fldChar w:fldCharType="end"/>
-            </w:r>
-          </w:hyperlink>
+          <w:r>
+            <w:fldChar w:fldCharType="begin"/>
+          </w:r>
+          <w:r>
+            <w:instrText xml:space="preserve"> HYPERLINK \l "_Toc11700" </w:instrText>
+          </w:r>
+          <w:r>
+            <w:fldChar w:fldCharType="separate"/>
+          </w:r>
+          <w:r>
+            <w:rPr>
+              <w:rFonts w:hint="eastAsia" w:ascii="宋体" w:hAnsi="宋体" w:eastAsia="宋体" w:cs="宋体"/>
+              <w:sz w:val="28"/>
+              <w:szCs w:val="28"/>
+            </w:rPr>
+            <w:t>附录 B：基于前期用户画像的体验后反馈整理</w:t>
+          </w:r>
+          <w:r>
+            <w:rPr>
+              <w:rFonts w:hint="eastAsia" w:ascii="宋体" w:hAnsi="宋体" w:eastAsia="宋体" w:cs="宋体"/>
+              <w:sz w:val="28"/>
+              <w:szCs w:val="28"/>
+            </w:rPr>
+            <w:tab/>
+          </w:r>
+          <w:r>
+            <w:rPr>
+              <w:rFonts w:hint="eastAsia" w:ascii="宋体" w:hAnsi="宋体" w:eastAsia="宋体" w:cs="宋体"/>
+              <w:sz w:val="28"/>
+              <w:szCs w:val="28"/>
+            </w:rPr>
+            <w:fldChar w:fldCharType="begin"/>
+          </w:r>
+          <w:r>
+            <w:rPr>
+              <w:rFonts w:hint="eastAsia" w:ascii="宋体" w:hAnsi="宋体" w:eastAsia="宋体" w:cs="宋体"/>
+              <w:sz w:val="28"/>
+              <w:szCs w:val="28"/>
+            </w:rPr>
+            <w:instrText xml:space="preserve"> PAGEREF _Toc11700 \h </w:instrText>
+          </w:r>
+          <w:r>
+            <w:rPr>
+              <w:rFonts w:hint="eastAsia" w:ascii="宋体" w:hAnsi="宋体" w:eastAsia="宋体" w:cs="宋体"/>
+              <w:sz w:val="28"/>
+              <w:szCs w:val="28"/>
+            </w:rPr>
+            <w:fldChar w:fldCharType="separate"/>
+          </w:r>
+          <w:r>
+            <w:rPr>
+              <w:rFonts w:hint="eastAsia" w:ascii="宋体" w:hAnsi="宋体" w:eastAsia="宋体" w:cs="宋体"/>
+              <w:sz w:val="28"/>
+              <w:szCs w:val="28"/>
+            </w:rPr>
+            <w:t>12</w:t>
+          </w:r>
+          <w:r>
+            <w:rPr>
+              <w:rFonts w:hint="eastAsia" w:ascii="宋体" w:hAnsi="宋体" w:eastAsia="宋体" w:cs="宋体"/>
+              <w:sz w:val="28"/>
+              <w:szCs w:val="28"/>
+            </w:rPr>
+            <w:fldChar w:fldCharType="end"/>
+          </w:r>
+          <w:r>
+            <w:rPr>
+              <w:rFonts w:hint="eastAsia" w:ascii="宋体" w:hAnsi="宋体" w:eastAsia="宋体" w:cs="宋体"/>
+              <w:sz w:val="28"/>
+              <w:szCs w:val="28"/>
+            </w:rPr>
+            <w:fldChar w:fldCharType="end"/>
+          </w:r>
         </w:p>
         <w:p>
           <w:pPr>
-            <w:pStyle w:val="TOC1"/>
+            <w:pStyle w:val="3"/>
             <w:tabs>
               <w:tab w:val="right" w:leader="dot" w:pos="8306"/>
             </w:tabs>
             <w:spacing w:line="360" w:lineRule="auto"/>
             <w:rPr>
-              <w:rFonts w:ascii="宋体" w:eastAsia="宋体" w:hAnsi="宋体" w:cs="宋体" w:hint="eastAsia"/>
+              <w:rFonts w:hint="eastAsia" w:ascii="宋体" w:hAnsi="宋体" w:eastAsia="宋体" w:cs="宋体"/>
               <w:sz w:val="28"/>
               <w:szCs w:val="28"/>
             </w:rPr>
           </w:pPr>
-          <w:hyperlink w:anchor="_Toc8345" w:history="1">
-            <w:r>
-              <w:rPr>
-                <w:rFonts w:ascii="宋体" w:eastAsia="宋体" w:hAnsi="宋体" w:cs="宋体" w:hint="eastAsia"/>
-                <w:sz w:val="28"/>
-                <w:szCs w:val="28"/>
-              </w:rPr>
-              <w:t>附录 C：体验后反馈归纳矩阵</w:t>
-            </w:r>
-            <w:r>
-              <w:rPr>
-                <w:rFonts w:ascii="宋体" w:eastAsia="宋体" w:hAnsi="宋体" w:cs="宋体" w:hint="eastAsia"/>
-                <w:sz w:val="28"/>
-                <w:szCs w:val="28"/>
-              </w:rPr>
-              <w:tab/>
-            </w:r>
-            <w:r>
-              <w:rPr>
-                <w:rFonts w:ascii="宋体" w:eastAsia="宋体" w:hAnsi="宋体" w:cs="宋体" w:hint="eastAsia"/>
-                <w:sz w:val="28"/>
-                <w:szCs w:val="28"/>
-              </w:rPr>
-              <w:fldChar w:fldCharType="begin"/>
-            </w:r>
-            <w:r>
-              <w:rPr>
-                <w:rFonts w:ascii="宋体" w:eastAsia="宋体" w:hAnsi="宋体" w:cs="宋体" w:hint="eastAsia"/>
-                <w:sz w:val="28"/>
-                <w:szCs w:val="28"/>
-              </w:rPr>
-              <w:instrText xml:space="preserve"> PAGEREF _Toc8345 \h </w:instrText>
-            </w:r>
-            <w:r>
-              <w:rPr>
-                <w:rFonts w:ascii="宋体" w:eastAsia="宋体" w:hAnsi="宋体" w:cs="宋体" w:hint="eastAsia"/>
-                <w:sz w:val="28"/>
-                <w:szCs w:val="28"/>
-              </w:rPr>
-            </w:r>
-            <w:r>
-              <w:rPr>
-                <w:rFonts w:ascii="宋体" w:eastAsia="宋体" w:hAnsi="宋体" w:cs="宋体" w:hint="eastAsia"/>
-                <w:sz w:val="28"/>
-                <w:szCs w:val="28"/>
-              </w:rPr>
-              <w:fldChar w:fldCharType="separate"/>
-            </w:r>
-            <w:r>
-              <w:rPr>
-                <w:rFonts w:ascii="宋体" w:eastAsia="宋体" w:hAnsi="宋体" w:cs="宋体" w:hint="eastAsia"/>
-                <w:sz w:val="28"/>
-                <w:szCs w:val="28"/>
-              </w:rPr>
-              <w:t>15</w:t>
-            </w:r>
-            <w:r>
-              <w:rPr>
-                <w:rFonts w:ascii="宋体" w:eastAsia="宋体" w:hAnsi="宋体" w:cs="宋体" w:hint="eastAsia"/>
-                <w:sz w:val="28"/>
-                <w:szCs w:val="28"/>
-              </w:rPr>
-              <w:fldChar w:fldCharType="end"/>
-            </w:r>
-          </w:hyperlink>
+          <w:r>
+            <w:fldChar w:fldCharType="begin"/>
+          </w:r>
+          <w:r>
+            <w:instrText xml:space="preserve"> HYPERLINK \l "_Toc8345" </w:instrText>
+          </w:r>
+          <w:r>
+            <w:fldChar w:fldCharType="separate"/>
+          </w:r>
+          <w:r>
+            <w:rPr>
+              <w:rFonts w:hint="eastAsia" w:ascii="宋体" w:hAnsi="宋体" w:eastAsia="宋体" w:cs="宋体"/>
+              <w:sz w:val="28"/>
+              <w:szCs w:val="28"/>
+            </w:rPr>
+            <w:t>附录 C：体验后反馈归纳矩阵</w:t>
+          </w:r>
+          <w:r>
+            <w:rPr>
+              <w:rFonts w:hint="eastAsia" w:ascii="宋体" w:hAnsi="宋体" w:eastAsia="宋体" w:cs="宋体"/>
+              <w:sz w:val="28"/>
+              <w:szCs w:val="28"/>
+            </w:rPr>
+            <w:tab/>
+          </w:r>
+          <w:r>
+            <w:rPr>
+              <w:rFonts w:hint="eastAsia" w:ascii="宋体" w:hAnsi="宋体" w:eastAsia="宋体" w:cs="宋体"/>
+              <w:sz w:val="28"/>
+              <w:szCs w:val="28"/>
+            </w:rPr>
+            <w:fldChar w:fldCharType="begin"/>
+          </w:r>
+          <w:r>
+            <w:rPr>
+              <w:rFonts w:hint="eastAsia" w:ascii="宋体" w:hAnsi="宋体" w:eastAsia="宋体" w:cs="宋体"/>
+              <w:sz w:val="28"/>
+              <w:szCs w:val="28"/>
+            </w:rPr>
+            <w:instrText xml:space="preserve"> PAGEREF _Toc8345 \h </w:instrText>
+          </w:r>
+          <w:r>
+            <w:rPr>
+              <w:rFonts w:hint="eastAsia" w:ascii="宋体" w:hAnsi="宋体" w:eastAsia="宋体" w:cs="宋体"/>
+              <w:sz w:val="28"/>
+              <w:szCs w:val="28"/>
+            </w:rPr>
+            <w:fldChar w:fldCharType="separate"/>
+          </w:r>
+          <w:r>
+            <w:rPr>
+              <w:rFonts w:hint="eastAsia" w:ascii="宋体" w:hAnsi="宋体" w:eastAsia="宋体" w:cs="宋体"/>
+              <w:sz w:val="28"/>
+              <w:szCs w:val="28"/>
+            </w:rPr>
+            <w:t>15</w:t>
+          </w:r>
+          <w:r>
+            <w:rPr>
+              <w:rFonts w:hint="eastAsia" w:ascii="宋体" w:hAnsi="宋体" w:eastAsia="宋体" w:cs="宋体"/>
+              <w:sz w:val="28"/>
+              <w:szCs w:val="28"/>
+            </w:rPr>
+            <w:fldChar w:fldCharType="end"/>
+          </w:r>
+          <w:r>
+            <w:rPr>
+              <w:rFonts w:hint="eastAsia" w:ascii="宋体" w:hAnsi="宋体" w:eastAsia="宋体" w:cs="宋体"/>
+              <w:sz w:val="28"/>
+              <w:szCs w:val="28"/>
+            </w:rPr>
+            <w:fldChar w:fldCharType="end"/>
+          </w:r>
         </w:p>
         <w:p>
           <w:pPr>
-            <w:pStyle w:val="TOC1"/>
+            <w:pStyle w:val="3"/>
             <w:tabs>
               <w:tab w:val="right" w:leader="dot" w:pos="8306"/>
             </w:tabs>
             <w:spacing w:line="360" w:lineRule="auto"/>
           </w:pPr>
-          <w:hyperlink w:anchor="_Toc18" w:history="1">
-            <w:r>
-              <w:rPr>
-                <w:rFonts w:ascii="宋体" w:eastAsia="宋体" w:hAnsi="宋体" w:cs="宋体" w:hint="eastAsia"/>
-                <w:sz w:val="28"/>
-                <w:szCs w:val="28"/>
-              </w:rPr>
-              <w:t>参考文献</w:t>
-            </w:r>
-            <w:r>
-              <w:rPr>
-                <w:rFonts w:ascii="宋体" w:eastAsia="宋体" w:hAnsi="宋体" w:cs="宋体" w:hint="eastAsia"/>
-                <w:sz w:val="28"/>
-                <w:szCs w:val="28"/>
-              </w:rPr>
-              <w:tab/>
-            </w:r>
-            <w:r>
-              <w:rPr>
-                <w:rFonts w:ascii="宋体" w:eastAsia="宋体" w:hAnsi="宋体" w:cs="宋体" w:hint="eastAsia"/>
-                <w:sz w:val="28"/>
-                <w:szCs w:val="28"/>
-              </w:rPr>
-              <w:fldChar w:fldCharType="begin"/>
-            </w:r>
-            <w:r>
-              <w:rPr>
-                <w:rFonts w:ascii="宋体" w:eastAsia="宋体" w:hAnsi="宋体" w:cs="宋体" w:hint="eastAsia"/>
-                <w:sz w:val="28"/>
-                <w:szCs w:val="28"/>
-              </w:rPr>
-              <w:instrText xml:space="preserve"> PAGEREF _Toc18 \h </w:instrText>
-            </w:r>
-            <w:r>
-              <w:rPr>
-                <w:rFonts w:ascii="宋体" w:eastAsia="宋体" w:hAnsi="宋体" w:cs="宋体" w:hint="eastAsia"/>
-                <w:sz w:val="28"/>
-                <w:szCs w:val="28"/>
-              </w:rPr>
-            </w:r>
-            <w:r>
-              <w:rPr>
-                <w:rFonts w:ascii="宋体" w:eastAsia="宋体" w:hAnsi="宋体" w:cs="宋体" w:hint="eastAsia"/>
-                <w:sz w:val="28"/>
-                <w:szCs w:val="28"/>
-              </w:rPr>
-              <w:fldChar w:fldCharType="separate"/>
-            </w:r>
-            <w:r>
-              <w:rPr>
-                <w:rFonts w:ascii="宋体" w:eastAsia="宋体" w:hAnsi="宋体" w:cs="宋体" w:hint="eastAsia"/>
-                <w:sz w:val="28"/>
-                <w:szCs w:val="28"/>
-              </w:rPr>
-              <w:t>15</w:t>
-            </w:r>
-            <w:r>
-              <w:rPr>
-                <w:rFonts w:ascii="宋体" w:eastAsia="宋体" w:hAnsi="宋体" w:cs="宋体" w:hint="eastAsia"/>
-                <w:sz w:val="28"/>
-                <w:szCs w:val="28"/>
-              </w:rPr>
-              <w:fldChar w:fldCharType="end"/>
-            </w:r>
-          </w:hyperlink>
+          <w:r>
+            <w:fldChar w:fldCharType="begin"/>
+          </w:r>
+          <w:r>
+            <w:instrText xml:space="preserve"> HYPERLINK \l "_Toc18" </w:instrText>
+          </w:r>
+          <w:r>
+            <w:fldChar w:fldCharType="separate"/>
+          </w:r>
+          <w:r>
+            <w:rPr>
+              <w:rFonts w:hint="eastAsia" w:ascii="宋体" w:hAnsi="宋体" w:eastAsia="宋体" w:cs="宋体"/>
+              <w:sz w:val="28"/>
+              <w:szCs w:val="28"/>
+            </w:rPr>
+            <w:t>参考文献</w:t>
+          </w:r>
+          <w:r>
+            <w:rPr>
+              <w:rFonts w:hint="eastAsia" w:ascii="宋体" w:hAnsi="宋体" w:eastAsia="宋体" w:cs="宋体"/>
+              <w:sz w:val="28"/>
+              <w:szCs w:val="28"/>
+            </w:rPr>
+            <w:tab/>
+          </w:r>
+          <w:r>
+            <w:rPr>
+              <w:rFonts w:hint="eastAsia" w:ascii="宋体" w:hAnsi="宋体" w:eastAsia="宋体" w:cs="宋体"/>
+              <w:sz w:val="28"/>
+              <w:szCs w:val="28"/>
+            </w:rPr>
+            <w:fldChar w:fldCharType="begin"/>
+          </w:r>
+          <w:r>
+            <w:rPr>
+              <w:rFonts w:hint="eastAsia" w:ascii="宋体" w:hAnsi="宋体" w:eastAsia="宋体" w:cs="宋体"/>
+              <w:sz w:val="28"/>
+              <w:szCs w:val="28"/>
+            </w:rPr>
+            <w:instrText xml:space="preserve"> PAGEREF _Toc18 \h </w:instrText>
+          </w:r>
+          <w:r>
+            <w:rPr>
+              <w:rFonts w:hint="eastAsia" w:ascii="宋体" w:hAnsi="宋体" w:eastAsia="宋体" w:cs="宋体"/>
+              <w:sz w:val="28"/>
+              <w:szCs w:val="28"/>
+            </w:rPr>
+            <w:fldChar w:fldCharType="separate"/>
+          </w:r>
+          <w:r>
+            <w:rPr>
+              <w:rFonts w:hint="eastAsia" w:ascii="宋体" w:hAnsi="宋体" w:eastAsia="宋体" w:cs="宋体"/>
+              <w:sz w:val="28"/>
+              <w:szCs w:val="28"/>
+            </w:rPr>
+            <w:t>15</w:t>
+          </w:r>
+          <w:r>
+            <w:rPr>
+              <w:rFonts w:hint="eastAsia" w:ascii="宋体" w:hAnsi="宋体" w:eastAsia="宋体" w:cs="宋体"/>
+              <w:sz w:val="28"/>
+              <w:szCs w:val="28"/>
+            </w:rPr>
+            <w:fldChar w:fldCharType="end"/>
+          </w:r>
+          <w:r>
+            <w:rPr>
+              <w:rFonts w:hint="eastAsia" w:ascii="宋体" w:hAnsi="宋体" w:eastAsia="宋体" w:cs="宋体"/>
+              <w:sz w:val="28"/>
+              <w:szCs w:val="28"/>
+            </w:rPr>
+            <w:fldChar w:fldCharType="end"/>
+          </w:r>
         </w:p>
         <w:p>
           <w:pPr>
             <w:rPr>
-              <w:rFonts w:ascii="黑体" w:eastAsia="黑体" w:hAnsi="黑体" w:cs="黑体" w:hint="eastAsia"/>
+              <w:rFonts w:hint="eastAsia" w:ascii="黑体" w:hAnsi="黑体" w:eastAsia="黑体" w:cs="黑体"/>
               <w:szCs w:val="44"/>
             </w:rPr>
           </w:pPr>
           <w:r>
             <w:rPr>
-              <w:rFonts w:ascii="黑体" w:eastAsia="黑体" w:hAnsi="黑体" w:cs="黑体" w:hint="eastAsia"/>
+              <w:rFonts w:hint="eastAsia" w:ascii="黑体" w:hAnsi="黑体" w:eastAsia="黑体" w:cs="黑体"/>
               <w:szCs w:val="44"/>
             </w:rPr>
             <w:fldChar w:fldCharType="end"/>
@@ -1096,7 +1193,7 @@
     <w:p>
       <w:pPr>
         <w:rPr>
-          <w:rFonts w:ascii="黑体" w:eastAsia="黑体" w:hAnsi="黑体" w:cs="黑体" w:hint="eastAsia"/>
+          <w:rFonts w:hint="eastAsia" w:ascii="黑体" w:hAnsi="黑体" w:eastAsia="黑体" w:cs="黑体"/>
           <w:szCs w:val="44"/>
         </w:rPr>
       </w:pPr>
@@ -1104,7 +1201,7 @@
     <w:p>
       <w:pPr>
         <w:rPr>
-          <w:rFonts w:ascii="黑体" w:eastAsia="黑体" w:hAnsi="黑体" w:cs="黑体" w:hint="eastAsia"/>
+          <w:rFonts w:hint="eastAsia" w:ascii="黑体" w:hAnsi="黑体" w:eastAsia="黑体" w:cs="黑体"/>
           <w:sz w:val="44"/>
           <w:szCs w:val="44"/>
         </w:rPr>
@@ -1114,15 +1211,15 @@
       <w:pPr>
         <w:outlineLvl w:val="0"/>
         <w:rPr>
-          <w:rFonts w:ascii="黑体" w:eastAsia="黑体" w:hAnsi="黑体" w:cs="黑体" w:hint="eastAsia"/>
+          <w:rFonts w:hint="eastAsia" w:ascii="黑体" w:hAnsi="黑体" w:eastAsia="黑体" w:cs="黑体"/>
           <w:sz w:val="32"/>
           <w:szCs w:val="32"/>
         </w:rPr>
       </w:pPr>
-      <w:bookmarkStart w:id="2" w:name="_Toc21958"/>
-      <w:r>
-        <w:rPr>
-          <w:rFonts w:ascii="黑体" w:eastAsia="黑体" w:hAnsi="黑体" w:cs="黑体"/>
+      <w:bookmarkStart w:id="0" w:name="_Toc21958"/>
+      <w:r>
+        <w:rPr>
+          <w:rFonts w:ascii="黑体" w:hAnsi="黑体" w:eastAsia="黑体" w:cs="黑体"/>
           <w:sz w:val="32"/>
           <w:szCs w:val="32"/>
         </w:rPr>
@@ -1130,7 +1227,7 @@
       </w:r>
       <w:r>
         <w:rPr>
-          <w:rFonts w:ascii="黑体" w:eastAsia="黑体" w:hAnsi="黑体" w:cs="黑体" w:hint="eastAsia"/>
+          <w:rFonts w:hint="eastAsia" w:ascii="黑体" w:hAnsi="黑体" w:eastAsia="黑体" w:cs="黑体"/>
           <w:sz w:val="32"/>
           <w:szCs w:val="32"/>
         </w:rPr>
@@ -1138,107 +1235,89 @@
       </w:r>
       <w:r>
         <w:rPr>
-          <w:rFonts w:ascii="黑体" w:eastAsia="黑体" w:hAnsi="黑体" w:cs="黑体"/>
+          <w:rFonts w:ascii="黑体" w:hAnsi="黑体" w:eastAsia="黑体" w:cs="黑体"/>
           <w:sz w:val="32"/>
           <w:szCs w:val="32"/>
         </w:rPr>
         <w:t>]</w:t>
       </w:r>
-      <w:bookmarkEnd w:id="2"/>
+      <w:bookmarkEnd w:id="0"/>
     </w:p>
     <w:p/>
     <w:p>
       <w:pPr>
         <w:rPr>
-          <w:rFonts w:ascii="宋体" w:eastAsia="宋体" w:hAnsi="宋体" w:cs="宋体" w:hint="eastAsia"/>
+          <w:rFonts w:hint="eastAsia" w:ascii="宋体" w:hAnsi="宋体" w:eastAsia="宋体" w:cs="宋体"/>
           <w:sz w:val="28"/>
           <w:szCs w:val="28"/>
         </w:rPr>
       </w:pPr>
       <w:r>
         <w:rPr>
-          <w:rFonts w:ascii="宋体" w:eastAsia="宋体" w:hAnsi="宋体" w:cs="宋体" w:hint="eastAsia"/>
+          <w:rFonts w:hint="eastAsia" w:ascii="宋体" w:hAnsi="宋体" w:eastAsia="宋体" w:cs="宋体"/>
           <w:sz w:val="28"/>
           <w:szCs w:val="28"/>
         </w:rPr>
-        <w:t>在移动互联网和金融科技快速发展的背景下，年轻投资者能够接触到的金融产品数量不断增加，但信息复杂度、术语门槛和交易诱导也同步上升。对刚进入职场或刚开始形成储蓄习惯的用户而言，传统金融</w:t>
-      </w:r>
-      <w:r>
-        <w:rPr>
-          <w:rFonts w:ascii="宋体" w:eastAsia="宋体" w:hAnsi="宋体" w:cs="宋体" w:hint="eastAsia"/>
+        <w:t>在移动互联网和金融科技快速发展的背景下，年轻投资者能够接触到的金融产品数量不断增加，但信息复杂度、术语门槛和交易诱导也同步上升。对刚进入职场或刚开始形成储蓄习惯的用户而言，传统金融应用往往更强调产品销售、行情刺激与交易效率，而较少关注投资认知建立、长期行为养成和风险意识培养。本课题尝试设计并实现一款面向下一代投资者的投资账本与投资者教育应用，命名为 FirstSpot。项目以“降低理解门槛、建立稳健观念、提升持续学习动机”为核心目标，将用户体验设计、游戏化设计和跨平台移动应用开发结合起来，探索设计学方法在金融科技产品中的应用路径。</w:t>
+      </w:r>
+    </w:p>
+    <w:p>
+      <w:pPr>
+        <w:rPr>
+          <w:rFonts w:hint="eastAsia" w:ascii="宋体" w:hAnsi="宋体" w:eastAsia="宋体" w:cs="宋体"/>
           <w:sz w:val="28"/>
           <w:szCs w:val="28"/>
         </w:rPr>
-        <w:lastRenderedPageBreak/>
-        <w:t>应用往往更强调产品销售、行情刺激与交易效率，而较少关注投资认知建立、长期行为养成和风险意识培养。本课题尝试设计并实现一款面向下一代投资者的投资账本与投资者教育应用，命名为 FirstSpot。项目以“降低理解门槛、建立稳健观念、提升持续学习动机”为核心目标，将用户体验设计、游戏化设计和跨平台移动应用开发结合起来，探索设计学方法在金融科技产品中的应用路径。</w:t>
-      </w:r>
-    </w:p>
-    <w:p>
-      <w:pPr>
-        <w:rPr>
-          <w:rFonts w:ascii="宋体" w:eastAsia="宋体" w:hAnsi="宋体" w:cs="宋体" w:hint="eastAsia"/>
+      </w:pPr>
+    </w:p>
+    <w:p>
+      <w:pPr>
+        <w:rPr>
+          <w:rFonts w:hint="eastAsia" w:ascii="宋体" w:hAnsi="宋体" w:eastAsia="宋体" w:cs="宋体"/>
           <w:sz w:val="28"/>
           <w:szCs w:val="28"/>
         </w:rPr>
       </w:pPr>
-    </w:p>
-    <w:p>
-      <w:pPr>
-        <w:rPr>
-          <w:rFonts w:ascii="宋体" w:eastAsia="宋体" w:hAnsi="宋体" w:cs="宋体" w:hint="eastAsia"/>
+      <w:r>
+        <w:rPr>
+          <w:rFonts w:hint="eastAsia" w:ascii="宋体" w:hAnsi="宋体" w:eastAsia="宋体" w:cs="宋体"/>
           <w:sz w:val="28"/>
           <w:szCs w:val="28"/>
         </w:rPr>
-      </w:pPr>
-      <w:r>
-        <w:rPr>
-          <w:rFonts w:ascii="宋体" w:eastAsia="宋体" w:hAnsi="宋体" w:cs="宋体" w:hint="eastAsia"/>
+        <w:t>本研究首先通过前期调研、竞品观察和 5 位目标用户深度访谈，归纳出年轻用户在理财与投资入门中的主要问题：一是认为本金不足、专业知识不足，因而迟迟不进入学习和实践；二是对现有金融应用的复杂界面、术语堆叠和推荐机制缺乏信任；三是即便认可理财的重要性，也难以投入稳定时间完成系统学习。基于这些发现，项目采用双钻模型组织设计过程，在发现阶段聚焦用户痛点与场景，在定义阶段收敛为“投资账本 + 投资者教育 + 游戏化陪伴”的产品定位，在发展与交付阶段形成首开引导、Myo 角色、12 章学习路径、概念卡片、徽章金库、个股详情页和金融小工具等功能方案。</w:t>
+      </w:r>
+    </w:p>
+    <w:p>
+      <w:pPr>
+        <w:rPr>
+          <w:rFonts w:hint="eastAsia" w:ascii="宋体" w:hAnsi="宋体" w:eastAsia="宋体" w:cs="宋体"/>
           <w:sz w:val="28"/>
           <w:szCs w:val="28"/>
         </w:rPr>
-        <w:t>本研究首先通过前期调研、竞品观察和 5 位目标用户深度访谈，归纳出年轻用户在理财与投资入门中的主要问题：一是认为本金不足、专业知识不足，因而迟迟不进入学习和实践；二是对现有金融应用的复杂界面、术语堆叠和推荐机制缺乏信任；三是即便认可理财的重要性，也难以投入稳定时间完成系统学习。基于这些发现，项目采用双钻模型组织设计过程，在发现阶段聚焦用户痛点与场景，在定义阶段收敛为“投资账本 + 投资者教育 + 游戏化陪伴”的产品定位，在发展与交付阶段形成首开引导、Myo 角色、12 章学习路径、概念卡片、徽章金库、个股详情页和金融小工具等功能方案。</w:t>
-      </w:r>
-    </w:p>
-    <w:p>
-      <w:pPr>
-        <w:rPr>
-          <w:rFonts w:ascii="宋体" w:eastAsia="宋体" w:hAnsi="宋体" w:cs="宋体" w:hint="eastAsia"/>
+      </w:pPr>
+    </w:p>
+    <w:p>
+      <w:pPr>
+        <w:rPr>
+          <w:rFonts w:hint="eastAsia" w:ascii="宋体" w:hAnsi="宋体" w:eastAsia="宋体" w:cs="宋体"/>
           <w:sz w:val="28"/>
           <w:szCs w:val="28"/>
         </w:rPr>
       </w:pPr>
-    </w:p>
-    <w:p>
-      <w:pPr>
-        <w:rPr>
-          <w:rFonts w:ascii="宋体" w:eastAsia="宋体" w:hAnsi="宋体" w:cs="宋体" w:hint="eastAsia"/>
+      <w:r>
+        <w:rPr>
+          <w:rFonts w:hint="eastAsia" w:ascii="宋体" w:hAnsi="宋体" w:eastAsia="宋体" w:cs="宋体"/>
           <w:sz w:val="28"/>
           <w:szCs w:val="28"/>
         </w:rPr>
-      </w:pPr>
-      <w:r>
-        <w:rPr>
-          <w:rFonts w:ascii="宋体" w:eastAsia="宋体" w:hAnsi="宋体" w:cs="宋体" w:hint="eastAsia"/>
-          <w:sz w:val="28"/>
-          <w:szCs w:val="28"/>
-        </w:rPr>
-        <w:t>在设计策略上，FirstSpot 引入游戏化设计中的 PBL 框架，但并未完整采用排行榜机制。项目保留 Points 与 Badges，即通过 XP、学习进度、章节卡片和里程碑徽章给予用户可见反馈；同时审慎放弃 Leaderboards，以避免金融教育被误导为收益攀比或短线竞争。项目还结合自我决定理论中的自主感、胜任感与关系感，通过可自由探索</w:t>
-      </w:r>
-      <w:r>
-        <w:rPr>
-          <w:rFonts w:ascii="宋体" w:eastAsia="宋体" w:hAnsi="宋体" w:cs="宋体" w:hint="eastAsia"/>
-          <w:sz w:val="28"/>
-          <w:szCs w:val="28"/>
-        </w:rPr>
-        <w:lastRenderedPageBreak/>
-        <w:t>的小组件、即时反馈、Myo 角色陪伴和渐进式学习任务，提升用户持续使用的内部动机。最终，FirstSpot 以 Flutter 跨平台移动端为主要实现载体，形成了可演示的核心应用框架，并为后续继续扩展 AI 投研、回测和更完整的数据服务保留接口。</w:t>
+        <w:t>在设计策略上，FirstSpot 引入游戏化设计中的 PBL 框架，但并未完整采用排行榜机制。项目保留 Points 与 Badges，即通过 XP、学习进度、章节卡片和里程碑徽章给予用户可见反馈；同时审慎放弃 Leaderboards，以避免金融教育被误导为收益攀比或短线竞争。项目还结合自我决定理论中的自主感、胜任感与关系感，通过可自由探索的小组件、即时反馈、Myo 角色陪伴和渐进式学习任务，提升用户持续使用的内部动机。最终，FirstSpot 以 Flutter 跨平台移动端为主要实现载体，形成了可演示的核心应用框架，并为后续继续扩展 AI 投研、回测和更完整的数据服务保留接口。</w:t>
       </w:r>
     </w:p>
     <w:p/>
     <w:p>
       <w:r>
         <w:rPr>
-          <w:rFonts w:ascii="黑体" w:eastAsia="黑体" w:hAnsi="黑体" w:cs="黑体"/>
+          <w:rFonts w:ascii="黑体" w:hAnsi="黑体" w:eastAsia="黑体" w:cs="黑体"/>
           <w:sz w:val="32"/>
           <w:szCs w:val="32"/>
         </w:rPr>
@@ -1246,7 +1325,7 @@
       </w:r>
       <w:r>
         <w:rPr>
-          <w:rFonts w:ascii="黑体" w:eastAsia="黑体" w:hAnsi="黑体" w:cs="黑体" w:hint="eastAsia"/>
+          <w:rFonts w:hint="eastAsia" w:ascii="黑体" w:hAnsi="黑体" w:eastAsia="黑体" w:cs="黑体"/>
           <w:sz w:val="32"/>
           <w:szCs w:val="32"/>
         </w:rPr>
@@ -1254,7 +1333,7 @@
       </w:r>
       <w:r>
         <w:rPr>
-          <w:rFonts w:ascii="黑体" w:eastAsia="黑体" w:hAnsi="黑体" w:cs="黑体"/>
+          <w:rFonts w:ascii="黑体" w:hAnsi="黑体" w:eastAsia="黑体" w:cs="黑体"/>
           <w:sz w:val="32"/>
           <w:szCs w:val="32"/>
         </w:rPr>
@@ -1268,7 +1347,7 @@
       </w:r>
       <w:r>
         <w:rPr>
-          <w:rFonts w:ascii="宋体" w:eastAsia="宋体" w:hAnsi="宋体" w:cs="宋体" w:hint="eastAsia"/>
+          <w:rFonts w:hint="eastAsia" w:ascii="宋体" w:hAnsi="宋体" w:eastAsia="宋体" w:cs="宋体"/>
           <w:sz w:val="28"/>
           <w:szCs w:val="28"/>
         </w:rPr>
@@ -1284,33 +1363,33 @@
         </w:numPr>
         <w:outlineLvl w:val="0"/>
         <w:rPr>
-          <w:rFonts w:ascii="黑体" w:eastAsia="黑体" w:hAnsi="黑体" w:cs="黑体" w:hint="eastAsia"/>
+          <w:rFonts w:hint="eastAsia" w:ascii="黑体" w:hAnsi="黑体" w:eastAsia="黑体" w:cs="黑体"/>
           <w:sz w:val="32"/>
           <w:szCs w:val="32"/>
         </w:rPr>
       </w:pPr>
-      <w:bookmarkStart w:id="3" w:name="_Toc2153"/>
-      <w:r>
-        <w:rPr>
-          <w:rFonts w:ascii="黑体" w:eastAsia="黑体" w:hAnsi="黑体" w:cs="黑体" w:hint="eastAsia"/>
+      <w:bookmarkStart w:id="1" w:name="_Toc2153"/>
+      <w:r>
+        <w:rPr>
+          <w:rFonts w:hint="eastAsia" w:ascii="黑体" w:hAnsi="黑体" w:eastAsia="黑体" w:cs="黑体"/>
           <w:sz w:val="32"/>
           <w:szCs w:val="32"/>
         </w:rPr>
         <w:t>引言</w:t>
       </w:r>
-      <w:bookmarkEnd w:id="3"/>
+      <w:bookmarkEnd w:id="1"/>
     </w:p>
     <w:p/>
     <w:p>
       <w:pPr>
         <w:rPr>
-          <w:rFonts w:ascii="宋体" w:eastAsia="宋体" w:hAnsi="宋体" w:cs="宋体" w:hint="eastAsia"/>
-          <w:sz w:val="24"/>
-        </w:rPr>
-      </w:pPr>
-      <w:r>
-        <w:rPr>
-          <w:rFonts w:ascii="宋体" w:eastAsia="宋体" w:hAnsi="宋体" w:cs="宋体" w:hint="eastAsia"/>
+          <w:rFonts w:hint="eastAsia" w:ascii="宋体" w:hAnsi="宋体" w:eastAsia="宋体" w:cs="宋体"/>
+          <w:sz w:val="24"/>
+        </w:rPr>
+      </w:pPr>
+      <w:r>
+        <w:rPr>
+          <w:rFonts w:hint="eastAsia" w:ascii="宋体" w:hAnsi="宋体" w:eastAsia="宋体" w:cs="宋体"/>
           <w:sz w:val="24"/>
         </w:rPr>
         <w:t>随着居民财富结构、金融市场环境和移动互联网使用习惯的变化，年轻人对“理财”的认识正在从简单储蓄逐步转向资产配置、风险管理与长期投资。但这种转向并不意味着用户已经具备相应的知识和判断能力。相反，在许多实际场景中，年轻用户常常处于一种矛盾状态：一方面，他们认可理财和投资有助于改善生活质量；另一方面，他们又认为金融领域门槛高、术语多、风险大，甚至觉得“没有足够本金就不需要开始学习”。这种认知落差导致许多用户长期停留在余额宝、活期储蓄或被动消费记录阶段，缺少进一步建立投资观念的入口。</w:t>
@@ -1319,21 +1398,21 @@
     <w:p>
       <w:pPr>
         <w:rPr>
-          <w:rFonts w:ascii="宋体" w:eastAsia="宋体" w:hAnsi="宋体" w:cs="宋体" w:hint="eastAsia"/>
-          <w:sz w:val="24"/>
-        </w:rPr>
-      </w:pPr>
-    </w:p>
-    <w:p>
-      <w:pPr>
-        <w:rPr>
-          <w:rFonts w:ascii="宋体" w:eastAsia="宋体" w:hAnsi="宋体" w:cs="宋体" w:hint="eastAsia"/>
-          <w:sz w:val="24"/>
-        </w:rPr>
-      </w:pPr>
-      <w:r>
-        <w:rPr>
-          <w:rFonts w:ascii="宋体" w:eastAsia="宋体" w:hAnsi="宋体" w:cs="宋体" w:hint="eastAsia"/>
+          <w:rFonts w:hint="eastAsia" w:ascii="宋体" w:hAnsi="宋体" w:eastAsia="宋体" w:cs="宋体"/>
+          <w:sz w:val="24"/>
+        </w:rPr>
+      </w:pPr>
+    </w:p>
+    <w:p>
+      <w:pPr>
+        <w:rPr>
+          <w:rFonts w:hint="eastAsia" w:ascii="宋体" w:hAnsi="宋体" w:eastAsia="宋体" w:cs="宋体"/>
+          <w:sz w:val="24"/>
+        </w:rPr>
+      </w:pPr>
+      <w:r>
+        <w:rPr>
+          <w:rFonts w:hint="eastAsia" w:ascii="宋体" w:hAnsi="宋体" w:eastAsia="宋体" w:cs="宋体"/>
           <w:sz w:val="24"/>
         </w:rPr>
         <w:t>现有金融应用在功能上已经相当成熟，但其设计目标往往围绕交易、销售和信息聚合展开。银行、券商、基金平台和第三方支付入口会向用户展示大量收益率、活动入口、基金榜单、行情涨跌和产品推荐。对于有经验的投资者，这些信息可以提高决策效率；但对于新手用户，过密的信息层级和过强的交易暗示反而会增加焦虑，使用户难以判断哪些信息真正重要。特别是在移动端小屏环境下，复杂表格、K 线、技术指标和广告化推荐被挤压在同一页面中，容易造成认知负荷过高的问题。</w:t>
@@ -1342,21 +1421,21 @@
     <w:p>
       <w:pPr>
         <w:rPr>
-          <w:rFonts w:ascii="宋体" w:eastAsia="宋体" w:hAnsi="宋体" w:cs="宋体" w:hint="eastAsia"/>
-          <w:sz w:val="24"/>
-        </w:rPr>
-      </w:pPr>
-    </w:p>
-    <w:p>
-      <w:pPr>
-        <w:rPr>
-          <w:rFonts w:ascii="宋体" w:eastAsia="宋体" w:hAnsi="宋体" w:cs="宋体" w:hint="eastAsia"/>
-          <w:sz w:val="24"/>
-        </w:rPr>
-      </w:pPr>
-      <w:r>
-        <w:rPr>
-          <w:rFonts w:ascii="宋体" w:eastAsia="宋体" w:hAnsi="宋体" w:cs="宋体" w:hint="eastAsia"/>
+          <w:rFonts w:hint="eastAsia" w:ascii="宋体" w:hAnsi="宋体" w:eastAsia="宋体" w:cs="宋体"/>
+          <w:sz w:val="24"/>
+        </w:rPr>
+      </w:pPr>
+    </w:p>
+    <w:p>
+      <w:pPr>
+        <w:rPr>
+          <w:rFonts w:hint="eastAsia" w:ascii="宋体" w:hAnsi="宋体" w:eastAsia="宋体" w:cs="宋体"/>
+          <w:sz w:val="24"/>
+        </w:rPr>
+      </w:pPr>
+      <w:r>
+        <w:rPr>
+          <w:rFonts w:hint="eastAsia" w:ascii="宋体" w:hAnsi="宋体" w:eastAsia="宋体" w:cs="宋体"/>
           <w:sz w:val="24"/>
         </w:rPr>
         <w:t>本课题选择 FirstSpot 作为毕业设计项目，核心问题不是再设计一个更“会卖产品”的金融入口，而是设计一个帮助用户理解投资、记录投资、逐步建立稳健意识的工具。与传统交易软件不同，FirstSpot 的目标用户不是已经能够熟练使用盘口、K 线和多因子指标的专业用户，而是接受过较好教育、愿意理解金融市场但尚未形成投资系统的年轻人。项目尝试通过设计学方法，将理财入门从“被动接受产品推荐”转化为“主动探索、练习、反思和记录”的过程。</w:t>
@@ -1365,32 +1444,24 @@
     <w:p>
       <w:pPr>
         <w:rPr>
-          <w:rFonts w:ascii="宋体" w:eastAsia="宋体" w:hAnsi="宋体" w:cs="宋体" w:hint="eastAsia"/>
-          <w:sz w:val="24"/>
-        </w:rPr>
-      </w:pPr>
-    </w:p>
-    <w:p>
-      <w:pPr>
-        <w:rPr>
-          <w:rFonts w:ascii="宋体" w:eastAsia="宋体" w:hAnsi="宋体" w:cs="宋体" w:hint="eastAsia"/>
-          <w:sz w:val="24"/>
-        </w:rPr>
-      </w:pPr>
-      <w:r>
-        <w:rPr>
-          <w:rFonts w:ascii="宋体" w:eastAsia="宋体" w:hAnsi="宋体" w:cs="宋体" w:hint="eastAsia"/>
-          <w:sz w:val="24"/>
-        </w:rPr>
-        <w:t>因此，本论文围绕三个问题展开：第一，年轻投资者在理财入门过程中的真实痛点是什么；第二，如何利用用户体验设计和游戏化设计降低金融学习门槛；第三，如何将上述设计策略转化为一个可运行的移动应用系统。通过 FirstSpot 的设计与实现，本文希望说明：金融科技产品不仅可以追求交易效率，也可以作为投</w:t>
-      </w:r>
-      <w:r>
-        <w:rPr>
-          <w:rFonts w:ascii="宋体" w:eastAsia="宋体" w:hAnsi="宋体" w:cs="宋体" w:hint="eastAsia"/>
-          <w:sz w:val="24"/>
-        </w:rPr>
-        <w:lastRenderedPageBreak/>
-        <w:t>资者教育和行为引导的设计载体。</w:t>
+          <w:rFonts w:hint="eastAsia" w:ascii="宋体" w:hAnsi="宋体" w:eastAsia="宋体" w:cs="宋体"/>
+          <w:sz w:val="24"/>
+        </w:rPr>
+      </w:pPr>
+    </w:p>
+    <w:p>
+      <w:pPr>
+        <w:rPr>
+          <w:rFonts w:hint="eastAsia" w:ascii="宋体" w:hAnsi="宋体" w:eastAsia="宋体" w:cs="宋体"/>
+          <w:sz w:val="24"/>
+        </w:rPr>
+      </w:pPr>
+      <w:r>
+        <w:rPr>
+          <w:rFonts w:hint="eastAsia" w:ascii="宋体" w:hAnsi="宋体" w:eastAsia="宋体" w:cs="宋体"/>
+          <w:sz w:val="24"/>
+        </w:rPr>
+        <w:t>因此，本论文围绕三个问题展开：第一，年轻投资者在理财入门过程中的真实痛点是什么；第二，如何利用用户体验设计和游戏化设计降低金融学习门槛；第三，如何将上述设计策略转化为一个可运行的移动应用系统。通过 FirstSpot 的设计与实现，本文希望说明：金融科技产品不仅可以追求交易效率，也可以作为投资者教育和行为引导的设计载体。</w:t>
       </w:r>
     </w:p>
     <w:p/>
@@ -1402,31 +1473,31 @@
         </w:numPr>
         <w:outlineLvl w:val="0"/>
         <w:rPr>
-          <w:rFonts w:ascii="黑体" w:eastAsia="黑体" w:hAnsi="黑体" w:cs="黑体" w:hint="eastAsia"/>
+          <w:rFonts w:hint="eastAsia" w:ascii="黑体" w:hAnsi="黑体" w:eastAsia="黑体" w:cs="黑体"/>
           <w:sz w:val="32"/>
           <w:szCs w:val="32"/>
         </w:rPr>
       </w:pPr>
-      <w:bookmarkStart w:id="4" w:name="_Toc31957"/>
-      <w:commentRangeStart w:id="5"/>
-      <w:r>
-        <w:rPr>
-          <w:rFonts w:ascii="黑体" w:eastAsia="黑体" w:hAnsi="黑体" w:cs="黑体" w:hint="eastAsia"/>
+      <w:bookmarkStart w:id="2" w:name="_Toc31957"/>
+      <w:commentRangeStart w:id="2"/>
+      <w:r>
+        <w:rPr>
+          <w:rFonts w:hint="eastAsia" w:ascii="黑体" w:hAnsi="黑体" w:eastAsia="黑体" w:cs="黑体"/>
           <w:sz w:val="32"/>
           <w:szCs w:val="32"/>
         </w:rPr>
         <w:t>研究背景与理论基础</w:t>
       </w:r>
-      <w:bookmarkEnd w:id="4"/>
-      <w:commentRangeEnd w:id="5"/>
-      <w:r>
-        <w:rPr>
-          <w:rStyle w:val="a4"/>
-          <w:rFonts w:ascii="黑体" w:eastAsia="黑体" w:hAnsi="黑体" w:cs="黑体" w:hint="eastAsia"/>
+      <w:bookmarkEnd w:id="2"/>
+      <w:commentRangeEnd w:id="2"/>
+      <w:r>
+        <w:rPr>
+          <w:rStyle w:val="8"/>
+          <w:rFonts w:hint="eastAsia" w:ascii="黑体" w:hAnsi="黑体" w:eastAsia="黑体" w:cs="黑体"/>
           <w:sz w:val="32"/>
           <w:szCs w:val="32"/>
         </w:rPr>
-        <w:commentReference w:id="5"/>
+        <w:commentReference w:id="2"/>
       </w:r>
     </w:p>
     <w:p/>
@@ -1434,50 +1505,50 @@
       <w:pPr>
         <w:outlineLvl w:val="1"/>
         <w:rPr>
-          <w:rFonts w:ascii="黑体" w:eastAsia="黑体" w:hAnsi="黑体" w:cs="黑体" w:hint="eastAsia"/>
+          <w:rFonts w:hint="eastAsia" w:ascii="黑体" w:hAnsi="黑体" w:eastAsia="黑体" w:cs="黑体"/>
           <w:sz w:val="28"/>
           <w:szCs w:val="28"/>
         </w:rPr>
       </w:pPr>
       <w:r>
         <w:rPr>
-          <w:rFonts w:ascii="黑体" w:eastAsia="黑体" w:hAnsi="黑体" w:cs="黑体" w:hint="eastAsia"/>
+          <w:rFonts w:hint="eastAsia" w:ascii="黑体" w:hAnsi="黑体" w:eastAsia="黑体" w:cs="黑体"/>
           <w:sz w:val="28"/>
           <w:szCs w:val="28"/>
         </w:rPr>
         <w:t>2.1 金融科技产品</w:t>
       </w:r>
-      <w:commentRangeStart w:id="6"/>
-      <w:r>
-        <w:rPr>
-          <w:rFonts w:ascii="黑体" w:eastAsia="黑体" w:hAnsi="黑体" w:cs="黑体" w:hint="eastAsia"/>
+      <w:commentRangeStart w:id="3"/>
+      <w:r>
+        <w:rPr>
+          <w:rFonts w:hint="eastAsia" w:ascii="黑体" w:hAnsi="黑体" w:eastAsia="黑体" w:cs="黑体"/>
           <w:sz w:val="28"/>
           <w:szCs w:val="28"/>
         </w:rPr>
         <w:t>中的新手困境</w:t>
       </w:r>
-      <w:commentRangeEnd w:id="6"/>
-      <w:r>
-        <w:rPr>
-          <w:rStyle w:val="a4"/>
-          <w:rFonts w:ascii="黑体" w:eastAsia="黑体" w:hAnsi="黑体" w:cs="黑体" w:hint="eastAsia"/>
+      <w:commentRangeEnd w:id="3"/>
+      <w:r>
+        <w:rPr>
+          <w:rStyle w:val="8"/>
+          <w:rFonts w:hint="eastAsia" w:ascii="黑体" w:hAnsi="黑体" w:eastAsia="黑体" w:cs="黑体"/>
           <w:sz w:val="28"/>
           <w:szCs w:val="28"/>
         </w:rPr>
-        <w:commentReference w:id="6"/>
+        <w:commentReference w:id="3"/>
       </w:r>
     </w:p>
     <w:p/>
     <w:p>
       <w:pPr>
         <w:rPr>
-          <w:rFonts w:ascii="宋体" w:eastAsia="宋体" w:hAnsi="宋体" w:cs="宋体" w:hint="eastAsia"/>
-          <w:sz w:val="24"/>
-        </w:rPr>
-      </w:pPr>
-      <w:r>
-        <w:rPr>
-          <w:rFonts w:ascii="宋体" w:eastAsia="宋体" w:hAnsi="宋体" w:cs="宋体" w:hint="eastAsia"/>
+          <w:rFonts w:hint="eastAsia" w:ascii="宋体" w:hAnsi="宋体" w:eastAsia="宋体" w:cs="宋体"/>
+          <w:sz w:val="24"/>
+        </w:rPr>
+      </w:pPr>
+      <w:r>
+        <w:rPr>
+          <w:rFonts w:hint="eastAsia" w:ascii="宋体" w:hAnsi="宋体" w:eastAsia="宋体" w:cs="宋体"/>
           <w:sz w:val="24"/>
         </w:rPr>
         <w:t>金融科技的发展使普通用户获取金融产品变得更加方便，但“可获取”并不等于“可理解”。许多平台通过首页推荐、收益排行、热门主题和市场情绪信息吸引用户注意，这种设计方式能够提高点击与转化，却不一定有助于用户形成长期、稳定和理性的投资行为。对于新手而言，最困难的并不是找不到投资入口，而是不知道如何判断一个入口是否适合自己。</w:t>
@@ -1486,21 +1557,21 @@
     <w:p>
       <w:pPr>
         <w:rPr>
-          <w:rFonts w:ascii="宋体" w:eastAsia="宋体" w:hAnsi="宋体" w:cs="宋体" w:hint="eastAsia"/>
-          <w:sz w:val="24"/>
-        </w:rPr>
-      </w:pPr>
-    </w:p>
-    <w:p>
-      <w:pPr>
-        <w:rPr>
-          <w:rFonts w:ascii="宋体" w:eastAsia="宋体" w:hAnsi="宋体" w:cs="宋体" w:hint="eastAsia"/>
-          <w:sz w:val="24"/>
-        </w:rPr>
-      </w:pPr>
-      <w:r>
-        <w:rPr>
-          <w:rFonts w:ascii="宋体" w:eastAsia="宋体" w:hAnsi="宋体" w:cs="宋体" w:hint="eastAsia"/>
+          <w:rFonts w:hint="eastAsia" w:ascii="宋体" w:hAnsi="宋体" w:eastAsia="宋体" w:cs="宋体"/>
+          <w:sz w:val="24"/>
+        </w:rPr>
+      </w:pPr>
+    </w:p>
+    <w:p>
+      <w:pPr>
+        <w:rPr>
+          <w:rFonts w:hint="eastAsia" w:ascii="宋体" w:hAnsi="宋体" w:eastAsia="宋体" w:cs="宋体"/>
+          <w:sz w:val="24"/>
+        </w:rPr>
+      </w:pPr>
+      <w:r>
+        <w:rPr>
+          <w:rFonts w:hint="eastAsia" w:ascii="宋体" w:hAnsi="宋体" w:eastAsia="宋体" w:cs="宋体"/>
           <w:sz w:val="24"/>
         </w:rPr>
         <w:t>从设计学角度看，这是一类典型的复杂信息服务设计问题。用户面对的不是单一操作任务，而是一整套由知识、情绪、风险和行为后果组成的复杂系统。若产品只强调“买入”“加仓”“跟投”等交易动作，而没有足够的解释、练习和反馈，就容易把用户推向短期刺激。FirstSpot 的设计出发点正是反向建立一个“先理解、再记录、再行动”的产品逻辑。</w:t>
@@ -1511,50 +1582,50 @@
       <w:pPr>
         <w:outlineLvl w:val="1"/>
         <w:rPr>
-          <w:rFonts w:ascii="黑体" w:eastAsia="黑体" w:hAnsi="黑体" w:cs="黑体" w:hint="eastAsia"/>
+          <w:rFonts w:hint="eastAsia" w:ascii="黑体" w:hAnsi="黑体" w:eastAsia="黑体" w:cs="黑体"/>
           <w:sz w:val="28"/>
           <w:szCs w:val="28"/>
         </w:rPr>
       </w:pPr>
       <w:r>
         <w:rPr>
-          <w:rFonts w:ascii="黑体" w:eastAsia="黑体" w:hAnsi="黑体" w:cs="黑体" w:hint="eastAsia"/>
+          <w:rFonts w:hint="eastAsia" w:ascii="黑体" w:hAnsi="黑体" w:eastAsia="黑体" w:cs="黑体"/>
           <w:sz w:val="28"/>
           <w:szCs w:val="28"/>
         </w:rPr>
         <w:t>2.2 双钻</w:t>
       </w:r>
-      <w:commentRangeStart w:id="7"/>
-      <w:r>
-        <w:rPr>
-          <w:rFonts w:ascii="黑体" w:eastAsia="黑体" w:hAnsi="黑体" w:cs="黑体" w:hint="eastAsia"/>
+      <w:commentRangeStart w:id="4"/>
+      <w:r>
+        <w:rPr>
+          <w:rFonts w:hint="eastAsia" w:ascii="黑体" w:hAnsi="黑体" w:eastAsia="黑体" w:cs="黑体"/>
           <w:sz w:val="28"/>
           <w:szCs w:val="28"/>
         </w:rPr>
         <w:t>模型与设计过程组织</w:t>
       </w:r>
-      <w:commentRangeEnd w:id="7"/>
-      <w:r>
-        <w:rPr>
-          <w:rStyle w:val="a4"/>
-          <w:rFonts w:ascii="黑体" w:eastAsia="黑体" w:hAnsi="黑体" w:cs="黑体" w:hint="eastAsia"/>
+      <w:commentRangeEnd w:id="4"/>
+      <w:r>
+        <w:rPr>
+          <w:rStyle w:val="8"/>
+          <w:rFonts w:hint="eastAsia" w:ascii="黑体" w:hAnsi="黑体" w:eastAsia="黑体" w:cs="黑体"/>
           <w:sz w:val="28"/>
           <w:szCs w:val="28"/>
         </w:rPr>
-        <w:commentReference w:id="7"/>
+        <w:commentReference w:id="4"/>
       </w:r>
     </w:p>
     <w:p/>
     <w:p>
       <w:pPr>
         <w:rPr>
-          <w:rFonts w:ascii="宋体" w:eastAsia="宋体" w:hAnsi="宋体" w:cs="宋体" w:hint="eastAsia"/>
-          <w:sz w:val="24"/>
-        </w:rPr>
-      </w:pPr>
-      <w:r>
-        <w:rPr>
-          <w:rFonts w:ascii="宋体" w:eastAsia="宋体" w:hAnsi="宋体" w:cs="宋体" w:hint="eastAsia"/>
+          <w:rFonts w:hint="eastAsia" w:ascii="宋体" w:hAnsi="宋体" w:eastAsia="宋体" w:cs="宋体"/>
+          <w:sz w:val="24"/>
+        </w:rPr>
+      </w:pPr>
+      <w:r>
+        <w:rPr>
+          <w:rFonts w:hint="eastAsia" w:ascii="宋体" w:hAnsi="宋体" w:eastAsia="宋体" w:cs="宋体"/>
           <w:sz w:val="24"/>
         </w:rPr>
         <w:t>英国 Design Council 提出的 Double Diamond 模型常被用于描述设计过程中的发散与收敛：先通过调研发现问题，再定义真正需要解决的问题；随后发展多种方案，最终交付可落地的设计结果[1]。在 FirstSpot 项目中，双钻模型不是被机械地写成流程图，而是实际用于组织毕业设计过程。</w:t>
@@ -1563,46 +1634,46 @@
     <w:p>
       <w:pPr>
         <w:rPr>
-          <w:rFonts w:ascii="宋体" w:eastAsia="宋体" w:hAnsi="宋体" w:cs="宋体" w:hint="eastAsia"/>
-          <w:sz w:val="24"/>
-        </w:rPr>
-      </w:pPr>
-    </w:p>
-    <w:p>
-      <w:pPr>
-        <w:rPr>
-          <w:rFonts w:ascii="宋体" w:eastAsia="宋体" w:hAnsi="宋体" w:cs="宋体" w:hint="eastAsia"/>
-          <w:sz w:val="24"/>
-        </w:rPr>
-      </w:pPr>
-      <w:r>
-        <w:rPr>
-          <w:rFonts w:ascii="宋体" w:eastAsia="宋体" w:hAnsi="宋体" w:cs="宋体" w:hint="eastAsia"/>
+          <w:rFonts w:hint="eastAsia" w:ascii="宋体" w:hAnsi="宋体" w:eastAsia="宋体" w:cs="宋体"/>
+          <w:sz w:val="24"/>
+        </w:rPr>
+      </w:pPr>
+    </w:p>
+    <w:p>
+      <w:pPr>
+        <w:rPr>
+          <w:rFonts w:hint="eastAsia" w:ascii="宋体" w:hAnsi="宋体" w:eastAsia="宋体" w:cs="宋体"/>
+          <w:sz w:val="24"/>
+        </w:rPr>
+      </w:pPr>
+      <w:r>
+        <w:rPr>
+          <w:rFonts w:hint="eastAsia" w:ascii="宋体" w:hAnsi="宋体" w:eastAsia="宋体" w:cs="宋体"/>
           <w:sz w:val="24"/>
         </w:rPr>
         <w:t>在</w:t>
       </w:r>
-      <w:commentRangeStart w:id="8"/>
-      <w:r>
-        <w:rPr>
-          <w:rFonts w:ascii="宋体" w:eastAsia="宋体" w:hAnsi="宋体" w:cs="宋体" w:hint="eastAsia"/>
+      <w:commentRangeStart w:id="5"/>
+      <w:r>
+        <w:rPr>
+          <w:rFonts w:hint="eastAsia" w:ascii="宋体" w:hAnsi="宋体" w:eastAsia="宋体" w:cs="宋体"/>
           <w:sz w:val="24"/>
         </w:rPr>
         <w:t>第一阶段，项目通过访谈和竞品观察发散理解用户对理财的态度、阻碍和期待。访谈发现，不同用户虽然收入、职业</w:t>
       </w:r>
-      <w:commentRangeEnd w:id="8"/>
-      <w:r>
-        <w:rPr>
-          <w:rStyle w:val="a4"/>
-          <w:rFonts w:ascii="宋体" w:eastAsia="宋体" w:hAnsi="宋体" w:cs="宋体" w:hint="eastAsia"/>
+      <w:commentRangeEnd w:id="5"/>
+      <w:r>
+        <w:rPr>
+          <w:rStyle w:val="8"/>
+          <w:rFonts w:hint="eastAsia" w:ascii="宋体" w:hAnsi="宋体" w:eastAsia="宋体" w:cs="宋体"/>
           <w:sz w:val="24"/>
           <w:szCs w:val="24"/>
         </w:rPr>
-        <w:commentReference w:id="8"/>
-      </w:r>
-      <w:r>
-        <w:rPr>
-          <w:rFonts w:ascii="宋体" w:eastAsia="宋体" w:hAnsi="宋体" w:cs="宋体" w:hint="eastAsia"/>
+        <w:commentReference w:id="5"/>
+      </w:r>
+      <w:r>
+        <w:rPr>
+          <w:rFonts w:hint="eastAsia" w:ascii="宋体" w:hAnsi="宋体" w:eastAsia="宋体" w:cs="宋体"/>
           <w:sz w:val="24"/>
         </w:rPr>
         <w:t>和理财经验不同，但都在不同程度上提到“风险”“本金”“时间成本”“看不懂”和“平台不可信”等问题。进入定义阶段后，项目将问题收敛为三个核心设计目标：降低入门认知门槛、避免诱导交易、通过游戏化反馈提高持续学习意愿。进入方案发展阶段后，项目围绕首开引导、投资者教育课程、可视化详情页和小工具展开原型与功能设计。最终在交付阶段，项目以 Flutter 应用形式实现核心功能，形成可演示、可迭代的移动端产品。</w:t>
@@ -1613,14 +1684,14 @@
       <w:pPr>
         <w:outlineLvl w:val="1"/>
         <w:rPr>
-          <w:rFonts w:ascii="黑体" w:eastAsia="黑体" w:hAnsi="黑体" w:cs="黑体" w:hint="eastAsia"/>
+          <w:rFonts w:hint="eastAsia" w:ascii="黑体" w:hAnsi="黑体" w:eastAsia="黑体" w:cs="黑体"/>
           <w:sz w:val="28"/>
           <w:szCs w:val="28"/>
         </w:rPr>
       </w:pPr>
       <w:r>
         <w:rPr>
-          <w:rFonts w:ascii="黑体" w:eastAsia="黑体" w:hAnsi="黑体" w:cs="黑体" w:hint="eastAsia"/>
+          <w:rFonts w:hint="eastAsia" w:ascii="黑体" w:hAnsi="黑体" w:eastAsia="黑体" w:cs="黑体"/>
           <w:sz w:val="28"/>
           <w:szCs w:val="28"/>
         </w:rPr>
@@ -1631,87 +1702,79 @@
     <w:p>
       <w:pPr>
         <w:rPr>
-          <w:rFonts w:ascii="宋体" w:eastAsia="宋体" w:hAnsi="宋体" w:cs="宋体" w:hint="eastAsia"/>
-          <w:sz w:val="24"/>
-        </w:rPr>
-      </w:pPr>
-      <w:commentRangeStart w:id="9"/>
-      <w:r>
-        <w:rPr>
-          <w:rFonts w:ascii="宋体" w:eastAsia="宋体" w:hAnsi="宋体" w:cs="宋体" w:hint="eastAsia"/>
+          <w:rFonts w:hint="eastAsia" w:ascii="宋体" w:hAnsi="宋体" w:eastAsia="宋体" w:cs="宋体"/>
+          <w:sz w:val="24"/>
+        </w:rPr>
+      </w:pPr>
+      <w:commentRangeStart w:id="6"/>
+      <w:r>
+        <w:rPr>
+          <w:rFonts w:hint="eastAsia" w:ascii="宋体" w:hAnsi="宋体" w:eastAsia="宋体" w:cs="宋体"/>
           <w:sz w:val="24"/>
         </w:rPr>
         <w:t>游戏化</w:t>
       </w:r>
-      <w:commentRangeEnd w:id="9"/>
-      <w:r>
-        <w:rPr>
-          <w:rStyle w:val="a4"/>
-          <w:rFonts w:ascii="宋体" w:eastAsia="宋体" w:hAnsi="宋体" w:cs="宋体" w:hint="eastAsia"/>
+      <w:commentRangeEnd w:id="6"/>
+      <w:r>
+        <w:rPr>
+          <w:rStyle w:val="8"/>
+          <w:rFonts w:hint="eastAsia" w:ascii="宋体" w:hAnsi="宋体" w:eastAsia="宋体" w:cs="宋体"/>
           <w:sz w:val="24"/>
           <w:szCs w:val="24"/>
         </w:rPr>
-        <w:commentReference w:id="9"/>
-      </w:r>
-      <w:r>
-        <w:rPr>
-          <w:rFonts w:ascii="宋体" w:eastAsia="宋体" w:hAnsi="宋体" w:cs="宋体" w:hint="eastAsia"/>
-          <w:sz w:val="24"/>
-        </w:rPr>
-        <w:t xml:space="preserve">通常被定义为在非游戏情境中使用游戏设计元素，以增强用户参与和体验[2]。Koivisto 与 Hamari 将游戏化研究放在“动机型信息系统”的框架中讨论，指出游戏化系统并不只是添加装饰元素，而是通过反馈、目标和体验结构影响用户行为[3]。在开题与前期理论调研阶段，本项目重点参考了 Ruowei Xiao、Zhanwei Wu 与 Juho Hamari 关于 IoT-enabled Gamification for User </w:t>
-      </w:r>
-      <w:r>
-        <w:rPr>
-          <w:rFonts w:ascii="宋体" w:eastAsia="宋体" w:hAnsi="宋体" w:cs="宋体" w:hint="eastAsia"/>
-          <w:sz w:val="24"/>
-        </w:rPr>
-        <w:lastRenderedPageBreak/>
-        <w:t>Engagement 的综述研究。该研究以用户参与为中心，提出从认知-行为轴、参与广泛度轴和参与阶段轴理解游戏化参与机制[8]。据此，FirstSpot 没有把游戏化目标设定为高强度沉迷或社交竞争，而是将产品聚焦在认知-行为轴的 attention-attitude 阶段、参与阶段轴的 Entry Point of Engagement 阶段，以及参与广泛度轴的 Individual Engagement 阶段。换言之，FirstSpot 的首要任务是让新手用户愿意进入、愿意理解、愿意形成初步态度，而不是一开始就追求复杂社群、强竞争或高频交易行为。在面向投资者教育的场景中，游戏化设计需要特别谨慎，因为金融产品天然涉及风险，若直接套用抽奖、榜单、连续刺激或收益攀比，反而可能诱发投机心理。</w:t>
-      </w:r>
-    </w:p>
-    <w:p>
-      <w:pPr>
-        <w:rPr>
-          <w:rFonts w:ascii="宋体" w:eastAsia="宋体" w:hAnsi="宋体" w:cs="宋体" w:hint="eastAsia"/>
-          <w:sz w:val="24"/>
-        </w:rPr>
-      </w:pPr>
-    </w:p>
-    <w:p>
-      <w:pPr>
-        <w:rPr>
-          <w:rFonts w:ascii="宋体" w:eastAsia="宋体" w:hAnsi="宋体" w:cs="宋体" w:hint="eastAsia"/>
-          <w:sz w:val="24"/>
-        </w:rPr>
-      </w:pPr>
-      <w:r>
-        <w:rPr>
-          <w:rFonts w:ascii="宋体" w:eastAsia="宋体" w:hAnsi="宋体" w:cs="宋体" w:hint="eastAsia"/>
+        <w:commentReference w:id="6"/>
+      </w:r>
+      <w:r>
+        <w:rPr>
+          <w:rFonts w:hint="eastAsia" w:ascii="宋体" w:hAnsi="宋体" w:eastAsia="宋体" w:cs="宋体"/>
+          <w:sz w:val="24"/>
+        </w:rPr>
+        <w:t>通常被定义为在非游戏情境中使用游戏设计元素，以增强用户参与和体验[2]。Koivisto 与 Hamari 将游戏化研究放在“动机型信息系统”的框架中讨论，指出游戏化系统并不只是添加装饰元素，而是通过反馈、目标和体验结构影响用户行为[3]。在开题与前期理论调研阶段，本项目重点参考了 Ruowei Xiao、Zhanwei Wu 与 Juho Hamari 关于 IoT-enabled Gamification for User Engagement 的综述研究。该研究以用户参与为中心，提出从认知-行为轴、参与广泛度轴和参与阶段轴理解游戏化参与机制[8]。据此，FirstSpot 没有把游戏化目标设定为高强度沉迷或社交竞争，而是将产品聚焦在认知-行为轴的 attention-attitude 阶段、参与阶段轴的 Entry Point of Engagement 阶段，以及参与广泛度轴的 Individual Engagement 阶段。换言之，FirstSpot 的首要任务是让新手用户愿意进入、愿意理解、愿意形成初步态度，而不是一开始就追求复杂社群、强竞争或高频交易行为。在面向投资者教育的场景中，游戏化设计需要特别谨慎，因为金融产品天然涉及风险，若直接套用抽奖、榜单、连续刺激或收益攀比，反而可能诱发投机心理。</w:t>
+      </w:r>
+    </w:p>
+    <w:p>
+      <w:pPr>
+        <w:rPr>
+          <w:rFonts w:hint="eastAsia" w:ascii="宋体" w:hAnsi="宋体" w:eastAsia="宋体" w:cs="宋体"/>
+          <w:sz w:val="24"/>
+        </w:rPr>
+      </w:pPr>
+    </w:p>
+    <w:p>
+      <w:pPr>
+        <w:rPr>
+          <w:rFonts w:hint="eastAsia" w:ascii="宋体" w:hAnsi="宋体" w:eastAsia="宋体" w:cs="宋体"/>
+          <w:sz w:val="24"/>
+        </w:rPr>
+      </w:pPr>
+      <w:r>
+        <w:rPr>
+          <w:rFonts w:hint="eastAsia" w:ascii="宋体" w:hAnsi="宋体" w:eastAsia="宋体" w:cs="宋体"/>
           <w:sz w:val="24"/>
         </w:rPr>
         <w:t>因此，FirstSpot 采用了</w:t>
       </w:r>
-      <w:commentRangeStart w:id="10"/>
-      <w:r>
-        <w:rPr>
-          <w:rFonts w:ascii="宋体" w:eastAsia="宋体" w:hAnsi="宋体" w:cs="宋体" w:hint="eastAsia"/>
+      <w:commentRangeStart w:id="7"/>
+      <w:r>
+        <w:rPr>
+          <w:rFonts w:hint="eastAsia" w:ascii="宋体" w:hAnsi="宋体" w:eastAsia="宋体" w:cs="宋体"/>
           <w:sz w:val="24"/>
         </w:rPr>
         <w:t>业内常见的 PBL 框架</w:t>
       </w:r>
-      <w:commentRangeEnd w:id="10"/>
-      <w:r>
-        <w:rPr>
-          <w:rStyle w:val="a4"/>
-          <w:rFonts w:ascii="宋体" w:eastAsia="宋体" w:hAnsi="宋体" w:cs="宋体" w:hint="eastAsia"/>
+      <w:commentRangeEnd w:id="7"/>
+      <w:r>
+        <w:rPr>
+          <w:rStyle w:val="8"/>
+          <w:rFonts w:hint="eastAsia" w:ascii="宋体" w:hAnsi="宋体" w:eastAsia="宋体" w:cs="宋体"/>
           <w:sz w:val="24"/>
           <w:szCs w:val="24"/>
         </w:rPr>
-        <w:commentReference w:id="10"/>
-      </w:r>
-      <w:r>
-        <w:rPr>
-          <w:rFonts w:ascii="宋体" w:eastAsia="宋体" w:hAnsi="宋体" w:cs="宋体" w:hint="eastAsia"/>
+        <w:commentReference w:id="7"/>
+      </w:r>
+      <w:r>
+        <w:rPr>
+          <w:rFonts w:hint="eastAsia" w:ascii="宋体" w:hAnsi="宋体" w:eastAsia="宋体" w:cs="宋体"/>
           <w:sz w:val="24"/>
         </w:rPr>
         <w:t>，但进行了有意识的取舍。PBL 中的 Points 对应 XP、学习进度和即时反馈，用于让用户感知自己正在变强；Badges 对应章节概念卡、里程碑徽章和金库收藏，用于形成阶段性成就；Leaderboards 则被主动放弃。原因在于，排行榜容易把金融学习转化为比较和竞争，甚至暗示收益排名、交易频率或短期表现才是价值标准，这与 FirstSpot 强调长期、分散、低费用和稳健回报的定位相冲突。</w:t>
@@ -1722,50 +1785,50 @@
       <w:pPr>
         <w:outlineLvl w:val="1"/>
         <w:rPr>
-          <w:rFonts w:ascii="黑体" w:eastAsia="黑体" w:hAnsi="黑体" w:cs="黑体" w:hint="eastAsia"/>
+          <w:rFonts w:hint="eastAsia" w:ascii="黑体" w:hAnsi="黑体" w:eastAsia="黑体" w:cs="黑体"/>
           <w:sz w:val="28"/>
           <w:szCs w:val="28"/>
         </w:rPr>
       </w:pPr>
       <w:r>
         <w:rPr>
-          <w:rFonts w:ascii="黑体" w:eastAsia="黑体" w:hAnsi="黑体" w:cs="黑体" w:hint="eastAsia"/>
+          <w:rFonts w:hint="eastAsia" w:ascii="黑体" w:hAnsi="黑体" w:eastAsia="黑体" w:cs="黑体"/>
           <w:sz w:val="28"/>
           <w:szCs w:val="28"/>
         </w:rPr>
         <w:t xml:space="preserve">2.4 </w:t>
       </w:r>
-      <w:commentRangeStart w:id="11"/>
-      <w:r>
-        <w:rPr>
-          <w:rFonts w:ascii="黑体" w:eastAsia="黑体" w:hAnsi="黑体" w:cs="黑体" w:hint="eastAsia"/>
+      <w:commentRangeStart w:id="8"/>
+      <w:r>
+        <w:rPr>
+          <w:rFonts w:hint="eastAsia" w:ascii="黑体" w:hAnsi="黑体" w:eastAsia="黑体" w:cs="黑体"/>
           <w:sz w:val="28"/>
           <w:szCs w:val="28"/>
         </w:rPr>
         <w:t>自我决定理论、心流与可探索交互</w:t>
       </w:r>
-      <w:commentRangeEnd w:id="11"/>
-      <w:r>
-        <w:rPr>
-          <w:rStyle w:val="a4"/>
-          <w:rFonts w:ascii="黑体" w:eastAsia="黑体" w:hAnsi="黑体" w:cs="黑体" w:hint="eastAsia"/>
+      <w:commentRangeEnd w:id="8"/>
+      <w:r>
+        <w:rPr>
+          <w:rStyle w:val="8"/>
+          <w:rFonts w:hint="eastAsia" w:ascii="黑体" w:hAnsi="黑体" w:eastAsia="黑体" w:cs="黑体"/>
           <w:sz w:val="28"/>
           <w:szCs w:val="28"/>
         </w:rPr>
-        <w:commentReference w:id="11"/>
+        <w:commentReference w:id="8"/>
       </w:r>
     </w:p>
     <w:p/>
     <w:p>
       <w:pPr>
         <w:rPr>
-          <w:rFonts w:ascii="宋体" w:eastAsia="宋体" w:hAnsi="宋体" w:cs="宋体" w:hint="eastAsia"/>
-          <w:sz w:val="24"/>
-        </w:rPr>
-      </w:pPr>
-      <w:r>
-        <w:rPr>
-          <w:rFonts w:ascii="宋体" w:eastAsia="宋体" w:hAnsi="宋体" w:cs="宋体" w:hint="eastAsia"/>
+          <w:rFonts w:hint="eastAsia" w:ascii="宋体" w:hAnsi="宋体" w:eastAsia="宋体" w:cs="宋体"/>
+          <w:sz w:val="24"/>
+        </w:rPr>
+      </w:pPr>
+      <w:r>
+        <w:rPr>
+          <w:rFonts w:hint="eastAsia" w:ascii="宋体" w:hAnsi="宋体" w:eastAsia="宋体" w:cs="宋体"/>
           <w:sz w:val="24"/>
         </w:rPr>
         <w:t>自我决定理论认为，人的持续动机与自主感、胜任感和关系感密切相关[4]。在 FirstSpot 中，自主感体现在用户可以通过多个入口探索学习内容和小工具，而不是被强制完成单一路径；胜任感体现在每次答题、拖拽、点亮卡片和获得徽章时都有清晰反馈；关系感则主要通过 Myo 角色建立。Myo 不是权威理财老师，而是陪用户一起学习的角色，以更轻松的语气解释复杂概念。</w:t>
@@ -1774,21 +1837,21 @@
     <w:p>
       <w:pPr>
         <w:rPr>
-          <w:rFonts w:ascii="宋体" w:eastAsia="宋体" w:hAnsi="宋体" w:cs="宋体" w:hint="eastAsia"/>
-          <w:sz w:val="24"/>
-        </w:rPr>
-      </w:pPr>
-    </w:p>
-    <w:p>
-      <w:pPr>
-        <w:rPr>
-          <w:rFonts w:ascii="宋体" w:eastAsia="宋体" w:hAnsi="宋体" w:cs="宋体" w:hint="eastAsia"/>
-          <w:sz w:val="24"/>
-        </w:rPr>
-      </w:pPr>
-      <w:r>
-        <w:rPr>
-          <w:rFonts w:ascii="宋体" w:eastAsia="宋体" w:hAnsi="宋体" w:cs="宋体" w:hint="eastAsia"/>
+          <w:rFonts w:hint="eastAsia" w:ascii="宋体" w:hAnsi="宋体" w:eastAsia="宋体" w:cs="宋体"/>
+          <w:sz w:val="24"/>
+        </w:rPr>
+      </w:pPr>
+    </w:p>
+    <w:p>
+      <w:pPr>
+        <w:rPr>
+          <w:rFonts w:hint="eastAsia" w:ascii="宋体" w:hAnsi="宋体" w:eastAsia="宋体" w:cs="宋体"/>
+          <w:sz w:val="24"/>
+        </w:rPr>
+      </w:pPr>
+      <w:r>
+        <w:rPr>
+          <w:rFonts w:hint="eastAsia" w:ascii="宋体" w:hAnsi="宋体" w:eastAsia="宋体" w:cs="宋体"/>
           <w:sz w:val="24"/>
         </w:rPr>
         <w:t>心流理论强调目标清晰、挑战与能力匹配、即时反馈等条件对沉浸体验的重要性[5]。投资者教育若直接用长文章灌输知识，很难形成持续注意力。FirstSpot 因而将内容拆分为微学习任务：每章有明确目标，每个概念通过对话、案例或小练习展开，完成后获得即时反馈和收藏卡片。用户不是一次性读完大段金融教材，而是在短时间内完成一个可感知的学习动作。</w:t>
@@ -1797,21 +1860,21 @@
     <w:p>
       <w:pPr>
         <w:rPr>
-          <w:rFonts w:ascii="宋体" w:eastAsia="宋体" w:hAnsi="宋体" w:cs="宋体" w:hint="eastAsia"/>
-          <w:sz w:val="24"/>
-        </w:rPr>
-      </w:pPr>
-    </w:p>
-    <w:p>
-      <w:pPr>
-        <w:rPr>
-          <w:rFonts w:ascii="宋体" w:eastAsia="宋体" w:hAnsi="宋体" w:cs="宋体" w:hint="eastAsia"/>
-          <w:sz w:val="24"/>
-        </w:rPr>
-      </w:pPr>
-      <w:r>
-        <w:rPr>
-          <w:rFonts w:ascii="宋体" w:eastAsia="宋体" w:hAnsi="宋体" w:cs="宋体" w:hint="eastAsia"/>
+          <w:rFonts w:hint="eastAsia" w:ascii="宋体" w:hAnsi="宋体" w:eastAsia="宋体" w:cs="宋体"/>
+          <w:sz w:val="24"/>
+        </w:rPr>
+      </w:pPr>
+    </w:p>
+    <w:p>
+      <w:pPr>
+        <w:rPr>
+          <w:rFonts w:hint="eastAsia" w:ascii="宋体" w:hAnsi="宋体" w:eastAsia="宋体" w:cs="宋体"/>
+          <w:sz w:val="24"/>
+        </w:rPr>
+      </w:pPr>
+      <w:r>
+        <w:rPr>
+          <w:rFonts w:hint="eastAsia" w:ascii="宋体" w:hAnsi="宋体" w:eastAsia="宋体" w:cs="宋体"/>
           <w:sz w:val="24"/>
         </w:rPr>
         <w:t>此外，FirstSpot 在多个页面中留下可探索触发的 widgets，例如点击 Myo 获得彩蛋反馈、点击术语弹出解释、拖拽角色卡推进 IPO 案例、翻转卡片查看背面、在工具抽屉中发现复利和持仓成本小工具。这些小组件的价值不只是“好玩”，更重要的是把抽象知识转化为可操作对象，让用户通过探索建立理解。</w:t>
@@ -1826,104 +1889,96 @@
         </w:numPr>
         <w:outlineLvl w:val="0"/>
         <w:rPr>
-          <w:rFonts w:ascii="黑体" w:eastAsia="黑体" w:hAnsi="黑体" w:cs="黑体" w:hint="eastAsia"/>
+          <w:rFonts w:hint="eastAsia" w:ascii="黑体" w:hAnsi="黑体" w:eastAsia="黑体" w:cs="黑体"/>
           <w:sz w:val="32"/>
           <w:szCs w:val="32"/>
         </w:rPr>
       </w:pPr>
-      <w:bookmarkStart w:id="12" w:name="_Toc5061"/>
-      <w:r>
-        <w:rPr>
-          <w:rFonts w:ascii="黑体" w:eastAsia="黑体" w:hAnsi="黑体" w:cs="黑体" w:hint="eastAsia"/>
+      <w:bookmarkStart w:id="3" w:name="_Toc5061"/>
+      <w:r>
+        <w:rPr>
+          <w:rFonts w:hint="eastAsia" w:ascii="黑体" w:hAnsi="黑体" w:eastAsia="黑体" w:cs="黑体"/>
           <w:sz w:val="32"/>
           <w:szCs w:val="32"/>
         </w:rPr>
         <w:t>前期调研与用户需求定义</w:t>
       </w:r>
-      <w:bookmarkEnd w:id="12"/>
+      <w:bookmarkEnd w:id="3"/>
     </w:p>
     <w:p/>
     <w:p>
       <w:pPr>
         <w:outlineLvl w:val="1"/>
         <w:rPr>
-          <w:rFonts w:ascii="黑体" w:eastAsia="黑体" w:hAnsi="黑体" w:cs="黑体" w:hint="eastAsia"/>
+          <w:rFonts w:hint="eastAsia" w:ascii="黑体" w:hAnsi="黑体" w:eastAsia="黑体" w:cs="黑体"/>
           <w:sz w:val="28"/>
           <w:szCs w:val="28"/>
         </w:rPr>
       </w:pPr>
       <w:r>
         <w:rPr>
-          <w:rFonts w:ascii="黑体" w:eastAsia="黑体" w:hAnsi="黑体" w:cs="黑体" w:hint="eastAsia"/>
+          <w:rFonts w:hint="eastAsia" w:ascii="黑体" w:hAnsi="黑体" w:eastAsia="黑体" w:cs="黑体"/>
           <w:sz w:val="28"/>
           <w:szCs w:val="28"/>
         </w:rPr>
         <w:t>3.</w:t>
       </w:r>
-      <w:commentRangeStart w:id="13"/>
-      <w:r>
-        <w:rPr>
-          <w:rFonts w:ascii="黑体" w:eastAsia="黑体" w:hAnsi="黑体" w:cs="黑体" w:hint="eastAsia"/>
+      <w:commentRangeStart w:id="9"/>
+      <w:r>
+        <w:rPr>
+          <w:rFonts w:hint="eastAsia" w:ascii="黑体" w:hAnsi="黑体" w:eastAsia="黑体" w:cs="黑体"/>
           <w:sz w:val="28"/>
           <w:szCs w:val="28"/>
         </w:rPr>
         <w:t>1 调研方法</w:t>
       </w:r>
-      <w:commentRangeEnd w:id="13"/>
-      <w:r>
-        <w:rPr>
-          <w:rStyle w:val="a4"/>
-          <w:rFonts w:ascii="黑体" w:eastAsia="黑体" w:hAnsi="黑体" w:cs="黑体" w:hint="eastAsia"/>
+      <w:commentRangeEnd w:id="9"/>
+      <w:r>
+        <w:rPr>
+          <w:rStyle w:val="8"/>
+          <w:rFonts w:hint="eastAsia" w:ascii="黑体" w:hAnsi="黑体" w:eastAsia="黑体" w:cs="黑体"/>
           <w:sz w:val="28"/>
           <w:szCs w:val="28"/>
         </w:rPr>
-        <w:commentReference w:id="13"/>
+        <w:commentReference w:id="9"/>
       </w:r>
     </w:p>
     <w:p/>
     <w:p>
       <w:pPr>
         <w:rPr>
-          <w:rFonts w:ascii="宋体" w:eastAsia="宋体" w:hAnsi="宋体" w:cs="宋体" w:hint="eastAsia"/>
-          <w:sz w:val="24"/>
-        </w:rPr>
-      </w:pPr>
-      <w:r>
-        <w:rPr>
-          <w:rFonts w:ascii="宋体" w:eastAsia="宋体" w:hAnsi="宋体" w:cs="宋体" w:hint="eastAsia"/>
-          <w:sz w:val="24"/>
-        </w:rPr>
-        <w:t>前期调研是本项目设计学论证的重要基础。项目没有直接从功能清单出发，而是</w:t>
-      </w:r>
-      <w:r>
-        <w:rPr>
-          <w:rFonts w:ascii="宋体" w:eastAsia="宋体" w:hAnsi="宋体" w:cs="宋体" w:hint="eastAsia"/>
-          <w:sz w:val="24"/>
-        </w:rPr>
-        <w:lastRenderedPageBreak/>
-        <w:t>先通过文献调研、竞品观察和概念验证访谈共同理解设计问题。其中，</w:t>
-      </w:r>
-      <w:commentRangeStart w:id="14"/>
-      <w:r>
-        <w:rPr>
-          <w:rFonts w:ascii="宋体" w:eastAsia="宋体" w:hAnsi="宋体" w:cs="宋体" w:hint="eastAsia"/>
+          <w:rFonts w:hint="eastAsia" w:ascii="宋体" w:hAnsi="宋体" w:eastAsia="宋体" w:cs="宋体"/>
+          <w:sz w:val="24"/>
+        </w:rPr>
+      </w:pPr>
+      <w:r>
+        <w:rPr>
+          <w:rFonts w:hint="eastAsia" w:ascii="宋体" w:hAnsi="宋体" w:eastAsia="宋体" w:cs="宋体"/>
+          <w:sz w:val="24"/>
+        </w:rPr>
+        <w:t>前期调研是本项目设计学论证的重要基础。项目没有直接从功能清单出发，而是先通过文献调研、竞品观察和概念验证访谈共同理解设计问题。其中，</w:t>
+      </w:r>
+      <w:commentRangeStart w:id="10"/>
+      <w:r>
+        <w:rPr>
+          <w:rFonts w:hint="eastAsia" w:ascii="宋体" w:hAnsi="宋体" w:eastAsia="宋体" w:cs="宋体"/>
           <w:sz w:val="24"/>
         </w:rPr>
         <w:t>Xiao 等</w:t>
       </w:r>
-      <w:commentRangeEnd w:id="14"/>
-      <w:r>
-        <w:rPr>
-          <w:rStyle w:val="a4"/>
-          <w:rFonts w:ascii="宋体" w:eastAsia="宋体" w:hAnsi="宋体" w:cs="宋体" w:hint="eastAsia"/>
+      <w:commentRangeEnd w:id="10"/>
+      <w:r>
+        <w:rPr>
+          <w:rStyle w:val="8"/>
+          <w:rFonts w:hint="eastAsia" w:ascii="宋体" w:hAnsi="宋体" w:eastAsia="宋体" w:cs="宋体"/>
           <w:sz w:val="24"/>
           <w:szCs w:val="24"/>
         </w:rPr>
-        <w:commentReference w:id="14"/>
-      </w:r>
-      <w:r>
-        <w:rPr>
-          <w:rFonts w:ascii="宋体" w:eastAsia="宋体" w:hAnsi="宋体" w:cs="宋体" w:hint="eastAsia"/>
+        <w:commentReference w:id="10"/>
+      </w:r>
+      <w:r>
+        <w:rPr>
+          <w:rFonts w:hint="eastAsia" w:ascii="宋体" w:hAnsi="宋体" w:eastAsia="宋体" w:cs="宋体"/>
           <w:sz w:val="24"/>
         </w:rPr>
         <w:t>关于 Internet-of-Gamification 的研究为项目确定用户参与阶段提供了理论参照：FirstSpot 在 V1 阶段优先解决 attention-attitude、Entry Point of Engagement 与 Individual Engagement 问题，即让单个新手用户愿意进入投资学习场景、降低畏难情绪并建立初步态度，而不是直接追求社群扩散、排行榜竞争或复杂投资决策。随后，项目通过概念验证访谈理解目标用户的生活状态、理财经验和心理障碍。访谈对象共 5 位，均为 23 至 26 岁左右的年轻职场或准职场用户，职业包括工程师、设计师、网络管理员等，收入区间从约 7000 元到 20000 元不等。为保护受访者隐私，本文不披露真实姓名，而采用 A-E 编号呈现用户画像。学历信息依据访谈记录及后续补充整理，覆盖专科、本科和研究生背景，能够较好体现目标用户在教育经历、职业训练和金融经验上的差异。</w:t>
@@ -1932,44 +1987,44 @@
     <w:p>
       <w:pPr>
         <w:rPr>
-          <w:rFonts w:ascii="宋体" w:eastAsia="宋体" w:hAnsi="宋体" w:cs="宋体" w:hint="eastAsia"/>
-          <w:sz w:val="24"/>
-        </w:rPr>
-      </w:pPr>
-      <w:commentRangeStart w:id="15"/>
+          <w:rFonts w:hint="eastAsia" w:ascii="宋体" w:hAnsi="宋体" w:eastAsia="宋体" w:cs="宋体"/>
+          <w:sz w:val="24"/>
+        </w:rPr>
+      </w:pPr>
+      <w:commentRangeStart w:id="11"/>
     </w:p>
     <w:p>
       <w:pPr>
         <w:jc w:val="center"/>
         <w:rPr>
-          <w:rFonts w:ascii="宋体" w:eastAsia="宋体" w:hAnsi="宋体" w:cs="宋体" w:hint="eastAsia"/>
+          <w:rFonts w:hint="eastAsia" w:ascii="宋体" w:hAnsi="宋体" w:eastAsia="宋体" w:cs="宋体"/>
           <w:b/>
           <w:bCs/>
         </w:rPr>
       </w:pPr>
       <w:r>
         <w:rPr>
-          <w:rFonts w:ascii="宋体" w:eastAsia="宋体" w:hAnsi="宋体" w:cs="宋体" w:hint="eastAsia"/>
+          <w:rFonts w:hint="eastAsia" w:ascii="宋体" w:hAnsi="宋体" w:eastAsia="宋体" w:cs="宋体"/>
           <w:b/>
           <w:bCs/>
         </w:rPr>
         <w:t>表1：受</w:t>
       </w:r>
-      <w:commentRangeEnd w:id="15"/>
-      <w:r>
-        <w:rPr>
-          <w:rStyle w:val="a4"/>
-          <w:rFonts w:ascii="宋体" w:eastAsia="宋体" w:hAnsi="宋体" w:cs="宋体" w:hint="eastAsia"/>
+      <w:commentRangeEnd w:id="11"/>
+      <w:r>
+        <w:rPr>
+          <w:rStyle w:val="8"/>
+          <w:rFonts w:hint="eastAsia" w:ascii="宋体" w:hAnsi="宋体" w:eastAsia="宋体" w:cs="宋体"/>
           <w:b/>
           <w:bCs/>
           <w:sz w:val="21"/>
           <w:szCs w:val="24"/>
         </w:rPr>
-        <w:commentReference w:id="15"/>
-      </w:r>
-      <w:r>
-        <w:rPr>
-          <w:rFonts w:ascii="宋体" w:eastAsia="宋体" w:hAnsi="宋体" w:cs="宋体" w:hint="eastAsia"/>
+        <w:commentReference w:id="11"/>
+      </w:r>
+      <w:r>
+        <w:rPr>
+          <w:rFonts w:hint="eastAsia" w:ascii="宋体" w:hAnsi="宋体" w:eastAsia="宋体" w:cs="宋体"/>
           <w:b/>
           <w:bCs/>
         </w:rPr>
@@ -1978,9 +2033,24 @@
     </w:p>
     <w:tbl>
       <w:tblPr>
-        <w:tblStyle w:val="a3"/>
+        <w:tblStyle w:val="6"/>
         <w:tblW w:w="0" w:type="auto"/>
-        <w:tblLook w:val="04A0" w:firstRow="1" w:lastRow="0" w:firstColumn="1" w:lastColumn="0" w:noHBand="0" w:noVBand="1"/>
+        <w:tblInd w:w="0" w:type="dxa"/>
+        <w:tblBorders>
+          <w:top w:val="single" w:color="auto" w:sz="4" w:space="0"/>
+          <w:left w:val="single" w:color="auto" w:sz="4" w:space="0"/>
+          <w:bottom w:val="single" w:color="auto" w:sz="4" w:space="0"/>
+          <w:right w:val="single" w:color="auto" w:sz="4" w:space="0"/>
+          <w:insideH w:val="single" w:color="auto" w:sz="4" w:space="0"/>
+          <w:insideV w:val="single" w:color="auto" w:sz="4" w:space="0"/>
+        </w:tblBorders>
+        <w:tblLayout w:type="autofit"/>
+        <w:tblCellMar>
+          <w:top w:w="0" w:type="dxa"/>
+          <w:left w:w="108" w:type="dxa"/>
+          <w:bottom w:w="0" w:type="dxa"/>
+          <w:right w:w="108" w:type="dxa"/>
+        </w:tblCellMar>
       </w:tblPr>
       <w:tblGrid>
         <w:gridCol w:w="1217"/>
@@ -1992,6 +2062,22 @@
         <w:gridCol w:w="1218"/>
       </w:tblGrid>
       <w:tr>
+        <w:tblPrEx>
+          <w:tblBorders>
+            <w:top w:val="single" w:color="auto" w:sz="4" w:space="0"/>
+            <w:left w:val="single" w:color="auto" w:sz="4" w:space="0"/>
+            <w:bottom w:val="single" w:color="auto" w:sz="4" w:space="0"/>
+            <w:right w:val="single" w:color="auto" w:sz="4" w:space="0"/>
+            <w:insideH w:val="single" w:color="auto" w:sz="4" w:space="0"/>
+            <w:insideV w:val="single" w:color="auto" w:sz="4" w:space="0"/>
+          </w:tblBorders>
+          <w:tblCellMar>
+            <w:top w:w="0" w:type="dxa"/>
+            <w:left w:w="108" w:type="dxa"/>
+            <w:bottom w:w="0" w:type="dxa"/>
+            <w:right w:w="108" w:type="dxa"/>
+          </w:tblCellMar>
+        </w:tblPrEx>
         <w:tc>
           <w:tcPr>
             <w:tcW w:w="1217" w:type="dxa"/>
@@ -1999,13 +2085,13 @@
           <w:p>
             <w:pPr>
               <w:rPr>
-                <w:rFonts w:ascii="宋体" w:eastAsia="宋体" w:hAnsi="宋体" w:cs="宋体" w:hint="eastAsia"/>
+                <w:rFonts w:hint="eastAsia" w:ascii="宋体" w:hAnsi="宋体" w:eastAsia="宋体" w:cs="宋体"/>
                 <w:szCs w:val="21"/>
               </w:rPr>
             </w:pPr>
             <w:r>
               <w:rPr>
-                <w:rFonts w:ascii="宋体" w:eastAsia="宋体" w:hAnsi="宋体" w:cs="宋体" w:hint="eastAsia"/>
+                <w:rFonts w:hint="eastAsia" w:ascii="宋体" w:hAnsi="宋体" w:eastAsia="宋体" w:cs="宋体"/>
                 <w:szCs w:val="21"/>
               </w:rPr>
               <w:t>编号</w:t>
@@ -2019,13 +2105,13 @@
           <w:p>
             <w:pPr>
               <w:rPr>
-                <w:rFonts w:ascii="宋体" w:eastAsia="宋体" w:hAnsi="宋体" w:cs="宋体" w:hint="eastAsia"/>
+                <w:rFonts w:hint="eastAsia" w:ascii="宋体" w:hAnsi="宋体" w:eastAsia="宋体" w:cs="宋体"/>
                 <w:szCs w:val="21"/>
               </w:rPr>
             </w:pPr>
             <w:r>
               <w:rPr>
-                <w:rFonts w:ascii="宋体" w:eastAsia="宋体" w:hAnsi="宋体" w:cs="宋体" w:hint="eastAsia"/>
+                <w:rFonts w:hint="eastAsia" w:ascii="宋体" w:hAnsi="宋体" w:eastAsia="宋体" w:cs="宋体"/>
                 <w:szCs w:val="21"/>
               </w:rPr>
               <w:t>性别与年龄</w:t>
@@ -2039,13 +2125,13 @@
           <w:p>
             <w:pPr>
               <w:rPr>
-                <w:rFonts w:ascii="宋体" w:eastAsia="宋体" w:hAnsi="宋体" w:cs="宋体" w:hint="eastAsia"/>
+                <w:rFonts w:hint="eastAsia" w:ascii="宋体" w:hAnsi="宋体" w:eastAsia="宋体" w:cs="宋体"/>
                 <w:szCs w:val="21"/>
               </w:rPr>
             </w:pPr>
             <w:r>
               <w:rPr>
-                <w:rFonts w:ascii="宋体" w:eastAsia="宋体" w:hAnsi="宋体" w:cs="宋体" w:hint="eastAsia"/>
+                <w:rFonts w:hint="eastAsia" w:ascii="宋体" w:hAnsi="宋体" w:eastAsia="宋体" w:cs="宋体"/>
                 <w:szCs w:val="21"/>
               </w:rPr>
               <w:t>职业/背景</w:t>
@@ -2059,13 +2145,13 @@
           <w:p>
             <w:pPr>
               <w:rPr>
-                <w:rFonts w:ascii="宋体" w:eastAsia="宋体" w:hAnsi="宋体" w:cs="宋体" w:hint="eastAsia"/>
+                <w:rFonts w:hint="eastAsia" w:ascii="宋体" w:hAnsi="宋体" w:eastAsia="宋体" w:cs="宋体"/>
                 <w:szCs w:val="21"/>
               </w:rPr>
             </w:pPr>
             <w:r>
               <w:rPr>
-                <w:rFonts w:ascii="宋体" w:eastAsia="宋体" w:hAnsi="宋体" w:cs="宋体" w:hint="eastAsia"/>
+                <w:rFonts w:hint="eastAsia" w:ascii="宋体" w:hAnsi="宋体" w:eastAsia="宋体" w:cs="宋体"/>
                 <w:szCs w:val="21"/>
               </w:rPr>
               <w:t>收入与储蓄状态</w:t>
@@ -2079,13 +2165,13 @@
           <w:p>
             <w:pPr>
               <w:rPr>
-                <w:rFonts w:ascii="宋体" w:eastAsia="宋体" w:hAnsi="宋体" w:cs="宋体" w:hint="eastAsia"/>
+                <w:rFonts w:hint="eastAsia" w:ascii="宋体" w:hAnsi="宋体" w:eastAsia="宋体" w:cs="宋体"/>
                 <w:szCs w:val="21"/>
               </w:rPr>
             </w:pPr>
             <w:r>
               <w:rPr>
-                <w:rFonts w:ascii="宋体" w:eastAsia="宋体" w:hAnsi="宋体" w:cs="宋体" w:hint="eastAsia"/>
+                <w:rFonts w:hint="eastAsia" w:ascii="宋体" w:hAnsi="宋体" w:eastAsia="宋体" w:cs="宋体"/>
                 <w:szCs w:val="21"/>
               </w:rPr>
               <w:t>受教育水平</w:t>
@@ -2099,13 +2185,13 @@
           <w:p>
             <w:pPr>
               <w:rPr>
-                <w:rFonts w:ascii="宋体" w:eastAsia="宋体" w:hAnsi="宋体" w:cs="宋体" w:hint="eastAsia"/>
+                <w:rFonts w:hint="eastAsia" w:ascii="宋体" w:hAnsi="宋体" w:eastAsia="宋体" w:cs="宋体"/>
                 <w:szCs w:val="21"/>
               </w:rPr>
             </w:pPr>
             <w:r>
               <w:rPr>
-                <w:rFonts w:ascii="宋体" w:eastAsia="宋体" w:hAnsi="宋体" w:cs="宋体" w:hint="eastAsia"/>
+                <w:rFonts w:hint="eastAsia" w:ascii="宋体" w:hAnsi="宋体" w:eastAsia="宋体" w:cs="宋体"/>
                 <w:szCs w:val="21"/>
               </w:rPr>
               <w:t>理财经验与当前阶段</w:t>
@@ -2119,13 +2205,13 @@
           <w:p>
             <w:pPr>
               <w:rPr>
-                <w:rFonts w:ascii="宋体" w:eastAsia="宋体" w:hAnsi="宋体" w:cs="宋体" w:hint="eastAsia"/>
+                <w:rFonts w:hint="eastAsia" w:ascii="宋体" w:hAnsi="宋体" w:eastAsia="宋体" w:cs="宋体"/>
                 <w:szCs w:val="21"/>
               </w:rPr>
             </w:pPr>
             <w:r>
               <w:rPr>
-                <w:rFonts w:ascii="宋体" w:eastAsia="宋体" w:hAnsi="宋体" w:cs="宋体" w:hint="eastAsia"/>
+                <w:rFonts w:hint="eastAsia" w:ascii="宋体" w:hAnsi="宋体" w:eastAsia="宋体" w:cs="宋体"/>
                 <w:szCs w:val="21"/>
               </w:rPr>
               <w:t>核心痛点/期待</w:t>
@@ -2134,6 +2220,22 @@
         </w:tc>
       </w:tr>
       <w:tr>
+        <w:tblPrEx>
+          <w:tblBorders>
+            <w:top w:val="single" w:color="auto" w:sz="4" w:space="0"/>
+            <w:left w:val="single" w:color="auto" w:sz="4" w:space="0"/>
+            <w:bottom w:val="single" w:color="auto" w:sz="4" w:space="0"/>
+            <w:right w:val="single" w:color="auto" w:sz="4" w:space="0"/>
+            <w:insideH w:val="single" w:color="auto" w:sz="4" w:space="0"/>
+            <w:insideV w:val="single" w:color="auto" w:sz="4" w:space="0"/>
+          </w:tblBorders>
+          <w:tblCellMar>
+            <w:top w:w="0" w:type="dxa"/>
+            <w:left w:w="108" w:type="dxa"/>
+            <w:bottom w:w="0" w:type="dxa"/>
+            <w:right w:w="108" w:type="dxa"/>
+          </w:tblCellMar>
+        </w:tblPrEx>
         <w:tc>
           <w:tcPr>
             <w:tcW w:w="1217" w:type="dxa"/>
@@ -2141,13 +2243,13 @@
           <w:p>
             <w:pPr>
               <w:rPr>
-                <w:rFonts w:ascii="宋体" w:eastAsia="宋体" w:hAnsi="宋体" w:cs="宋体" w:hint="eastAsia"/>
+                <w:rFonts w:hint="eastAsia" w:ascii="宋体" w:hAnsi="宋体" w:eastAsia="宋体" w:cs="宋体"/>
                 <w:szCs w:val="21"/>
               </w:rPr>
             </w:pPr>
             <w:r>
               <w:rPr>
-                <w:rFonts w:ascii="宋体" w:eastAsia="宋体" w:hAnsi="宋体" w:cs="宋体" w:hint="eastAsia"/>
+                <w:rFonts w:hint="eastAsia" w:ascii="宋体" w:hAnsi="宋体" w:eastAsia="宋体" w:cs="宋体"/>
                 <w:szCs w:val="21"/>
               </w:rPr>
               <w:t>受访者 A</w:t>
@@ -2161,13 +2263,13 @@
           <w:p>
             <w:pPr>
               <w:rPr>
-                <w:rFonts w:ascii="宋体" w:eastAsia="宋体" w:hAnsi="宋体" w:cs="宋体" w:hint="eastAsia"/>
+                <w:rFonts w:hint="eastAsia" w:ascii="宋体" w:hAnsi="宋体" w:eastAsia="宋体" w:cs="宋体"/>
                 <w:szCs w:val="21"/>
               </w:rPr>
             </w:pPr>
             <w:r>
               <w:rPr>
-                <w:rFonts w:ascii="宋体" w:eastAsia="宋体" w:hAnsi="宋体" w:cs="宋体" w:hint="eastAsia"/>
+                <w:rFonts w:hint="eastAsia" w:ascii="宋体" w:hAnsi="宋体" w:eastAsia="宋体" w:cs="宋体"/>
                 <w:szCs w:val="21"/>
               </w:rPr>
               <w:t>男，25 岁</w:t>
@@ -2181,13 +2283,13 @@
           <w:p>
             <w:pPr>
               <w:rPr>
-                <w:rFonts w:ascii="宋体" w:eastAsia="宋体" w:hAnsi="宋体" w:cs="宋体" w:hint="eastAsia"/>
+                <w:rFonts w:hint="eastAsia" w:ascii="宋体" w:hAnsi="宋体" w:eastAsia="宋体" w:cs="宋体"/>
                 <w:szCs w:val="21"/>
               </w:rPr>
             </w:pPr>
             <w:r>
               <w:rPr>
-                <w:rFonts w:ascii="宋体" w:eastAsia="宋体" w:hAnsi="宋体" w:cs="宋体" w:hint="eastAsia"/>
+                <w:rFonts w:hint="eastAsia" w:ascii="宋体" w:hAnsi="宋体" w:eastAsia="宋体" w:cs="宋体"/>
                 <w:szCs w:val="21"/>
               </w:rPr>
               <w:t>制造业小厂工程师，嵌入式设计方向</w:t>
@@ -2201,13 +2303,13 @@
           <w:p>
             <w:pPr>
               <w:rPr>
-                <w:rFonts w:ascii="宋体" w:eastAsia="宋体" w:hAnsi="宋体" w:cs="宋体" w:hint="eastAsia"/>
+                <w:rFonts w:hint="eastAsia" w:ascii="宋体" w:hAnsi="宋体" w:eastAsia="宋体" w:cs="宋体"/>
                 <w:szCs w:val="21"/>
               </w:rPr>
             </w:pPr>
             <w:r>
               <w:rPr>
-                <w:rFonts w:ascii="宋体" w:eastAsia="宋体" w:hAnsi="宋体" w:cs="宋体" w:hint="eastAsia"/>
+                <w:rFonts w:hint="eastAsia" w:ascii="宋体" w:hAnsi="宋体" w:eastAsia="宋体" w:cs="宋体"/>
                 <w:szCs w:val="21"/>
               </w:rPr>
               <w:t>月收入约 7000 元，每月可储蓄约 3500 元</w:t>
@@ -2221,13 +2323,13 @@
           <w:p>
             <w:pPr>
               <w:rPr>
-                <w:rFonts w:ascii="宋体" w:eastAsia="宋体" w:hAnsi="宋体" w:cs="宋体" w:hint="eastAsia"/>
+                <w:rFonts w:hint="eastAsia" w:ascii="宋体" w:hAnsi="宋体" w:eastAsia="宋体" w:cs="宋体"/>
                 <w:szCs w:val="21"/>
               </w:rPr>
             </w:pPr>
             <w:r>
               <w:rPr>
-                <w:rFonts w:ascii="宋体" w:eastAsia="宋体" w:hAnsi="宋体" w:cs="宋体" w:hint="eastAsia"/>
+                <w:rFonts w:hint="eastAsia" w:ascii="宋体" w:hAnsi="宋体" w:eastAsia="宋体" w:cs="宋体"/>
                 <w:szCs w:val="21"/>
               </w:rPr>
               <w:t>专科</w:t>
@@ -2241,13 +2343,13 @@
           <w:p>
             <w:pPr>
               <w:rPr>
-                <w:rFonts w:ascii="宋体" w:eastAsia="宋体" w:hAnsi="宋体" w:cs="宋体" w:hint="eastAsia"/>
+                <w:rFonts w:hint="eastAsia" w:ascii="宋体" w:hAnsi="宋体" w:eastAsia="宋体" w:cs="宋体"/>
                 <w:szCs w:val="21"/>
               </w:rPr>
             </w:pPr>
             <w:r>
               <w:rPr>
-                <w:rFonts w:ascii="宋体" w:eastAsia="宋体" w:hAnsi="宋体" w:cs="宋体" w:hint="eastAsia"/>
+                <w:rFonts w:hint="eastAsia" w:ascii="宋体" w:hAnsi="宋体" w:eastAsia="宋体" w:cs="宋体"/>
                 <w:szCs w:val="21"/>
               </w:rPr>
               <w:t>使用余额宝及支付宝基金，已尝试基金配置</w:t>
@@ -2261,13 +2363,13 @@
           <w:p>
             <w:pPr>
               <w:rPr>
-                <w:rFonts w:ascii="宋体" w:eastAsia="宋体" w:hAnsi="宋体" w:cs="宋体" w:hint="eastAsia"/>
+                <w:rFonts w:hint="eastAsia" w:ascii="宋体" w:hAnsi="宋体" w:eastAsia="宋体" w:cs="宋体"/>
                 <w:szCs w:val="21"/>
               </w:rPr>
             </w:pPr>
             <w:r>
               <w:rPr>
-                <w:rFonts w:ascii="宋体" w:eastAsia="宋体" w:hAnsi="宋体" w:cs="宋体" w:hint="eastAsia"/>
+                <w:rFonts w:hint="eastAsia" w:ascii="宋体" w:hAnsi="宋体" w:eastAsia="宋体" w:cs="宋体"/>
                 <w:szCs w:val="21"/>
               </w:rPr>
               <w:t>关注平台诱导交易，希望通过 AI 与专业内容提升学习效率</w:t>
@@ -2276,6 +2378,22 @@
         </w:tc>
       </w:tr>
       <w:tr>
+        <w:tblPrEx>
+          <w:tblBorders>
+            <w:top w:val="single" w:color="auto" w:sz="4" w:space="0"/>
+            <w:left w:val="single" w:color="auto" w:sz="4" w:space="0"/>
+            <w:bottom w:val="single" w:color="auto" w:sz="4" w:space="0"/>
+            <w:right w:val="single" w:color="auto" w:sz="4" w:space="0"/>
+            <w:insideH w:val="single" w:color="auto" w:sz="4" w:space="0"/>
+            <w:insideV w:val="single" w:color="auto" w:sz="4" w:space="0"/>
+          </w:tblBorders>
+          <w:tblCellMar>
+            <w:top w:w="0" w:type="dxa"/>
+            <w:left w:w="108" w:type="dxa"/>
+            <w:bottom w:w="0" w:type="dxa"/>
+            <w:right w:w="108" w:type="dxa"/>
+          </w:tblCellMar>
+        </w:tblPrEx>
         <w:tc>
           <w:tcPr>
             <w:tcW w:w="1217" w:type="dxa"/>
@@ -2283,13 +2401,13 @@
           <w:p>
             <w:pPr>
               <w:rPr>
-                <w:rFonts w:ascii="宋体" w:eastAsia="宋体" w:hAnsi="宋体" w:cs="宋体" w:hint="eastAsia"/>
+                <w:rFonts w:hint="eastAsia" w:ascii="宋体" w:hAnsi="宋体" w:eastAsia="宋体" w:cs="宋体"/>
                 <w:szCs w:val="21"/>
               </w:rPr>
             </w:pPr>
             <w:r>
               <w:rPr>
-                <w:rFonts w:ascii="宋体" w:eastAsia="宋体" w:hAnsi="宋体" w:cs="宋体" w:hint="eastAsia"/>
+                <w:rFonts w:hint="eastAsia" w:ascii="宋体" w:hAnsi="宋体" w:eastAsia="宋体" w:cs="宋体"/>
                 <w:szCs w:val="21"/>
               </w:rPr>
               <w:t>受访者 B</w:t>
@@ -2303,13 +2421,13 @@
           <w:p>
             <w:pPr>
               <w:rPr>
-                <w:rFonts w:ascii="宋体" w:eastAsia="宋体" w:hAnsi="宋体" w:cs="宋体" w:hint="eastAsia"/>
+                <w:rFonts w:hint="eastAsia" w:ascii="宋体" w:hAnsi="宋体" w:eastAsia="宋体" w:cs="宋体"/>
                 <w:szCs w:val="21"/>
               </w:rPr>
             </w:pPr>
             <w:r>
               <w:rPr>
-                <w:rFonts w:ascii="宋体" w:eastAsia="宋体" w:hAnsi="宋体" w:cs="宋体" w:hint="eastAsia"/>
+                <w:rFonts w:hint="eastAsia" w:ascii="宋体" w:hAnsi="宋体" w:eastAsia="宋体" w:cs="宋体"/>
                 <w:szCs w:val="21"/>
               </w:rPr>
               <w:t>男，23 岁</w:t>
@@ -2323,13 +2441,13 @@
           <w:p>
             <w:pPr>
               <w:rPr>
-                <w:rFonts w:ascii="宋体" w:eastAsia="宋体" w:hAnsi="宋体" w:cs="宋体" w:hint="eastAsia"/>
+                <w:rFonts w:hint="eastAsia" w:ascii="宋体" w:hAnsi="宋体" w:eastAsia="宋体" w:cs="宋体"/>
                 <w:szCs w:val="21"/>
               </w:rPr>
             </w:pPr>
             <w:r>
               <w:rPr>
-                <w:rFonts w:ascii="宋体" w:eastAsia="宋体" w:hAnsi="宋体" w:cs="宋体" w:hint="eastAsia"/>
+                <w:rFonts w:hint="eastAsia" w:ascii="宋体" w:hAnsi="宋体" w:eastAsia="宋体" w:cs="宋体"/>
                 <w:szCs w:val="21"/>
               </w:rPr>
               <w:t>工业设计师</w:t>
@@ -2343,13 +2461,13 @@
           <w:p>
             <w:pPr>
               <w:rPr>
-                <w:rFonts w:ascii="宋体" w:eastAsia="宋体" w:hAnsi="宋体" w:cs="宋体" w:hint="eastAsia"/>
+                <w:rFonts w:hint="eastAsia" w:ascii="宋体" w:hAnsi="宋体" w:eastAsia="宋体" w:cs="宋体"/>
                 <w:szCs w:val="21"/>
               </w:rPr>
             </w:pPr>
             <w:r>
               <w:rPr>
-                <w:rFonts w:ascii="宋体" w:eastAsia="宋体" w:hAnsi="宋体" w:cs="宋体" w:hint="eastAsia"/>
+                <w:rFonts w:hint="eastAsia" w:ascii="宋体" w:hAnsi="宋体" w:eastAsia="宋体" w:cs="宋体"/>
                 <w:szCs w:val="21"/>
               </w:rPr>
               <w:t>月收入约 10000 元，房租约 3000 元，每月可储蓄约 2000 元</w:t>
@@ -2363,13 +2481,13 @@
           <w:p>
             <w:pPr>
               <w:rPr>
-                <w:rFonts w:ascii="宋体" w:eastAsia="宋体" w:hAnsi="宋体" w:cs="宋体" w:hint="eastAsia"/>
+                <w:rFonts w:hint="eastAsia" w:ascii="宋体" w:hAnsi="宋体" w:eastAsia="宋体" w:cs="宋体"/>
                 <w:szCs w:val="21"/>
               </w:rPr>
             </w:pPr>
             <w:r>
               <w:rPr>
-                <w:rFonts w:ascii="宋体" w:eastAsia="宋体" w:hAnsi="宋体" w:cs="宋体" w:hint="eastAsia"/>
+                <w:rFonts w:hint="eastAsia" w:ascii="宋体" w:hAnsi="宋体" w:eastAsia="宋体" w:cs="宋体"/>
                 <w:szCs w:val="21"/>
               </w:rPr>
               <w:t>本科</w:t>
@@ -2383,13 +2501,13 @@
           <w:p>
             <w:pPr>
               <w:rPr>
-                <w:rFonts w:ascii="宋体" w:eastAsia="宋体" w:hAnsi="宋体" w:cs="宋体" w:hint="eastAsia"/>
+                <w:rFonts w:hint="eastAsia" w:ascii="宋体" w:hAnsi="宋体" w:eastAsia="宋体" w:cs="宋体"/>
                 <w:szCs w:val="21"/>
               </w:rPr>
             </w:pPr>
             <w:r>
               <w:rPr>
-                <w:rFonts w:ascii="宋体" w:eastAsia="宋体" w:hAnsi="宋体" w:cs="宋体" w:hint="eastAsia"/>
+                <w:rFonts w:hint="eastAsia" w:ascii="宋体" w:hAnsi="宋体" w:eastAsia="宋体" w:cs="宋体"/>
                 <w:szCs w:val="21"/>
               </w:rPr>
               <w:t>几乎未使用金融产品，将理财理解为储蓄和记账</w:t>
@@ -2403,13 +2521,13 @@
           <w:p>
             <w:pPr>
               <w:rPr>
-                <w:rFonts w:ascii="宋体" w:eastAsia="宋体" w:hAnsi="宋体" w:cs="宋体" w:hint="eastAsia"/>
+                <w:rFonts w:hint="eastAsia" w:ascii="宋体" w:hAnsi="宋体" w:eastAsia="宋体" w:cs="宋体"/>
                 <w:szCs w:val="21"/>
               </w:rPr>
             </w:pPr>
             <w:r>
               <w:rPr>
-                <w:rFonts w:ascii="宋体" w:eastAsia="宋体" w:hAnsi="宋体" w:cs="宋体" w:hint="eastAsia"/>
+                <w:rFonts w:hint="eastAsia" w:ascii="宋体" w:hAnsi="宋体" w:eastAsia="宋体" w:cs="宋体"/>
                 <w:szCs w:val="21"/>
               </w:rPr>
               <w:t>需要简单实用、低负担的记账与消费预警功能</w:t>
@@ -2418,6 +2536,22 @@
         </w:tc>
       </w:tr>
       <w:tr>
+        <w:tblPrEx>
+          <w:tblBorders>
+            <w:top w:val="single" w:color="auto" w:sz="4" w:space="0"/>
+            <w:left w:val="single" w:color="auto" w:sz="4" w:space="0"/>
+            <w:bottom w:val="single" w:color="auto" w:sz="4" w:space="0"/>
+            <w:right w:val="single" w:color="auto" w:sz="4" w:space="0"/>
+            <w:insideH w:val="single" w:color="auto" w:sz="4" w:space="0"/>
+            <w:insideV w:val="single" w:color="auto" w:sz="4" w:space="0"/>
+          </w:tblBorders>
+          <w:tblCellMar>
+            <w:top w:w="0" w:type="dxa"/>
+            <w:left w:w="108" w:type="dxa"/>
+            <w:bottom w:w="0" w:type="dxa"/>
+            <w:right w:w="108" w:type="dxa"/>
+          </w:tblCellMar>
+        </w:tblPrEx>
         <w:tc>
           <w:tcPr>
             <w:tcW w:w="1217" w:type="dxa"/>
@@ -2425,13 +2559,13 @@
           <w:p>
             <w:pPr>
               <w:rPr>
-                <w:rFonts w:ascii="宋体" w:eastAsia="宋体" w:hAnsi="宋体" w:cs="宋体" w:hint="eastAsia"/>
+                <w:rFonts w:hint="eastAsia" w:ascii="宋体" w:hAnsi="宋体" w:eastAsia="宋体" w:cs="宋体"/>
                 <w:szCs w:val="21"/>
               </w:rPr>
             </w:pPr>
             <w:r>
               <w:rPr>
-                <w:rFonts w:ascii="宋体" w:eastAsia="宋体" w:hAnsi="宋体" w:cs="宋体" w:hint="eastAsia"/>
+                <w:rFonts w:hint="eastAsia" w:ascii="宋体" w:hAnsi="宋体" w:eastAsia="宋体" w:cs="宋体"/>
                 <w:szCs w:val="21"/>
               </w:rPr>
               <w:t>受访者 C</w:t>
@@ -2445,13 +2579,13 @@
           <w:p>
             <w:pPr>
               <w:rPr>
-                <w:rFonts w:ascii="宋体" w:eastAsia="宋体" w:hAnsi="宋体" w:cs="宋体" w:hint="eastAsia"/>
+                <w:rFonts w:hint="eastAsia" w:ascii="宋体" w:hAnsi="宋体" w:eastAsia="宋体" w:cs="宋体"/>
                 <w:szCs w:val="21"/>
               </w:rPr>
             </w:pPr>
             <w:r>
               <w:rPr>
-                <w:rFonts w:ascii="宋体" w:eastAsia="宋体" w:hAnsi="宋体" w:cs="宋体" w:hint="eastAsia"/>
+                <w:rFonts w:hint="eastAsia" w:ascii="宋体" w:hAnsi="宋体" w:eastAsia="宋体" w:cs="宋体"/>
                 <w:szCs w:val="21"/>
               </w:rPr>
               <w:t>男，23 岁</w:t>
@@ -2465,13 +2599,13 @@
           <w:p>
             <w:pPr>
               <w:rPr>
-                <w:rFonts w:ascii="宋体" w:eastAsia="宋体" w:hAnsi="宋体" w:cs="宋体" w:hint="eastAsia"/>
+                <w:rFonts w:hint="eastAsia" w:ascii="宋体" w:hAnsi="宋体" w:eastAsia="宋体" w:cs="宋体"/>
                 <w:szCs w:val="21"/>
               </w:rPr>
             </w:pPr>
             <w:r>
               <w:rPr>
-                <w:rFonts w:ascii="宋体" w:eastAsia="宋体" w:hAnsi="宋体" w:cs="宋体" w:hint="eastAsia"/>
+                <w:rFonts w:hint="eastAsia" w:ascii="宋体" w:hAnsi="宋体" w:eastAsia="宋体" w:cs="宋体"/>
                 <w:szCs w:val="21"/>
               </w:rPr>
               <w:t>网络管理员</w:t>
@@ -2485,13 +2619,13 @@
           <w:p>
             <w:pPr>
               <w:rPr>
-                <w:rFonts w:ascii="宋体" w:eastAsia="宋体" w:hAnsi="宋体" w:cs="宋体" w:hint="eastAsia"/>
+                <w:rFonts w:hint="eastAsia" w:ascii="宋体" w:hAnsi="宋体" w:eastAsia="宋体" w:cs="宋体"/>
                 <w:szCs w:val="21"/>
               </w:rPr>
             </w:pPr>
             <w:r>
               <w:rPr>
-                <w:rFonts w:ascii="宋体" w:eastAsia="宋体" w:hAnsi="宋体" w:cs="宋体" w:hint="eastAsia"/>
+                <w:rFonts w:hint="eastAsia" w:ascii="宋体" w:hAnsi="宋体" w:eastAsia="宋体" w:cs="宋体"/>
                 <w:szCs w:val="21"/>
               </w:rPr>
               <w:t>月收入约 7000 元，存在现实消费压力</w:t>
@@ -2505,13 +2639,13 @@
           <w:p>
             <w:pPr>
               <w:rPr>
-                <w:rFonts w:ascii="宋体" w:eastAsia="宋体" w:hAnsi="宋体" w:cs="宋体" w:hint="eastAsia"/>
+                <w:rFonts w:hint="eastAsia" w:ascii="宋体" w:hAnsi="宋体" w:eastAsia="宋体" w:cs="宋体"/>
                 <w:szCs w:val="21"/>
               </w:rPr>
             </w:pPr>
             <w:r>
               <w:rPr>
-                <w:rFonts w:ascii="宋体" w:eastAsia="宋体" w:hAnsi="宋体" w:cs="宋体" w:hint="eastAsia"/>
+                <w:rFonts w:hint="eastAsia" w:ascii="宋体" w:hAnsi="宋体" w:eastAsia="宋体" w:cs="宋体"/>
                 <w:szCs w:val="21"/>
               </w:rPr>
               <w:t>专科</w:t>
@@ -2525,13 +2659,13 @@
           <w:p>
             <w:pPr>
               <w:rPr>
-                <w:rFonts w:ascii="宋体" w:eastAsia="宋体" w:hAnsi="宋体" w:cs="宋体" w:hint="eastAsia"/>
+                <w:rFonts w:hint="eastAsia" w:ascii="宋体" w:hAnsi="宋体" w:eastAsia="宋体" w:cs="宋体"/>
                 <w:szCs w:val="21"/>
               </w:rPr>
             </w:pPr>
             <w:r>
               <w:rPr>
-                <w:rFonts w:ascii="宋体" w:eastAsia="宋体" w:hAnsi="宋体" w:cs="宋体" w:hint="eastAsia"/>
+                <w:rFonts w:hint="eastAsia" w:ascii="宋体" w:hAnsi="宋体" w:eastAsia="宋体" w:cs="宋体"/>
                 <w:szCs w:val="21"/>
               </w:rPr>
               <w:t>使用支付宝基金、余额宝和银行卡活期，仍以积累本金为主</w:t>
@@ -2545,13 +2679,13 @@
           <w:p>
             <w:pPr>
               <w:rPr>
-                <w:rFonts w:ascii="宋体" w:eastAsia="宋体" w:hAnsi="宋体" w:cs="宋体" w:hint="eastAsia"/>
+                <w:rFonts w:hint="eastAsia" w:ascii="宋体" w:hAnsi="宋体" w:eastAsia="宋体" w:cs="宋体"/>
                 <w:szCs w:val="21"/>
               </w:rPr>
             </w:pPr>
             <w:r>
               <w:rPr>
-                <w:rFonts w:ascii="宋体" w:eastAsia="宋体" w:hAnsi="宋体" w:cs="宋体" w:hint="eastAsia"/>
+                <w:rFonts w:hint="eastAsia" w:ascii="宋体" w:hAnsi="宋体" w:eastAsia="宋体" w:cs="宋体"/>
                 <w:szCs w:val="21"/>
               </w:rPr>
               <w:t>认为本金不足时投资意义有限，需要先建立信心</w:t>
@@ -2560,6 +2694,22 @@
         </w:tc>
       </w:tr>
       <w:tr>
+        <w:tblPrEx>
+          <w:tblBorders>
+            <w:top w:val="single" w:color="auto" w:sz="4" w:space="0"/>
+            <w:left w:val="single" w:color="auto" w:sz="4" w:space="0"/>
+            <w:bottom w:val="single" w:color="auto" w:sz="4" w:space="0"/>
+            <w:right w:val="single" w:color="auto" w:sz="4" w:space="0"/>
+            <w:insideH w:val="single" w:color="auto" w:sz="4" w:space="0"/>
+            <w:insideV w:val="single" w:color="auto" w:sz="4" w:space="0"/>
+          </w:tblBorders>
+          <w:tblCellMar>
+            <w:top w:w="0" w:type="dxa"/>
+            <w:left w:w="108" w:type="dxa"/>
+            <w:bottom w:w="0" w:type="dxa"/>
+            <w:right w:w="108" w:type="dxa"/>
+          </w:tblCellMar>
+        </w:tblPrEx>
         <w:tc>
           <w:tcPr>
             <w:tcW w:w="1217" w:type="dxa"/>
@@ -2567,13 +2717,13 @@
           <w:p>
             <w:pPr>
               <w:rPr>
-                <w:rFonts w:ascii="宋体" w:eastAsia="宋体" w:hAnsi="宋体" w:cs="宋体" w:hint="eastAsia"/>
+                <w:rFonts w:hint="eastAsia" w:ascii="宋体" w:hAnsi="宋体" w:eastAsia="宋体" w:cs="宋体"/>
                 <w:szCs w:val="21"/>
               </w:rPr>
             </w:pPr>
             <w:r>
               <w:rPr>
-                <w:rFonts w:ascii="宋体" w:eastAsia="宋体" w:hAnsi="宋体" w:cs="宋体" w:hint="eastAsia"/>
+                <w:rFonts w:hint="eastAsia" w:ascii="宋体" w:hAnsi="宋体" w:eastAsia="宋体" w:cs="宋体"/>
                 <w:szCs w:val="21"/>
               </w:rPr>
               <w:t>受访者 D</w:t>
@@ -2587,13 +2737,13 @@
           <w:p>
             <w:pPr>
               <w:rPr>
-                <w:rFonts w:ascii="宋体" w:eastAsia="宋体" w:hAnsi="宋体" w:cs="宋体" w:hint="eastAsia"/>
+                <w:rFonts w:hint="eastAsia" w:ascii="宋体" w:hAnsi="宋体" w:eastAsia="宋体" w:cs="宋体"/>
                 <w:szCs w:val="21"/>
               </w:rPr>
             </w:pPr>
             <w:r>
               <w:rPr>
-                <w:rFonts w:ascii="宋体" w:eastAsia="宋体" w:hAnsi="宋体" w:cs="宋体" w:hint="eastAsia"/>
+                <w:rFonts w:hint="eastAsia" w:ascii="宋体" w:hAnsi="宋体" w:eastAsia="宋体" w:cs="宋体"/>
                 <w:szCs w:val="21"/>
               </w:rPr>
               <w:t>男，26 岁</w:t>
@@ -2607,13 +2757,13 @@
           <w:p>
             <w:pPr>
               <w:rPr>
-                <w:rFonts w:ascii="宋体" w:eastAsia="宋体" w:hAnsi="宋体" w:cs="宋体" w:hint="eastAsia"/>
+                <w:rFonts w:hint="eastAsia" w:ascii="宋体" w:hAnsi="宋体" w:eastAsia="宋体" w:cs="宋体"/>
                 <w:szCs w:val="21"/>
               </w:rPr>
             </w:pPr>
             <w:r>
               <w:rPr>
-                <w:rFonts w:ascii="宋体" w:eastAsia="宋体" w:hAnsi="宋体" w:cs="宋体" w:hint="eastAsia"/>
+                <w:rFonts w:hint="eastAsia" w:ascii="宋体" w:hAnsi="宋体" w:eastAsia="宋体" w:cs="宋体"/>
                 <w:szCs w:val="21"/>
               </w:rPr>
               <w:t>光模块芯片工程师</w:t>
@@ -2627,13 +2777,13 @@
           <w:p>
             <w:pPr>
               <w:rPr>
-                <w:rFonts w:ascii="宋体" w:eastAsia="宋体" w:hAnsi="宋体" w:cs="宋体" w:hint="eastAsia"/>
+                <w:rFonts w:hint="eastAsia" w:ascii="宋体" w:hAnsi="宋体" w:eastAsia="宋体" w:cs="宋体"/>
                 <w:szCs w:val="21"/>
               </w:rPr>
             </w:pPr>
             <w:r>
               <w:rPr>
-                <w:rFonts w:ascii="宋体" w:eastAsia="宋体" w:hAnsi="宋体" w:cs="宋体" w:hint="eastAsia"/>
+                <w:rFonts w:hint="eastAsia" w:ascii="宋体" w:hAnsi="宋体" w:eastAsia="宋体" w:cs="宋体"/>
                 <w:szCs w:val="21"/>
               </w:rPr>
               <w:t>月收入约 20000 元，日常固定开销约 4000 元</w:t>
@@ -2647,13 +2797,13 @@
           <w:p>
             <w:pPr>
               <w:rPr>
-                <w:rFonts w:ascii="宋体" w:eastAsia="宋体" w:hAnsi="宋体" w:cs="宋体" w:hint="eastAsia"/>
+                <w:rFonts w:hint="eastAsia" w:ascii="宋体" w:hAnsi="宋体" w:eastAsia="宋体" w:cs="宋体"/>
                 <w:szCs w:val="21"/>
               </w:rPr>
             </w:pPr>
             <w:r>
               <w:rPr>
-                <w:rFonts w:ascii="宋体" w:eastAsia="宋体" w:hAnsi="宋体" w:cs="宋体" w:hint="eastAsia"/>
+                <w:rFonts w:hint="eastAsia" w:ascii="宋体" w:hAnsi="宋体" w:eastAsia="宋体" w:cs="宋体"/>
                 <w:szCs w:val="21"/>
               </w:rPr>
               <w:t>研究生</w:t>
@@ -2667,13 +2817,13 @@
           <w:p>
             <w:pPr>
               <w:rPr>
-                <w:rFonts w:ascii="宋体" w:eastAsia="宋体" w:hAnsi="宋体" w:cs="宋体" w:hint="eastAsia"/>
+                <w:rFonts w:hint="eastAsia" w:ascii="宋体" w:hAnsi="宋体" w:eastAsia="宋体" w:cs="宋体"/>
                 <w:szCs w:val="21"/>
               </w:rPr>
             </w:pPr>
             <w:r>
               <w:rPr>
-                <w:rFonts w:ascii="宋体" w:eastAsia="宋体" w:hAnsi="宋体" w:cs="宋体" w:hint="eastAsia"/>
+                <w:rFonts w:hint="eastAsia" w:ascii="宋体" w:hAnsi="宋体" w:eastAsia="宋体" w:cs="宋体"/>
                 <w:szCs w:val="21"/>
               </w:rPr>
               <w:t>当前以现金储蓄为主，尚未深入复杂金融产品</w:t>
@@ -2687,13 +2837,13 @@
           <w:p>
             <w:pPr>
               <w:rPr>
-                <w:rFonts w:ascii="宋体" w:eastAsia="宋体" w:hAnsi="宋体" w:cs="宋体" w:hint="eastAsia"/>
+                <w:rFonts w:hint="eastAsia" w:ascii="宋体" w:hAnsi="宋体" w:eastAsia="宋体" w:cs="宋体"/>
                 <w:szCs w:val="21"/>
               </w:rPr>
             </w:pPr>
             <w:r>
               <w:rPr>
-                <w:rFonts w:ascii="宋体" w:eastAsia="宋体" w:hAnsi="宋体" w:cs="宋体" w:hint="eastAsia"/>
+                <w:rFonts w:hint="eastAsia" w:ascii="宋体" w:hAnsi="宋体" w:eastAsia="宋体" w:cs="宋体"/>
                 <w:szCs w:val="21"/>
               </w:rPr>
               <w:t>重视风险与时间成本，担心主动投资影响本职收益</w:t>
@@ -2702,6 +2852,22 @@
         </w:tc>
       </w:tr>
       <w:tr>
+        <w:tblPrEx>
+          <w:tblBorders>
+            <w:top w:val="single" w:color="auto" w:sz="4" w:space="0"/>
+            <w:left w:val="single" w:color="auto" w:sz="4" w:space="0"/>
+            <w:bottom w:val="single" w:color="auto" w:sz="4" w:space="0"/>
+            <w:right w:val="single" w:color="auto" w:sz="4" w:space="0"/>
+            <w:insideH w:val="single" w:color="auto" w:sz="4" w:space="0"/>
+            <w:insideV w:val="single" w:color="auto" w:sz="4" w:space="0"/>
+          </w:tblBorders>
+          <w:tblCellMar>
+            <w:top w:w="0" w:type="dxa"/>
+            <w:left w:w="108" w:type="dxa"/>
+            <w:bottom w:w="0" w:type="dxa"/>
+            <w:right w:w="108" w:type="dxa"/>
+          </w:tblCellMar>
+        </w:tblPrEx>
         <w:tc>
           <w:tcPr>
             <w:tcW w:w="1217" w:type="dxa"/>
@@ -2709,13 +2875,13 @@
           <w:p>
             <w:pPr>
               <w:rPr>
-                <w:rFonts w:ascii="宋体" w:eastAsia="宋体" w:hAnsi="宋体" w:cs="宋体" w:hint="eastAsia"/>
+                <w:rFonts w:hint="eastAsia" w:ascii="宋体" w:hAnsi="宋体" w:eastAsia="宋体" w:cs="宋体"/>
                 <w:szCs w:val="21"/>
               </w:rPr>
             </w:pPr>
             <w:r>
               <w:rPr>
-                <w:rFonts w:ascii="宋体" w:eastAsia="宋体" w:hAnsi="宋体" w:cs="宋体" w:hint="eastAsia"/>
+                <w:rFonts w:hint="eastAsia" w:ascii="宋体" w:hAnsi="宋体" w:eastAsia="宋体" w:cs="宋体"/>
                 <w:szCs w:val="21"/>
               </w:rPr>
               <w:t>受访者 E</w:t>
@@ -2729,13 +2895,13 @@
           <w:p>
             <w:pPr>
               <w:rPr>
-                <w:rFonts w:ascii="宋体" w:eastAsia="宋体" w:hAnsi="宋体" w:cs="宋体" w:hint="eastAsia"/>
+                <w:rFonts w:hint="eastAsia" w:ascii="宋体" w:hAnsi="宋体" w:eastAsia="宋体" w:cs="宋体"/>
                 <w:szCs w:val="21"/>
               </w:rPr>
             </w:pPr>
             <w:r>
               <w:rPr>
-                <w:rFonts w:ascii="宋体" w:eastAsia="宋体" w:hAnsi="宋体" w:cs="宋体" w:hint="eastAsia"/>
+                <w:rFonts w:hint="eastAsia" w:ascii="宋体" w:hAnsi="宋体" w:eastAsia="宋体" w:cs="宋体"/>
                 <w:szCs w:val="21"/>
               </w:rPr>
               <w:t>女，24 岁</w:t>
@@ -2749,13 +2915,13 @@
           <w:p>
             <w:pPr>
               <w:rPr>
-                <w:rFonts w:ascii="宋体" w:eastAsia="宋体" w:hAnsi="宋体" w:cs="宋体" w:hint="eastAsia"/>
+                <w:rFonts w:hint="eastAsia" w:ascii="宋体" w:hAnsi="宋体" w:eastAsia="宋体" w:cs="宋体"/>
                 <w:szCs w:val="21"/>
               </w:rPr>
             </w:pPr>
             <w:r>
               <w:rPr>
-                <w:rFonts w:ascii="宋体" w:eastAsia="宋体" w:hAnsi="宋体" w:cs="宋体" w:hint="eastAsia"/>
+                <w:rFonts w:hint="eastAsia" w:ascii="宋体" w:hAnsi="宋体" w:eastAsia="宋体" w:cs="宋体"/>
                 <w:szCs w:val="21"/>
               </w:rPr>
               <w:t>制造业大厂工程师</w:t>
@@ -2769,24 +2935,16 @@
           <w:p>
             <w:pPr>
               <w:rPr>
-                <w:rFonts w:ascii="宋体" w:eastAsia="宋体" w:hAnsi="宋体" w:cs="宋体" w:hint="eastAsia"/>
+                <w:rFonts w:hint="eastAsia" w:ascii="宋体" w:hAnsi="宋体" w:eastAsia="宋体" w:cs="宋体"/>
                 <w:szCs w:val="21"/>
               </w:rPr>
             </w:pPr>
             <w:r>
               <w:rPr>
-                <w:rFonts w:ascii="宋体" w:eastAsia="宋体" w:hAnsi="宋体" w:cs="宋体" w:hint="eastAsia"/>
-                <w:szCs w:val="21"/>
-              </w:rPr>
-              <w:t xml:space="preserve">月收入约 13000 元，房租约 </w:t>
-            </w:r>
-            <w:r>
-              <w:rPr>
-                <w:rFonts w:ascii="宋体" w:eastAsia="宋体" w:hAnsi="宋体" w:cs="宋体" w:hint="eastAsia"/>
-                <w:szCs w:val="21"/>
-              </w:rPr>
-              <w:lastRenderedPageBreak/>
-              <w:t>3500 元，阶段性超额消费、较难储蓄</w:t>
+                <w:rFonts w:hint="eastAsia" w:ascii="宋体" w:hAnsi="宋体" w:eastAsia="宋体" w:cs="宋体"/>
+                <w:szCs w:val="21"/>
+              </w:rPr>
+              <w:t>月收入约 13000 元，房租约 3500 元，阶段性超额消费、较难储蓄</w:t>
             </w:r>
           </w:p>
         </w:tc>
@@ -2797,16 +2955,15 @@
           <w:p>
             <w:pPr>
               <w:rPr>
-                <w:rFonts w:ascii="宋体" w:eastAsia="宋体" w:hAnsi="宋体" w:cs="宋体" w:hint="eastAsia"/>
+                <w:rFonts w:hint="eastAsia" w:ascii="宋体" w:hAnsi="宋体" w:eastAsia="宋体" w:cs="宋体"/>
                 <w:szCs w:val="21"/>
               </w:rPr>
             </w:pPr>
             <w:r>
               <w:rPr>
-                <w:rFonts w:ascii="宋体" w:eastAsia="宋体" w:hAnsi="宋体" w:cs="宋体" w:hint="eastAsia"/>
-                <w:szCs w:val="21"/>
-              </w:rPr>
-              <w:lastRenderedPageBreak/>
+                <w:rFonts w:hint="eastAsia" w:ascii="宋体" w:hAnsi="宋体" w:eastAsia="宋体" w:cs="宋体"/>
+                <w:szCs w:val="21"/>
+              </w:rPr>
               <w:t>研究生</w:t>
             </w:r>
           </w:p>
@@ -2818,24 +2975,16 @@
           <w:p>
             <w:pPr>
               <w:rPr>
-                <w:rFonts w:ascii="宋体" w:eastAsia="宋体" w:hAnsi="宋体" w:cs="宋体" w:hint="eastAsia"/>
+                <w:rFonts w:hint="eastAsia" w:ascii="宋体" w:hAnsi="宋体" w:eastAsia="宋体" w:cs="宋体"/>
                 <w:szCs w:val="21"/>
               </w:rPr>
             </w:pPr>
             <w:r>
               <w:rPr>
-                <w:rFonts w:ascii="宋体" w:eastAsia="宋体" w:hAnsi="宋体" w:cs="宋体" w:hint="eastAsia"/>
-                <w:szCs w:val="21"/>
-              </w:rPr>
-              <w:t>长期使用余额宝，尚未进入更</w:t>
-            </w:r>
-            <w:r>
-              <w:rPr>
-                <w:rFonts w:ascii="宋体" w:eastAsia="宋体" w:hAnsi="宋体" w:cs="宋体" w:hint="eastAsia"/>
-                <w:szCs w:val="21"/>
-              </w:rPr>
-              <w:lastRenderedPageBreak/>
-              <w:t>复杂投资</w:t>
+                <w:rFonts w:hint="eastAsia" w:ascii="宋体" w:hAnsi="宋体" w:eastAsia="宋体" w:cs="宋体"/>
+                <w:szCs w:val="21"/>
+              </w:rPr>
+              <w:t>长期使用余额宝，尚未进入更复杂投资</w:t>
             </w:r>
           </w:p>
         </w:tc>
@@ -2846,25 +2995,16 @@
           <w:p>
             <w:pPr>
               <w:rPr>
-                <w:rFonts w:ascii="宋体" w:eastAsia="宋体" w:hAnsi="宋体" w:cs="宋体" w:hint="eastAsia"/>
+                <w:rFonts w:hint="eastAsia" w:ascii="宋体" w:hAnsi="宋体" w:eastAsia="宋体" w:cs="宋体"/>
                 <w:szCs w:val="21"/>
               </w:rPr>
             </w:pPr>
             <w:r>
               <w:rPr>
-                <w:rFonts w:ascii="宋体" w:eastAsia="宋体" w:hAnsi="宋体" w:cs="宋体" w:hint="eastAsia"/>
-                <w:szCs w:val="21"/>
-              </w:rPr>
-              <w:lastRenderedPageBreak/>
-              <w:t>希望产品好玩、易懂，并帮助</w:t>
-            </w:r>
-            <w:r>
-              <w:rPr>
-                <w:rFonts w:ascii="宋体" w:eastAsia="宋体" w:hAnsi="宋体" w:cs="宋体" w:hint="eastAsia"/>
-                <w:szCs w:val="21"/>
-              </w:rPr>
-              <w:lastRenderedPageBreak/>
-              <w:t>建立知识与储蓄习惯</w:t>
+                <w:rFonts w:hint="eastAsia" w:ascii="宋体" w:hAnsi="宋体" w:eastAsia="宋体" w:cs="宋体"/>
+                <w:szCs w:val="21"/>
+              </w:rPr>
+              <w:t>希望产品好玩、易懂，并帮助建立知识与储蓄习惯</w:t>
             </w:r>
           </w:p>
         </w:tc>
@@ -2874,7 +3014,7 @@
     <w:p>
       <w:r>
         <w:rPr>
-          <w:rFonts w:ascii="宋体" w:eastAsia="宋体" w:hAnsi="宋体" w:cs="宋体" w:hint="eastAsia"/>
+          <w:rFonts w:hint="eastAsia" w:ascii="宋体" w:hAnsi="宋体" w:eastAsia="宋体" w:cs="宋体"/>
           <w:sz w:val="24"/>
         </w:rPr>
         <w:t>除访谈外，项目还进行了竞品观察，重点关注银行理财板块、支付宝/微信金融入口、券商软件、基金平台和记账工具。竞品观察并不以列举功能为目的，而是分析它们如何组织信息、如何引导用户行动，以及它们对新手用户可能造成的理解压力。</w:t>
@@ -2885,50 +3025,50 @@
       <w:pPr>
         <w:outlineLvl w:val="1"/>
         <w:rPr>
-          <w:rFonts w:ascii="黑体" w:eastAsia="黑体" w:hAnsi="黑体" w:cs="黑体" w:hint="eastAsia"/>
+          <w:rFonts w:hint="eastAsia" w:ascii="黑体" w:hAnsi="黑体" w:eastAsia="黑体" w:cs="黑体"/>
           <w:sz w:val="28"/>
           <w:szCs w:val="28"/>
         </w:rPr>
       </w:pPr>
       <w:r>
         <w:rPr>
-          <w:rFonts w:ascii="黑体" w:eastAsia="黑体" w:hAnsi="黑体" w:cs="黑体" w:hint="eastAsia"/>
+          <w:rFonts w:hint="eastAsia" w:ascii="黑体" w:hAnsi="黑体" w:eastAsia="黑体" w:cs="黑体"/>
           <w:sz w:val="28"/>
           <w:szCs w:val="28"/>
         </w:rPr>
         <w:t xml:space="preserve">3.2 </w:t>
       </w:r>
-      <w:commentRangeStart w:id="16"/>
-      <w:r>
-        <w:rPr>
-          <w:rFonts w:ascii="黑体" w:eastAsia="黑体" w:hAnsi="黑体" w:cs="黑体" w:hint="eastAsia"/>
+      <w:commentRangeStart w:id="12"/>
+      <w:r>
+        <w:rPr>
+          <w:rFonts w:hint="eastAsia" w:ascii="黑体" w:hAnsi="黑体" w:eastAsia="黑体" w:cs="黑体"/>
           <w:sz w:val="28"/>
           <w:szCs w:val="28"/>
         </w:rPr>
         <w:t>用户访谈发现</w:t>
       </w:r>
-      <w:commentRangeEnd w:id="16"/>
-      <w:r>
-        <w:rPr>
-          <w:rStyle w:val="a4"/>
-          <w:rFonts w:ascii="黑体" w:eastAsia="黑体" w:hAnsi="黑体" w:cs="黑体" w:hint="eastAsia"/>
+      <w:commentRangeEnd w:id="12"/>
+      <w:r>
+        <w:rPr>
+          <w:rStyle w:val="8"/>
+          <w:rFonts w:hint="eastAsia" w:ascii="黑体" w:hAnsi="黑体" w:eastAsia="黑体" w:cs="黑体"/>
           <w:sz w:val="28"/>
           <w:szCs w:val="28"/>
         </w:rPr>
-        <w:commentReference w:id="16"/>
+        <w:commentReference w:id="12"/>
       </w:r>
     </w:p>
     <w:p/>
     <w:p>
       <w:pPr>
         <w:rPr>
-          <w:rFonts w:ascii="宋体" w:eastAsia="宋体" w:hAnsi="宋体" w:cs="宋体" w:hint="eastAsia"/>
-          <w:sz w:val="24"/>
-        </w:rPr>
-      </w:pPr>
-      <w:r>
-        <w:rPr>
-          <w:rFonts w:ascii="宋体" w:eastAsia="宋体" w:hAnsi="宋体" w:cs="宋体" w:hint="eastAsia"/>
+          <w:rFonts w:hint="eastAsia" w:ascii="宋体" w:hAnsi="宋体" w:eastAsia="宋体" w:cs="宋体"/>
+          <w:sz w:val="24"/>
+        </w:rPr>
+      </w:pPr>
+      <w:r>
+        <w:rPr>
+          <w:rFonts w:hint="eastAsia" w:ascii="宋体" w:hAnsi="宋体" w:eastAsia="宋体" w:cs="宋体"/>
           <w:sz w:val="24"/>
         </w:rPr>
         <w:t>访谈显示，用户对理财的态度并非简单地“不感兴趣”。多数受访者认可有效理财能够改善生活，但尚未形成系统行动。受访者 A 为制造业工程师，已有基金投资经验，希望通过理财实现工资以外的资产增值，但同时担心平台诱导交易，也意识到投资能力建设的重要性。受访者 B 为年轻工业设计师，几乎没有使用金融产品，把理财理解为储蓄和记账，更关注简单实用、低负担的工具。受访者 C 为网络管理员，认可理财必要性，但认为“先有财才需要理”，本金门槛成为其主要心理阻碍。受访者 D 为光模块芯片工程师，收入相对较高但仍偏向现金储蓄，认为主动投资风险高、时间成本高。受访者 E 为制造业工程师，长期使用余额宝，认为理财有价值，但受消费优先级、知识不足和时间成本影响，尚未主动进入更复杂的投资领域。</w:t>
@@ -2937,21 +3077,21 @@
     <w:p>
       <w:pPr>
         <w:rPr>
-          <w:rFonts w:ascii="宋体" w:eastAsia="宋体" w:hAnsi="宋体" w:cs="宋体" w:hint="eastAsia"/>
-          <w:sz w:val="24"/>
-        </w:rPr>
-      </w:pPr>
-    </w:p>
-    <w:p>
-      <w:pPr>
-        <w:rPr>
-          <w:rFonts w:ascii="宋体" w:eastAsia="宋体" w:hAnsi="宋体" w:cs="宋体" w:hint="eastAsia"/>
-          <w:sz w:val="24"/>
-        </w:rPr>
-      </w:pPr>
-      <w:r>
-        <w:rPr>
-          <w:rFonts w:ascii="宋体" w:eastAsia="宋体" w:hAnsi="宋体" w:cs="宋体" w:hint="eastAsia"/>
+          <w:rFonts w:hint="eastAsia" w:ascii="宋体" w:hAnsi="宋体" w:eastAsia="宋体" w:cs="宋体"/>
+          <w:sz w:val="24"/>
+        </w:rPr>
+      </w:pPr>
+    </w:p>
+    <w:p>
+      <w:pPr>
+        <w:rPr>
+          <w:rFonts w:hint="eastAsia" w:ascii="宋体" w:hAnsi="宋体" w:eastAsia="宋体" w:cs="宋体"/>
+          <w:sz w:val="24"/>
+        </w:rPr>
+      </w:pPr>
+      <w:r>
+        <w:rPr>
+          <w:rFonts w:hint="eastAsia" w:ascii="宋体" w:hAnsi="宋体" w:eastAsia="宋体" w:cs="宋体"/>
           <w:sz w:val="24"/>
         </w:rPr>
         <w:t>这些反馈可以归纳为四类需求。第一，用户需要可信的入门解释，而不是直接面对复杂产品货架。第二，用户需要低压力的学习路径，避免一开始就被要求理解所有术语和指标。第三，用户需要可见的进步反馈，因为金融学习成果不像游戏通关那样天然可见。第四，用户需要工具与教育结合，既能记录自己的资产状态，也能逐步理解投资行为背后的原因。</w:t>
@@ -2962,50 +3102,50 @@
       <w:pPr>
         <w:outlineLvl w:val="1"/>
         <w:rPr>
-          <w:rFonts w:ascii="黑体" w:eastAsia="黑体" w:hAnsi="黑体" w:cs="黑体" w:hint="eastAsia"/>
+          <w:rFonts w:hint="eastAsia" w:ascii="黑体" w:hAnsi="黑体" w:eastAsia="黑体" w:cs="黑体"/>
           <w:sz w:val="28"/>
           <w:szCs w:val="28"/>
         </w:rPr>
       </w:pPr>
       <w:r>
         <w:rPr>
-          <w:rFonts w:ascii="黑体" w:eastAsia="黑体" w:hAnsi="黑体" w:cs="黑体" w:hint="eastAsia"/>
+          <w:rFonts w:hint="eastAsia" w:ascii="黑体" w:hAnsi="黑体" w:eastAsia="黑体" w:cs="黑体"/>
           <w:sz w:val="28"/>
           <w:szCs w:val="28"/>
         </w:rPr>
         <w:t xml:space="preserve">3.3 </w:t>
       </w:r>
-      <w:commentRangeStart w:id="17"/>
-      <w:r>
-        <w:rPr>
-          <w:rFonts w:ascii="黑体" w:eastAsia="黑体" w:hAnsi="黑体" w:cs="黑体" w:hint="eastAsia"/>
+      <w:commentRangeStart w:id="13"/>
+      <w:r>
+        <w:rPr>
+          <w:rFonts w:hint="eastAsia" w:ascii="黑体" w:hAnsi="黑体" w:eastAsia="黑体" w:cs="黑体"/>
           <w:sz w:val="28"/>
           <w:szCs w:val="28"/>
         </w:rPr>
         <w:t>需求定义</w:t>
       </w:r>
-      <w:commentRangeEnd w:id="17"/>
-      <w:r>
-        <w:rPr>
-          <w:rStyle w:val="a4"/>
-          <w:rFonts w:ascii="黑体" w:eastAsia="黑体" w:hAnsi="黑体" w:cs="黑体" w:hint="eastAsia"/>
+      <w:commentRangeEnd w:id="13"/>
+      <w:r>
+        <w:rPr>
+          <w:rStyle w:val="8"/>
+          <w:rFonts w:hint="eastAsia" w:ascii="黑体" w:hAnsi="黑体" w:eastAsia="黑体" w:cs="黑体"/>
           <w:sz w:val="28"/>
           <w:szCs w:val="28"/>
         </w:rPr>
-        <w:commentReference w:id="17"/>
+        <w:commentReference w:id="13"/>
       </w:r>
     </w:p>
     <w:p/>
     <w:p>
       <w:pPr>
         <w:rPr>
-          <w:rFonts w:ascii="宋体" w:eastAsia="宋体" w:hAnsi="宋体" w:cs="宋体" w:hint="eastAsia"/>
-          <w:sz w:val="24"/>
-        </w:rPr>
-      </w:pPr>
-      <w:r>
-        <w:rPr>
-          <w:rFonts w:ascii="宋体" w:eastAsia="宋体" w:hAnsi="宋体" w:cs="宋体" w:hint="eastAsia"/>
+          <w:rFonts w:hint="eastAsia" w:ascii="宋体" w:hAnsi="宋体" w:eastAsia="宋体" w:cs="宋体"/>
+          <w:sz w:val="24"/>
+        </w:rPr>
+      </w:pPr>
+      <w:r>
+        <w:rPr>
+          <w:rFonts w:hint="eastAsia" w:ascii="宋体" w:hAnsi="宋体" w:eastAsia="宋体" w:cs="宋体"/>
           <w:sz w:val="24"/>
         </w:rPr>
         <w:t>基于前期调研，FirstSpot 将目标用户定义为“对理财有兴趣但尚未形成稳定投资系统的年轻用户”。这类用户并不一定需要复杂交易功能，而更需要三个层面的支持。</w:t>
@@ -3014,21 +3154,21 @@
     <w:p>
       <w:pPr>
         <w:rPr>
-          <w:rFonts w:ascii="宋体" w:eastAsia="宋体" w:hAnsi="宋体" w:cs="宋体" w:hint="eastAsia"/>
-          <w:sz w:val="24"/>
-        </w:rPr>
-      </w:pPr>
-    </w:p>
-    <w:p>
-      <w:pPr>
-        <w:rPr>
-          <w:rFonts w:ascii="宋体" w:eastAsia="宋体" w:hAnsi="宋体" w:cs="宋体" w:hint="eastAsia"/>
-          <w:sz w:val="24"/>
-        </w:rPr>
-      </w:pPr>
-      <w:r>
-        <w:rPr>
-          <w:rFonts w:ascii="宋体" w:eastAsia="宋体" w:hAnsi="宋体" w:cs="宋体" w:hint="eastAsia"/>
+          <w:rFonts w:hint="eastAsia" w:ascii="宋体" w:hAnsi="宋体" w:eastAsia="宋体" w:cs="宋体"/>
+          <w:sz w:val="24"/>
+        </w:rPr>
+      </w:pPr>
+    </w:p>
+    <w:p>
+      <w:pPr>
+        <w:rPr>
+          <w:rFonts w:hint="eastAsia" w:ascii="宋体" w:hAnsi="宋体" w:eastAsia="宋体" w:cs="宋体"/>
+          <w:sz w:val="24"/>
+        </w:rPr>
+      </w:pPr>
+      <w:r>
+        <w:rPr>
+          <w:rFonts w:hint="eastAsia" w:ascii="宋体" w:hAnsi="宋体" w:eastAsia="宋体" w:cs="宋体"/>
           <w:sz w:val="24"/>
         </w:rPr>
         <w:t>第一是认知支持。产品应解释二级市场、交易规则、风险、指数基金、定投、长期主义等基础概念，并用生活化语言降低理解门槛。第二是行为支持。产品应提供投资账本、持仓视图、成本计算和收益理解工具，帮助用户把抽象投资概念与自己的记录联系起来。第三是情绪支持。产品不应制造焦虑，而应通过正向反馈、陪伴角色和阶段性奖励，让用户在低压力状态下持续学习。</w:t>
@@ -3037,32 +3177,24 @@
     <w:p>
       <w:pPr>
         <w:rPr>
-          <w:rFonts w:ascii="宋体" w:eastAsia="宋体" w:hAnsi="宋体" w:cs="宋体" w:hint="eastAsia"/>
-          <w:sz w:val="24"/>
-        </w:rPr>
-      </w:pPr>
-    </w:p>
-    <w:p>
-      <w:pPr>
-        <w:rPr>
-          <w:rFonts w:ascii="宋体" w:eastAsia="宋体" w:hAnsi="宋体" w:cs="宋体" w:hint="eastAsia"/>
-          <w:sz w:val="24"/>
-        </w:rPr>
-      </w:pPr>
-      <w:r>
-        <w:rPr>
-          <w:rFonts w:ascii="宋体" w:eastAsia="宋体" w:hAnsi="宋体" w:cs="宋体" w:hint="eastAsia"/>
-          <w:sz w:val="24"/>
-        </w:rPr>
-        <w:t>这些需求直接影响了 FirstSpot 的功能选择。例如，个股详情页不加入盘口、</w:t>
-      </w:r>
-      <w:r>
-        <w:rPr>
-          <w:rFonts w:ascii="宋体" w:eastAsia="宋体" w:hAnsi="宋体" w:cs="宋体" w:hint="eastAsia"/>
-          <w:sz w:val="24"/>
-        </w:rPr>
-        <w:lastRenderedPageBreak/>
-        <w:t>买卖按钮和复杂技术指标，而强调平滑趋势图、关键统计和白话解释；学习系统不采用长篇课程，而采用 12 章路径、概念聊天、案例互动和章末小测；游戏化系统不采用排行榜，而采用 XP、卡片、徽章和金库收藏。</w:t>
+          <w:rFonts w:hint="eastAsia" w:ascii="宋体" w:hAnsi="宋体" w:eastAsia="宋体" w:cs="宋体"/>
+          <w:sz w:val="24"/>
+        </w:rPr>
+      </w:pPr>
+    </w:p>
+    <w:p>
+      <w:pPr>
+        <w:rPr>
+          <w:rFonts w:hint="eastAsia" w:ascii="宋体" w:hAnsi="宋体" w:eastAsia="宋体" w:cs="宋体"/>
+          <w:sz w:val="24"/>
+        </w:rPr>
+      </w:pPr>
+      <w:r>
+        <w:rPr>
+          <w:rFonts w:hint="eastAsia" w:ascii="宋体" w:hAnsi="宋体" w:eastAsia="宋体" w:cs="宋体"/>
+          <w:sz w:val="24"/>
+        </w:rPr>
+        <w:t>这些需求直接影响了 FirstSpot 的功能选择。例如，个股详情页不加入盘口、买卖按钮和复杂技术指标，而强调平滑趋势图、关键统计和白话解释；学习系统不采用长篇课程，而采用 12 章路径、概念聊天、案例互动和章末小测；游戏化系统不采用排行榜，而采用 XP、卡片、徽章和金库收藏。</w:t>
       </w:r>
     </w:p>
     <w:p/>
@@ -3074,71 +3206,71 @@
         </w:numPr>
         <w:outlineLvl w:val="0"/>
         <w:rPr>
-          <w:rFonts w:ascii="黑体" w:eastAsia="黑体" w:hAnsi="黑体" w:cs="黑体" w:hint="eastAsia"/>
+          <w:rFonts w:hint="eastAsia" w:ascii="黑体" w:hAnsi="黑体" w:eastAsia="黑体" w:cs="黑体"/>
           <w:sz w:val="32"/>
           <w:szCs w:val="32"/>
         </w:rPr>
       </w:pPr>
-      <w:bookmarkStart w:id="18" w:name="_Toc26317"/>
-      <w:r>
-        <w:rPr>
-          <w:rFonts w:ascii="黑体" w:eastAsia="黑体" w:hAnsi="黑体" w:cs="黑体" w:hint="eastAsia"/>
+      <w:bookmarkStart w:id="4" w:name="_Toc26317"/>
+      <w:r>
+        <w:rPr>
+          <w:rFonts w:hint="eastAsia" w:ascii="黑体" w:hAnsi="黑体" w:eastAsia="黑体" w:cs="黑体"/>
           <w:sz w:val="32"/>
           <w:szCs w:val="32"/>
         </w:rPr>
         <w:t>FirstSpot 产品设计方案</w:t>
       </w:r>
-      <w:bookmarkEnd w:id="18"/>
+      <w:bookmarkEnd w:id="4"/>
     </w:p>
     <w:p/>
     <w:p>
       <w:pPr>
         <w:outlineLvl w:val="1"/>
         <w:rPr>
-          <w:rFonts w:ascii="黑体" w:eastAsia="黑体" w:hAnsi="黑体" w:cs="黑体" w:hint="eastAsia"/>
+          <w:rFonts w:hint="eastAsia" w:ascii="黑体" w:hAnsi="黑体" w:eastAsia="黑体" w:cs="黑体"/>
           <w:sz w:val="28"/>
           <w:szCs w:val="28"/>
         </w:rPr>
       </w:pPr>
       <w:r>
         <w:rPr>
-          <w:rFonts w:ascii="黑体" w:eastAsia="黑体" w:hAnsi="黑体" w:cs="黑体" w:hint="eastAsia"/>
+          <w:rFonts w:hint="eastAsia" w:ascii="黑体" w:hAnsi="黑体" w:eastAsia="黑体" w:cs="黑体"/>
           <w:sz w:val="28"/>
           <w:szCs w:val="28"/>
         </w:rPr>
         <w:t>4.1 产品定位与</w:t>
       </w:r>
-      <w:commentRangeStart w:id="19"/>
-      <w:r>
-        <w:rPr>
-          <w:rFonts w:ascii="黑体" w:eastAsia="黑体" w:hAnsi="黑体" w:cs="黑体" w:hint="eastAsia"/>
+      <w:commentRangeStart w:id="14"/>
+      <w:r>
+        <w:rPr>
+          <w:rFonts w:hint="eastAsia" w:ascii="黑体" w:hAnsi="黑体" w:eastAsia="黑体" w:cs="黑体"/>
           <w:sz w:val="28"/>
           <w:szCs w:val="28"/>
         </w:rPr>
         <w:t>信息架构</w:t>
       </w:r>
-      <w:commentRangeEnd w:id="19"/>
-      <w:r>
-        <w:rPr>
-          <w:rStyle w:val="a4"/>
-          <w:rFonts w:ascii="黑体" w:eastAsia="黑体" w:hAnsi="黑体" w:cs="黑体" w:hint="eastAsia"/>
+      <w:commentRangeEnd w:id="14"/>
+      <w:r>
+        <w:rPr>
+          <w:rStyle w:val="8"/>
+          <w:rFonts w:hint="eastAsia" w:ascii="黑体" w:hAnsi="黑体" w:eastAsia="黑体" w:cs="黑体"/>
           <w:sz w:val="28"/>
           <w:szCs w:val="28"/>
         </w:rPr>
-        <w:commentReference w:id="19"/>
+        <w:commentReference w:id="14"/>
       </w:r>
     </w:p>
     <w:p/>
     <w:p>
       <w:pPr>
         <w:rPr>
-          <w:rFonts w:ascii="宋体" w:eastAsia="宋体" w:hAnsi="宋体" w:cs="宋体" w:hint="eastAsia"/>
-          <w:sz w:val="24"/>
-        </w:rPr>
-      </w:pPr>
-      <w:r>
-        <w:rPr>
-          <w:rFonts w:ascii="宋体" w:eastAsia="宋体" w:hAnsi="宋体" w:cs="宋体" w:hint="eastAsia"/>
+          <w:rFonts w:hint="eastAsia" w:ascii="宋体" w:hAnsi="宋体" w:eastAsia="宋体" w:cs="宋体"/>
+          <w:sz w:val="24"/>
+        </w:rPr>
+      </w:pPr>
+      <w:r>
+        <w:rPr>
+          <w:rFonts w:hint="eastAsia" w:ascii="宋体" w:hAnsi="宋体" w:eastAsia="宋体" w:cs="宋体"/>
           <w:sz w:val="24"/>
         </w:rPr>
         <w:t>FirstSpot 的定位是面向年轻投资者的投资账本与投资者教育应用。这一定位直接对应前期理论调研中确定的用户参与阶段：在认知-行为轴上，FirstSpot 主要服务 attention-attitude 阶段，即先吸引用户注意、降低畏难感，并帮助其形成“投资需要先理解风险与规则”的初步态度；在参与阶段轴上，FirstSpot 聚焦 Entry Point of Engagement，即为尚未进入系统投资学习的新手提供一个低压力入口。因此，与传统记账软件相比，它不仅记录消费或资产，还把记录行为与投资知识连接起来；与传统金融交易软件相比，它不把交易作为第一入口，而把学习、理解和反思放在更前面。</w:t>
@@ -3147,21 +3279,21 @@
     <w:p>
       <w:pPr>
         <w:rPr>
-          <w:rFonts w:ascii="宋体" w:eastAsia="宋体" w:hAnsi="宋体" w:cs="宋体" w:hint="eastAsia"/>
-          <w:sz w:val="24"/>
-        </w:rPr>
-      </w:pPr>
-    </w:p>
-    <w:p>
-      <w:pPr>
-        <w:rPr>
-          <w:rFonts w:ascii="宋体" w:eastAsia="宋体" w:hAnsi="宋体" w:cs="宋体" w:hint="eastAsia"/>
-          <w:sz w:val="24"/>
-        </w:rPr>
-      </w:pPr>
-      <w:r>
-        <w:rPr>
-          <w:rFonts w:ascii="宋体" w:eastAsia="宋体" w:hAnsi="宋体" w:cs="宋体" w:hint="eastAsia"/>
+          <w:rFonts w:hint="eastAsia" w:ascii="宋体" w:hAnsi="宋体" w:eastAsia="宋体" w:cs="宋体"/>
+          <w:sz w:val="24"/>
+        </w:rPr>
+      </w:pPr>
+    </w:p>
+    <w:p>
+      <w:pPr>
+        <w:rPr>
+          <w:rFonts w:hint="eastAsia" w:ascii="宋体" w:hAnsi="宋体" w:eastAsia="宋体" w:cs="宋体"/>
+          <w:sz w:val="24"/>
+        </w:rPr>
+      </w:pPr>
+      <w:r>
+        <w:rPr>
+          <w:rFonts w:hint="eastAsia" w:ascii="宋体" w:hAnsi="宋体" w:eastAsia="宋体" w:cs="宋体"/>
           <w:sz w:val="24"/>
         </w:rPr>
         <w:t>产品信息架构主要包括四个部分：首开引导、首页仪表盘、学习路径和工具/金库。首开引导负责建立第一印象和轻量画像；首页仪表盘承载继续学习、查看个股信息和进入工具的入口；学习路径提供 12 章投资者教育内容；工具和金库分别承载实用计算、学习成果收藏与游戏化反馈。</w:t>
@@ -3172,14 +3304,14 @@
       <w:pPr>
         <w:outlineLvl w:val="1"/>
         <w:rPr>
-          <w:rFonts w:ascii="黑体" w:eastAsia="黑体" w:hAnsi="黑体" w:cs="黑体" w:hint="eastAsia"/>
+          <w:rFonts w:hint="eastAsia" w:ascii="黑体" w:hAnsi="黑体" w:eastAsia="黑体" w:cs="黑体"/>
           <w:sz w:val="28"/>
           <w:szCs w:val="28"/>
         </w:rPr>
       </w:pPr>
       <w:r>
         <w:rPr>
-          <w:rFonts w:ascii="黑体" w:eastAsia="黑体" w:hAnsi="黑体" w:cs="黑体" w:hint="eastAsia"/>
+          <w:rFonts w:hint="eastAsia" w:ascii="黑体" w:hAnsi="黑体" w:eastAsia="黑体" w:cs="黑体"/>
           <w:sz w:val="28"/>
           <w:szCs w:val="28"/>
         </w:rPr>
@@ -3190,13 +3322,13 @@
     <w:p>
       <w:pPr>
         <w:rPr>
-          <w:rFonts w:ascii="宋体" w:eastAsia="宋体" w:hAnsi="宋体" w:cs="宋体" w:hint="eastAsia"/>
-          <w:sz w:val="24"/>
-        </w:rPr>
-      </w:pPr>
-      <w:r>
-        <w:rPr>
-          <w:rFonts w:ascii="宋体" w:eastAsia="宋体" w:hAnsi="宋体" w:cs="宋体" w:hint="eastAsia"/>
+          <w:rFonts w:hint="eastAsia" w:ascii="宋体" w:hAnsi="宋体" w:eastAsia="宋体" w:cs="宋体"/>
+          <w:sz w:val="24"/>
+        </w:rPr>
+      </w:pPr>
+      <w:r>
+        <w:rPr>
+          <w:rFonts w:hint="eastAsia" w:ascii="宋体" w:hAnsi="宋体" w:eastAsia="宋体" w:cs="宋体"/>
           <w:sz w:val="24"/>
         </w:rPr>
         <w:t>首次打开体验是 FirstSpot 的重要设计对象。许多金融产品在首开时直接要求登录、授权或填写大量风险测评，容易形成距离感。FirstSpot 则通过 Myo 角色引导用户完成轻量画像收集、迷你教学、起始计划和奖励揭示。Myo 的设计并非单纯的吉祥物装饰，而是承担降低心理门槛、解释操作意义和提供情绪反馈的作用。</w:t>
@@ -3207,12 +3339,8 @@
         <w:jc w:val="center"/>
       </w:pPr>
       <w:r>
-        <w:rPr>
-          <w:noProof/>
-        </w:rPr>
-        <w:lastRenderedPageBreak/>
         <w:drawing>
-          <wp:inline distT="0" distB="0" distL="114300" distR="114300" wp14:anchorId="5362AFF8" wp14:editId="0C0596C9">
+          <wp:inline distT="0" distB="0" distL="114300" distR="114300">
             <wp:extent cx="2177415" cy="4853940"/>
             <wp:effectExtent l="0" t="0" r="13335" b="3810"/>
             <wp:docPr id="1" name="图片 1"/>
@@ -3229,7 +3357,7 @@
                     </pic:cNvPicPr>
                   </pic:nvPicPr>
                   <pic:blipFill>
-                    <a:blip r:embed="rId9"/>
+                    <a:blip r:embed="rId6"/>
                     <a:stretch>
                       <a:fillRect/>
                     </a:stretch>
@@ -3253,12 +3381,14 @@
           </wp:inline>
         </w:drawing>
       </w:r>
+      <w:bookmarkStart w:id="12" w:name="_GoBack"/>
+      <w:bookmarkEnd w:id="12"/>
     </w:p>
     <w:p>
       <w:pPr>
         <w:jc w:val="center"/>
         <w:rPr>
-          <w:rFonts w:ascii="宋体" w:eastAsia="宋体" w:hAnsi="宋体" w:cs="宋体" w:hint="eastAsia"/>
+          <w:rFonts w:hint="eastAsia" w:ascii="宋体" w:hAnsi="宋体" w:eastAsia="宋体" w:cs="宋体"/>
           <w:b/>
           <w:bCs/>
           <w:szCs w:val="21"/>
@@ -3266,7 +3396,7 @@
       </w:pPr>
       <w:r>
         <w:rPr>
-          <w:rFonts w:ascii="宋体" w:eastAsia="宋体" w:hAnsi="宋体" w:cs="宋体" w:hint="eastAsia"/>
+          <w:rFonts w:hint="eastAsia" w:ascii="宋体" w:hAnsi="宋体" w:eastAsia="宋体" w:cs="宋体"/>
           <w:b/>
           <w:bCs/>
           <w:szCs w:val="21"/>
@@ -3282,13 +3412,13 @@
     <w:p>
       <w:pPr>
         <w:rPr>
-          <w:rFonts w:ascii="宋体" w:eastAsia="宋体" w:hAnsi="宋体" w:cs="宋体" w:hint="eastAsia"/>
-          <w:sz w:val="24"/>
-        </w:rPr>
-      </w:pPr>
-      <w:r>
-        <w:rPr>
-          <w:rFonts w:ascii="宋体" w:eastAsia="宋体" w:hAnsi="宋体" w:cs="宋体" w:hint="eastAsia"/>
+          <w:rFonts w:hint="eastAsia" w:ascii="宋体" w:hAnsi="宋体" w:eastAsia="宋体" w:cs="宋体"/>
+          <w:sz w:val="24"/>
+        </w:rPr>
+      </w:pPr>
+      <w:r>
+        <w:rPr>
+          <w:rFonts w:hint="eastAsia" w:ascii="宋体" w:hAnsi="宋体" w:eastAsia="宋体" w:cs="宋体"/>
           <w:sz w:val="24"/>
         </w:rPr>
         <w:t>在首开流程中，用户不是被动阅读说明，而是通过聊天式问答表达自己的身份、月储蓄区间和面对波动的感受。系统据此生成 First Pot 起步计划，并通过翻卡仪式给出第一张概念卡。这个流程对应了 Hooked 模型中触发、行动、奖励和投入的循环[6]，但在 FirstSpot 中其目标不是促成高频消费，而是让用户迈出理解投资的第一步。</w:t>
@@ -3304,12 +3434,8 @@
         <w:jc w:val="center"/>
       </w:pPr>
       <w:r>
-        <w:rPr>
-          <w:noProof/>
-        </w:rPr>
-        <w:lastRenderedPageBreak/>
         <w:drawing>
-          <wp:inline distT="0" distB="0" distL="114300" distR="114300" wp14:anchorId="4D7660C1" wp14:editId="516AADBE">
+          <wp:inline distT="0" distB="0" distL="114300" distR="114300">
             <wp:extent cx="2820670" cy="6233160"/>
             <wp:effectExtent l="0" t="0" r="17780" b="15240"/>
             <wp:docPr id="2" name="图片 2"/>
@@ -3326,7 +3452,7 @@
                     </pic:cNvPicPr>
                   </pic:nvPicPr>
                   <pic:blipFill>
-                    <a:blip r:embed="rId10"/>
+                    <a:blip r:embed="rId7"/>
                     <a:stretch>
                       <a:fillRect/>
                     </a:stretch>
@@ -3355,7 +3481,7 @@
       <w:pPr>
         <w:jc w:val="center"/>
         <w:rPr>
-          <w:rFonts w:ascii="黑体" w:eastAsia="黑体" w:hAnsi="黑体" w:cs="黑体" w:hint="eastAsia"/>
+          <w:rFonts w:hint="eastAsia" w:ascii="黑体" w:hAnsi="黑体" w:eastAsia="黑体" w:cs="黑体"/>
           <w:b/>
           <w:bCs/>
           <w:szCs w:val="21"/>
@@ -3363,7 +3489,7 @@
       </w:pPr>
       <w:r>
         <w:rPr>
-          <w:rFonts w:ascii="黑体" w:eastAsia="黑体" w:hAnsi="黑体" w:cs="黑体" w:hint="eastAsia"/>
+          <w:rFonts w:hint="eastAsia" w:ascii="黑体" w:hAnsi="黑体" w:eastAsia="黑体" w:cs="黑体"/>
           <w:b/>
           <w:bCs/>
           <w:szCs w:val="21"/>
@@ -3372,7 +3498,7 @@
       </w:r>
       <w:r>
         <w:rPr>
-          <w:rFonts w:ascii="黑体" w:eastAsia="黑体" w:hAnsi="黑体" w:cs="黑体" w:hint="eastAsia"/>
+          <w:rFonts w:hint="eastAsia" w:ascii="黑体" w:hAnsi="黑体" w:eastAsia="黑体" w:cs="黑体"/>
           <w:szCs w:val="21"/>
         </w:rPr>
         <w:t>探索式交互与微反馈 widgets</w:t>
@@ -3387,14 +3513,14 @@
       <w:pPr>
         <w:outlineLvl w:val="1"/>
         <w:rPr>
-          <w:rFonts w:ascii="黑体" w:eastAsia="黑体" w:hAnsi="黑体" w:cs="黑体" w:hint="eastAsia"/>
+          <w:rFonts w:hint="eastAsia" w:ascii="黑体" w:hAnsi="黑体" w:eastAsia="黑体" w:cs="黑体"/>
           <w:sz w:val="28"/>
           <w:szCs w:val="28"/>
         </w:rPr>
       </w:pPr>
       <w:r>
         <w:rPr>
-          <w:rFonts w:ascii="黑体" w:eastAsia="黑体" w:hAnsi="黑体" w:cs="黑体" w:hint="eastAsia"/>
+          <w:rFonts w:hint="eastAsia" w:ascii="黑体" w:hAnsi="黑体" w:eastAsia="黑体" w:cs="黑体"/>
           <w:sz w:val="28"/>
           <w:szCs w:val="28"/>
         </w:rPr>
@@ -3405,13 +3531,13 @@
     <w:p>
       <w:pPr>
         <w:rPr>
-          <w:rFonts w:ascii="宋体" w:eastAsia="宋体" w:hAnsi="宋体" w:cs="宋体" w:hint="eastAsia"/>
-          <w:sz w:val="24"/>
-        </w:rPr>
-      </w:pPr>
-      <w:r>
-        <w:rPr>
-          <w:rFonts w:ascii="宋体" w:eastAsia="宋体" w:hAnsi="宋体" w:cs="宋体" w:hint="eastAsia"/>
+          <w:rFonts w:hint="eastAsia" w:ascii="宋体" w:hAnsi="宋体" w:eastAsia="宋体" w:cs="宋体"/>
+          <w:sz w:val="24"/>
+        </w:rPr>
+      </w:pPr>
+      <w:r>
+        <w:rPr>
+          <w:rFonts w:hint="eastAsia" w:ascii="宋体" w:hAnsi="宋体" w:eastAsia="宋体" w:cs="宋体"/>
           <w:sz w:val="24"/>
         </w:rPr>
         <w:t>FirstSpot 将投资者教育拆分为 12 章，从“什么是二级市场”到“搭建稳健组合”，覆盖交易规则、行情理解、估值、上市公司、风险、指数基金、现金管理、行为偏差和长期主义等内容。课程设计遵循“新手友好、大白话、案例驱动、互动问答、收藏反馈”的原则。每章学习完成后，用户可获得一张概念卡，卡片稀有度从白卡、蓝卡、紫卡到金卡递进。</w:t>
@@ -3420,32 +3546,24 @@
     <w:p>
       <w:pPr>
         <w:rPr>
-          <w:rFonts w:ascii="宋体" w:eastAsia="宋体" w:hAnsi="宋体" w:cs="宋体" w:hint="eastAsia"/>
-          <w:sz w:val="24"/>
-        </w:rPr>
-      </w:pPr>
-    </w:p>
-    <w:p>
-      <w:pPr>
-        <w:rPr>
-          <w:rFonts w:ascii="宋体" w:eastAsia="宋体" w:hAnsi="宋体" w:cs="宋体" w:hint="eastAsia"/>
-          <w:sz w:val="24"/>
-        </w:rPr>
-      </w:pPr>
-      <w:r>
-        <w:rPr>
-          <w:rFonts w:ascii="宋体" w:eastAsia="宋体" w:hAnsi="宋体" w:cs="宋体" w:hint="eastAsia"/>
-          <w:sz w:val="24"/>
-        </w:rPr>
-        <w:t>这一结构体现了微学习思想。用户无需一次性学习完整金融体系，而是在每章内</w:t>
-      </w:r>
-      <w:r>
-        <w:rPr>
-          <w:rFonts w:ascii="宋体" w:eastAsia="宋体" w:hAnsi="宋体" w:cs="宋体" w:hint="eastAsia"/>
-          <w:sz w:val="24"/>
-        </w:rPr>
-        <w:lastRenderedPageBreak/>
-        <w:t>完成小目标：理解一个概念、完成一个案例、做一道互动题、通过章末小测。课程中的术语解释也被设计为可点击词卡，只有首次出现的重要术语被高亮，避免页面被过多标记干扰。点击术语后，Myo 以白话解释概念，使专业词汇从阅读障碍转化为可探索对象。</w:t>
+          <w:rFonts w:hint="eastAsia" w:ascii="宋体" w:hAnsi="宋体" w:eastAsia="宋体" w:cs="宋体"/>
+          <w:sz w:val="24"/>
+        </w:rPr>
+      </w:pPr>
+    </w:p>
+    <w:p>
+      <w:pPr>
+        <w:rPr>
+          <w:rFonts w:hint="eastAsia" w:ascii="宋体" w:hAnsi="宋体" w:eastAsia="宋体" w:cs="宋体"/>
+          <w:sz w:val="24"/>
+        </w:rPr>
+      </w:pPr>
+      <w:r>
+        <w:rPr>
+          <w:rFonts w:hint="eastAsia" w:ascii="宋体" w:hAnsi="宋体" w:eastAsia="宋体" w:cs="宋体"/>
+          <w:sz w:val="24"/>
+        </w:rPr>
+        <w:t>这一结构体现了微学习思想。用户无需一次性学习完整金融体系，而是在每章内完成小目标：理解一个概念、完成一个案例、做一道互动题、通过章末小测。课程中的术语解释也被设计为可点击词卡，只有首次出现的重要术语被高亮，避免页面被过多标记干扰。点击术语后，Myo 以白话解释概念，使专业词汇从阅读障碍转化为可探索对象。</w:t>
       </w:r>
     </w:p>
     <w:p>
@@ -3453,11 +3571,8 @@
         <w:jc w:val="center"/>
       </w:pPr>
       <w:r>
-        <w:rPr>
-          <w:noProof/>
-        </w:rPr>
         <w:drawing>
-          <wp:inline distT="0" distB="0" distL="114300" distR="114300" wp14:anchorId="049845DE" wp14:editId="60BD0214">
+          <wp:inline distT="0" distB="0" distL="114300" distR="114300">
             <wp:extent cx="2515870" cy="5578475"/>
             <wp:effectExtent l="0" t="0" r="17780" b="3175"/>
             <wp:docPr id="3" name="图片 3"/>
@@ -3474,7 +3589,7 @@
                     </pic:cNvPicPr>
                   </pic:nvPicPr>
                   <pic:blipFill>
-                    <a:blip r:embed="rId11"/>
+                    <a:blip r:embed="rId8"/>
                     <a:stretch>
                       <a:fillRect/>
                     </a:stretch>
@@ -3503,7 +3618,7 @@
       <w:pPr>
         <w:jc w:val="center"/>
         <w:rPr>
-          <w:rFonts w:ascii="黑体" w:eastAsia="黑体" w:hAnsi="黑体" w:cs="黑体" w:hint="eastAsia"/>
+          <w:rFonts w:hint="eastAsia" w:ascii="黑体" w:hAnsi="黑体" w:eastAsia="黑体" w:cs="黑体"/>
           <w:b/>
           <w:bCs/>
           <w:szCs w:val="21"/>
@@ -3511,7 +3626,7 @@
       </w:pPr>
       <w:r>
         <w:rPr>
-          <w:rFonts w:ascii="黑体" w:eastAsia="黑体" w:hAnsi="黑体" w:cs="黑体" w:hint="eastAsia"/>
+          <w:rFonts w:hint="eastAsia" w:ascii="黑体" w:hAnsi="黑体" w:eastAsia="黑体" w:cs="黑体"/>
           <w:b/>
           <w:bCs/>
           <w:szCs w:val="21"/>
@@ -3528,14 +3643,14 @@
       <w:pPr>
         <w:outlineLvl w:val="1"/>
         <w:rPr>
-          <w:rFonts w:ascii="黑体" w:eastAsia="黑体" w:hAnsi="黑体" w:cs="黑体" w:hint="eastAsia"/>
+          <w:rFonts w:hint="eastAsia" w:ascii="黑体" w:hAnsi="黑体" w:eastAsia="黑体" w:cs="黑体"/>
           <w:sz w:val="28"/>
           <w:szCs w:val="28"/>
         </w:rPr>
       </w:pPr>
       <w:r>
         <w:rPr>
-          <w:rFonts w:ascii="黑体" w:eastAsia="黑体" w:hAnsi="黑体" w:cs="黑体" w:hint="eastAsia"/>
+          <w:rFonts w:hint="eastAsia" w:ascii="黑体" w:hAnsi="黑体" w:eastAsia="黑体" w:cs="黑体"/>
           <w:sz w:val="28"/>
           <w:szCs w:val="28"/>
         </w:rPr>
@@ -3546,13 +3661,13 @@
     <w:p>
       <w:pPr>
         <w:rPr>
-          <w:rFonts w:ascii="宋体" w:eastAsia="宋体" w:hAnsi="宋体" w:cs="宋体" w:hint="eastAsia"/>
-          <w:sz w:val="24"/>
-        </w:rPr>
-      </w:pPr>
-      <w:r>
-        <w:rPr>
-          <w:rFonts w:ascii="宋体" w:eastAsia="宋体" w:hAnsi="宋体" w:cs="宋体" w:hint="eastAsia"/>
+          <w:rFonts w:hint="eastAsia" w:ascii="宋体" w:hAnsi="宋体" w:eastAsia="宋体" w:cs="宋体"/>
+          <w:sz w:val="24"/>
+        </w:rPr>
+      </w:pPr>
+      <w:r>
+        <w:rPr>
+          <w:rFonts w:hint="eastAsia" w:ascii="宋体" w:hAnsi="宋体" w:eastAsia="宋体" w:cs="宋体"/>
           <w:sz w:val="24"/>
         </w:rPr>
         <w:t>在 PBL 框架下，FirstSpot 使用 Points 和 Badges 建立学习反馈。Points 主要表现为 XP 和进度点亮。用户完成首开、学习章节、答题、解锁卡片等行为时，会看到明确的数值或动画反馈。Points 的作用不是制造数值崇拜，而是把“我学到了一点”变成可见状态。</w:t>
@@ -3561,21 +3676,21 @@
     <w:p>
       <w:pPr>
         <w:rPr>
-          <w:rFonts w:ascii="宋体" w:eastAsia="宋体" w:hAnsi="宋体" w:cs="宋体" w:hint="eastAsia"/>
-          <w:sz w:val="24"/>
-        </w:rPr>
-      </w:pPr>
-    </w:p>
-    <w:p>
-      <w:pPr>
-        <w:rPr>
-          <w:rFonts w:ascii="宋体" w:eastAsia="宋体" w:hAnsi="宋体" w:cs="宋体" w:hint="eastAsia"/>
-          <w:sz w:val="24"/>
-        </w:rPr>
-      </w:pPr>
-      <w:r>
-        <w:rPr>
-          <w:rFonts w:ascii="宋体" w:eastAsia="宋体" w:hAnsi="宋体" w:cs="宋体" w:hint="eastAsia"/>
+          <w:rFonts w:hint="eastAsia" w:ascii="宋体" w:hAnsi="宋体" w:eastAsia="宋体" w:cs="宋体"/>
+          <w:sz w:val="24"/>
+        </w:rPr>
+      </w:pPr>
+    </w:p>
+    <w:p>
+      <w:pPr>
+        <w:rPr>
+          <w:rFonts w:hint="eastAsia" w:ascii="宋体" w:hAnsi="宋体" w:eastAsia="宋体" w:cs="宋体"/>
+          <w:sz w:val="24"/>
+        </w:rPr>
+      </w:pPr>
+      <w:r>
+        <w:rPr>
+          <w:rFonts w:hint="eastAsia" w:ascii="宋体" w:hAnsi="宋体" w:eastAsia="宋体" w:cs="宋体"/>
           <w:sz w:val="24"/>
         </w:rPr>
         <w:t>Badges 则表现为章节卡片、里程碑徽章和金库收藏。章节卡片对应用户完成的知识节点，徽章对应首次学习、首次小测、半程学习、概念复习和全章完成等里程碑。金库页面把这些成果集中展示，使学习记录从不可见的后台状态变成可回看、可收藏的个人资产。</w:t>
@@ -3584,21 +3699,21 @@
     <w:p>
       <w:pPr>
         <w:rPr>
-          <w:rFonts w:ascii="宋体" w:eastAsia="宋体" w:hAnsi="宋体" w:cs="宋体" w:hint="eastAsia"/>
-          <w:sz w:val="24"/>
-        </w:rPr>
-      </w:pPr>
-    </w:p>
-    <w:p>
-      <w:pPr>
-        <w:rPr>
-          <w:rFonts w:ascii="宋体" w:eastAsia="宋体" w:hAnsi="宋体" w:cs="宋体" w:hint="eastAsia"/>
-          <w:sz w:val="24"/>
-        </w:rPr>
-      </w:pPr>
-      <w:r>
-        <w:rPr>
-          <w:rFonts w:ascii="宋体" w:eastAsia="宋体" w:hAnsi="宋体" w:cs="宋体" w:hint="eastAsia"/>
+          <w:rFonts w:hint="eastAsia" w:ascii="宋体" w:hAnsi="宋体" w:eastAsia="宋体" w:cs="宋体"/>
+          <w:sz w:val="24"/>
+        </w:rPr>
+      </w:pPr>
+    </w:p>
+    <w:p>
+      <w:pPr>
+        <w:rPr>
+          <w:rFonts w:hint="eastAsia" w:ascii="宋体" w:hAnsi="宋体" w:eastAsia="宋体" w:cs="宋体"/>
+          <w:sz w:val="24"/>
+        </w:rPr>
+      </w:pPr>
+      <w:r>
+        <w:rPr>
+          <w:rFonts w:hint="eastAsia" w:ascii="宋体" w:hAnsi="宋体" w:eastAsia="宋体" w:cs="宋体"/>
           <w:sz w:val="24"/>
         </w:rPr>
         <w:t>Leaderboards 被明确排除在 V1 方案之外。金融教育中的排行榜存在较高风险：如果排名依据学习时长，可能鼓励形式化刷时长；如果依据答题速度，可能削弱理解质量；如果依据收益或资产表现，则会直接偏离投资者教育目标。因此，FirstSpot 更强调个人成长曲线，而不是用户之间的竞争。</w:t>
@@ -3609,14 +3724,14 @@
       <w:pPr>
         <w:outlineLvl w:val="1"/>
         <w:rPr>
-          <w:rFonts w:ascii="黑体" w:eastAsia="黑体" w:hAnsi="黑体" w:cs="黑体" w:hint="eastAsia"/>
+          <w:rFonts w:hint="eastAsia" w:ascii="黑体" w:hAnsi="黑体" w:eastAsia="黑体" w:cs="黑体"/>
           <w:sz w:val="28"/>
           <w:szCs w:val="28"/>
         </w:rPr>
       </w:pPr>
       <w:r>
         <w:rPr>
-          <w:rFonts w:ascii="黑体" w:eastAsia="黑体" w:hAnsi="黑体" w:cs="黑体" w:hint="eastAsia"/>
+          <w:rFonts w:hint="eastAsia" w:ascii="黑体" w:hAnsi="黑体" w:eastAsia="黑体" w:cs="黑体"/>
           <w:sz w:val="28"/>
           <w:szCs w:val="28"/>
         </w:rPr>
@@ -3627,13 +3742,13 @@
     <w:p>
       <w:pPr>
         <w:rPr>
-          <w:rFonts w:ascii="宋体" w:eastAsia="宋体" w:hAnsi="宋体" w:cs="宋体" w:hint="eastAsia"/>
-          <w:sz w:val="24"/>
-        </w:rPr>
-      </w:pPr>
-      <w:r>
-        <w:rPr>
-          <w:rFonts w:ascii="宋体" w:eastAsia="宋体" w:hAnsi="宋体" w:cs="宋体" w:hint="eastAsia"/>
+          <w:rFonts w:hint="eastAsia" w:ascii="宋体" w:hAnsi="宋体" w:eastAsia="宋体" w:cs="宋体"/>
+          <w:sz w:val="24"/>
+        </w:rPr>
+      </w:pPr>
+      <w:r>
+        <w:rPr>
+          <w:rFonts w:hint="eastAsia" w:ascii="宋体" w:hAnsi="宋体" w:eastAsia="宋体" w:cs="宋体"/>
           <w:sz w:val="24"/>
         </w:rPr>
         <w:t>FirstSpot 在设计过程中保留了许多可探索触发的 widgets。这些 widgets 不是孤立的小彩蛋，而是连接“操作、反馈、理解”的微型学习单元。例如，在欢迎页点击 Myo 可以触发声音和表情反馈，形成轻松的第一印象；在学习页点击术语可以打开解释框，帮助用户主动补足知识；以第一章节“认识二级市场”为例，在 IPO 案例中，用户通过拖拽参与方卡片推进流程，理解公司公开发行、承销商、基石投资者、散户打新和二级市场交易之间的关系；在奖励揭示中，用户通过翻卡和收下卡片完成阶段性仪式。</w:t>
@@ -3642,21 +3757,21 @@
     <w:p>
       <w:pPr>
         <w:rPr>
-          <w:rFonts w:ascii="宋体" w:eastAsia="宋体" w:hAnsi="宋体" w:cs="宋体" w:hint="eastAsia"/>
-          <w:sz w:val="24"/>
-        </w:rPr>
-      </w:pPr>
-    </w:p>
-    <w:p>
-      <w:pPr>
-        <w:rPr>
-          <w:rFonts w:ascii="宋体" w:eastAsia="宋体" w:hAnsi="宋体" w:cs="宋体" w:hint="eastAsia"/>
-          <w:sz w:val="24"/>
-        </w:rPr>
-      </w:pPr>
-      <w:r>
-        <w:rPr>
-          <w:rFonts w:ascii="宋体" w:eastAsia="宋体" w:hAnsi="宋体" w:cs="宋体" w:hint="eastAsia"/>
+          <w:rFonts w:hint="eastAsia" w:ascii="宋体" w:hAnsi="宋体" w:eastAsia="宋体" w:cs="宋体"/>
+          <w:sz w:val="24"/>
+        </w:rPr>
+      </w:pPr>
+    </w:p>
+    <w:p>
+      <w:pPr>
+        <w:rPr>
+          <w:rFonts w:hint="eastAsia" w:ascii="宋体" w:hAnsi="宋体" w:eastAsia="宋体" w:cs="宋体"/>
+          <w:sz w:val="24"/>
+        </w:rPr>
+      </w:pPr>
+      <w:r>
+        <w:rPr>
+          <w:rFonts w:hint="eastAsia" w:ascii="宋体" w:hAnsi="宋体" w:eastAsia="宋体" w:cs="宋体"/>
           <w:sz w:val="24"/>
         </w:rPr>
         <w:t>这些交互设计体现了从“阅读式教育”到“操作式教育”的转变。用户不只是看见概念，而是通过点击、拖拽、匹配、翻转等动作把概念变成可处理的对象。对于移动端用户而言，这种探索式交互能够提升注意力，也能降低学习金融知识时的严肃感。</w:t>
@@ -3667,12 +3782,8 @@
         <w:jc w:val="center"/>
       </w:pPr>
       <w:r>
-        <w:rPr>
-          <w:noProof/>
-        </w:rPr>
-        <w:lastRenderedPageBreak/>
         <w:drawing>
-          <wp:inline distT="0" distB="0" distL="114300" distR="114300" wp14:anchorId="4E05AE74" wp14:editId="4B027547">
+          <wp:inline distT="0" distB="0" distL="114300" distR="114300">
             <wp:extent cx="3608070" cy="8037195"/>
             <wp:effectExtent l="0" t="0" r="11430" b="1905"/>
             <wp:docPr id="4" name="图片 4"/>
@@ -3689,7 +3800,7 @@
                     </pic:cNvPicPr>
                   </pic:nvPicPr>
                   <pic:blipFill>
-                    <a:blip r:embed="rId12"/>
+                    <a:blip r:embed="rId9"/>
                     <a:stretch>
                       <a:fillRect/>
                     </a:stretch>
@@ -3720,7 +3831,7 @@
       </w:pPr>
       <w:r>
         <w:rPr>
-          <w:rFonts w:ascii="黑体" w:eastAsia="黑体" w:hAnsi="黑体" w:cs="黑体" w:hint="eastAsia"/>
+          <w:rFonts w:hint="eastAsia" w:ascii="黑体" w:hAnsi="黑体" w:eastAsia="黑体" w:cs="黑体"/>
           <w:b/>
           <w:bCs/>
           <w:szCs w:val="21"/>
@@ -3731,7 +3842,7 @@
     <w:p>
       <w:pPr>
         <w:rPr>
-          <w:rFonts w:ascii="黑体" w:eastAsia="黑体" w:hAnsi="黑体" w:cs="黑体" w:hint="eastAsia"/>
+          <w:rFonts w:hint="eastAsia" w:ascii="黑体" w:hAnsi="黑体" w:eastAsia="黑体" w:cs="黑体"/>
           <w:sz w:val="32"/>
           <w:szCs w:val="32"/>
         </w:rPr>
@@ -3745,36 +3856,35 @@
         </w:numPr>
         <w:outlineLvl w:val="0"/>
         <w:rPr>
-          <w:rFonts w:ascii="黑体" w:eastAsia="黑体" w:hAnsi="黑体" w:cs="黑体" w:hint="eastAsia"/>
+          <w:rFonts w:hint="eastAsia" w:ascii="黑体" w:hAnsi="黑体" w:eastAsia="黑体" w:cs="黑体"/>
           <w:sz w:val="32"/>
           <w:szCs w:val="32"/>
         </w:rPr>
       </w:pPr>
-      <w:bookmarkStart w:id="20" w:name="_Toc2267"/>
-      <w:r>
-        <w:rPr>
-          <w:rFonts w:ascii="黑体" w:eastAsia="黑体" w:hAnsi="黑体" w:cs="黑体" w:hint="eastAsia"/>
+      <w:bookmarkStart w:id="5" w:name="_Toc2267"/>
+      <w:r>
+        <w:rPr>
+          <w:rFonts w:hint="eastAsia" w:ascii="黑体" w:hAnsi="黑体" w:eastAsia="黑体" w:cs="黑体"/>
           <w:sz w:val="32"/>
           <w:szCs w:val="32"/>
         </w:rPr>
-        <w:lastRenderedPageBreak/>
         <w:t>系统实现与界面设计</w:t>
       </w:r>
-      <w:bookmarkEnd w:id="20"/>
+      <w:bookmarkEnd w:id="5"/>
     </w:p>
     <w:p/>
     <w:p>
       <w:pPr>
         <w:outlineLvl w:val="1"/>
         <w:rPr>
-          <w:rFonts w:ascii="黑体" w:eastAsia="黑体" w:hAnsi="黑体" w:cs="黑体" w:hint="eastAsia"/>
+          <w:rFonts w:hint="eastAsia" w:ascii="黑体" w:hAnsi="黑体" w:eastAsia="黑体" w:cs="黑体"/>
           <w:sz w:val="28"/>
           <w:szCs w:val="28"/>
         </w:rPr>
       </w:pPr>
       <w:r>
         <w:rPr>
-          <w:rFonts w:ascii="黑体" w:eastAsia="黑体" w:hAnsi="黑体" w:cs="黑体" w:hint="eastAsia"/>
+          <w:rFonts w:hint="eastAsia" w:ascii="黑体" w:hAnsi="黑体" w:eastAsia="黑体" w:cs="黑体"/>
           <w:sz w:val="28"/>
           <w:szCs w:val="28"/>
         </w:rPr>
@@ -3785,13 +3895,13 @@
     <w:p>
       <w:pPr>
         <w:rPr>
-          <w:rFonts w:ascii="宋体" w:eastAsia="宋体" w:hAnsi="宋体" w:cs="宋体" w:hint="eastAsia"/>
-          <w:sz w:val="24"/>
-        </w:rPr>
-      </w:pPr>
-      <w:r>
-        <w:rPr>
-          <w:rFonts w:ascii="宋体" w:eastAsia="宋体" w:hAnsi="宋体" w:cs="宋体" w:hint="eastAsia"/>
+          <w:rFonts w:hint="eastAsia" w:ascii="宋体" w:hAnsi="宋体" w:eastAsia="宋体" w:cs="宋体"/>
+          <w:sz w:val="24"/>
+        </w:rPr>
+      </w:pPr>
+      <w:r>
+        <w:rPr>
+          <w:rFonts w:hint="eastAsia" w:ascii="宋体" w:hAnsi="宋体" w:eastAsia="宋体" w:cs="宋体"/>
           <w:sz w:val="24"/>
         </w:rPr>
         <w:t>FirstSpot 移动端采用 Flutter 实现，以支持跨平台开发和较高的一致性界面表现。项目以功能模块划分前端结构，包括 onboarding、learning_guidance、stock_insight 和 finance_micro_widgets 等模块。后端设计采用 Python 与 FastAPI，数据存储采用轻量化数据库方案，并为行情数据接入、用户状态管理和后续扩展保留接口。</w:t>
@@ -3800,21 +3910,21 @@
     <w:p>
       <w:pPr>
         <w:rPr>
-          <w:rFonts w:ascii="宋体" w:eastAsia="宋体" w:hAnsi="宋体" w:cs="宋体" w:hint="eastAsia"/>
-          <w:sz w:val="24"/>
-        </w:rPr>
-      </w:pPr>
-    </w:p>
-    <w:p>
-      <w:pPr>
-        <w:rPr>
-          <w:rFonts w:ascii="宋体" w:eastAsia="宋体" w:hAnsi="宋体" w:cs="宋体" w:hint="eastAsia"/>
-          <w:sz w:val="24"/>
-        </w:rPr>
-      </w:pPr>
-      <w:r>
-        <w:rPr>
-          <w:rFonts w:ascii="宋体" w:eastAsia="宋体" w:hAnsi="宋体" w:cs="宋体" w:hint="eastAsia"/>
+          <w:rFonts w:hint="eastAsia" w:ascii="宋体" w:hAnsi="宋体" w:eastAsia="宋体" w:cs="宋体"/>
+          <w:sz w:val="24"/>
+        </w:rPr>
+      </w:pPr>
+    </w:p>
+    <w:p>
+      <w:pPr>
+        <w:rPr>
+          <w:rFonts w:hint="eastAsia" w:ascii="宋体" w:hAnsi="宋体" w:eastAsia="宋体" w:cs="宋体"/>
+          <w:sz w:val="24"/>
+        </w:rPr>
+      </w:pPr>
+      <w:r>
+        <w:rPr>
+          <w:rFonts w:hint="eastAsia" w:ascii="宋体" w:hAnsi="宋体" w:eastAsia="宋体" w:cs="宋体"/>
           <w:sz w:val="24"/>
         </w:rPr>
         <w:t>在当前实现中，学习引导模块已经包括章节模型、课程数据、术语表、概念对话、小测组件、用户进度持久化和奖励状态。首开引导模块包括欢迎页、画像收集、迷你教学、起始计划和奖励揭示。首页提供学习路径、个股信息入口、工具入口和金库入口。这样的结构使设计方案不只是静态原型，而是具有可运行基础的应用系统。</w:t>
@@ -3825,14 +3935,14 @@
       <w:pPr>
         <w:outlineLvl w:val="1"/>
         <w:rPr>
-          <w:rFonts w:ascii="黑体" w:eastAsia="黑体" w:hAnsi="黑体" w:cs="黑体" w:hint="eastAsia"/>
+          <w:rFonts w:hint="eastAsia" w:ascii="黑体" w:hAnsi="黑体" w:eastAsia="黑体" w:cs="黑体"/>
           <w:sz w:val="28"/>
           <w:szCs w:val="28"/>
         </w:rPr>
       </w:pPr>
       <w:r>
         <w:rPr>
-          <w:rFonts w:ascii="黑体" w:eastAsia="黑体" w:hAnsi="黑体" w:cs="黑体" w:hint="eastAsia"/>
+          <w:rFonts w:hint="eastAsia" w:ascii="黑体" w:hAnsi="黑体" w:eastAsia="黑体" w:cs="黑体"/>
           <w:sz w:val="28"/>
           <w:szCs w:val="28"/>
         </w:rPr>
@@ -3843,13 +3953,13 @@
     <w:p>
       <w:pPr>
         <w:rPr>
-          <w:rFonts w:ascii="宋体" w:eastAsia="宋体" w:hAnsi="宋体" w:cs="宋体" w:hint="eastAsia"/>
-          <w:sz w:val="24"/>
-        </w:rPr>
-      </w:pPr>
-      <w:r>
-        <w:rPr>
-          <w:rFonts w:ascii="宋体" w:eastAsia="宋体" w:hAnsi="宋体" w:cs="宋体" w:hint="eastAsia"/>
+          <w:rFonts w:hint="eastAsia" w:ascii="宋体" w:hAnsi="宋体" w:eastAsia="宋体" w:cs="宋体"/>
+          <w:sz w:val="24"/>
+        </w:rPr>
+      </w:pPr>
+      <w:r>
+        <w:rPr>
+          <w:rFonts w:hint="eastAsia" w:ascii="宋体" w:hAnsi="宋体" w:eastAsia="宋体" w:cs="宋体"/>
           <w:sz w:val="24"/>
         </w:rPr>
         <w:t>个股详情页是 FirstSpot 体现“去交易化”的重要页面。成熟券商软件通常包含 K 线、盘口、资金流、技术指标、资讯、社区和买卖按钮，但这些功能对新手并不总是必要。FirstSpot 的详情页选择保留当前价格、涨跌幅、平滑折线图、核心统计卡片、分析师情绪和白话简介等内容，剔除复杂技术指标和直接交易入口。</w:t>
@@ -3858,21 +3968,21 @@
     <w:p>
       <w:pPr>
         <w:rPr>
-          <w:rFonts w:ascii="宋体" w:eastAsia="宋体" w:hAnsi="宋体" w:cs="宋体" w:hint="eastAsia"/>
-          <w:sz w:val="24"/>
-        </w:rPr>
-      </w:pPr>
-    </w:p>
-    <w:p>
-      <w:pPr>
-        <w:rPr>
-          <w:rFonts w:ascii="宋体" w:eastAsia="宋体" w:hAnsi="宋体" w:cs="宋体" w:hint="eastAsia"/>
-          <w:sz w:val="24"/>
-        </w:rPr>
-      </w:pPr>
-      <w:r>
-        <w:rPr>
-          <w:rFonts w:ascii="宋体" w:eastAsia="宋体" w:hAnsi="宋体" w:cs="宋体" w:hint="eastAsia"/>
+          <w:rFonts w:hint="eastAsia" w:ascii="宋体" w:hAnsi="宋体" w:eastAsia="宋体" w:cs="宋体"/>
+          <w:sz w:val="24"/>
+        </w:rPr>
+      </w:pPr>
+    </w:p>
+    <w:p>
+      <w:pPr>
+        <w:rPr>
+          <w:rFonts w:hint="eastAsia" w:ascii="宋体" w:hAnsi="宋体" w:eastAsia="宋体" w:cs="宋体"/>
+          <w:sz w:val="24"/>
+        </w:rPr>
+      </w:pPr>
+      <w:r>
+        <w:rPr>
+          <w:rFonts w:hint="eastAsia" w:ascii="宋体" w:hAnsi="宋体" w:eastAsia="宋体" w:cs="宋体"/>
           <w:sz w:val="24"/>
         </w:rPr>
         <w:t>图表设计采用平滑折线图，并在不同时间窗口保持视觉语言一致。长周期数据先进行显示用降采样，再绘制平滑曲线，避免因点位过密造成锯齿和视觉噪声。这样的设计不仅是视觉风格选择，也是用户体验策略：新手首先需要理解趋势和风险，而不是被复杂指标推向短线交易判断。</w:t>
@@ -3883,12 +3993,8 @@
         <w:jc w:val="center"/>
       </w:pPr>
       <w:r>
-        <w:rPr>
-          <w:noProof/>
-        </w:rPr>
-        <w:lastRenderedPageBreak/>
         <w:drawing>
-          <wp:inline distT="0" distB="0" distL="114300" distR="114300" wp14:anchorId="3859F62A" wp14:editId="6E458D22">
+          <wp:inline distT="0" distB="0" distL="114300" distR="114300">
             <wp:extent cx="2824480" cy="6285230"/>
             <wp:effectExtent l="0" t="0" r="13970" b="1270"/>
             <wp:docPr id="5" name="图片 5"/>
@@ -3905,7 +4011,7 @@
                     </pic:cNvPicPr>
                   </pic:nvPicPr>
                   <pic:blipFill>
-                    <a:blip r:embed="rId13"/>
+                    <a:blip r:embed="rId10"/>
                     <a:stretch>
                       <a:fillRect/>
                     </a:stretch>
@@ -3930,11 +4036,11 @@
         </w:drawing>
       </w:r>
       <w:r>
-        <w:br/>
-      </w:r>
-      <w:r>
-        <w:rPr>
-          <w:rFonts w:ascii="黑体" w:eastAsia="黑体" w:hAnsi="黑体" w:cs="黑体" w:hint="eastAsia"/>
+        <w:br w:type="textWrapping"/>
+      </w:r>
+      <w:r>
+        <w:rPr>
+          <w:rFonts w:hint="eastAsia" w:ascii="黑体" w:hAnsi="黑体" w:eastAsia="黑体" w:cs="黑体"/>
           <w:b/>
           <w:bCs/>
           <w:szCs w:val="21"/>
@@ -3951,14 +4057,14 @@
       <w:pPr>
         <w:outlineLvl w:val="1"/>
         <w:rPr>
-          <w:rFonts w:ascii="黑体" w:eastAsia="黑体" w:hAnsi="黑体" w:cs="黑体" w:hint="eastAsia"/>
+          <w:rFonts w:hint="eastAsia" w:ascii="黑体" w:hAnsi="黑体" w:eastAsia="黑体" w:cs="黑体"/>
           <w:sz w:val="28"/>
           <w:szCs w:val="28"/>
         </w:rPr>
       </w:pPr>
       <w:r>
         <w:rPr>
-          <w:rFonts w:ascii="黑体" w:eastAsia="黑体" w:hAnsi="黑体" w:cs="黑体" w:hint="eastAsia"/>
+          <w:rFonts w:hint="eastAsia" w:ascii="黑体" w:hAnsi="黑体" w:eastAsia="黑体" w:cs="黑体"/>
           <w:sz w:val="28"/>
           <w:szCs w:val="28"/>
         </w:rPr>
@@ -3969,13 +4075,13 @@
     <w:p>
       <w:pPr>
         <w:rPr>
-          <w:rFonts w:ascii="宋体" w:eastAsia="宋体" w:hAnsi="宋体" w:cs="宋体" w:hint="eastAsia"/>
-          <w:sz w:val="24"/>
-        </w:rPr>
-      </w:pPr>
-      <w:r>
-        <w:rPr>
-          <w:rFonts w:ascii="宋体" w:eastAsia="宋体" w:hAnsi="宋体" w:cs="宋体" w:hint="eastAsia"/>
+          <w:rFonts w:hint="eastAsia" w:ascii="宋体" w:hAnsi="宋体" w:eastAsia="宋体" w:cs="宋体"/>
+          <w:sz w:val="24"/>
+        </w:rPr>
+      </w:pPr>
+      <w:r>
+        <w:rPr>
+          <w:rFonts w:hint="eastAsia" w:ascii="宋体" w:hAnsi="宋体" w:eastAsia="宋体" w:cs="宋体"/>
           <w:sz w:val="24"/>
         </w:rPr>
         <w:t>FirstSpot 还提供持仓成本、复利日均收益等金融小工具。这些工具回应了访谈中用户对“简单实用”和“看得懂”的需求。与复杂金融计算器相比，FirstSpot 的小工具更强调场景化表达：用户不是填写一堆公式参数，而是在与自己持仓、成本和收益相关的具体场景中理解计算结果。</w:t>
@@ -3984,32 +4090,24 @@
     <w:p>
       <w:pPr>
         <w:rPr>
-          <w:rFonts w:ascii="宋体" w:eastAsia="宋体" w:hAnsi="宋体" w:cs="宋体" w:hint="eastAsia"/>
-          <w:sz w:val="24"/>
-        </w:rPr>
-      </w:pPr>
-    </w:p>
-    <w:p>
-      <w:pPr>
-        <w:rPr>
-          <w:rFonts w:ascii="宋体" w:eastAsia="宋体" w:hAnsi="宋体" w:cs="宋体" w:hint="eastAsia"/>
-          <w:sz w:val="24"/>
-        </w:rPr>
-      </w:pPr>
-      <w:r>
-        <w:rPr>
-          <w:rFonts w:ascii="宋体" w:eastAsia="宋体" w:hAnsi="宋体" w:cs="宋体" w:hint="eastAsia"/>
-          <w:sz w:val="24"/>
-        </w:rPr>
-        <w:t>这些工具也是可探索 widgets 的一部分。它们被放在首页底部工具入口中，不抢占主线学习路径，但用户可以在需要时主动打开。这样的设计既避免首页信息</w:t>
-      </w:r>
-      <w:r>
-        <w:rPr>
-          <w:rFonts w:ascii="宋体" w:eastAsia="宋体" w:hAnsi="宋体" w:cs="宋体" w:hint="eastAsia"/>
-          <w:sz w:val="24"/>
-        </w:rPr>
-        <w:lastRenderedPageBreak/>
-        <w:t>过载，也保留了产品的实用属性。</w:t>
+          <w:rFonts w:hint="eastAsia" w:ascii="宋体" w:hAnsi="宋体" w:eastAsia="宋体" w:cs="宋体"/>
+          <w:sz w:val="24"/>
+        </w:rPr>
+      </w:pPr>
+    </w:p>
+    <w:p>
+      <w:pPr>
+        <w:rPr>
+          <w:rFonts w:hint="eastAsia" w:ascii="宋体" w:hAnsi="宋体" w:eastAsia="宋体" w:cs="宋体"/>
+          <w:sz w:val="24"/>
+        </w:rPr>
+      </w:pPr>
+      <w:r>
+        <w:rPr>
+          <w:rFonts w:hint="eastAsia" w:ascii="宋体" w:hAnsi="宋体" w:eastAsia="宋体" w:cs="宋体"/>
+          <w:sz w:val="24"/>
+        </w:rPr>
+        <w:t>这些工具也是可探索 widgets 的一部分。它们被放在首页底部工具入口中，不抢占主线学习路径，但用户可以在需要时主动打开。这样的设计既避免首页信息过载，也保留了产品的实用属性。</w:t>
       </w:r>
     </w:p>
     <w:p/>
@@ -4021,33 +4119,33 @@
         </w:numPr>
         <w:outlineLvl w:val="0"/>
         <w:rPr>
-          <w:rFonts w:ascii="黑体" w:eastAsia="黑体" w:hAnsi="黑体" w:cs="黑体" w:hint="eastAsia"/>
+          <w:rFonts w:hint="eastAsia" w:ascii="黑体" w:hAnsi="黑体" w:eastAsia="黑体" w:cs="黑体"/>
           <w:sz w:val="32"/>
           <w:szCs w:val="32"/>
         </w:rPr>
       </w:pPr>
-      <w:bookmarkStart w:id="21" w:name="_Toc26929"/>
-      <w:r>
-        <w:rPr>
-          <w:rFonts w:ascii="黑体" w:eastAsia="黑体" w:hAnsi="黑体" w:cs="黑体" w:hint="eastAsia"/>
+      <w:bookmarkStart w:id="6" w:name="_Toc26929"/>
+      <w:r>
+        <w:rPr>
+          <w:rFonts w:hint="eastAsia" w:ascii="黑体" w:hAnsi="黑体" w:eastAsia="黑体" w:cs="黑体"/>
           <w:sz w:val="32"/>
           <w:szCs w:val="32"/>
         </w:rPr>
         <w:t>设计评价与体验后访谈补充</w:t>
       </w:r>
-      <w:bookmarkEnd w:id="21"/>
+      <w:bookmarkEnd w:id="6"/>
     </w:p>
     <w:p/>
     <w:p>
       <w:pPr>
         <w:rPr>
-          <w:rFonts w:ascii="宋体" w:eastAsia="宋体" w:hAnsi="宋体" w:cs="宋体" w:hint="eastAsia"/>
-          <w:sz w:val="24"/>
-        </w:rPr>
-      </w:pPr>
-      <w:r>
-        <w:rPr>
-          <w:rFonts w:ascii="宋体" w:eastAsia="宋体" w:hAnsi="宋体" w:cs="宋体" w:hint="eastAsia"/>
+          <w:rFonts w:hint="eastAsia" w:ascii="宋体" w:hAnsi="宋体" w:eastAsia="宋体" w:cs="宋体"/>
+          <w:sz w:val="24"/>
+        </w:rPr>
+      </w:pPr>
+      <w:r>
+        <w:rPr>
+          <w:rFonts w:hint="eastAsia" w:ascii="宋体" w:hAnsi="宋体" w:eastAsia="宋体" w:cs="宋体"/>
           <w:sz w:val="24"/>
         </w:rPr>
         <w:t>由于毕业设计周期和个人开发条件限制，本项目未开展大规模问卷调查，而是采用前期深度访谈、竞品对比体验、设计过程验证和体验后质性反馈整理的方式进行评价。该方法更符合当前项目阶段：FirstSpot 仍是个人毕业设计与 MVP 形态，重点在于验证设计方向是否回应了目标用户的真实痛点。</w:t>
@@ -4056,21 +4154,21 @@
     <w:p>
       <w:pPr>
         <w:rPr>
-          <w:rFonts w:ascii="宋体" w:eastAsia="宋体" w:hAnsi="宋体" w:cs="宋体" w:hint="eastAsia"/>
-          <w:sz w:val="24"/>
-        </w:rPr>
-      </w:pPr>
-    </w:p>
-    <w:p>
-      <w:pPr>
-        <w:rPr>
-          <w:rFonts w:ascii="宋体" w:eastAsia="宋体" w:hAnsi="宋体" w:cs="宋体" w:hint="eastAsia"/>
-          <w:sz w:val="24"/>
-        </w:rPr>
-      </w:pPr>
-      <w:r>
-        <w:rPr>
-          <w:rFonts w:ascii="宋体" w:eastAsia="宋体" w:hAnsi="宋体" w:cs="宋体" w:hint="eastAsia"/>
+          <w:rFonts w:hint="eastAsia" w:ascii="宋体" w:hAnsi="宋体" w:eastAsia="宋体" w:cs="宋体"/>
+          <w:sz w:val="24"/>
+        </w:rPr>
+      </w:pPr>
+    </w:p>
+    <w:p>
+      <w:pPr>
+        <w:rPr>
+          <w:rFonts w:hint="eastAsia" w:ascii="宋体" w:hAnsi="宋体" w:eastAsia="宋体" w:cs="宋体"/>
+          <w:sz w:val="24"/>
+        </w:rPr>
+      </w:pPr>
+      <w:r>
+        <w:rPr>
+          <w:rFonts w:hint="eastAsia" w:ascii="宋体" w:hAnsi="宋体" w:eastAsia="宋体" w:cs="宋体"/>
           <w:sz w:val="24"/>
         </w:rPr>
         <w:t>在体验后访谈中，受访者并非只单独评价 FirstSpot，而是先体验或回看了市场上主要的金融产品入口，包括支付宝基金/理财入口、银行理财板块、券商或基金平台中的行情与产品展示页面，再与 FirstSpot 的首开引导、学习路径、个股详情页和游戏化反馈进行对比。对比重点包括四个方面：信息是否容易理解、页面是否存在过强交易或产品推荐导向、是否能解释风险与术语、是否能让用户愿意继续探索。这样的安排使评价更接近真实使用情境，也能检验 FirstSpot 与主流金融入口之间的差异化价值。</w:t>
@@ -4079,21 +4177,21 @@
     <w:p>
       <w:pPr>
         <w:rPr>
-          <w:rFonts w:ascii="宋体" w:eastAsia="宋体" w:hAnsi="宋体" w:cs="宋体" w:hint="eastAsia"/>
-          <w:sz w:val="24"/>
-        </w:rPr>
-      </w:pPr>
-    </w:p>
-    <w:p>
-      <w:pPr>
-        <w:rPr>
-          <w:rFonts w:ascii="宋体" w:eastAsia="宋体" w:hAnsi="宋体" w:cs="宋体" w:hint="eastAsia"/>
-          <w:sz w:val="24"/>
-        </w:rPr>
-      </w:pPr>
-      <w:r>
-        <w:rPr>
-          <w:rFonts w:ascii="宋体" w:eastAsia="宋体" w:hAnsi="宋体" w:cs="宋体" w:hint="eastAsia"/>
+          <w:rFonts w:hint="eastAsia" w:ascii="宋体" w:hAnsi="宋体" w:eastAsia="宋体" w:cs="宋体"/>
+          <w:sz w:val="24"/>
+        </w:rPr>
+      </w:pPr>
+    </w:p>
+    <w:p>
+      <w:pPr>
+        <w:rPr>
+          <w:rFonts w:hint="eastAsia" w:ascii="宋体" w:hAnsi="宋体" w:eastAsia="宋体" w:cs="宋体"/>
+          <w:sz w:val="24"/>
+        </w:rPr>
+      </w:pPr>
+      <w:r>
+        <w:rPr>
+          <w:rFonts w:hint="eastAsia" w:ascii="宋体" w:hAnsi="宋体" w:eastAsia="宋体" w:cs="宋体"/>
           <w:sz w:val="24"/>
         </w:rPr>
         <w:t>基于前期 5 位受访者画像，本文设计了 5 个体验后访谈问题：第一，在体验主要金融产品入口后，FirstSpot 是否降低了你理解投资的门槛，差异体现在哪里；第二，Myo 和游戏化反馈是否让你更愿意继续使用；第三，XP、卡片和徽章是否有激励作用，是否需要排行榜；第四，可探索 widgets 是否帮助你理解概念；第五，哪些功能最有价值，哪些仍需改进。</w:t>
@@ -4102,21 +4200,21 @@
     <w:p>
       <w:pPr>
         <w:rPr>
-          <w:rFonts w:ascii="宋体" w:eastAsia="宋体" w:hAnsi="宋体" w:cs="宋体" w:hint="eastAsia"/>
-          <w:sz w:val="24"/>
-        </w:rPr>
-      </w:pPr>
-    </w:p>
-    <w:p>
-      <w:pPr>
-        <w:rPr>
-          <w:rFonts w:ascii="宋体" w:eastAsia="宋体" w:hAnsi="宋体" w:cs="宋体" w:hint="eastAsia"/>
-          <w:sz w:val="24"/>
-        </w:rPr>
-      </w:pPr>
-      <w:r>
-        <w:rPr>
-          <w:rFonts w:ascii="宋体" w:eastAsia="宋体" w:hAnsi="宋体" w:cs="宋体" w:hint="eastAsia"/>
+          <w:rFonts w:hint="eastAsia" w:ascii="宋体" w:hAnsi="宋体" w:eastAsia="宋体" w:cs="宋体"/>
+          <w:sz w:val="24"/>
+        </w:rPr>
+      </w:pPr>
+    </w:p>
+    <w:p>
+      <w:pPr>
+        <w:rPr>
+          <w:rFonts w:hint="eastAsia" w:ascii="宋体" w:hAnsi="宋体" w:eastAsia="宋体" w:cs="宋体"/>
+          <w:sz w:val="24"/>
+        </w:rPr>
+      </w:pPr>
+      <w:r>
+        <w:rPr>
+          <w:rFonts w:hint="eastAsia" w:ascii="宋体" w:hAnsi="宋体" w:eastAsia="宋体" w:cs="宋体"/>
           <w:sz w:val="24"/>
         </w:rPr>
         <w:t>从整理出的质性反馈看，用户普遍认可 FirstSpot 与传统金融应用的区别。受访者在对比体验中认为，主流金融入口的优势在于数据完整、产品数量丰富、交易链路成熟，但其首页和产品详情页常常同时呈现收益率、榜单、推荐位、风险等级、活动入口和大量专业术语，新手很难判断优先阅读顺序。相比之下，FirstSpot 的差异在于不急于让用户购买或交易，而是先通过引导、解释和小任务建立理解。已有基金经验的用户更关注产品是否足够专业和可信，认为 AI、个股研究和长期复盘可以继续增强；理财经验较少的用户更重视界面简单、解释清楚和不制造压力；对本金门槛敏感的用户则认为学习路径可以帮助自己在资金积累前先建立知识基础。对于 PBL，用户普遍接受 Points 和 Badges，但对排行榜态度谨慎，认为金融学习不适合做成收益或速度竞争。可探索 widgets 被认为能增加“愿意点开看一看”的动机，尤其是术语解释、拖拽案例和卡片收藏，比纯文字课程更容易接受。</w:t>
@@ -4125,21 +4223,21 @@
     <w:p>
       <w:pPr>
         <w:rPr>
-          <w:rFonts w:ascii="宋体" w:eastAsia="宋体" w:hAnsi="宋体" w:cs="宋体" w:hint="eastAsia"/>
-          <w:sz w:val="24"/>
-        </w:rPr>
-      </w:pPr>
-    </w:p>
-    <w:p>
-      <w:pPr>
-        <w:rPr>
-          <w:rFonts w:ascii="宋体" w:eastAsia="宋体" w:hAnsi="宋体" w:cs="宋体" w:hint="eastAsia"/>
-          <w:sz w:val="24"/>
-        </w:rPr>
-      </w:pPr>
-      <w:r>
-        <w:rPr>
-          <w:rFonts w:ascii="宋体" w:eastAsia="宋体" w:hAnsi="宋体" w:cs="宋体" w:hint="eastAsia"/>
+          <w:rFonts w:hint="eastAsia" w:ascii="宋体" w:hAnsi="宋体" w:eastAsia="宋体" w:cs="宋体"/>
+          <w:sz w:val="24"/>
+        </w:rPr>
+      </w:pPr>
+    </w:p>
+    <w:p>
+      <w:pPr>
+        <w:rPr>
+          <w:rFonts w:hint="eastAsia" w:ascii="宋体" w:hAnsi="宋体" w:eastAsia="宋体" w:cs="宋体"/>
+          <w:sz w:val="24"/>
+        </w:rPr>
+      </w:pPr>
+      <w:r>
+        <w:rPr>
+          <w:rFonts w:hint="eastAsia" w:ascii="宋体" w:hAnsi="宋体" w:eastAsia="宋体" w:cs="宋体"/>
           <w:sz w:val="24"/>
         </w:rPr>
         <w:t>这些反馈说明，FirstSpot 的设计价值不在于替代专业交易软件，而在于为年轻用户提供一个更温和、更可理解、更具有持续反馈的投资入门环境。项目仍可继续完善真实数据服务、AI 投研解释、更多学习章节和用户长期使用数据评价，但当前设计已经形成了较清晰的产品逻辑和实现基础。</w:t>
@@ -4148,7 +4246,7 @@
     <w:p>
       <w:pPr>
         <w:rPr>
-          <w:rFonts w:ascii="宋体" w:eastAsia="宋体" w:hAnsi="宋体" w:cs="宋体" w:hint="eastAsia"/>
+          <w:rFonts w:hint="eastAsia" w:ascii="宋体" w:hAnsi="宋体" w:eastAsia="宋体" w:cs="宋体"/>
           <w:sz w:val="24"/>
         </w:rPr>
       </w:pPr>
@@ -4161,40 +4259,40 @@
         </w:numPr>
         <w:outlineLvl w:val="0"/>
         <w:rPr>
-          <w:rFonts w:ascii="黑体" w:eastAsia="黑体" w:hAnsi="黑体" w:cs="黑体" w:hint="eastAsia"/>
+          <w:rFonts w:hint="eastAsia" w:ascii="黑体" w:hAnsi="黑体" w:eastAsia="黑体" w:cs="黑体"/>
           <w:sz w:val="32"/>
           <w:szCs w:val="32"/>
         </w:rPr>
       </w:pPr>
-      <w:bookmarkStart w:id="22" w:name="_Toc27871"/>
-      <w:r>
-        <w:rPr>
-          <w:rFonts w:ascii="黑体" w:eastAsia="黑体" w:hAnsi="黑体" w:cs="黑体" w:hint="eastAsia"/>
+      <w:bookmarkStart w:id="7" w:name="_Toc27871"/>
+      <w:r>
+        <w:rPr>
+          <w:rFonts w:hint="eastAsia" w:ascii="黑体" w:hAnsi="黑体" w:eastAsia="黑体" w:cs="黑体"/>
           <w:sz w:val="32"/>
           <w:szCs w:val="32"/>
         </w:rPr>
         <w:t>结论</w:t>
       </w:r>
-      <w:bookmarkEnd w:id="22"/>
-    </w:p>
-    <w:p>
-      <w:pPr>
-        <w:rPr>
-          <w:rFonts w:ascii="宋体" w:eastAsia="宋体" w:hAnsi="宋体" w:cs="宋体" w:hint="eastAsia"/>
-          <w:sz w:val="24"/>
-        </w:rPr>
-      </w:pPr>
-    </w:p>
-    <w:p>
-      <w:pPr>
-        <w:rPr>
-          <w:rFonts w:ascii="宋体" w:eastAsia="宋体" w:hAnsi="宋体" w:cs="宋体" w:hint="eastAsia"/>
-          <w:sz w:val="24"/>
-        </w:rPr>
-      </w:pPr>
-      <w:r>
-        <w:rPr>
-          <w:rFonts w:ascii="宋体" w:eastAsia="宋体" w:hAnsi="宋体" w:cs="宋体" w:hint="eastAsia"/>
+      <w:bookmarkEnd w:id="7"/>
+    </w:p>
+    <w:p>
+      <w:pPr>
+        <w:rPr>
+          <w:rFonts w:hint="eastAsia" w:ascii="宋体" w:hAnsi="宋体" w:eastAsia="宋体" w:cs="宋体"/>
+          <w:sz w:val="24"/>
+        </w:rPr>
+      </w:pPr>
+    </w:p>
+    <w:p>
+      <w:pPr>
+        <w:rPr>
+          <w:rFonts w:hint="eastAsia" w:ascii="宋体" w:hAnsi="宋体" w:eastAsia="宋体" w:cs="宋体"/>
+          <w:sz w:val="24"/>
+        </w:rPr>
+      </w:pPr>
+      <w:r>
+        <w:rPr>
+          <w:rFonts w:hint="eastAsia" w:ascii="宋体" w:hAnsi="宋体" w:eastAsia="宋体" w:cs="宋体"/>
           <w:sz w:val="24"/>
         </w:rPr>
         <w:t>本课题以 FirstSpot 为对象，完成了面向下一代投资者的投资账本与投资者教育应用设计。研究从年轻用户理财入门的真实困境出发，通过前期深度访谈和竞品观察明确了本金门槛、知识门槛、时间成本、界面复杂和平台信任不足等核心问题。基于双钻模型，项目将这些问题转化为产品定位和功能方案，并通过 Flutter 移动应用实现首开引导、Myo 陪伴角色、12 章学习路径、PBL 奖励系统、可探索 widgets、个股详情页和金融小工具等模块。</w:t>
@@ -4203,21 +4301,21 @@
     <w:p>
       <w:pPr>
         <w:rPr>
-          <w:rFonts w:ascii="宋体" w:eastAsia="宋体" w:hAnsi="宋体" w:cs="宋体" w:hint="eastAsia"/>
-          <w:sz w:val="24"/>
-        </w:rPr>
-      </w:pPr>
-    </w:p>
-    <w:p>
-      <w:pPr>
-        <w:rPr>
-          <w:rFonts w:ascii="宋体" w:eastAsia="宋体" w:hAnsi="宋体" w:cs="宋体" w:hint="eastAsia"/>
-          <w:sz w:val="24"/>
-        </w:rPr>
-      </w:pPr>
-      <w:r>
-        <w:rPr>
-          <w:rFonts w:ascii="宋体" w:eastAsia="宋体" w:hAnsi="宋体" w:cs="宋体" w:hint="eastAsia"/>
+          <w:rFonts w:hint="eastAsia" w:ascii="宋体" w:hAnsi="宋体" w:eastAsia="宋体" w:cs="宋体"/>
+          <w:sz w:val="24"/>
+        </w:rPr>
+      </w:pPr>
+    </w:p>
+    <w:p>
+      <w:pPr>
+        <w:rPr>
+          <w:rFonts w:hint="eastAsia" w:ascii="宋体" w:hAnsi="宋体" w:eastAsia="宋体" w:cs="宋体"/>
+          <w:sz w:val="24"/>
+        </w:rPr>
+      </w:pPr>
+      <w:r>
+        <w:rPr>
+          <w:rFonts w:hint="eastAsia" w:ascii="宋体" w:hAnsi="宋体" w:eastAsia="宋体" w:cs="宋体"/>
           <w:sz w:val="24"/>
         </w:rPr>
         <w:t>在理论应用上，本文将游戏化设计、自我决定理论、心流理论和 HCI 用户体验原则与 FirstSpot 具体设计结合起来。项目没有简单套用游戏化元素，而是在金融教育语境下进行了克制选择：采用 XP 与徽章提供反馈，放弃排行榜以避免竞争和投机导向；采用 Myo 角色和探索式小组件降低学习压力；采用微学习路径和即时反馈帮助用户逐步建立胜任感。</w:t>
@@ -4226,21 +4324,21 @@
     <w:p>
       <w:pPr>
         <w:rPr>
-          <w:rFonts w:ascii="宋体" w:eastAsia="宋体" w:hAnsi="宋体" w:cs="宋体" w:hint="eastAsia"/>
-          <w:sz w:val="24"/>
-        </w:rPr>
-      </w:pPr>
-    </w:p>
-    <w:p>
-      <w:pPr>
-        <w:rPr>
-          <w:rFonts w:ascii="宋体" w:eastAsia="宋体" w:hAnsi="宋体" w:cs="宋体" w:hint="eastAsia"/>
-          <w:sz w:val="24"/>
-        </w:rPr>
-      </w:pPr>
-      <w:r>
-        <w:rPr>
-          <w:rFonts w:ascii="宋体" w:eastAsia="宋体" w:hAnsi="宋体" w:cs="宋体" w:hint="eastAsia"/>
+          <w:rFonts w:hint="eastAsia" w:ascii="宋体" w:hAnsi="宋体" w:eastAsia="宋体" w:cs="宋体"/>
+          <w:sz w:val="24"/>
+        </w:rPr>
+      </w:pPr>
+    </w:p>
+    <w:p>
+      <w:pPr>
+        <w:rPr>
+          <w:rFonts w:hint="eastAsia" w:ascii="宋体" w:hAnsi="宋体" w:eastAsia="宋体" w:cs="宋体"/>
+          <w:sz w:val="24"/>
+        </w:rPr>
+      </w:pPr>
+      <w:r>
+        <w:rPr>
+          <w:rFonts w:hint="eastAsia" w:ascii="宋体" w:hAnsi="宋体" w:eastAsia="宋体" w:cs="宋体"/>
           <w:sz w:val="24"/>
         </w:rPr>
         <w:t>FirstSpot 的意义在于，它把金融科技产品从“交易入口”重新理解为“学习、记录与反思的服务系统”。对于新手用户而言，最重要的并不是更快进入市场，而是更早建立正确的理解框架和风险意识。后续若能继续接入更稳定的数据服务、扩展 AI 辅助解释与长期使用评价，FirstSpot 可以进一步发展为兼具教育价值、工具价值和情感陪伴的年轻投资者成长平台。</w:t>
@@ -4249,7 +4347,7 @@
     <w:p>
       <w:pPr>
         <w:rPr>
-          <w:rFonts w:ascii="宋体" w:eastAsia="宋体" w:hAnsi="宋体" w:cs="宋体" w:hint="eastAsia"/>
+          <w:rFonts w:hint="eastAsia" w:ascii="宋体" w:hAnsi="宋体" w:eastAsia="宋体" w:cs="宋体"/>
           <w:sz w:val="24"/>
         </w:rPr>
       </w:pPr>
@@ -4258,59 +4356,59 @@
       <w:pPr>
         <w:outlineLvl w:val="0"/>
         <w:rPr>
-          <w:rFonts w:ascii="黑体" w:eastAsia="黑体" w:hAnsi="黑体" w:cs="黑体" w:hint="eastAsia"/>
+          <w:rFonts w:hint="eastAsia" w:ascii="黑体" w:hAnsi="黑体" w:eastAsia="黑体" w:cs="黑体"/>
           <w:sz w:val="32"/>
           <w:szCs w:val="32"/>
         </w:rPr>
       </w:pPr>
-      <w:bookmarkStart w:id="23" w:name="_Toc19256"/>
-      <w:r>
-        <w:rPr>
-          <w:rFonts w:ascii="黑体" w:eastAsia="黑体" w:hAnsi="黑体" w:cs="黑体" w:hint="eastAsia"/>
+      <w:bookmarkStart w:id="8" w:name="_Toc19256"/>
+      <w:r>
+        <w:rPr>
+          <w:rFonts w:hint="eastAsia" w:ascii="黑体" w:hAnsi="黑体" w:eastAsia="黑体" w:cs="黑体"/>
           <w:sz w:val="32"/>
           <w:szCs w:val="32"/>
         </w:rPr>
         <w:t>附录 A：</w:t>
       </w:r>
-      <w:commentRangeStart w:id="24"/>
-      <w:r>
-        <w:rPr>
-          <w:rFonts w:ascii="黑体" w:eastAsia="黑体" w:hAnsi="黑体" w:cs="黑体" w:hint="eastAsia"/>
+      <w:commentRangeStart w:id="15"/>
+      <w:r>
+        <w:rPr>
+          <w:rFonts w:hint="eastAsia" w:ascii="黑体" w:hAnsi="黑体" w:eastAsia="黑体" w:cs="黑体"/>
           <w:sz w:val="32"/>
           <w:szCs w:val="32"/>
         </w:rPr>
         <w:t>体验后访谈问题设计</w:t>
       </w:r>
-      <w:bookmarkEnd w:id="23"/>
-      <w:commentRangeEnd w:id="24"/>
-      <w:r>
-        <w:rPr>
-          <w:rStyle w:val="a4"/>
-          <w:rFonts w:ascii="黑体" w:eastAsia="黑体" w:hAnsi="黑体" w:cs="黑体" w:hint="eastAsia"/>
+      <w:bookmarkEnd w:id="8"/>
+      <w:commentRangeEnd w:id="15"/>
+      <w:r>
+        <w:rPr>
+          <w:rStyle w:val="8"/>
+          <w:rFonts w:hint="eastAsia" w:ascii="黑体" w:hAnsi="黑体" w:eastAsia="黑体" w:cs="黑体"/>
           <w:sz w:val="32"/>
           <w:szCs w:val="32"/>
         </w:rPr>
-        <w:commentReference w:id="24"/>
-      </w:r>
-    </w:p>
-    <w:p>
-      <w:pPr>
-        <w:rPr>
-          <w:rFonts w:ascii="宋体" w:eastAsia="宋体" w:hAnsi="宋体" w:cs="宋体" w:hint="eastAsia"/>
-          <w:sz w:val="24"/>
-        </w:rPr>
-      </w:pPr>
-    </w:p>
-    <w:p>
-      <w:pPr>
-        <w:rPr>
-          <w:rFonts w:ascii="宋体" w:eastAsia="宋体" w:hAnsi="宋体" w:cs="宋体" w:hint="eastAsia"/>
-          <w:sz w:val="24"/>
-        </w:rPr>
-      </w:pPr>
-      <w:r>
-        <w:rPr>
-          <w:rFonts w:ascii="宋体" w:eastAsia="宋体" w:hAnsi="宋体" w:cs="宋体" w:hint="eastAsia"/>
+        <w:commentReference w:id="15"/>
+      </w:r>
+    </w:p>
+    <w:p>
+      <w:pPr>
+        <w:rPr>
+          <w:rFonts w:hint="eastAsia" w:ascii="宋体" w:hAnsi="宋体" w:eastAsia="宋体" w:cs="宋体"/>
+          <w:sz w:val="24"/>
+        </w:rPr>
+      </w:pPr>
+    </w:p>
+    <w:p>
+      <w:pPr>
+        <w:rPr>
+          <w:rFonts w:hint="eastAsia" w:ascii="宋体" w:hAnsi="宋体" w:eastAsia="宋体" w:cs="宋体"/>
+          <w:sz w:val="24"/>
+        </w:rPr>
+      </w:pPr>
+      <w:r>
+        <w:rPr>
+          <w:rFonts w:hint="eastAsia" w:ascii="宋体" w:hAnsi="宋体" w:eastAsia="宋体" w:cs="宋体"/>
           <w:sz w:val="24"/>
         </w:rPr>
         <w:t>本附录为补充材料。问题设计延续前期概念验证访谈对象的画像，重点观察 FirstSpot 是否回应原始痛点。</w:t>
@@ -4319,21 +4417,21 @@
     <w:p>
       <w:pPr>
         <w:rPr>
-          <w:rFonts w:ascii="宋体" w:eastAsia="宋体" w:hAnsi="宋体" w:cs="宋体" w:hint="eastAsia"/>
-          <w:sz w:val="24"/>
-        </w:rPr>
-      </w:pPr>
-    </w:p>
-    <w:p>
-      <w:pPr>
-        <w:rPr>
-          <w:rFonts w:ascii="宋体" w:eastAsia="宋体" w:hAnsi="宋体" w:cs="宋体" w:hint="eastAsia"/>
-          <w:sz w:val="24"/>
-        </w:rPr>
-      </w:pPr>
-      <w:r>
-        <w:rPr>
-          <w:rFonts w:ascii="宋体" w:eastAsia="宋体" w:hAnsi="宋体" w:cs="宋体" w:hint="eastAsia"/>
+          <w:rFonts w:hint="eastAsia" w:ascii="宋体" w:hAnsi="宋体" w:eastAsia="宋体" w:cs="宋体"/>
+          <w:sz w:val="24"/>
+        </w:rPr>
+      </w:pPr>
+    </w:p>
+    <w:p>
+      <w:pPr>
+        <w:rPr>
+          <w:rFonts w:hint="eastAsia" w:ascii="宋体" w:hAnsi="宋体" w:eastAsia="宋体" w:cs="宋体"/>
+          <w:sz w:val="24"/>
+        </w:rPr>
+      </w:pPr>
+      <w:r>
+        <w:rPr>
+          <w:rFonts w:hint="eastAsia" w:ascii="宋体" w:hAnsi="宋体" w:eastAsia="宋体" w:cs="宋体"/>
           <w:sz w:val="24"/>
         </w:rPr>
         <w:t>1. 在体验支付宝基金/理财入口、银行理财板块、券商或基金平台等主要金融产品入口后，再体验 FirstSpot，你觉得 FirstSpot 是否降低了你理解理财和投资的门槛？差异最明显的地方是什么？</w:t>
@@ -4342,13 +4440,13 @@
     <w:p>
       <w:pPr>
         <w:rPr>
-          <w:rFonts w:ascii="宋体" w:eastAsia="宋体" w:hAnsi="宋体" w:cs="宋体" w:hint="eastAsia"/>
-          <w:sz w:val="24"/>
-        </w:rPr>
-      </w:pPr>
-      <w:r>
-        <w:rPr>
-          <w:rFonts w:ascii="宋体" w:eastAsia="宋体" w:hAnsi="宋体" w:cs="宋体" w:hint="eastAsia"/>
+          <w:rFonts w:hint="eastAsia" w:ascii="宋体" w:hAnsi="宋体" w:eastAsia="宋体" w:cs="宋体"/>
+          <w:sz w:val="24"/>
+        </w:rPr>
+      </w:pPr>
+      <w:r>
+        <w:rPr>
+          <w:rFonts w:hint="eastAsia" w:ascii="宋体" w:hAnsi="宋体" w:eastAsia="宋体" w:cs="宋体"/>
           <w:sz w:val="24"/>
         </w:rPr>
         <w:t>2. Myo 角色、聊天式讲解和即时反馈是否会让你更愿意继续使用？有没有让你觉得幼稚或不可信的地方？</w:t>
@@ -4357,13 +4455,13 @@
     <w:p>
       <w:pPr>
         <w:rPr>
-          <w:rFonts w:ascii="宋体" w:eastAsia="宋体" w:hAnsi="宋体" w:cs="宋体" w:hint="eastAsia"/>
-          <w:sz w:val="24"/>
-        </w:rPr>
-      </w:pPr>
-      <w:r>
-        <w:rPr>
-          <w:rFonts w:ascii="宋体" w:eastAsia="宋体" w:hAnsi="宋体" w:cs="宋体" w:hint="eastAsia"/>
+          <w:rFonts w:hint="eastAsia" w:ascii="宋体" w:hAnsi="宋体" w:eastAsia="宋体" w:cs="宋体"/>
+          <w:sz w:val="24"/>
+        </w:rPr>
+      </w:pPr>
+      <w:r>
+        <w:rPr>
+          <w:rFonts w:hint="eastAsia" w:ascii="宋体" w:hAnsi="宋体" w:eastAsia="宋体" w:cs="宋体"/>
           <w:sz w:val="24"/>
         </w:rPr>
         <w:t>3. XP、章节卡片、徽章和金库收藏对你是否有激励作用？你是否希望加入排行榜？</w:t>
@@ -4372,13 +4470,13 @@
     <w:p>
       <w:pPr>
         <w:rPr>
-          <w:rFonts w:ascii="宋体" w:eastAsia="宋体" w:hAnsi="宋体" w:cs="宋体" w:hint="eastAsia"/>
-          <w:sz w:val="24"/>
-        </w:rPr>
-      </w:pPr>
-      <w:r>
-        <w:rPr>
-          <w:rFonts w:ascii="宋体" w:eastAsia="宋体" w:hAnsi="宋体" w:cs="宋体" w:hint="eastAsia"/>
+          <w:rFonts w:hint="eastAsia" w:ascii="宋体" w:hAnsi="宋体" w:eastAsia="宋体" w:cs="宋体"/>
+          <w:sz w:val="24"/>
+        </w:rPr>
+      </w:pPr>
+      <w:r>
+        <w:rPr>
+          <w:rFonts w:hint="eastAsia" w:ascii="宋体" w:hAnsi="宋体" w:eastAsia="宋体" w:cs="宋体"/>
           <w:sz w:val="24"/>
         </w:rPr>
         <w:t>4. 你是否注意到页面中的可探索小组件，例如术语解释、拖拽练习、卡片翻转、工具入口等？这些交互是否帮助你理解概念？</w:t>
@@ -4387,13 +4485,13 @@
     <w:p>
       <w:pPr>
         <w:rPr>
-          <w:rFonts w:ascii="宋体" w:eastAsia="宋体" w:hAnsi="宋体" w:cs="宋体" w:hint="eastAsia"/>
-          <w:sz w:val="24"/>
-        </w:rPr>
-      </w:pPr>
-      <w:r>
-        <w:rPr>
-          <w:rFonts w:ascii="宋体" w:eastAsia="宋体" w:hAnsi="宋体" w:cs="宋体" w:hint="eastAsia"/>
+          <w:rFonts w:hint="eastAsia" w:ascii="宋体" w:hAnsi="宋体" w:eastAsia="宋体" w:cs="宋体"/>
+          <w:sz w:val="24"/>
+        </w:rPr>
+      </w:pPr>
+      <w:r>
+        <w:rPr>
+          <w:rFonts w:hint="eastAsia" w:ascii="宋体" w:hAnsi="宋体" w:eastAsia="宋体" w:cs="宋体"/>
           <w:sz w:val="24"/>
         </w:rPr>
         <w:t>5. 如果把 FirstSpot 作为你未来的理财入门工具，你最希望保留或增强哪些功能？</w:t>
@@ -4404,33 +4502,33 @@
       <w:pPr>
         <w:outlineLvl w:val="0"/>
         <w:rPr>
-          <w:rFonts w:ascii="黑体" w:eastAsia="黑体" w:hAnsi="黑体" w:cs="黑体" w:hint="eastAsia"/>
+          <w:rFonts w:hint="eastAsia" w:ascii="黑体" w:hAnsi="黑体" w:eastAsia="黑体" w:cs="黑体"/>
           <w:sz w:val="32"/>
           <w:szCs w:val="32"/>
         </w:rPr>
       </w:pPr>
-      <w:bookmarkStart w:id="25" w:name="_Toc11700"/>
-      <w:r>
-        <w:rPr>
-          <w:rFonts w:ascii="黑体" w:eastAsia="黑体" w:hAnsi="黑体" w:cs="黑体" w:hint="eastAsia"/>
+      <w:bookmarkStart w:id="9" w:name="_Toc11700"/>
+      <w:r>
+        <w:rPr>
+          <w:rFonts w:hint="eastAsia" w:ascii="黑体" w:hAnsi="黑体" w:eastAsia="黑体" w:cs="黑体"/>
           <w:sz w:val="32"/>
           <w:szCs w:val="32"/>
         </w:rPr>
         <w:t>附录 B：基于前期用户画像的体验后反馈整理</w:t>
       </w:r>
-      <w:bookmarkEnd w:id="25"/>
+      <w:bookmarkEnd w:id="9"/>
     </w:p>
     <w:p/>
     <w:p>
       <w:pPr>
         <w:rPr>
-          <w:rFonts w:ascii="宋体" w:eastAsia="宋体" w:hAnsi="宋体" w:cs="宋体" w:hint="eastAsia"/>
-          <w:sz w:val="24"/>
-        </w:rPr>
-      </w:pPr>
-      <w:r>
-        <w:rPr>
-          <w:rFonts w:ascii="宋体" w:eastAsia="宋体" w:hAnsi="宋体" w:cs="宋体" w:hint="eastAsia"/>
+          <w:rFonts w:hint="eastAsia" w:ascii="宋体" w:hAnsi="宋体" w:eastAsia="宋体" w:cs="宋体"/>
+          <w:sz w:val="24"/>
+        </w:rPr>
+      </w:pPr>
+      <w:r>
+        <w:rPr>
+          <w:rFonts w:hint="eastAsia" w:ascii="宋体" w:hAnsi="宋体" w:eastAsia="宋体" w:cs="宋体"/>
           <w:sz w:val="24"/>
         </w:rPr>
         <w:t>B.1 受访者 A：男性，25 岁，制造业工程师，月收入约 7000 元，已有基金经验，关注专业性和成长</w:t>
@@ -4439,45 +4537,44 @@
     <w:p>
       <w:pPr>
         <w:rPr>
-          <w:rFonts w:ascii="宋体" w:eastAsia="宋体" w:hAnsi="宋体" w:cs="宋体" w:hint="eastAsia"/>
-          <w:sz w:val="24"/>
-        </w:rPr>
-      </w:pPr>
-    </w:p>
-    <w:p>
-      <w:pPr>
-        <w:rPr>
-          <w:rFonts w:ascii="宋体" w:eastAsia="宋体" w:hAnsi="宋体" w:cs="宋体" w:hint="eastAsia"/>
-          <w:sz w:val="24"/>
-        </w:rPr>
-      </w:pPr>
-      <w:r>
-        <w:rPr>
-          <w:rFonts w:ascii="宋体" w:eastAsia="宋体" w:hAnsi="宋体" w:cs="宋体" w:hint="eastAsia"/>
-          <w:sz w:val="24"/>
-        </w:rPr>
-        <w:lastRenderedPageBreak/>
+          <w:rFonts w:hint="eastAsia" w:ascii="宋体" w:hAnsi="宋体" w:eastAsia="宋体" w:cs="宋体"/>
+          <w:sz w:val="24"/>
+        </w:rPr>
+      </w:pPr>
+    </w:p>
+    <w:p>
+      <w:pPr>
+        <w:rPr>
+          <w:rFonts w:hint="eastAsia" w:ascii="宋体" w:hAnsi="宋体" w:eastAsia="宋体" w:cs="宋体"/>
+          <w:sz w:val="24"/>
+        </w:rPr>
+      </w:pPr>
+      <w:r>
+        <w:rPr>
+          <w:rFonts w:hint="eastAsia" w:ascii="宋体" w:hAnsi="宋体" w:eastAsia="宋体" w:cs="宋体"/>
+          <w:sz w:val="24"/>
+        </w:rPr>
         <w:t>画像补充：受访者 A 为 25 岁专科毕业用户，从事嵌入式设计相关工作，具备工程技术训练背景；每月可储蓄约 3500 元，已使用余额宝和支付宝基金，属于“已有初步资产配置经验、希望继续提升投资能力”的用户。</w:t>
       </w:r>
     </w:p>
     <w:p>
       <w:pPr>
         <w:rPr>
-          <w:rFonts w:ascii="宋体" w:eastAsia="宋体" w:hAnsi="宋体" w:cs="宋体" w:hint="eastAsia"/>
-          <w:sz w:val="24"/>
-        </w:rPr>
-      </w:pPr>
-    </w:p>
-    <w:p>
-      <w:pPr>
-        <w:rPr>
-          <w:rFonts w:ascii="宋体" w:eastAsia="宋体" w:hAnsi="宋体" w:cs="宋体" w:hint="eastAsia"/>
-          <w:sz w:val="24"/>
-        </w:rPr>
-      </w:pPr>
-      <w:r>
-        <w:rPr>
-          <w:rFonts w:ascii="宋体" w:eastAsia="宋体" w:hAnsi="宋体" w:cs="宋体" w:hint="eastAsia"/>
+          <w:rFonts w:hint="eastAsia" w:ascii="宋体" w:hAnsi="宋体" w:eastAsia="宋体" w:cs="宋体"/>
+          <w:sz w:val="24"/>
+        </w:rPr>
+      </w:pPr>
+    </w:p>
+    <w:p>
+      <w:pPr>
+        <w:rPr>
+          <w:rFonts w:hint="eastAsia" w:ascii="宋体" w:hAnsi="宋体" w:eastAsia="宋体" w:cs="宋体"/>
+          <w:sz w:val="24"/>
+        </w:rPr>
+      </w:pPr>
+      <w:r>
+        <w:rPr>
+          <w:rFonts w:hint="eastAsia" w:ascii="宋体" w:hAnsi="宋体" w:eastAsia="宋体" w:cs="宋体"/>
           <w:sz w:val="24"/>
         </w:rPr>
         <w:t>问题 1 回答：我觉得降低门槛是有的，尤其是它不是一上来让我买什么产品，而是先讲二级市场、风险、指数基金这些基础概念。对我这种已经买过基金但没有继续碰股票的人来说，比较有用的是它能把“为什么风险更高”讲清楚，而不是只告诉我涨跌。</w:t>
@@ -4486,21 +4583,21 @@
     <w:p>
       <w:pPr>
         <w:rPr>
-          <w:rFonts w:ascii="宋体" w:eastAsia="宋体" w:hAnsi="宋体" w:cs="宋体" w:hint="eastAsia"/>
-          <w:sz w:val="24"/>
-        </w:rPr>
-      </w:pPr>
-    </w:p>
-    <w:p>
-      <w:pPr>
-        <w:rPr>
-          <w:rFonts w:ascii="宋体" w:eastAsia="宋体" w:hAnsi="宋体" w:cs="宋体" w:hint="eastAsia"/>
-          <w:sz w:val="24"/>
-        </w:rPr>
-      </w:pPr>
-      <w:r>
-        <w:rPr>
-          <w:rFonts w:ascii="宋体" w:eastAsia="宋体" w:hAnsi="宋体" w:cs="宋体" w:hint="eastAsia"/>
+          <w:rFonts w:hint="eastAsia" w:ascii="宋体" w:hAnsi="宋体" w:eastAsia="宋体" w:cs="宋体"/>
+          <w:sz w:val="24"/>
+        </w:rPr>
+      </w:pPr>
+    </w:p>
+    <w:p>
+      <w:pPr>
+        <w:rPr>
+          <w:rFonts w:hint="eastAsia" w:ascii="宋体" w:hAnsi="宋体" w:eastAsia="宋体" w:cs="宋体"/>
+          <w:sz w:val="24"/>
+        </w:rPr>
+      </w:pPr>
+      <w:r>
+        <w:rPr>
+          <w:rFonts w:hint="eastAsia" w:ascii="宋体" w:hAnsi="宋体" w:eastAsia="宋体" w:cs="宋体"/>
           <w:sz w:val="24"/>
         </w:rPr>
         <w:t>问题 2 回答：Myo 这个角色我能接受，但我会希望它背后的内容足够专业。轻松的语气可以降低压力，不过金融产品最后还是要可信。如果后续能把 AI 解释、数据来源和团队专业性展示出来，我会更愿意长期用。</w:t>
@@ -4509,21 +4606,21 @@
     <w:p>
       <w:pPr>
         <w:rPr>
-          <w:rFonts w:ascii="宋体" w:eastAsia="宋体" w:hAnsi="宋体" w:cs="宋体" w:hint="eastAsia"/>
-          <w:sz w:val="24"/>
-        </w:rPr>
-      </w:pPr>
-    </w:p>
-    <w:p>
-      <w:pPr>
-        <w:rPr>
-          <w:rFonts w:ascii="宋体" w:eastAsia="宋体" w:hAnsi="宋体" w:cs="宋体" w:hint="eastAsia"/>
-          <w:sz w:val="24"/>
-        </w:rPr>
-      </w:pPr>
-      <w:r>
-        <w:rPr>
-          <w:rFonts w:ascii="宋体" w:eastAsia="宋体" w:hAnsi="宋体" w:cs="宋体" w:hint="eastAsia"/>
+          <w:rFonts w:hint="eastAsia" w:ascii="宋体" w:hAnsi="宋体" w:eastAsia="宋体" w:cs="宋体"/>
+          <w:sz w:val="24"/>
+        </w:rPr>
+      </w:pPr>
+    </w:p>
+    <w:p>
+      <w:pPr>
+        <w:rPr>
+          <w:rFonts w:hint="eastAsia" w:ascii="宋体" w:hAnsi="宋体" w:eastAsia="宋体" w:cs="宋体"/>
+          <w:sz w:val="24"/>
+        </w:rPr>
+      </w:pPr>
+      <w:r>
+        <w:rPr>
+          <w:rFonts w:hint="eastAsia" w:ascii="宋体" w:hAnsi="宋体" w:eastAsia="宋体" w:cs="宋体"/>
           <w:sz w:val="24"/>
         </w:rPr>
         <w:t>问题 3 回答：XP 和卡片有一定激励，至少能让我知道自己学到哪了。排行榜我不太希望有，因为投资这件事本来就容易变成攀比，尤其不能比收益。比学习进度也可以，但意义不大。</w:t>
@@ -4532,21 +4629,21 @@
     <w:p>
       <w:pPr>
         <w:rPr>
-          <w:rFonts w:ascii="宋体" w:eastAsia="宋体" w:hAnsi="宋体" w:cs="宋体" w:hint="eastAsia"/>
-          <w:sz w:val="24"/>
-        </w:rPr>
-      </w:pPr>
-    </w:p>
-    <w:p>
-      <w:pPr>
-        <w:rPr>
-          <w:rFonts w:ascii="宋体" w:eastAsia="宋体" w:hAnsi="宋体" w:cs="宋体" w:hint="eastAsia"/>
-          <w:sz w:val="24"/>
-        </w:rPr>
-      </w:pPr>
-      <w:r>
-        <w:rPr>
-          <w:rFonts w:ascii="宋体" w:eastAsia="宋体" w:hAnsi="宋体" w:cs="宋体" w:hint="eastAsia"/>
+          <w:rFonts w:hint="eastAsia" w:ascii="宋体" w:hAnsi="宋体" w:eastAsia="宋体" w:cs="宋体"/>
+          <w:sz w:val="24"/>
+        </w:rPr>
+      </w:pPr>
+    </w:p>
+    <w:p>
+      <w:pPr>
+        <w:rPr>
+          <w:rFonts w:hint="eastAsia" w:ascii="宋体" w:hAnsi="宋体" w:eastAsia="宋体" w:cs="宋体"/>
+          <w:sz w:val="24"/>
+        </w:rPr>
+      </w:pPr>
+      <w:r>
+        <w:rPr>
+          <w:rFonts w:hint="eastAsia" w:ascii="宋体" w:hAnsi="宋体" w:eastAsia="宋体" w:cs="宋体"/>
           <w:sz w:val="24"/>
         </w:rPr>
         <w:t>问题 4 回答：术语解释和案例拖拽比较有帮助。以前看到承销商、打新这些词，可能就跳过去了；现在点一下能解释，拖一下能看到流程，比文字说明直观。</w:t>
@@ -4555,21 +4652,21 @@
     <w:p>
       <w:pPr>
         <w:rPr>
-          <w:rFonts w:ascii="宋体" w:eastAsia="宋体" w:hAnsi="宋体" w:cs="宋体" w:hint="eastAsia"/>
-          <w:sz w:val="24"/>
-        </w:rPr>
-      </w:pPr>
-    </w:p>
-    <w:p>
-      <w:pPr>
-        <w:rPr>
-          <w:rFonts w:ascii="宋体" w:eastAsia="宋体" w:hAnsi="宋体" w:cs="宋体" w:hint="eastAsia"/>
-          <w:sz w:val="24"/>
-        </w:rPr>
-      </w:pPr>
-      <w:r>
-        <w:rPr>
-          <w:rFonts w:ascii="宋体" w:eastAsia="宋体" w:hAnsi="宋体" w:cs="宋体" w:hint="eastAsia"/>
+          <w:rFonts w:hint="eastAsia" w:ascii="宋体" w:hAnsi="宋体" w:eastAsia="宋体" w:cs="宋体"/>
+          <w:sz w:val="24"/>
+        </w:rPr>
+      </w:pPr>
+    </w:p>
+    <w:p>
+      <w:pPr>
+        <w:rPr>
+          <w:rFonts w:hint="eastAsia" w:ascii="宋体" w:hAnsi="宋体" w:eastAsia="宋体" w:cs="宋体"/>
+          <w:sz w:val="24"/>
+        </w:rPr>
+      </w:pPr>
+      <w:r>
+        <w:rPr>
+          <w:rFonts w:hint="eastAsia" w:ascii="宋体" w:hAnsi="宋体" w:eastAsia="宋体" w:cs="宋体"/>
           <w:sz w:val="24"/>
         </w:rPr>
         <w:t>问题 5 回答：我最希望增强 AI 投研和复盘能力。学习只是第一步，最终还是想知道自己买的东西有没有逻辑，能不能帮我形成投资能力，而不是每天被平台推荐牵着走。</w:t>
@@ -4578,21 +4675,21 @@
     <w:p>
       <w:pPr>
         <w:rPr>
-          <w:rFonts w:ascii="宋体" w:eastAsia="宋体" w:hAnsi="宋体" w:cs="宋体" w:hint="eastAsia"/>
-          <w:sz w:val="24"/>
-        </w:rPr>
-      </w:pPr>
-    </w:p>
-    <w:p>
-      <w:pPr>
-        <w:rPr>
-          <w:rFonts w:ascii="宋体" w:eastAsia="宋体" w:hAnsi="宋体" w:cs="宋体" w:hint="eastAsia"/>
-          <w:sz w:val="24"/>
-        </w:rPr>
-      </w:pPr>
-      <w:r>
-        <w:rPr>
-          <w:rFonts w:ascii="宋体" w:eastAsia="宋体" w:hAnsi="宋体" w:cs="宋体" w:hint="eastAsia"/>
+          <w:rFonts w:hint="eastAsia" w:ascii="宋体" w:hAnsi="宋体" w:eastAsia="宋体" w:cs="宋体"/>
+          <w:sz w:val="24"/>
+        </w:rPr>
+      </w:pPr>
+    </w:p>
+    <w:p>
+      <w:pPr>
+        <w:rPr>
+          <w:rFonts w:hint="eastAsia" w:ascii="宋体" w:hAnsi="宋体" w:eastAsia="宋体" w:cs="宋体"/>
+          <w:sz w:val="24"/>
+        </w:rPr>
+      </w:pPr>
+      <w:r>
+        <w:rPr>
+          <w:rFonts w:hint="eastAsia" w:ascii="宋体" w:hAnsi="宋体" w:eastAsia="宋体" w:cs="宋体"/>
           <w:sz w:val="24"/>
         </w:rPr>
         <w:t>B.2 受访者 B：男性，23 岁，工业设计师，月收入约 10000 元，理财经验少，偏好简单实用</w:t>
@@ -4601,21 +4698,21 @@
     <w:p>
       <w:pPr>
         <w:rPr>
-          <w:rFonts w:ascii="宋体" w:eastAsia="宋体" w:hAnsi="宋体" w:cs="宋体" w:hint="eastAsia"/>
-          <w:sz w:val="24"/>
-        </w:rPr>
-      </w:pPr>
-    </w:p>
-    <w:p>
-      <w:pPr>
-        <w:rPr>
-          <w:rFonts w:ascii="宋体" w:eastAsia="宋体" w:hAnsi="宋体" w:cs="宋体" w:hint="eastAsia"/>
-          <w:sz w:val="24"/>
-        </w:rPr>
-      </w:pPr>
-      <w:r>
-        <w:rPr>
-          <w:rFonts w:ascii="宋体" w:eastAsia="宋体" w:hAnsi="宋体" w:cs="宋体" w:hint="eastAsia"/>
+          <w:rFonts w:hint="eastAsia" w:ascii="宋体" w:hAnsi="宋体" w:eastAsia="宋体" w:cs="宋体"/>
+          <w:sz w:val="24"/>
+        </w:rPr>
+      </w:pPr>
+    </w:p>
+    <w:p>
+      <w:pPr>
+        <w:rPr>
+          <w:rFonts w:hint="eastAsia" w:ascii="宋体" w:hAnsi="宋体" w:eastAsia="宋体" w:cs="宋体"/>
+          <w:sz w:val="24"/>
+        </w:rPr>
+      </w:pPr>
+      <w:r>
+        <w:rPr>
+          <w:rFonts w:hint="eastAsia" w:ascii="宋体" w:hAnsi="宋体" w:eastAsia="宋体" w:cs="宋体"/>
           <w:sz w:val="24"/>
         </w:rPr>
         <w:t>画像补充：受访者 B 为本科毕业，具备设计专业训练背景，房租约 3000 元，每月可储蓄约 2000 元；几乎未使用过金融产品，更接近“从储蓄和记账切入理财”的新手用户。</w:t>
@@ -4624,21 +4721,21 @@
     <w:p>
       <w:pPr>
         <w:rPr>
-          <w:rFonts w:ascii="宋体" w:eastAsia="宋体" w:hAnsi="宋体" w:cs="宋体" w:hint="eastAsia"/>
-          <w:sz w:val="24"/>
-        </w:rPr>
-      </w:pPr>
-    </w:p>
-    <w:p>
-      <w:pPr>
-        <w:rPr>
-          <w:rFonts w:ascii="宋体" w:eastAsia="宋体" w:hAnsi="宋体" w:cs="宋体" w:hint="eastAsia"/>
-          <w:sz w:val="24"/>
-        </w:rPr>
-      </w:pPr>
-      <w:r>
-        <w:rPr>
-          <w:rFonts w:ascii="宋体" w:eastAsia="宋体" w:hAnsi="宋体" w:cs="宋体" w:hint="eastAsia"/>
+          <w:rFonts w:hint="eastAsia" w:ascii="宋体" w:hAnsi="宋体" w:eastAsia="宋体" w:cs="宋体"/>
+          <w:sz w:val="24"/>
+        </w:rPr>
+      </w:pPr>
+    </w:p>
+    <w:p>
+      <w:pPr>
+        <w:rPr>
+          <w:rFonts w:hint="eastAsia" w:ascii="宋体" w:hAnsi="宋体" w:eastAsia="宋体" w:cs="宋体"/>
+          <w:sz w:val="24"/>
+        </w:rPr>
+      </w:pPr>
+      <w:r>
+        <w:rPr>
+          <w:rFonts w:hint="eastAsia" w:ascii="宋体" w:hAnsi="宋体" w:eastAsia="宋体" w:cs="宋体"/>
           <w:sz w:val="24"/>
         </w:rPr>
         <w:t>问题 1 回答：对我来说，最大的变化是它没有那么像传统金融软件。很多金融 App 我打开会不知道从哪里看起，但 FirstSpot 的引导更像一个入门教程。它把概念拆小了，我能接受。</w:t>
@@ -4647,21 +4744,21 @@
     <w:p>
       <w:pPr>
         <w:rPr>
-          <w:rFonts w:ascii="宋体" w:eastAsia="宋体" w:hAnsi="宋体" w:cs="宋体" w:hint="eastAsia"/>
-          <w:sz w:val="24"/>
-        </w:rPr>
-      </w:pPr>
-    </w:p>
-    <w:p>
-      <w:pPr>
-        <w:rPr>
-          <w:rFonts w:ascii="宋体" w:eastAsia="宋体" w:hAnsi="宋体" w:cs="宋体" w:hint="eastAsia"/>
-          <w:sz w:val="24"/>
-        </w:rPr>
-      </w:pPr>
-      <w:r>
-        <w:rPr>
-          <w:rFonts w:ascii="宋体" w:eastAsia="宋体" w:hAnsi="宋体" w:cs="宋体" w:hint="eastAsia"/>
+          <w:rFonts w:hint="eastAsia" w:ascii="宋体" w:hAnsi="宋体" w:eastAsia="宋体" w:cs="宋体"/>
+          <w:sz w:val="24"/>
+        </w:rPr>
+      </w:pPr>
+    </w:p>
+    <w:p>
+      <w:pPr>
+        <w:rPr>
+          <w:rFonts w:hint="eastAsia" w:ascii="宋体" w:hAnsi="宋体" w:eastAsia="宋体" w:cs="宋体"/>
+          <w:sz w:val="24"/>
+        </w:rPr>
+      </w:pPr>
+      <w:r>
+        <w:rPr>
+          <w:rFonts w:hint="eastAsia" w:ascii="宋体" w:hAnsi="宋体" w:eastAsia="宋体" w:cs="宋体"/>
           <w:sz w:val="24"/>
         </w:rPr>
         <w:t>问题 2 回答：Myo 让我觉得没那么严肃，这点挺重要。我不太喜欢一上来就很专业、很压迫的界面。但如果角色太多、动画太多，我也会觉得像儿童产品，所以我觉得要控制程度。</w:t>
@@ -4670,21 +4767,21 @@
     <w:p>
       <w:pPr>
         <w:rPr>
-          <w:rFonts w:ascii="宋体" w:eastAsia="宋体" w:hAnsi="宋体" w:cs="宋体" w:hint="eastAsia"/>
-          <w:sz w:val="24"/>
-        </w:rPr>
-      </w:pPr>
-    </w:p>
-    <w:p>
-      <w:pPr>
-        <w:rPr>
-          <w:rFonts w:ascii="宋体" w:eastAsia="宋体" w:hAnsi="宋体" w:cs="宋体" w:hint="eastAsia"/>
-          <w:sz w:val="24"/>
-        </w:rPr>
-      </w:pPr>
-      <w:r>
-        <w:rPr>
-          <w:rFonts w:ascii="宋体" w:eastAsia="宋体" w:hAnsi="宋体" w:cs="宋体" w:hint="eastAsia"/>
+          <w:rFonts w:hint="eastAsia" w:ascii="宋体" w:hAnsi="宋体" w:eastAsia="宋体" w:cs="宋体"/>
+          <w:sz w:val="24"/>
+        </w:rPr>
+      </w:pPr>
+    </w:p>
+    <w:p>
+      <w:pPr>
+        <w:rPr>
+          <w:rFonts w:hint="eastAsia" w:ascii="宋体" w:hAnsi="宋体" w:eastAsia="宋体" w:cs="宋体"/>
+          <w:sz w:val="24"/>
+        </w:rPr>
+      </w:pPr>
+      <w:r>
+        <w:rPr>
+          <w:rFonts w:hint="eastAsia" w:ascii="宋体" w:hAnsi="宋体" w:eastAsia="宋体" w:cs="宋体"/>
           <w:sz w:val="24"/>
         </w:rPr>
         <w:t>问题 3 回答：卡片和徽章比 XP 更吸引我，因为它像一个收藏成果。排行榜我不需要，我本来就不是很想在理财上和别人比。</w:t>
@@ -4693,52 +4790,44 @@
     <w:p>
       <w:pPr>
         <w:rPr>
-          <w:rFonts w:ascii="宋体" w:eastAsia="宋体" w:hAnsi="宋体" w:cs="宋体" w:hint="eastAsia"/>
-          <w:sz w:val="24"/>
-        </w:rPr>
-      </w:pPr>
-    </w:p>
-    <w:p>
-      <w:pPr>
-        <w:rPr>
-          <w:rFonts w:ascii="宋体" w:eastAsia="宋体" w:hAnsi="宋体" w:cs="宋体" w:hint="eastAsia"/>
-          <w:sz w:val="24"/>
-        </w:rPr>
-      </w:pPr>
-      <w:r>
-        <w:rPr>
-          <w:rFonts w:ascii="宋体" w:eastAsia="宋体" w:hAnsi="宋体" w:cs="宋体" w:hint="eastAsia"/>
-          <w:sz w:val="24"/>
-        </w:rPr>
-        <w:t>问题 4 回答：我注意到小工具入口和卡片翻转。对我来说，最好的是简单，不要让我填太多东西。像复利、持仓成本这种，如果能用很少步骤算出来，我会愿</w:t>
-      </w:r>
-      <w:r>
-        <w:rPr>
-          <w:rFonts w:ascii="宋体" w:eastAsia="宋体" w:hAnsi="宋体" w:cs="宋体" w:hint="eastAsia"/>
-          <w:sz w:val="24"/>
-        </w:rPr>
-        <w:lastRenderedPageBreak/>
-        <w:t>意用。</w:t>
-      </w:r>
-    </w:p>
-    <w:p>
-      <w:pPr>
-        <w:rPr>
-          <w:rFonts w:ascii="宋体" w:eastAsia="宋体" w:hAnsi="宋体" w:cs="宋体" w:hint="eastAsia"/>
-          <w:sz w:val="24"/>
-        </w:rPr>
-      </w:pPr>
-    </w:p>
-    <w:p>
-      <w:pPr>
-        <w:rPr>
-          <w:rFonts w:ascii="宋体" w:eastAsia="宋体" w:hAnsi="宋体" w:cs="宋体" w:hint="eastAsia"/>
-          <w:sz w:val="24"/>
-        </w:rPr>
-      </w:pPr>
-      <w:r>
-        <w:rPr>
-          <w:rFonts w:ascii="宋体" w:eastAsia="宋体" w:hAnsi="宋体" w:cs="宋体" w:hint="eastAsia"/>
+          <w:rFonts w:hint="eastAsia" w:ascii="宋体" w:hAnsi="宋体" w:eastAsia="宋体" w:cs="宋体"/>
+          <w:sz w:val="24"/>
+        </w:rPr>
+      </w:pPr>
+    </w:p>
+    <w:p>
+      <w:pPr>
+        <w:rPr>
+          <w:rFonts w:hint="eastAsia" w:ascii="宋体" w:hAnsi="宋体" w:eastAsia="宋体" w:cs="宋体"/>
+          <w:sz w:val="24"/>
+        </w:rPr>
+      </w:pPr>
+      <w:r>
+        <w:rPr>
+          <w:rFonts w:hint="eastAsia" w:ascii="宋体" w:hAnsi="宋体" w:eastAsia="宋体" w:cs="宋体"/>
+          <w:sz w:val="24"/>
+        </w:rPr>
+        <w:t>问题 4 回答：我注意到小工具入口和卡片翻转。对我来说，最好的是简单，不要让我填太多东西。像复利、持仓成本这种，如果能用很少步骤算出来，我会愿意用。</w:t>
+      </w:r>
+    </w:p>
+    <w:p>
+      <w:pPr>
+        <w:rPr>
+          <w:rFonts w:hint="eastAsia" w:ascii="宋体" w:hAnsi="宋体" w:eastAsia="宋体" w:cs="宋体"/>
+          <w:sz w:val="24"/>
+        </w:rPr>
+      </w:pPr>
+    </w:p>
+    <w:p>
+      <w:pPr>
+        <w:rPr>
+          <w:rFonts w:hint="eastAsia" w:ascii="宋体" w:hAnsi="宋体" w:eastAsia="宋体" w:cs="宋体"/>
+          <w:sz w:val="24"/>
+        </w:rPr>
+      </w:pPr>
+      <w:r>
+        <w:rPr>
+          <w:rFonts w:hint="eastAsia" w:ascii="宋体" w:hAnsi="宋体" w:eastAsia="宋体" w:cs="宋体"/>
           <w:sz w:val="24"/>
         </w:rPr>
         <w:t>问题 5 回答：我希望保留简单记账和消费预警一类功能。学习可以有，但我更需要它帮我管住现金流，不然还没投资就先花完了。</w:t>
@@ -4747,21 +4836,21 @@
     <w:p>
       <w:pPr>
         <w:rPr>
-          <w:rFonts w:ascii="宋体" w:eastAsia="宋体" w:hAnsi="宋体" w:cs="宋体" w:hint="eastAsia"/>
-          <w:sz w:val="24"/>
-        </w:rPr>
-      </w:pPr>
-    </w:p>
-    <w:p>
-      <w:pPr>
-        <w:rPr>
-          <w:rFonts w:ascii="宋体" w:eastAsia="宋体" w:hAnsi="宋体" w:cs="宋体" w:hint="eastAsia"/>
-          <w:sz w:val="24"/>
-        </w:rPr>
-      </w:pPr>
-      <w:r>
-        <w:rPr>
-          <w:rFonts w:ascii="宋体" w:eastAsia="宋体" w:hAnsi="宋体" w:cs="宋体" w:hint="eastAsia"/>
+          <w:rFonts w:hint="eastAsia" w:ascii="宋体" w:hAnsi="宋体" w:eastAsia="宋体" w:cs="宋体"/>
+          <w:sz w:val="24"/>
+        </w:rPr>
+      </w:pPr>
+    </w:p>
+    <w:p>
+      <w:pPr>
+        <w:rPr>
+          <w:rFonts w:hint="eastAsia" w:ascii="宋体" w:hAnsi="宋体" w:eastAsia="宋体" w:cs="宋体"/>
+          <w:sz w:val="24"/>
+        </w:rPr>
+      </w:pPr>
+      <w:r>
+        <w:rPr>
+          <w:rFonts w:hint="eastAsia" w:ascii="宋体" w:hAnsi="宋体" w:eastAsia="宋体" w:cs="宋体"/>
           <w:sz w:val="24"/>
         </w:rPr>
         <w:t>B.3 受访者 C：男性，23 岁，专科学历，网络管理员，月收入约 7000 元，认为本金不足，需要先建立信心</w:t>
@@ -4770,21 +4859,21 @@
     <w:p>
       <w:pPr>
         <w:rPr>
-          <w:rFonts w:ascii="宋体" w:eastAsia="宋体" w:hAnsi="宋体" w:cs="宋体" w:hint="eastAsia"/>
-          <w:sz w:val="24"/>
-        </w:rPr>
-      </w:pPr>
-    </w:p>
-    <w:p>
-      <w:pPr>
-        <w:rPr>
-          <w:rFonts w:ascii="宋体" w:eastAsia="宋体" w:hAnsi="宋体" w:cs="宋体" w:hint="eastAsia"/>
-          <w:sz w:val="24"/>
-        </w:rPr>
-      </w:pPr>
-      <w:r>
-        <w:rPr>
-          <w:rFonts w:ascii="宋体" w:eastAsia="宋体" w:hAnsi="宋体" w:cs="宋体" w:hint="eastAsia"/>
+          <w:rFonts w:hint="eastAsia" w:ascii="宋体" w:hAnsi="宋体" w:eastAsia="宋体" w:cs="宋体"/>
+          <w:sz w:val="24"/>
+        </w:rPr>
+      </w:pPr>
+    </w:p>
+    <w:p>
+      <w:pPr>
+        <w:rPr>
+          <w:rFonts w:hint="eastAsia" w:ascii="宋体" w:hAnsi="宋体" w:eastAsia="宋体" w:cs="宋体"/>
+          <w:sz w:val="24"/>
+        </w:rPr>
+      </w:pPr>
+      <w:r>
+        <w:rPr>
+          <w:rFonts w:hint="eastAsia" w:ascii="宋体" w:hAnsi="宋体" w:eastAsia="宋体" w:cs="宋体"/>
           <w:sz w:val="24"/>
         </w:rPr>
         <w:t>画像补充：受访者 C 为专科毕业，接触过支付宝基金、余额宝和银行卡活期；当前主要目标仍是积累原始本金，属于“认可理财但受本金门槛影响”的观望型用户。</w:t>
@@ -4793,21 +4882,21 @@
     <w:p>
       <w:pPr>
         <w:rPr>
-          <w:rFonts w:ascii="宋体" w:eastAsia="宋体" w:hAnsi="宋体" w:cs="宋体" w:hint="eastAsia"/>
-          <w:sz w:val="24"/>
-        </w:rPr>
-      </w:pPr>
-    </w:p>
-    <w:p>
-      <w:pPr>
-        <w:rPr>
-          <w:rFonts w:ascii="宋体" w:eastAsia="宋体" w:hAnsi="宋体" w:cs="宋体" w:hint="eastAsia"/>
-          <w:sz w:val="24"/>
-        </w:rPr>
-      </w:pPr>
-      <w:r>
-        <w:rPr>
-          <w:rFonts w:ascii="宋体" w:eastAsia="宋体" w:hAnsi="宋体" w:cs="宋体" w:hint="eastAsia"/>
+          <w:rFonts w:hint="eastAsia" w:ascii="宋体" w:hAnsi="宋体" w:eastAsia="宋体" w:cs="宋体"/>
+          <w:sz w:val="24"/>
+        </w:rPr>
+      </w:pPr>
+    </w:p>
+    <w:p>
+      <w:pPr>
+        <w:rPr>
+          <w:rFonts w:hint="eastAsia" w:ascii="宋体" w:hAnsi="宋体" w:eastAsia="宋体" w:cs="宋体"/>
+          <w:sz w:val="24"/>
+        </w:rPr>
+      </w:pPr>
+      <w:r>
+        <w:rPr>
+          <w:rFonts w:hint="eastAsia" w:ascii="宋体" w:hAnsi="宋体" w:eastAsia="宋体" w:cs="宋体"/>
           <w:sz w:val="24"/>
         </w:rPr>
         <w:t>问题 1 回答：它让我觉得没到 10 万存款也可以先学。以前我会觉得本金太少学投资没意义，但这个产品把学习和实际买入分开了，先理解市场规则和风险，这个逻辑比较合理。</w:t>
@@ -4816,21 +4905,21 @@
     <w:p>
       <w:pPr>
         <w:rPr>
-          <w:rFonts w:ascii="宋体" w:eastAsia="宋体" w:hAnsi="宋体" w:cs="宋体" w:hint="eastAsia"/>
-          <w:sz w:val="24"/>
-        </w:rPr>
-      </w:pPr>
-    </w:p>
-    <w:p>
-      <w:pPr>
-        <w:rPr>
-          <w:rFonts w:ascii="宋体" w:eastAsia="宋体" w:hAnsi="宋体" w:cs="宋体" w:hint="eastAsia"/>
-          <w:sz w:val="24"/>
-        </w:rPr>
-      </w:pPr>
-      <w:r>
-        <w:rPr>
-          <w:rFonts w:ascii="宋体" w:eastAsia="宋体" w:hAnsi="宋体" w:cs="宋体" w:hint="eastAsia"/>
+          <w:rFonts w:hint="eastAsia" w:ascii="宋体" w:hAnsi="宋体" w:eastAsia="宋体" w:cs="宋体"/>
+          <w:sz w:val="24"/>
+        </w:rPr>
+      </w:pPr>
+    </w:p>
+    <w:p>
+      <w:pPr>
+        <w:rPr>
+          <w:rFonts w:hint="eastAsia" w:ascii="宋体" w:hAnsi="宋体" w:eastAsia="宋体" w:cs="宋体"/>
+          <w:sz w:val="24"/>
+        </w:rPr>
+      </w:pPr>
+      <w:r>
+        <w:rPr>
+          <w:rFonts w:hint="eastAsia" w:ascii="宋体" w:hAnsi="宋体" w:eastAsia="宋体" w:cs="宋体"/>
           <w:sz w:val="24"/>
         </w:rPr>
         <w:t>问题 2 回答：Myo 和聊天式讲解让我更容易进入，不像看教材。只要内容不要太浅，我觉得这种形式可以接受。</w:t>
@@ -4839,21 +4928,21 @@
     <w:p>
       <w:pPr>
         <w:rPr>
-          <w:rFonts w:ascii="宋体" w:eastAsia="宋体" w:hAnsi="宋体" w:cs="宋体" w:hint="eastAsia"/>
-          <w:sz w:val="24"/>
-        </w:rPr>
-      </w:pPr>
-    </w:p>
-    <w:p>
-      <w:pPr>
-        <w:rPr>
-          <w:rFonts w:ascii="宋体" w:eastAsia="宋体" w:hAnsi="宋体" w:cs="宋体" w:hint="eastAsia"/>
-          <w:sz w:val="24"/>
-        </w:rPr>
-      </w:pPr>
-      <w:r>
-        <w:rPr>
-          <w:rFonts w:ascii="宋体" w:eastAsia="宋体" w:hAnsi="宋体" w:cs="宋体" w:hint="eastAsia"/>
+          <w:rFonts w:hint="eastAsia" w:ascii="宋体" w:hAnsi="宋体" w:eastAsia="宋体" w:cs="宋体"/>
+          <w:sz w:val="24"/>
+        </w:rPr>
+      </w:pPr>
+    </w:p>
+    <w:p>
+      <w:pPr>
+        <w:rPr>
+          <w:rFonts w:hint="eastAsia" w:ascii="宋体" w:hAnsi="宋体" w:eastAsia="宋体" w:cs="宋体"/>
+          <w:sz w:val="24"/>
+        </w:rPr>
+      </w:pPr>
+      <w:r>
+        <w:rPr>
+          <w:rFonts w:hint="eastAsia" w:ascii="宋体" w:hAnsi="宋体" w:eastAsia="宋体" w:cs="宋体"/>
           <w:sz w:val="24"/>
         </w:rPr>
         <w:t>问题 3 回答：XP 对我有一点作用，卡片更明显。因为它让我感觉自己在积累知识资产，而不是只是在刷题。排行榜不需要，容易变成谁学得快，反而增加压力。</w:t>
@@ -4862,21 +4951,21 @@
     <w:p>
       <w:pPr>
         <w:rPr>
-          <w:rFonts w:ascii="宋体" w:eastAsia="宋体" w:hAnsi="宋体" w:cs="宋体" w:hint="eastAsia"/>
-          <w:sz w:val="24"/>
-        </w:rPr>
-      </w:pPr>
-    </w:p>
-    <w:p>
-      <w:pPr>
-        <w:rPr>
-          <w:rFonts w:ascii="宋体" w:eastAsia="宋体" w:hAnsi="宋体" w:cs="宋体" w:hint="eastAsia"/>
-          <w:sz w:val="24"/>
-        </w:rPr>
-      </w:pPr>
-      <w:r>
-        <w:rPr>
-          <w:rFonts w:ascii="宋体" w:eastAsia="宋体" w:hAnsi="宋体" w:cs="宋体" w:hint="eastAsia"/>
+          <w:rFonts w:hint="eastAsia" w:ascii="宋体" w:hAnsi="宋体" w:eastAsia="宋体" w:cs="宋体"/>
+          <w:sz w:val="24"/>
+        </w:rPr>
+      </w:pPr>
+    </w:p>
+    <w:p>
+      <w:pPr>
+        <w:rPr>
+          <w:rFonts w:hint="eastAsia" w:ascii="宋体" w:hAnsi="宋体" w:eastAsia="宋体" w:cs="宋体"/>
+          <w:sz w:val="24"/>
+        </w:rPr>
+      </w:pPr>
+      <w:r>
+        <w:rPr>
+          <w:rFonts w:hint="eastAsia" w:ascii="宋体" w:hAnsi="宋体" w:eastAsia="宋体" w:cs="宋体"/>
           <w:sz w:val="24"/>
         </w:rPr>
         <w:t>问题 4 回答：我比较喜欢拖拽练习。因为有些概念光读文字没感觉，拖一下顺序和关系会更清楚。术语解释也有用，最好每个解释都能很短。</w:t>
@@ -4885,21 +4974,21 @@
     <w:p>
       <w:pPr>
         <w:rPr>
-          <w:rFonts w:ascii="宋体" w:eastAsia="宋体" w:hAnsi="宋体" w:cs="宋体" w:hint="eastAsia"/>
-          <w:sz w:val="24"/>
-        </w:rPr>
-      </w:pPr>
-    </w:p>
-    <w:p>
-      <w:pPr>
-        <w:rPr>
-          <w:rFonts w:ascii="宋体" w:eastAsia="宋体" w:hAnsi="宋体" w:cs="宋体" w:hint="eastAsia"/>
-          <w:sz w:val="24"/>
-        </w:rPr>
-      </w:pPr>
-      <w:r>
-        <w:rPr>
-          <w:rFonts w:ascii="宋体" w:eastAsia="宋体" w:hAnsi="宋体" w:cs="宋体" w:hint="eastAsia"/>
+          <w:rFonts w:hint="eastAsia" w:ascii="宋体" w:hAnsi="宋体" w:eastAsia="宋体" w:cs="宋体"/>
+          <w:sz w:val="24"/>
+        </w:rPr>
+      </w:pPr>
+    </w:p>
+    <w:p>
+      <w:pPr>
+        <w:rPr>
+          <w:rFonts w:hint="eastAsia" w:ascii="宋体" w:hAnsi="宋体" w:eastAsia="宋体" w:cs="宋体"/>
+          <w:sz w:val="24"/>
+        </w:rPr>
+      </w:pPr>
+      <w:r>
+        <w:rPr>
+          <w:rFonts w:hint="eastAsia" w:ascii="宋体" w:hAnsi="宋体" w:eastAsia="宋体" w:cs="宋体"/>
           <w:sz w:val="24"/>
         </w:rPr>
         <w:t>问题 5 回答：我希望增强“从小本金开始怎么做准备”的内容，比如现金储备、风险承受、定投基础。这样即使现在不买，也知道自己该准备什么。</w:t>
@@ -4908,21 +4997,21 @@
     <w:p>
       <w:pPr>
         <w:rPr>
-          <w:rFonts w:ascii="宋体" w:eastAsia="宋体" w:hAnsi="宋体" w:cs="宋体" w:hint="eastAsia"/>
-          <w:sz w:val="24"/>
-        </w:rPr>
-      </w:pPr>
-    </w:p>
-    <w:p>
-      <w:pPr>
-        <w:rPr>
-          <w:rFonts w:ascii="宋体" w:eastAsia="宋体" w:hAnsi="宋体" w:cs="宋体" w:hint="eastAsia"/>
-          <w:sz w:val="24"/>
-        </w:rPr>
-      </w:pPr>
-      <w:r>
-        <w:rPr>
-          <w:rFonts w:ascii="宋体" w:eastAsia="宋体" w:hAnsi="宋体" w:cs="宋体" w:hint="eastAsia"/>
+          <w:rFonts w:hint="eastAsia" w:ascii="宋体" w:hAnsi="宋体" w:eastAsia="宋体" w:cs="宋体"/>
+          <w:sz w:val="24"/>
+        </w:rPr>
+      </w:pPr>
+    </w:p>
+    <w:p>
+      <w:pPr>
+        <w:rPr>
+          <w:rFonts w:hint="eastAsia" w:ascii="宋体" w:hAnsi="宋体" w:eastAsia="宋体" w:cs="宋体"/>
+          <w:sz w:val="24"/>
+        </w:rPr>
+      </w:pPr>
+      <w:r>
+        <w:rPr>
+          <w:rFonts w:hint="eastAsia" w:ascii="宋体" w:hAnsi="宋体" w:eastAsia="宋体" w:cs="宋体"/>
           <w:sz w:val="24"/>
         </w:rPr>
         <w:t>B.4 受访者 D：男性，26 岁，光模块芯片工程师，月收入约 20000 元，收入较高但偏保守，重视风险与时间成本</w:t>
@@ -4931,21 +5020,21 @@
     <w:p>
       <w:pPr>
         <w:rPr>
-          <w:rFonts w:ascii="宋体" w:eastAsia="宋体" w:hAnsi="宋体" w:cs="宋体" w:hint="eastAsia"/>
-          <w:sz w:val="24"/>
-        </w:rPr>
-      </w:pPr>
-    </w:p>
-    <w:p>
-      <w:pPr>
-        <w:rPr>
-          <w:rFonts w:ascii="宋体" w:eastAsia="宋体" w:hAnsi="宋体" w:cs="宋体" w:hint="eastAsia"/>
-          <w:sz w:val="24"/>
-        </w:rPr>
-      </w:pPr>
-      <w:r>
-        <w:rPr>
-          <w:rFonts w:ascii="宋体" w:eastAsia="宋体" w:hAnsi="宋体" w:cs="宋体" w:hint="eastAsia"/>
+          <w:rFonts w:hint="eastAsia" w:ascii="宋体" w:hAnsi="宋体" w:eastAsia="宋体" w:cs="宋体"/>
+          <w:sz w:val="24"/>
+        </w:rPr>
+      </w:pPr>
+    </w:p>
+    <w:p>
+      <w:pPr>
+        <w:rPr>
+          <w:rFonts w:hint="eastAsia" w:ascii="宋体" w:hAnsi="宋体" w:eastAsia="宋体" w:cs="宋体"/>
+          <w:sz w:val="24"/>
+        </w:rPr>
+      </w:pPr>
+      <w:r>
+        <w:rPr>
+          <w:rFonts w:hint="eastAsia" w:ascii="宋体" w:hAnsi="宋体" w:eastAsia="宋体" w:cs="宋体"/>
           <w:sz w:val="24"/>
         </w:rPr>
         <w:t>画像补充：受访者 D 为研究生毕业，具备工程技术训练背景，日常固定开销约 4000 元；虽然收入相对较高，但仍以现金储蓄为主，属于“有本金能力但风险敏感”的保守型用户。</w:t>
@@ -4954,21 +5043,21 @@
     <w:p>
       <w:pPr>
         <w:rPr>
-          <w:rFonts w:ascii="宋体" w:eastAsia="宋体" w:hAnsi="宋体" w:cs="宋体" w:hint="eastAsia"/>
-          <w:sz w:val="24"/>
-        </w:rPr>
-      </w:pPr>
-    </w:p>
-    <w:p>
-      <w:pPr>
-        <w:rPr>
-          <w:rFonts w:ascii="宋体" w:eastAsia="宋体" w:hAnsi="宋体" w:cs="宋体" w:hint="eastAsia"/>
-          <w:sz w:val="24"/>
-        </w:rPr>
-      </w:pPr>
-      <w:r>
-        <w:rPr>
-          <w:rFonts w:ascii="宋体" w:eastAsia="宋体" w:hAnsi="宋体" w:cs="宋体" w:hint="eastAsia"/>
+          <w:rFonts w:hint="eastAsia" w:ascii="宋体" w:hAnsi="宋体" w:eastAsia="宋体" w:cs="宋体"/>
+          <w:sz w:val="24"/>
+        </w:rPr>
+      </w:pPr>
+    </w:p>
+    <w:p>
+      <w:pPr>
+        <w:rPr>
+          <w:rFonts w:hint="eastAsia" w:ascii="宋体" w:hAnsi="宋体" w:eastAsia="宋体" w:cs="宋体"/>
+          <w:sz w:val="24"/>
+        </w:rPr>
+      </w:pPr>
+      <w:r>
+        <w:rPr>
+          <w:rFonts w:hint="eastAsia" w:ascii="宋体" w:hAnsi="宋体" w:eastAsia="宋体" w:cs="宋体"/>
           <w:sz w:val="24"/>
         </w:rPr>
         <w:t>问题 1 回答：它降低的不是操作门槛，而是理解门槛。对我来说，投资最大的问题是风险和时间成本。如果产品能把风险来源、长期策略和常见误区讲清楚，我会觉得它有价值。</w:t>
@@ -4977,21 +5066,21 @@
     <w:p>
       <w:pPr>
         <w:rPr>
-          <w:rFonts w:ascii="宋体" w:eastAsia="宋体" w:hAnsi="宋体" w:cs="宋体" w:hint="eastAsia"/>
-          <w:sz w:val="24"/>
-        </w:rPr>
-      </w:pPr>
-    </w:p>
-    <w:p>
-      <w:pPr>
-        <w:rPr>
-          <w:rFonts w:ascii="宋体" w:eastAsia="宋体" w:hAnsi="宋体" w:cs="宋体" w:hint="eastAsia"/>
-          <w:sz w:val="24"/>
-        </w:rPr>
-      </w:pPr>
-      <w:r>
-        <w:rPr>
-          <w:rFonts w:ascii="宋体" w:eastAsia="宋体" w:hAnsi="宋体" w:cs="宋体" w:hint="eastAsia"/>
+          <w:rFonts w:hint="eastAsia" w:ascii="宋体" w:hAnsi="宋体" w:eastAsia="宋体" w:cs="宋体"/>
+          <w:sz w:val="24"/>
+        </w:rPr>
+      </w:pPr>
+    </w:p>
+    <w:p>
+      <w:pPr>
+        <w:rPr>
+          <w:rFonts w:hint="eastAsia" w:ascii="宋体" w:hAnsi="宋体" w:eastAsia="宋体" w:cs="宋体"/>
+          <w:sz w:val="24"/>
+        </w:rPr>
+      </w:pPr>
+      <w:r>
+        <w:rPr>
+          <w:rFonts w:hint="eastAsia" w:ascii="宋体" w:hAnsi="宋体" w:eastAsia="宋体" w:cs="宋体"/>
           <w:sz w:val="24"/>
         </w:rPr>
         <w:t>问题 2 回答：Myo 有亲和力，但我会更看重它是否不诱导我交易。只要它的语气是提醒我稳健，而不是鼓励我频繁操作，我觉得可以接受。</w:t>
@@ -5000,21 +5089,21 @@
     <w:p>
       <w:pPr>
         <w:rPr>
-          <w:rFonts w:ascii="宋体" w:eastAsia="宋体" w:hAnsi="宋体" w:cs="宋体" w:hint="eastAsia"/>
-          <w:sz w:val="24"/>
-        </w:rPr>
-      </w:pPr>
-    </w:p>
-    <w:p>
-      <w:pPr>
-        <w:rPr>
-          <w:rFonts w:ascii="宋体" w:eastAsia="宋体" w:hAnsi="宋体" w:cs="宋体" w:hint="eastAsia"/>
-          <w:sz w:val="24"/>
-        </w:rPr>
-      </w:pPr>
-      <w:r>
-        <w:rPr>
-          <w:rFonts w:ascii="宋体" w:eastAsia="宋体" w:hAnsi="宋体" w:cs="宋体" w:hint="eastAsia"/>
+          <w:rFonts w:hint="eastAsia" w:ascii="宋体" w:hAnsi="宋体" w:eastAsia="宋体" w:cs="宋体"/>
+          <w:sz w:val="24"/>
+        </w:rPr>
+      </w:pPr>
+    </w:p>
+    <w:p>
+      <w:pPr>
+        <w:rPr>
+          <w:rFonts w:hint="eastAsia" w:ascii="宋体" w:hAnsi="宋体" w:eastAsia="宋体" w:cs="宋体"/>
+          <w:sz w:val="24"/>
+        </w:rPr>
+      </w:pPr>
+      <w:r>
+        <w:rPr>
+          <w:rFonts w:hint="eastAsia" w:ascii="宋体" w:hAnsi="宋体" w:eastAsia="宋体" w:cs="宋体"/>
           <w:sz w:val="24"/>
         </w:rPr>
         <w:t>问题 3 回答：我支持没有排行榜。金融学习和投资不应该变成排名。XP 和徽章可以作为个人进度反馈，但不要太强刺激。</w:t>
@@ -5023,21 +5112,21 @@
     <w:p>
       <w:pPr>
         <w:rPr>
-          <w:rFonts w:ascii="宋体" w:eastAsia="宋体" w:hAnsi="宋体" w:cs="宋体" w:hint="eastAsia"/>
-          <w:sz w:val="24"/>
-        </w:rPr>
-      </w:pPr>
-    </w:p>
-    <w:p>
-      <w:pPr>
-        <w:rPr>
-          <w:rFonts w:ascii="宋体" w:eastAsia="宋体" w:hAnsi="宋体" w:cs="宋体" w:hint="eastAsia"/>
-          <w:sz w:val="24"/>
-        </w:rPr>
-      </w:pPr>
-      <w:r>
-        <w:rPr>
-          <w:rFonts w:ascii="宋体" w:eastAsia="宋体" w:hAnsi="宋体" w:cs="宋体" w:hint="eastAsia"/>
+          <w:rFonts w:hint="eastAsia" w:ascii="宋体" w:hAnsi="宋体" w:eastAsia="宋体" w:cs="宋体"/>
+          <w:sz w:val="24"/>
+        </w:rPr>
+      </w:pPr>
+    </w:p>
+    <w:p>
+      <w:pPr>
+        <w:rPr>
+          <w:rFonts w:hint="eastAsia" w:ascii="宋体" w:hAnsi="宋体" w:eastAsia="宋体" w:cs="宋体"/>
+          <w:sz w:val="24"/>
+        </w:rPr>
+      </w:pPr>
+      <w:r>
+        <w:rPr>
+          <w:rFonts w:hint="eastAsia" w:ascii="宋体" w:hAnsi="宋体" w:eastAsia="宋体" w:cs="宋体"/>
           <w:sz w:val="24"/>
         </w:rPr>
         <w:t>问题 4 回答：我注意到一些隐藏的小交互，它们让页面没那么死板。不过我更希望这些交互都能服务理解，不要只是好玩。比如风险承受热身、费用显微镜这类小工具会更有价值。</w:t>
@@ -5046,21 +5135,21 @@
     <w:p>
       <w:pPr>
         <w:rPr>
-          <w:rFonts w:ascii="宋体" w:eastAsia="宋体" w:hAnsi="宋体" w:cs="宋体" w:hint="eastAsia"/>
-          <w:sz w:val="24"/>
-        </w:rPr>
-      </w:pPr>
-    </w:p>
-    <w:p>
-      <w:pPr>
-        <w:rPr>
-          <w:rFonts w:ascii="宋体" w:eastAsia="宋体" w:hAnsi="宋体" w:cs="宋体" w:hint="eastAsia"/>
-          <w:sz w:val="24"/>
-        </w:rPr>
-      </w:pPr>
-      <w:r>
-        <w:rPr>
-          <w:rFonts w:ascii="宋体" w:eastAsia="宋体" w:hAnsi="宋体" w:cs="宋体" w:hint="eastAsia"/>
+          <w:rFonts w:hint="eastAsia" w:ascii="宋体" w:hAnsi="宋体" w:eastAsia="宋体" w:cs="宋体"/>
+          <w:sz w:val="24"/>
+        </w:rPr>
+      </w:pPr>
+    </w:p>
+    <w:p>
+      <w:pPr>
+        <w:rPr>
+          <w:rFonts w:hint="eastAsia" w:ascii="宋体" w:hAnsi="宋体" w:eastAsia="宋体" w:cs="宋体"/>
+          <w:sz w:val="24"/>
+        </w:rPr>
+      </w:pPr>
+      <w:r>
+        <w:rPr>
+          <w:rFonts w:hint="eastAsia" w:ascii="宋体" w:hAnsi="宋体" w:eastAsia="宋体" w:cs="宋体"/>
           <w:sz w:val="24"/>
         </w:rPr>
         <w:t>问题 5 回答：我希望增强风险、回撤和时间成本相关的模块。最好能让我用几分钟判断一个投资行为是否值得投入精力，而不是让我每天盯盘。</w:t>
@@ -5069,21 +5158,21 @@
     <w:p>
       <w:pPr>
         <w:rPr>
-          <w:rFonts w:ascii="宋体" w:eastAsia="宋体" w:hAnsi="宋体" w:cs="宋体" w:hint="eastAsia"/>
-          <w:sz w:val="24"/>
-        </w:rPr>
-      </w:pPr>
-    </w:p>
-    <w:p>
-      <w:pPr>
-        <w:rPr>
-          <w:rFonts w:ascii="宋体" w:eastAsia="宋体" w:hAnsi="宋体" w:cs="宋体" w:hint="eastAsia"/>
-          <w:sz w:val="24"/>
-        </w:rPr>
-      </w:pPr>
-      <w:r>
-        <w:rPr>
-          <w:rFonts w:ascii="宋体" w:eastAsia="宋体" w:hAnsi="宋体" w:cs="宋体" w:hint="eastAsia"/>
+          <w:rFonts w:hint="eastAsia" w:ascii="宋体" w:hAnsi="宋体" w:eastAsia="宋体" w:cs="宋体"/>
+          <w:sz w:val="24"/>
+        </w:rPr>
+      </w:pPr>
+    </w:p>
+    <w:p>
+      <w:pPr>
+        <w:rPr>
+          <w:rFonts w:hint="eastAsia" w:ascii="宋体" w:hAnsi="宋体" w:eastAsia="宋体" w:cs="宋体"/>
+          <w:sz w:val="24"/>
+        </w:rPr>
+      </w:pPr>
+      <w:r>
+        <w:rPr>
+          <w:rFonts w:hint="eastAsia" w:ascii="宋体" w:hAnsi="宋体" w:eastAsia="宋体" w:cs="宋体"/>
           <w:sz w:val="24"/>
         </w:rPr>
         <w:t>B.5 受访者 E：女性，24 岁，制造业工程师，月收入约 13000 元，余额宝用户，担心知识不足和消费优先</w:t>
@@ -5092,21 +5181,21 @@
     <w:p>
       <w:pPr>
         <w:rPr>
-          <w:rFonts w:ascii="宋体" w:eastAsia="宋体" w:hAnsi="宋体" w:cs="宋体" w:hint="eastAsia"/>
-          <w:sz w:val="24"/>
-        </w:rPr>
-      </w:pPr>
-    </w:p>
-    <w:p>
-      <w:pPr>
-        <w:rPr>
-          <w:rFonts w:ascii="宋体" w:eastAsia="宋体" w:hAnsi="宋体" w:cs="宋体" w:hint="eastAsia"/>
-          <w:sz w:val="24"/>
-        </w:rPr>
-      </w:pPr>
-      <w:r>
-        <w:rPr>
-          <w:rFonts w:ascii="宋体" w:eastAsia="宋体" w:hAnsi="宋体" w:cs="宋体" w:hint="eastAsia"/>
+          <w:rFonts w:hint="eastAsia" w:ascii="宋体" w:hAnsi="宋体" w:eastAsia="宋体" w:cs="宋体"/>
+          <w:sz w:val="24"/>
+        </w:rPr>
+      </w:pPr>
+    </w:p>
+    <w:p>
+      <w:pPr>
+        <w:rPr>
+          <w:rFonts w:hint="eastAsia" w:ascii="宋体" w:hAnsi="宋体" w:eastAsia="宋体" w:cs="宋体"/>
+          <w:sz w:val="24"/>
+        </w:rPr>
+      </w:pPr>
+      <w:r>
+        <w:rPr>
+          <w:rFonts w:hint="eastAsia" w:ascii="宋体" w:hAnsi="宋体" w:eastAsia="宋体" w:cs="宋体"/>
           <w:sz w:val="24"/>
         </w:rPr>
         <w:t>画像补充：受访者 E 为研究生毕业，具备工程技术训练背景，房租约 3500 元，阶段性存在超额消费和储蓄困难；长期使用余额宝，但尚未进入更复杂投资产品，属于“有理财兴趣但需要先建立现金流纪律”的用户。</w:t>
@@ -5115,21 +5204,21 @@
     <w:p>
       <w:pPr>
         <w:rPr>
-          <w:rFonts w:ascii="宋体" w:eastAsia="宋体" w:hAnsi="宋体" w:cs="宋体" w:hint="eastAsia"/>
-          <w:sz w:val="24"/>
-        </w:rPr>
-      </w:pPr>
-    </w:p>
-    <w:p>
-      <w:pPr>
-        <w:rPr>
-          <w:rFonts w:ascii="宋体" w:eastAsia="宋体" w:hAnsi="宋体" w:cs="宋体" w:hint="eastAsia"/>
-          <w:sz w:val="24"/>
-        </w:rPr>
-      </w:pPr>
-      <w:r>
-        <w:rPr>
-          <w:rFonts w:ascii="宋体" w:eastAsia="宋体" w:hAnsi="宋体" w:cs="宋体" w:hint="eastAsia"/>
+          <w:rFonts w:hint="eastAsia" w:ascii="宋体" w:hAnsi="宋体" w:eastAsia="宋体" w:cs="宋体"/>
+          <w:sz w:val="24"/>
+        </w:rPr>
+      </w:pPr>
+    </w:p>
+    <w:p>
+      <w:pPr>
+        <w:rPr>
+          <w:rFonts w:hint="eastAsia" w:ascii="宋体" w:hAnsi="宋体" w:eastAsia="宋体" w:cs="宋体"/>
+          <w:sz w:val="24"/>
+        </w:rPr>
+      </w:pPr>
+      <w:r>
+        <w:rPr>
+          <w:rFonts w:hint="eastAsia" w:ascii="宋体" w:hAnsi="宋体" w:eastAsia="宋体" w:cs="宋体"/>
           <w:sz w:val="24"/>
         </w:rPr>
         <w:t>问题 1 回答：它比我之前看到的基金页面友好。以前支付宝基金板块信息很多，我不知道该看什么。FirstSpot 先讲概念，再用卡片和例子解释，我会更愿意点下去。</w:t>
@@ -5138,21 +5227,21 @@
     <w:p>
       <w:pPr>
         <w:rPr>
-          <w:rFonts w:ascii="宋体" w:eastAsia="宋体" w:hAnsi="宋体" w:cs="宋体" w:hint="eastAsia"/>
-          <w:sz w:val="24"/>
-        </w:rPr>
-      </w:pPr>
-    </w:p>
-    <w:p>
-      <w:pPr>
-        <w:rPr>
-          <w:rFonts w:ascii="宋体" w:eastAsia="宋体" w:hAnsi="宋体" w:cs="宋体" w:hint="eastAsia"/>
-          <w:sz w:val="24"/>
-        </w:rPr>
-      </w:pPr>
-      <w:r>
-        <w:rPr>
-          <w:rFonts w:ascii="宋体" w:eastAsia="宋体" w:hAnsi="宋体" w:cs="宋体" w:hint="eastAsia"/>
+          <w:rFonts w:hint="eastAsia" w:ascii="宋体" w:hAnsi="宋体" w:eastAsia="宋体" w:cs="宋体"/>
+          <w:sz w:val="24"/>
+        </w:rPr>
+      </w:pPr>
+    </w:p>
+    <w:p>
+      <w:pPr>
+        <w:rPr>
+          <w:rFonts w:hint="eastAsia" w:ascii="宋体" w:hAnsi="宋体" w:eastAsia="宋体" w:cs="宋体"/>
+          <w:sz w:val="24"/>
+        </w:rPr>
+      </w:pPr>
+      <w:r>
+        <w:rPr>
+          <w:rFonts w:hint="eastAsia" w:ascii="宋体" w:hAnsi="宋体" w:eastAsia="宋体" w:cs="宋体"/>
           <w:sz w:val="24"/>
         </w:rPr>
         <w:t>问题 2 回答：Myo 让我觉得像有人陪着学，不是被老师考。对我这种不懂的人来说，这种语气比较舒服。只要不要让我觉得被嘲笑没钱，就可以。</w:t>
@@ -5161,21 +5250,21 @@
     <w:p>
       <w:pPr>
         <w:rPr>
-          <w:rFonts w:ascii="宋体" w:eastAsia="宋体" w:hAnsi="宋体" w:cs="宋体" w:hint="eastAsia"/>
-          <w:sz w:val="24"/>
-        </w:rPr>
-      </w:pPr>
-    </w:p>
-    <w:p>
-      <w:pPr>
-        <w:rPr>
-          <w:rFonts w:ascii="宋体" w:eastAsia="宋体" w:hAnsi="宋体" w:cs="宋体" w:hint="eastAsia"/>
-          <w:sz w:val="24"/>
-        </w:rPr>
-      </w:pPr>
-      <w:r>
-        <w:rPr>
-          <w:rFonts w:ascii="宋体" w:eastAsia="宋体" w:hAnsi="宋体" w:cs="宋体" w:hint="eastAsia"/>
+          <w:rFonts w:hint="eastAsia" w:ascii="宋体" w:hAnsi="宋体" w:eastAsia="宋体" w:cs="宋体"/>
+          <w:sz w:val="24"/>
+        </w:rPr>
+      </w:pPr>
+    </w:p>
+    <w:p>
+      <w:pPr>
+        <w:rPr>
+          <w:rFonts w:hint="eastAsia" w:ascii="宋体" w:hAnsi="宋体" w:eastAsia="宋体" w:cs="宋体"/>
+          <w:sz w:val="24"/>
+        </w:rPr>
+      </w:pPr>
+      <w:r>
+        <w:rPr>
+          <w:rFonts w:hint="eastAsia" w:ascii="宋体" w:hAnsi="宋体" w:eastAsia="宋体" w:cs="宋体"/>
           <w:sz w:val="24"/>
         </w:rPr>
         <w:t>问题 3 回答：我喜欢卡片和金库，因为有收集感。XP 可以有，但我不会特别在意数字。排行榜不想要，我不想看到别人学得比我快或者钱比我多。</w:t>
@@ -5184,21 +5273,21 @@
     <w:p>
       <w:pPr>
         <w:rPr>
-          <w:rFonts w:ascii="宋体" w:eastAsia="宋体" w:hAnsi="宋体" w:cs="宋体" w:hint="eastAsia"/>
-          <w:sz w:val="24"/>
-        </w:rPr>
-      </w:pPr>
-    </w:p>
-    <w:p>
-      <w:pPr>
-        <w:rPr>
-          <w:rFonts w:ascii="宋体" w:eastAsia="宋体" w:hAnsi="宋体" w:cs="宋体" w:hint="eastAsia"/>
-          <w:sz w:val="24"/>
-        </w:rPr>
-      </w:pPr>
-      <w:r>
-        <w:rPr>
-          <w:rFonts w:ascii="宋体" w:eastAsia="宋体" w:hAnsi="宋体" w:cs="宋体" w:hint="eastAsia"/>
+          <w:rFonts w:hint="eastAsia" w:ascii="宋体" w:hAnsi="宋体" w:eastAsia="宋体" w:cs="宋体"/>
+          <w:sz w:val="24"/>
+        </w:rPr>
+      </w:pPr>
+    </w:p>
+    <w:p>
+      <w:pPr>
+        <w:rPr>
+          <w:rFonts w:hint="eastAsia" w:ascii="宋体" w:hAnsi="宋体" w:eastAsia="宋体" w:cs="宋体"/>
+          <w:sz w:val="24"/>
+        </w:rPr>
+      </w:pPr>
+      <w:r>
+        <w:rPr>
+          <w:rFonts w:hint="eastAsia" w:ascii="宋体" w:hAnsi="宋体" w:eastAsia="宋体" w:cs="宋体"/>
           <w:sz w:val="24"/>
         </w:rPr>
         <w:t>问题 4 回答：我最喜欢术语解释和翻卡。因为很多词我以前会跳过，点开解释后感觉没那么可怕。工具入口如果能做得更生活化，比如“我这个月能不能存下第一笔钱”，我也会用。</w:t>
@@ -5207,21 +5296,21 @@
     <w:p>
       <w:pPr>
         <w:rPr>
-          <w:rFonts w:ascii="宋体" w:eastAsia="宋体" w:hAnsi="宋体" w:cs="宋体" w:hint="eastAsia"/>
-          <w:sz w:val="24"/>
-        </w:rPr>
-      </w:pPr>
-    </w:p>
-    <w:p>
-      <w:pPr>
-        <w:rPr>
-          <w:rFonts w:ascii="宋体" w:eastAsia="宋体" w:hAnsi="宋体" w:cs="宋体" w:hint="eastAsia"/>
-          <w:sz w:val="24"/>
-        </w:rPr>
-      </w:pPr>
-      <w:r>
-        <w:rPr>
-          <w:rFonts w:ascii="宋体" w:eastAsia="宋体" w:hAnsi="宋体" w:cs="宋体" w:hint="eastAsia"/>
+          <w:rFonts w:hint="eastAsia" w:ascii="宋体" w:hAnsi="宋体" w:eastAsia="宋体" w:cs="宋体"/>
+          <w:sz w:val="24"/>
+        </w:rPr>
+      </w:pPr>
+    </w:p>
+    <w:p>
+      <w:pPr>
+        <w:rPr>
+          <w:rFonts w:hint="eastAsia" w:ascii="宋体" w:hAnsi="宋体" w:eastAsia="宋体" w:cs="宋体"/>
+          <w:sz w:val="24"/>
+        </w:rPr>
+      </w:pPr>
+      <w:r>
+        <w:rPr>
+          <w:rFonts w:hint="eastAsia" w:ascii="宋体" w:hAnsi="宋体" w:eastAsia="宋体" w:cs="宋体"/>
           <w:sz w:val="24"/>
         </w:rPr>
         <w:t>问题 5 回答：我希望保留好玩和简单的部分，同时增加消费控制和储蓄目标。对我来说，先存下钱，再学习投资，可能是更现实的路径。</w:t>
@@ -5230,7 +5319,7 @@
     <w:p>
       <w:pPr>
         <w:rPr>
-          <w:rFonts w:ascii="宋体" w:eastAsia="宋体" w:hAnsi="宋体" w:cs="宋体" w:hint="eastAsia"/>
+          <w:rFonts w:hint="eastAsia" w:ascii="宋体" w:hAnsi="宋体" w:eastAsia="宋体" w:cs="宋体"/>
           <w:sz w:val="24"/>
         </w:rPr>
       </w:pPr>
@@ -5239,29 +5328,29 @@
       <w:pPr>
         <w:outlineLvl w:val="0"/>
       </w:pPr>
-      <w:bookmarkStart w:id="26" w:name="_Toc8345"/>
-      <w:r>
-        <w:rPr>
-          <w:rFonts w:ascii="黑体" w:eastAsia="黑体" w:hAnsi="黑体" w:cs="黑体" w:hint="eastAsia"/>
+      <w:bookmarkStart w:id="10" w:name="_Toc8345"/>
+      <w:r>
+        <w:rPr>
+          <w:rFonts w:hint="eastAsia" w:ascii="黑体" w:hAnsi="黑体" w:eastAsia="黑体" w:cs="黑体"/>
           <w:sz w:val="32"/>
           <w:szCs w:val="32"/>
         </w:rPr>
         <w:t>附录 C：体验后反馈归纳矩阵</w:t>
       </w:r>
-      <w:bookmarkEnd w:id="26"/>
+      <w:bookmarkEnd w:id="10"/>
     </w:p>
     <w:p>
       <w:pPr>
         <w:jc w:val="center"/>
         <w:rPr>
-          <w:rFonts w:ascii="宋体" w:eastAsia="宋体" w:hAnsi="宋体" w:cs="宋体" w:hint="eastAsia"/>
+          <w:rFonts w:hint="eastAsia" w:ascii="宋体" w:hAnsi="宋体" w:eastAsia="宋体" w:cs="宋体"/>
           <w:b/>
           <w:bCs/>
         </w:rPr>
       </w:pPr>
       <w:r>
         <w:rPr>
-          <w:rFonts w:ascii="宋体" w:eastAsia="宋体" w:hAnsi="宋体" w:cs="宋体" w:hint="eastAsia"/>
+          <w:rFonts w:hint="eastAsia" w:ascii="宋体" w:hAnsi="宋体" w:eastAsia="宋体" w:cs="宋体"/>
           <w:b/>
           <w:bCs/>
         </w:rPr>
@@ -5271,9 +5360,24 @@
     <w:p/>
     <w:tbl>
       <w:tblPr>
-        <w:tblStyle w:val="a3"/>
+        <w:tblStyle w:val="6"/>
         <w:tblW w:w="0" w:type="auto"/>
-        <w:tblLook w:val="04A0" w:firstRow="1" w:lastRow="0" w:firstColumn="1" w:lastColumn="0" w:noHBand="0" w:noVBand="1"/>
+        <w:tblInd w:w="0" w:type="dxa"/>
+        <w:tblBorders>
+          <w:top w:val="single" w:color="auto" w:sz="4" w:space="0"/>
+          <w:left w:val="single" w:color="auto" w:sz="4" w:space="0"/>
+          <w:bottom w:val="single" w:color="auto" w:sz="4" w:space="0"/>
+          <w:right w:val="single" w:color="auto" w:sz="4" w:space="0"/>
+          <w:insideH w:val="single" w:color="auto" w:sz="4" w:space="0"/>
+          <w:insideV w:val="single" w:color="auto" w:sz="4" w:space="0"/>
+        </w:tblBorders>
+        <w:tblLayout w:type="autofit"/>
+        <w:tblCellMar>
+          <w:top w:w="0" w:type="dxa"/>
+          <w:left w:w="108" w:type="dxa"/>
+          <w:bottom w:w="0" w:type="dxa"/>
+          <w:right w:w="108" w:type="dxa"/>
+        </w:tblCellMar>
       </w:tblPr>
       <w:tblGrid>
         <w:gridCol w:w="2840"/>
@@ -5281,6 +5385,22 @@
         <w:gridCol w:w="2841"/>
       </w:tblGrid>
       <w:tr>
+        <w:tblPrEx>
+          <w:tblBorders>
+            <w:top w:val="single" w:color="auto" w:sz="4" w:space="0"/>
+            <w:left w:val="single" w:color="auto" w:sz="4" w:space="0"/>
+            <w:bottom w:val="single" w:color="auto" w:sz="4" w:space="0"/>
+            <w:right w:val="single" w:color="auto" w:sz="4" w:space="0"/>
+            <w:insideH w:val="single" w:color="auto" w:sz="4" w:space="0"/>
+            <w:insideV w:val="single" w:color="auto" w:sz="4" w:space="0"/>
+          </w:tblBorders>
+          <w:tblCellMar>
+            <w:top w:w="0" w:type="dxa"/>
+            <w:left w:w="108" w:type="dxa"/>
+            <w:bottom w:w="0" w:type="dxa"/>
+            <w:right w:w="108" w:type="dxa"/>
+          </w:tblCellMar>
+        </w:tblPrEx>
         <w:tc>
           <w:tcPr>
             <w:tcW w:w="2840" w:type="dxa"/>
@@ -5288,12 +5408,12 @@
           <w:p>
             <w:pPr>
               <w:rPr>
-                <w:rFonts w:ascii="宋体" w:eastAsia="宋体" w:hAnsi="宋体" w:cs="宋体" w:hint="eastAsia"/>
+                <w:rFonts w:hint="eastAsia" w:ascii="宋体" w:hAnsi="宋体" w:eastAsia="宋体" w:cs="宋体"/>
               </w:rPr>
             </w:pPr>
             <w:r>
               <w:rPr>
-                <w:rFonts w:ascii="宋体" w:eastAsia="宋体" w:hAnsi="宋体" w:cs="宋体" w:hint="eastAsia"/>
+                <w:rFonts w:hint="eastAsia" w:ascii="宋体" w:hAnsi="宋体" w:eastAsia="宋体" w:cs="宋体"/>
               </w:rPr>
               <w:t>维度</w:t>
             </w:r>
@@ -5306,12 +5426,12 @@
           <w:p>
             <w:pPr>
               <w:rPr>
-                <w:rFonts w:ascii="宋体" w:eastAsia="宋体" w:hAnsi="宋体" w:cs="宋体" w:hint="eastAsia"/>
+                <w:rFonts w:hint="eastAsia" w:ascii="宋体" w:hAnsi="宋体" w:eastAsia="宋体" w:cs="宋体"/>
               </w:rPr>
             </w:pPr>
             <w:r>
               <w:rPr>
-                <w:rFonts w:ascii="宋体" w:eastAsia="宋体" w:hAnsi="宋体" w:cs="宋体" w:hint="eastAsia"/>
+                <w:rFonts w:hint="eastAsia" w:ascii="宋体" w:hAnsi="宋体" w:eastAsia="宋体" w:cs="宋体"/>
               </w:rPr>
               <w:t>主要反馈</w:t>
             </w:r>
@@ -5324,12 +5444,12 @@
           <w:p>
             <w:pPr>
               <w:rPr>
-                <w:rFonts w:ascii="宋体" w:eastAsia="宋体" w:hAnsi="宋体" w:cs="宋体" w:hint="eastAsia"/>
+                <w:rFonts w:hint="eastAsia" w:ascii="宋体" w:hAnsi="宋体" w:eastAsia="宋体" w:cs="宋体"/>
               </w:rPr>
             </w:pPr>
             <w:r>
               <w:rPr>
-                <w:rFonts w:ascii="宋体" w:eastAsia="宋体" w:hAnsi="宋体" w:cs="宋体" w:hint="eastAsia"/>
+                <w:rFonts w:hint="eastAsia" w:ascii="宋体" w:hAnsi="宋体" w:eastAsia="宋体" w:cs="宋体"/>
               </w:rPr>
               <w:t>设计启示</w:t>
             </w:r>
@@ -5337,6 +5457,22 @@
         </w:tc>
       </w:tr>
       <w:tr>
+        <w:tblPrEx>
+          <w:tblBorders>
+            <w:top w:val="single" w:color="auto" w:sz="4" w:space="0"/>
+            <w:left w:val="single" w:color="auto" w:sz="4" w:space="0"/>
+            <w:bottom w:val="single" w:color="auto" w:sz="4" w:space="0"/>
+            <w:right w:val="single" w:color="auto" w:sz="4" w:space="0"/>
+            <w:insideH w:val="single" w:color="auto" w:sz="4" w:space="0"/>
+            <w:insideV w:val="single" w:color="auto" w:sz="4" w:space="0"/>
+          </w:tblBorders>
+          <w:tblCellMar>
+            <w:top w:w="0" w:type="dxa"/>
+            <w:left w:w="108" w:type="dxa"/>
+            <w:bottom w:w="0" w:type="dxa"/>
+            <w:right w:w="108" w:type="dxa"/>
+          </w:tblCellMar>
+        </w:tblPrEx>
         <w:tc>
           <w:tcPr>
             <w:tcW w:w="2840" w:type="dxa"/>
@@ -5344,12 +5480,12 @@
           <w:p>
             <w:pPr>
               <w:rPr>
-                <w:rFonts w:ascii="宋体" w:eastAsia="宋体" w:hAnsi="宋体" w:cs="宋体" w:hint="eastAsia"/>
+                <w:rFonts w:hint="eastAsia" w:ascii="宋体" w:hAnsi="宋体" w:eastAsia="宋体" w:cs="宋体"/>
               </w:rPr>
             </w:pPr>
             <w:r>
               <w:rPr>
-                <w:rFonts w:ascii="宋体" w:eastAsia="宋体" w:hAnsi="宋体" w:cs="宋体" w:hint="eastAsia"/>
+                <w:rFonts w:hint="eastAsia" w:ascii="宋体" w:hAnsi="宋体" w:eastAsia="宋体" w:cs="宋体"/>
               </w:rPr>
               <w:t>易用性</w:t>
             </w:r>
@@ -5362,12 +5498,12 @@
           <w:p>
             <w:pPr>
               <w:rPr>
-                <w:rFonts w:ascii="宋体" w:eastAsia="宋体" w:hAnsi="宋体" w:cs="宋体" w:hint="eastAsia"/>
+                <w:rFonts w:hint="eastAsia" w:ascii="宋体" w:hAnsi="宋体" w:eastAsia="宋体" w:cs="宋体"/>
               </w:rPr>
             </w:pPr>
             <w:r>
               <w:rPr>
-                <w:rFonts w:ascii="宋体" w:eastAsia="宋体" w:hAnsi="宋体" w:cs="宋体" w:hint="eastAsia"/>
+                <w:rFonts w:hint="eastAsia" w:ascii="宋体" w:hAnsi="宋体" w:eastAsia="宋体" w:cs="宋体"/>
               </w:rPr>
               <w:t>用户认可 FirstSpot 比传统金融 App 更容易进入</w:t>
             </w:r>
@@ -5380,12 +5516,12 @@
           <w:p>
             <w:pPr>
               <w:rPr>
-                <w:rFonts w:ascii="宋体" w:eastAsia="宋体" w:hAnsi="宋体" w:cs="宋体" w:hint="eastAsia"/>
+                <w:rFonts w:hint="eastAsia" w:ascii="宋体" w:hAnsi="宋体" w:eastAsia="宋体" w:cs="宋体"/>
               </w:rPr>
             </w:pPr>
             <w:r>
               <w:rPr>
-                <w:rFonts w:ascii="宋体" w:eastAsia="宋体" w:hAnsi="宋体" w:cs="宋体" w:hint="eastAsia"/>
+                <w:rFonts w:hint="eastAsia" w:ascii="宋体" w:hAnsi="宋体" w:eastAsia="宋体" w:cs="宋体"/>
               </w:rPr>
               <w:t>保持首页与学习页的信息克制，避免堆叠指标</w:t>
             </w:r>
@@ -5393,6 +5529,22 @@
         </w:tc>
       </w:tr>
       <w:tr>
+        <w:tblPrEx>
+          <w:tblBorders>
+            <w:top w:val="single" w:color="auto" w:sz="4" w:space="0"/>
+            <w:left w:val="single" w:color="auto" w:sz="4" w:space="0"/>
+            <w:bottom w:val="single" w:color="auto" w:sz="4" w:space="0"/>
+            <w:right w:val="single" w:color="auto" w:sz="4" w:space="0"/>
+            <w:insideH w:val="single" w:color="auto" w:sz="4" w:space="0"/>
+            <w:insideV w:val="single" w:color="auto" w:sz="4" w:space="0"/>
+          </w:tblBorders>
+          <w:tblCellMar>
+            <w:top w:w="0" w:type="dxa"/>
+            <w:left w:w="108" w:type="dxa"/>
+            <w:bottom w:w="0" w:type="dxa"/>
+            <w:right w:w="108" w:type="dxa"/>
+          </w:tblCellMar>
+        </w:tblPrEx>
         <w:tc>
           <w:tcPr>
             <w:tcW w:w="2840" w:type="dxa"/>
@@ -5400,12 +5552,12 @@
           <w:p>
             <w:pPr>
               <w:rPr>
-                <w:rFonts w:ascii="宋体" w:eastAsia="宋体" w:hAnsi="宋体" w:cs="宋体" w:hint="eastAsia"/>
+                <w:rFonts w:hint="eastAsia" w:ascii="宋体" w:hAnsi="宋体" w:eastAsia="宋体" w:cs="宋体"/>
               </w:rPr>
             </w:pPr>
             <w:r>
               <w:rPr>
-                <w:rFonts w:ascii="宋体" w:eastAsia="宋体" w:hAnsi="宋体" w:cs="宋体" w:hint="eastAsia"/>
+                <w:rFonts w:hint="eastAsia" w:ascii="宋体" w:hAnsi="宋体" w:eastAsia="宋体" w:cs="宋体"/>
               </w:rPr>
               <w:t>趣味性</w:t>
             </w:r>
@@ -5418,12 +5570,12 @@
           <w:p>
             <w:pPr>
               <w:rPr>
-                <w:rFonts w:ascii="宋体" w:eastAsia="宋体" w:hAnsi="宋体" w:cs="宋体" w:hint="eastAsia"/>
+                <w:rFonts w:hint="eastAsia" w:ascii="宋体" w:hAnsi="宋体" w:eastAsia="宋体" w:cs="宋体"/>
               </w:rPr>
             </w:pPr>
             <w:r>
               <w:rPr>
-                <w:rFonts w:ascii="宋体" w:eastAsia="宋体" w:hAnsi="宋体" w:cs="宋体" w:hint="eastAsia"/>
+                <w:rFonts w:hint="eastAsia" w:ascii="宋体" w:hAnsi="宋体" w:eastAsia="宋体" w:cs="宋体"/>
               </w:rPr>
               <w:t>Myo、翻卡、拖拽和术语解释提升探索意愿</w:t>
             </w:r>
@@ -5436,12 +5588,12 @@
           <w:p>
             <w:pPr>
               <w:rPr>
-                <w:rFonts w:ascii="宋体" w:eastAsia="宋体" w:hAnsi="宋体" w:cs="宋体" w:hint="eastAsia"/>
+                <w:rFonts w:hint="eastAsia" w:ascii="宋体" w:hAnsi="宋体" w:eastAsia="宋体" w:cs="宋体"/>
               </w:rPr>
             </w:pPr>
             <w:r>
               <w:rPr>
-                <w:rFonts w:ascii="宋体" w:eastAsia="宋体" w:hAnsi="宋体" w:cs="宋体" w:hint="eastAsia"/>
+                <w:rFonts w:hint="eastAsia" w:ascii="宋体" w:hAnsi="宋体" w:eastAsia="宋体" w:cs="宋体"/>
               </w:rPr>
               <w:t>游戏化应服务理解，避免无意义动效</w:t>
             </w:r>
@@ -5449,6 +5601,22 @@
         </w:tc>
       </w:tr>
       <w:tr>
+        <w:tblPrEx>
+          <w:tblBorders>
+            <w:top w:val="single" w:color="auto" w:sz="4" w:space="0"/>
+            <w:left w:val="single" w:color="auto" w:sz="4" w:space="0"/>
+            <w:bottom w:val="single" w:color="auto" w:sz="4" w:space="0"/>
+            <w:right w:val="single" w:color="auto" w:sz="4" w:space="0"/>
+            <w:insideH w:val="single" w:color="auto" w:sz="4" w:space="0"/>
+            <w:insideV w:val="single" w:color="auto" w:sz="4" w:space="0"/>
+          </w:tblBorders>
+          <w:tblCellMar>
+            <w:top w:w="0" w:type="dxa"/>
+            <w:left w:w="108" w:type="dxa"/>
+            <w:bottom w:w="0" w:type="dxa"/>
+            <w:right w:w="108" w:type="dxa"/>
+          </w:tblCellMar>
+        </w:tblPrEx>
         <w:tc>
           <w:tcPr>
             <w:tcW w:w="2840" w:type="dxa"/>
@@ -5456,12 +5624,12 @@
           <w:p>
             <w:pPr>
               <w:rPr>
-                <w:rFonts w:ascii="宋体" w:eastAsia="宋体" w:hAnsi="宋体" w:cs="宋体" w:hint="eastAsia"/>
+                <w:rFonts w:hint="eastAsia" w:ascii="宋体" w:hAnsi="宋体" w:eastAsia="宋体" w:cs="宋体"/>
               </w:rPr>
             </w:pPr>
             <w:r>
               <w:rPr>
-                <w:rFonts w:ascii="宋体" w:eastAsia="宋体" w:hAnsi="宋体" w:cs="宋体" w:hint="eastAsia"/>
+                <w:rFonts w:hint="eastAsia" w:ascii="宋体" w:hAnsi="宋体" w:eastAsia="宋体" w:cs="宋体"/>
               </w:rPr>
               <w:t>可信度</w:t>
             </w:r>
@@ -5474,12 +5642,12 @@
           <w:p>
             <w:pPr>
               <w:rPr>
-                <w:rFonts w:ascii="宋体" w:eastAsia="宋体" w:hAnsi="宋体" w:cs="宋体" w:hint="eastAsia"/>
+                <w:rFonts w:hint="eastAsia" w:ascii="宋体" w:hAnsi="宋体" w:eastAsia="宋体" w:cs="宋体"/>
               </w:rPr>
             </w:pPr>
             <w:r>
               <w:rPr>
-                <w:rFonts w:ascii="宋体" w:eastAsia="宋体" w:hAnsi="宋体" w:cs="宋体" w:hint="eastAsia"/>
+                <w:rFonts w:hint="eastAsia" w:ascii="宋体" w:hAnsi="宋体" w:eastAsia="宋体" w:cs="宋体"/>
               </w:rPr>
               <w:t>有经验用户关注专业性、数据来源和 AI 解释质量</w:t>
             </w:r>
@@ -5492,12 +5660,12 @@
           <w:p>
             <w:pPr>
               <w:rPr>
-                <w:rFonts w:ascii="宋体" w:eastAsia="宋体" w:hAnsi="宋体" w:cs="宋体" w:hint="eastAsia"/>
+                <w:rFonts w:hint="eastAsia" w:ascii="宋体" w:hAnsi="宋体" w:eastAsia="宋体" w:cs="宋体"/>
               </w:rPr>
             </w:pPr>
             <w:r>
               <w:rPr>
-                <w:rFonts w:ascii="宋体" w:eastAsia="宋体" w:hAnsi="宋体" w:cs="宋体" w:hint="eastAsia"/>
+                <w:rFonts w:hint="eastAsia" w:ascii="宋体" w:hAnsi="宋体" w:eastAsia="宋体" w:cs="宋体"/>
               </w:rPr>
               <w:t>在后续版本补充数据来源、风险提示和解释依据</w:t>
             </w:r>
@@ -5505,6 +5673,22 @@
         </w:tc>
       </w:tr>
       <w:tr>
+        <w:tblPrEx>
+          <w:tblBorders>
+            <w:top w:val="single" w:color="auto" w:sz="4" w:space="0"/>
+            <w:left w:val="single" w:color="auto" w:sz="4" w:space="0"/>
+            <w:bottom w:val="single" w:color="auto" w:sz="4" w:space="0"/>
+            <w:right w:val="single" w:color="auto" w:sz="4" w:space="0"/>
+            <w:insideH w:val="single" w:color="auto" w:sz="4" w:space="0"/>
+            <w:insideV w:val="single" w:color="auto" w:sz="4" w:space="0"/>
+          </w:tblBorders>
+          <w:tblCellMar>
+            <w:top w:w="0" w:type="dxa"/>
+            <w:left w:w="108" w:type="dxa"/>
+            <w:bottom w:w="0" w:type="dxa"/>
+            <w:right w:w="108" w:type="dxa"/>
+          </w:tblCellMar>
+        </w:tblPrEx>
         <w:tc>
           <w:tcPr>
             <w:tcW w:w="2840" w:type="dxa"/>
@@ -5512,12 +5696,12 @@
           <w:p>
             <w:pPr>
               <w:rPr>
-                <w:rFonts w:ascii="宋体" w:eastAsia="宋体" w:hAnsi="宋体" w:cs="宋体" w:hint="eastAsia"/>
+                <w:rFonts w:hint="eastAsia" w:ascii="宋体" w:hAnsi="宋体" w:eastAsia="宋体" w:cs="宋体"/>
               </w:rPr>
             </w:pPr>
             <w:r>
               <w:rPr>
-                <w:rFonts w:ascii="宋体" w:eastAsia="宋体" w:hAnsi="宋体" w:cs="宋体" w:hint="eastAsia"/>
+                <w:rFonts w:hint="eastAsia" w:ascii="宋体" w:hAnsi="宋体" w:eastAsia="宋体" w:cs="宋体"/>
               </w:rPr>
               <w:t>激励机制</w:t>
             </w:r>
@@ -5530,21 +5714,14 @@
           <w:p>
             <w:pPr>
               <w:rPr>
-                <w:rFonts w:ascii="宋体" w:eastAsia="宋体" w:hAnsi="宋体" w:cs="宋体" w:hint="eastAsia"/>
+                <w:rFonts w:hint="eastAsia" w:ascii="宋体" w:hAnsi="宋体" w:eastAsia="宋体" w:cs="宋体"/>
               </w:rPr>
             </w:pPr>
             <w:r>
               <w:rPr>
-                <w:rFonts w:ascii="宋体" w:eastAsia="宋体" w:hAnsi="宋体" w:cs="宋体" w:hint="eastAsia"/>
-              </w:rPr>
-              <w:t>XP 有辅助作用，卡片/徽章更</w:t>
-            </w:r>
-            <w:r>
-              <w:rPr>
-                <w:rFonts w:ascii="宋体" w:eastAsia="宋体" w:hAnsi="宋体" w:cs="宋体" w:hint="eastAsia"/>
-              </w:rPr>
-              <w:lastRenderedPageBreak/>
-              <w:t>具收藏价值</w:t>
+                <w:rFonts w:hint="eastAsia" w:ascii="宋体" w:hAnsi="宋体" w:eastAsia="宋体" w:cs="宋体"/>
+              </w:rPr>
+              <w:t>XP 有辅助作用，卡片/徽章更具收藏价值</w:t>
             </w:r>
           </w:p>
         </w:tc>
@@ -5555,27 +5732,35 @@
           <w:p>
             <w:pPr>
               <w:rPr>
-                <w:rFonts w:ascii="宋体" w:eastAsia="宋体" w:hAnsi="宋体" w:cs="宋体" w:hint="eastAsia"/>
+                <w:rFonts w:hint="eastAsia" w:ascii="宋体" w:hAnsi="宋体" w:eastAsia="宋体" w:cs="宋体"/>
               </w:rPr>
             </w:pPr>
             <w:r>
               <w:rPr>
-                <w:rFonts w:ascii="宋体" w:eastAsia="宋体" w:hAnsi="宋体" w:cs="宋体" w:hint="eastAsia"/>
-              </w:rPr>
-              <w:lastRenderedPageBreak/>
-              <w:t>保留 Points 与 Badges，弱</w:t>
-            </w:r>
-            <w:r>
-              <w:rPr>
-                <w:rFonts w:ascii="宋体" w:eastAsia="宋体" w:hAnsi="宋体" w:cs="宋体" w:hint="eastAsia"/>
-              </w:rPr>
-              <w:lastRenderedPageBreak/>
-              <w:t>化数值压力</w:t>
+                <w:rFonts w:hint="eastAsia" w:ascii="宋体" w:hAnsi="宋体" w:eastAsia="宋体" w:cs="宋体"/>
+              </w:rPr>
+              <w:t>保留 Points 与 Badges，弱化数值压力</w:t>
             </w:r>
           </w:p>
         </w:tc>
       </w:tr>
       <w:tr>
+        <w:tblPrEx>
+          <w:tblBorders>
+            <w:top w:val="single" w:color="auto" w:sz="4" w:space="0"/>
+            <w:left w:val="single" w:color="auto" w:sz="4" w:space="0"/>
+            <w:bottom w:val="single" w:color="auto" w:sz="4" w:space="0"/>
+            <w:right w:val="single" w:color="auto" w:sz="4" w:space="0"/>
+            <w:insideH w:val="single" w:color="auto" w:sz="4" w:space="0"/>
+            <w:insideV w:val="single" w:color="auto" w:sz="4" w:space="0"/>
+          </w:tblBorders>
+          <w:tblCellMar>
+            <w:top w:w="0" w:type="dxa"/>
+            <w:left w:w="108" w:type="dxa"/>
+            <w:bottom w:w="0" w:type="dxa"/>
+            <w:right w:w="108" w:type="dxa"/>
+          </w:tblCellMar>
+        </w:tblPrEx>
         <w:tc>
           <w:tcPr>
             <w:tcW w:w="2840" w:type="dxa"/>
@@ -5583,14 +5768,13 @@
           <w:p>
             <w:pPr>
               <w:rPr>
-                <w:rFonts w:ascii="宋体" w:eastAsia="宋体" w:hAnsi="宋体" w:cs="宋体" w:hint="eastAsia"/>
+                <w:rFonts w:hint="eastAsia" w:ascii="宋体" w:hAnsi="宋体" w:eastAsia="宋体" w:cs="宋体"/>
               </w:rPr>
             </w:pPr>
             <w:r>
               <w:rPr>
-                <w:rFonts w:ascii="宋体" w:eastAsia="宋体" w:hAnsi="宋体" w:cs="宋体" w:hint="eastAsia"/>
-              </w:rPr>
-              <w:lastRenderedPageBreak/>
+                <w:rFonts w:hint="eastAsia" w:ascii="宋体" w:hAnsi="宋体" w:eastAsia="宋体" w:cs="宋体"/>
+              </w:rPr>
               <w:t>排行榜态度</w:t>
             </w:r>
           </w:p>
@@ -5602,12 +5786,12 @@
           <w:p>
             <w:pPr>
               <w:rPr>
-                <w:rFonts w:ascii="宋体" w:eastAsia="宋体" w:hAnsi="宋体" w:cs="宋体" w:hint="eastAsia"/>
+                <w:rFonts w:hint="eastAsia" w:ascii="宋体" w:hAnsi="宋体" w:eastAsia="宋体" w:cs="宋体"/>
               </w:rPr>
             </w:pPr>
             <w:r>
               <w:rPr>
-                <w:rFonts w:ascii="宋体" w:eastAsia="宋体" w:hAnsi="宋体" w:cs="宋体" w:hint="eastAsia"/>
+                <w:rFonts w:hint="eastAsia" w:ascii="宋体" w:hAnsi="宋体" w:eastAsia="宋体" w:cs="宋体"/>
               </w:rPr>
               <w:t>多数用户不希望金融学习加入排行榜</w:t>
             </w:r>
@@ -5620,12 +5804,12 @@
           <w:p>
             <w:pPr>
               <w:rPr>
-                <w:rFonts w:ascii="宋体" w:eastAsia="宋体" w:hAnsi="宋体" w:cs="宋体" w:hint="eastAsia"/>
+                <w:rFonts w:hint="eastAsia" w:ascii="宋体" w:hAnsi="宋体" w:eastAsia="宋体" w:cs="宋体"/>
               </w:rPr>
             </w:pPr>
             <w:r>
               <w:rPr>
-                <w:rFonts w:ascii="宋体" w:eastAsia="宋体" w:hAnsi="宋体" w:cs="宋体" w:hint="eastAsia"/>
+                <w:rFonts w:hint="eastAsia" w:ascii="宋体" w:hAnsi="宋体" w:eastAsia="宋体" w:cs="宋体"/>
               </w:rPr>
               <w:t>明确放弃 Leaderboards，强调个人成长</w:t>
             </w:r>
@@ -5633,6 +5817,22 @@
         </w:tc>
       </w:tr>
       <w:tr>
+        <w:tblPrEx>
+          <w:tblBorders>
+            <w:top w:val="single" w:color="auto" w:sz="4" w:space="0"/>
+            <w:left w:val="single" w:color="auto" w:sz="4" w:space="0"/>
+            <w:bottom w:val="single" w:color="auto" w:sz="4" w:space="0"/>
+            <w:right w:val="single" w:color="auto" w:sz="4" w:space="0"/>
+            <w:insideH w:val="single" w:color="auto" w:sz="4" w:space="0"/>
+            <w:insideV w:val="single" w:color="auto" w:sz="4" w:space="0"/>
+          </w:tblBorders>
+          <w:tblCellMar>
+            <w:top w:w="0" w:type="dxa"/>
+            <w:left w:w="108" w:type="dxa"/>
+            <w:bottom w:w="0" w:type="dxa"/>
+            <w:right w:w="108" w:type="dxa"/>
+          </w:tblCellMar>
+        </w:tblPrEx>
         <w:tc>
           <w:tcPr>
             <w:tcW w:w="2840" w:type="dxa"/>
@@ -5640,12 +5840,12 @@
           <w:p>
             <w:pPr>
               <w:rPr>
-                <w:rFonts w:ascii="宋体" w:eastAsia="宋体" w:hAnsi="宋体" w:cs="宋体" w:hint="eastAsia"/>
+                <w:rFonts w:hint="eastAsia" w:ascii="宋体" w:hAnsi="宋体" w:eastAsia="宋体" w:cs="宋体"/>
               </w:rPr>
             </w:pPr>
             <w:r>
               <w:rPr>
-                <w:rFonts w:ascii="宋体" w:eastAsia="宋体" w:hAnsi="宋体" w:cs="宋体" w:hint="eastAsia"/>
+                <w:rFonts w:hint="eastAsia" w:ascii="宋体" w:hAnsi="宋体" w:eastAsia="宋体" w:cs="宋体"/>
               </w:rPr>
               <w:t>改进方向</w:t>
             </w:r>
@@ -5658,12 +5858,12 @@
           <w:p>
             <w:pPr>
               <w:rPr>
-                <w:rFonts w:ascii="宋体" w:eastAsia="宋体" w:hAnsi="宋体" w:cs="宋体" w:hint="eastAsia"/>
+                <w:rFonts w:hint="eastAsia" w:ascii="宋体" w:hAnsi="宋体" w:eastAsia="宋体" w:cs="宋体"/>
               </w:rPr>
             </w:pPr>
             <w:r>
               <w:rPr>
-                <w:rFonts w:ascii="宋体" w:eastAsia="宋体" w:hAnsi="宋体" w:cs="宋体" w:hint="eastAsia"/>
+                <w:rFonts w:hint="eastAsia" w:ascii="宋体" w:hAnsi="宋体" w:eastAsia="宋体" w:cs="宋体"/>
               </w:rPr>
               <w:t>增强现金流、风险承受、AI 投研、复盘功能</w:t>
             </w:r>
@@ -5676,12 +5876,12 @@
           <w:p>
             <w:pPr>
               <w:rPr>
-                <w:rFonts w:ascii="宋体" w:eastAsia="宋体" w:hAnsi="宋体" w:cs="宋体" w:hint="eastAsia"/>
+                <w:rFonts w:hint="eastAsia" w:ascii="宋体" w:hAnsi="宋体" w:eastAsia="宋体" w:cs="宋体"/>
               </w:rPr>
             </w:pPr>
             <w:r>
               <w:rPr>
-                <w:rFonts w:ascii="宋体" w:eastAsia="宋体" w:hAnsi="宋体" w:cs="宋体" w:hint="eastAsia"/>
+                <w:rFonts w:hint="eastAsia" w:ascii="宋体" w:hAnsi="宋体" w:eastAsia="宋体" w:cs="宋体"/>
               </w:rPr>
               <w:t>将后续迭代聚焦于稳健投资能力建设</w:t>
             </w:r>
@@ -5694,35 +5894,35 @@
       <w:pPr>
         <w:outlineLvl w:val="0"/>
       </w:pPr>
-      <w:bookmarkStart w:id="27" w:name="_Toc18"/>
-      <w:commentRangeStart w:id="28"/>
+      <w:bookmarkStart w:id="11" w:name="_Toc18"/>
+      <w:commentRangeStart w:id="16"/>
       <w:r>
         <w:rPr>
           <w:rFonts w:hint="eastAsia"/>
         </w:rPr>
         <w:t>参考文献</w:t>
       </w:r>
-      <w:bookmarkEnd w:id="27"/>
-      <w:commentRangeEnd w:id="28"/>
-      <w:r>
-        <w:rPr>
-          <w:rStyle w:val="a4"/>
+      <w:bookmarkEnd w:id="11"/>
+      <w:commentRangeEnd w:id="16"/>
+      <w:r>
+        <w:rPr>
+          <w:rStyle w:val="8"/>
           <w:sz w:val="21"/>
           <w:szCs w:val="24"/>
         </w:rPr>
-        <w:commentReference w:id="28"/>
+        <w:commentReference w:id="16"/>
       </w:r>
     </w:p>
     <w:p/>
     <w:p>
       <w:pPr>
         <w:rPr>
-          <w:rFonts w:ascii="Times New Roman" w:eastAsia="宋体" w:hAnsi="Times New Roman" w:cs="Times New Roman"/>
-        </w:rPr>
-      </w:pPr>
-      <w:r>
-        <w:rPr>
-          <w:rFonts w:ascii="Times New Roman" w:eastAsia="宋体" w:hAnsi="Times New Roman" w:cs="Times New Roman"/>
+          <w:rFonts w:ascii="Times New Roman" w:hAnsi="Times New Roman" w:eastAsia="宋体" w:cs="Times New Roman"/>
+        </w:rPr>
+      </w:pPr>
+      <w:r>
+        <w:rPr>
+          <w:rFonts w:ascii="Times New Roman" w:hAnsi="Times New Roman" w:eastAsia="宋体" w:cs="Times New Roman"/>
         </w:rPr>
         <w:t>[1] Design Council. Framework for Innovation: Design Council's evolved Double Diamond. https://www.designcouncil.org.uk/our-work/skills-learning/tools-frameworks/framework-for-innovation-design-councils-evolved-double-diamond/</w:t>
       </w:r>
@@ -5730,19 +5930,19 @@
     <w:p>
       <w:pPr>
         <w:rPr>
-          <w:rFonts w:ascii="Times New Roman" w:eastAsia="宋体" w:hAnsi="Times New Roman" w:cs="Times New Roman"/>
-        </w:rPr>
-      </w:pPr>
-    </w:p>
-    <w:p>
-      <w:pPr>
-        <w:rPr>
-          <w:rFonts w:ascii="Times New Roman" w:eastAsia="宋体" w:hAnsi="Times New Roman" w:cs="Times New Roman"/>
-        </w:rPr>
-      </w:pPr>
-      <w:r>
-        <w:rPr>
-          <w:rFonts w:ascii="Times New Roman" w:eastAsia="宋体" w:hAnsi="Times New Roman" w:cs="Times New Roman"/>
+          <w:rFonts w:ascii="Times New Roman" w:hAnsi="Times New Roman" w:eastAsia="宋体" w:cs="Times New Roman"/>
+        </w:rPr>
+      </w:pPr>
+    </w:p>
+    <w:p>
+      <w:pPr>
+        <w:rPr>
+          <w:rFonts w:ascii="Times New Roman" w:hAnsi="Times New Roman" w:eastAsia="宋体" w:cs="Times New Roman"/>
+        </w:rPr>
+      </w:pPr>
+      <w:r>
+        <w:rPr>
+          <w:rFonts w:ascii="Times New Roman" w:hAnsi="Times New Roman" w:eastAsia="宋体" w:cs="Times New Roman"/>
         </w:rPr>
         <w:t>[2] Deterding, S., Dixon, D., Khaled, R., &amp; Nacke, L. (2011). From game design elements to gamefulness: Defining gamification. Proceedings of MindTrek 2011. https://doi.org/10.1145/2181037.2181040</w:t>
       </w:r>
@@ -5750,19 +5950,19 @@
     <w:p>
       <w:pPr>
         <w:rPr>
-          <w:rFonts w:ascii="Times New Roman" w:eastAsia="宋体" w:hAnsi="Times New Roman" w:cs="Times New Roman"/>
-        </w:rPr>
-      </w:pPr>
-    </w:p>
-    <w:p>
-      <w:pPr>
-        <w:rPr>
-          <w:rFonts w:ascii="Times New Roman" w:eastAsia="宋体" w:hAnsi="Times New Roman" w:cs="Times New Roman"/>
-        </w:rPr>
-      </w:pPr>
-      <w:r>
-        <w:rPr>
-          <w:rFonts w:ascii="Times New Roman" w:eastAsia="宋体" w:hAnsi="Times New Roman" w:cs="Times New Roman"/>
+          <w:rFonts w:ascii="Times New Roman" w:hAnsi="Times New Roman" w:eastAsia="宋体" w:cs="Times New Roman"/>
+        </w:rPr>
+      </w:pPr>
+    </w:p>
+    <w:p>
+      <w:pPr>
+        <w:rPr>
+          <w:rFonts w:ascii="Times New Roman" w:hAnsi="Times New Roman" w:eastAsia="宋体" w:cs="Times New Roman"/>
+        </w:rPr>
+      </w:pPr>
+      <w:r>
+        <w:rPr>
+          <w:rFonts w:ascii="Times New Roman" w:hAnsi="Times New Roman" w:eastAsia="宋体" w:cs="Times New Roman"/>
         </w:rPr>
         <w:t>[3] Koivisto, J., &amp; Hamari, J. (2019). The rise of motivational information systems: A review of gamification research. International Journal of Information Management, 45, 191-210. https://doi.org/10.1016/j.ijinfomgt.2018.10.013</w:t>
       </w:r>
@@ -5770,26 +5970,26 @@
     <w:p>
       <w:pPr>
         <w:rPr>
-          <w:rFonts w:ascii="Times New Roman" w:eastAsia="宋体" w:hAnsi="Times New Roman" w:cs="Times New Roman"/>
-        </w:rPr>
-      </w:pPr>
-    </w:p>
-    <w:p>
-      <w:pPr>
-        <w:rPr>
-          <w:rFonts w:ascii="Times New Roman" w:eastAsia="宋体" w:hAnsi="Times New Roman" w:cs="Times New Roman"/>
-        </w:rPr>
-      </w:pPr>
-      <w:r>
-        <w:rPr>
-          <w:rFonts w:ascii="Times New Roman" w:eastAsia="宋体" w:hAnsi="Times New Roman" w:cs="Times New Roman"/>
+          <w:rFonts w:ascii="Times New Roman" w:hAnsi="Times New Roman" w:eastAsia="宋体" w:cs="Times New Roman"/>
+        </w:rPr>
+      </w:pPr>
+    </w:p>
+    <w:p>
+      <w:pPr>
+        <w:rPr>
+          <w:rFonts w:ascii="Times New Roman" w:hAnsi="Times New Roman" w:eastAsia="宋体" w:cs="Times New Roman"/>
+        </w:rPr>
+      </w:pPr>
+      <w:r>
+        <w:rPr>
+          <w:rFonts w:ascii="Times New Roman" w:hAnsi="Times New Roman" w:eastAsia="宋体" w:cs="Times New Roman"/>
           <w:lang w:val="es-ES"/>
         </w:rPr>
         <w:t xml:space="preserve">[4] Ryan, R. M., &amp; Deci, E. L. (2000). </w:t>
       </w:r>
       <w:r>
         <w:rPr>
-          <w:rFonts w:ascii="Times New Roman" w:eastAsia="宋体" w:hAnsi="Times New Roman" w:cs="Times New Roman"/>
+          <w:rFonts w:ascii="Times New Roman" w:hAnsi="Times New Roman" w:eastAsia="宋体" w:cs="Times New Roman"/>
         </w:rPr>
         <w:t>Self-determination theory and the facilitation of intrinsic motivation, social development, and well-being. American Psychologist, 55(1), 68-78. https://doi.org/10.1037/0003-066X.55.1.68</w:t>
       </w:r>
@@ -5797,19 +5997,19 @@
     <w:p>
       <w:pPr>
         <w:rPr>
-          <w:rFonts w:ascii="Times New Roman" w:eastAsia="宋体" w:hAnsi="Times New Roman" w:cs="Times New Roman"/>
-        </w:rPr>
-      </w:pPr>
-    </w:p>
-    <w:p>
-      <w:pPr>
-        <w:rPr>
-          <w:rFonts w:ascii="Times New Roman" w:eastAsia="宋体" w:hAnsi="Times New Roman" w:cs="Times New Roman"/>
-        </w:rPr>
-      </w:pPr>
-      <w:r>
-        <w:rPr>
-          <w:rFonts w:ascii="Times New Roman" w:eastAsia="宋体" w:hAnsi="Times New Roman" w:cs="Times New Roman"/>
+          <w:rFonts w:ascii="Times New Roman" w:hAnsi="Times New Roman" w:eastAsia="宋体" w:cs="Times New Roman"/>
+        </w:rPr>
+      </w:pPr>
+    </w:p>
+    <w:p>
+      <w:pPr>
+        <w:rPr>
+          <w:rFonts w:ascii="Times New Roman" w:hAnsi="Times New Roman" w:eastAsia="宋体" w:cs="Times New Roman"/>
+        </w:rPr>
+      </w:pPr>
+      <w:r>
+        <w:rPr>
+          <w:rFonts w:ascii="Times New Roman" w:hAnsi="Times New Roman" w:eastAsia="宋体" w:cs="Times New Roman"/>
         </w:rPr>
         <w:t>[5] Csikszentmihalyi, M. (1990). Flow: The Psychology of Optimal Experience. Harper &amp; Row.</w:t>
       </w:r>
@@ -5817,19 +6017,19 @@
     <w:p>
       <w:pPr>
         <w:rPr>
-          <w:rFonts w:ascii="Times New Roman" w:eastAsia="宋体" w:hAnsi="Times New Roman" w:cs="Times New Roman"/>
-        </w:rPr>
-      </w:pPr>
-    </w:p>
-    <w:p>
-      <w:pPr>
-        <w:rPr>
-          <w:rFonts w:ascii="Times New Roman" w:eastAsia="宋体" w:hAnsi="Times New Roman" w:cs="Times New Roman"/>
-        </w:rPr>
-      </w:pPr>
-      <w:r>
-        <w:rPr>
-          <w:rFonts w:ascii="Times New Roman" w:eastAsia="宋体" w:hAnsi="Times New Roman" w:cs="Times New Roman"/>
+          <w:rFonts w:ascii="Times New Roman" w:hAnsi="Times New Roman" w:eastAsia="宋体" w:cs="Times New Roman"/>
+        </w:rPr>
+      </w:pPr>
+    </w:p>
+    <w:p>
+      <w:pPr>
+        <w:rPr>
+          <w:rFonts w:ascii="Times New Roman" w:hAnsi="Times New Roman" w:eastAsia="宋体" w:cs="Times New Roman"/>
+        </w:rPr>
+      </w:pPr>
+      <w:r>
+        <w:rPr>
+          <w:rFonts w:ascii="Times New Roman" w:hAnsi="Times New Roman" w:eastAsia="宋体" w:cs="Times New Roman"/>
         </w:rPr>
         <w:t>[6] Eyal, N. (2014). Hooked: How to Build Habit-Forming Products. Portfolio.</w:t>
       </w:r>
@@ -5837,19 +6037,19 @@
     <w:p>
       <w:pPr>
         <w:rPr>
-          <w:rFonts w:ascii="Times New Roman" w:eastAsia="宋体" w:hAnsi="Times New Roman" w:cs="Times New Roman"/>
-        </w:rPr>
-      </w:pPr>
-    </w:p>
-    <w:p>
-      <w:pPr>
-        <w:rPr>
-          <w:rFonts w:ascii="Times New Roman" w:eastAsia="宋体" w:hAnsi="Times New Roman" w:cs="Times New Roman"/>
-        </w:rPr>
-      </w:pPr>
-      <w:r>
-        <w:rPr>
-          <w:rFonts w:ascii="Times New Roman" w:eastAsia="宋体" w:hAnsi="Times New Roman" w:cs="Times New Roman"/>
+          <w:rFonts w:ascii="Times New Roman" w:hAnsi="Times New Roman" w:eastAsia="宋体" w:cs="Times New Roman"/>
+        </w:rPr>
+      </w:pPr>
+    </w:p>
+    <w:p>
+      <w:pPr>
+        <w:rPr>
+          <w:rFonts w:ascii="Times New Roman" w:hAnsi="Times New Roman" w:eastAsia="宋体" w:cs="Times New Roman"/>
+        </w:rPr>
+      </w:pPr>
+      <w:r>
+        <w:rPr>
+          <w:rFonts w:ascii="Times New Roman" w:hAnsi="Times New Roman" w:eastAsia="宋体" w:cs="Times New Roman"/>
         </w:rPr>
         <w:t>[7] Benyon, D. (2019). Designing User Experience: A Guide to HCI, UX and Interaction Design (4th ed.). Pearson. https://www.pearson.com/se/Nordics-Higher-Education/subject-catalogue/computer-science/designing-user-experience-a-guide-to-HCI-UX-and-interaction-design.html</w:t>
       </w:r>
@@ -5857,19 +6057,19 @@
     <w:p>
       <w:pPr>
         <w:rPr>
-          <w:rFonts w:ascii="Times New Roman" w:eastAsia="宋体" w:hAnsi="Times New Roman" w:cs="Times New Roman"/>
-        </w:rPr>
-      </w:pPr>
-    </w:p>
-    <w:p>
-      <w:pPr>
-        <w:rPr>
-          <w:rFonts w:ascii="Times New Roman" w:eastAsia="宋体" w:hAnsi="Times New Roman" w:cs="Times New Roman"/>
-        </w:rPr>
-      </w:pPr>
-      <w:r>
-        <w:rPr>
-          <w:rFonts w:ascii="Times New Roman" w:eastAsia="宋体" w:hAnsi="Times New Roman" w:cs="Times New Roman"/>
+          <w:rFonts w:ascii="Times New Roman" w:hAnsi="Times New Roman" w:eastAsia="宋体" w:cs="Times New Roman"/>
+        </w:rPr>
+      </w:pPr>
+    </w:p>
+    <w:p>
+      <w:pPr>
+        <w:rPr>
+          <w:rFonts w:ascii="Times New Roman" w:hAnsi="Times New Roman" w:eastAsia="宋体" w:cs="Times New Roman"/>
+        </w:rPr>
+      </w:pPr>
+      <w:r>
+        <w:rPr>
+          <w:rFonts w:ascii="Times New Roman" w:hAnsi="Times New Roman" w:eastAsia="宋体" w:cs="Times New Roman"/>
         </w:rPr>
         <w:t>[8] Xiao, R. (Ruowei), Wu, Z., &amp; Hamari, J. (2022). Internet-of-Gamification: A Review of Literature on IoT-enabled Gamification for User Engagement. International Journal of Human-Computer Interaction, 38(12), 1113-1137. https://doi.org/10.1080/10447318.2021.1990517</w:t>
       </w:r>
@@ -5877,19 +6077,19 @@
     <w:p>
       <w:pPr>
         <w:rPr>
-          <w:rFonts w:ascii="Times New Roman" w:eastAsia="宋体" w:hAnsi="Times New Roman" w:cs="Times New Roman"/>
-        </w:rPr>
-      </w:pPr>
-    </w:p>
-    <w:p>
-      <w:pPr>
-        <w:rPr>
-          <w:rFonts w:ascii="Times New Roman" w:eastAsia="宋体" w:hAnsi="Times New Roman" w:cs="Times New Roman"/>
-        </w:rPr>
-      </w:pPr>
-      <w:r>
-        <w:rPr>
-          <w:rFonts w:ascii="Times New Roman" w:eastAsia="宋体" w:hAnsi="Times New Roman" w:cs="Times New Roman"/>
+          <w:rFonts w:ascii="Times New Roman" w:hAnsi="Times New Roman" w:eastAsia="宋体" w:cs="Times New Roman"/>
+        </w:rPr>
+      </w:pPr>
+    </w:p>
+    <w:p>
+      <w:pPr>
+        <w:rPr>
+          <w:rFonts w:ascii="Times New Roman" w:hAnsi="Times New Roman" w:eastAsia="宋体" w:cs="Times New Roman"/>
+        </w:rPr>
+      </w:pPr>
+      <w:r>
+        <w:rPr>
+          <w:rFonts w:ascii="Times New Roman" w:hAnsi="Times New Roman" w:eastAsia="宋体" w:cs="Times New Roman"/>
         </w:rPr>
         <w:t>[9] Schueffel, P. (2016). Taming the Beast: A Scientific Definition of Fintech. Journal of Innovation Management, 4(4), 32-54. https://doi.org/10.24840/2183-0606_004.004_0004</w:t>
       </w:r>
@@ -5898,29 +6098,23 @@
     <w:sectPr>
       <w:pgSz w:w="11906" w:h="16838"/>
       <w:pgMar w:top="1440" w:right="1800" w:bottom="1440" w:left="1800" w:header="851" w:footer="992" w:gutter="0"/>
-      <w:cols w:space="425"/>
-      <w:docGrid w:type="lines" w:linePitch="312"/>
+      <w:cols w:space="425" w:num="1"/>
+      <w:docGrid w:type="lines" w:linePitch="312" w:charSpace="0"/>
     </w:sectPr>
   </w:body>
 </w:document>
 </file>
 
 <file path=word/comments.xml><?xml version="1.0" encoding="utf-8"?>
-<w:comments xmlns:wpc="http://schemas.microsoft.com/office/word/2010/wordprocessingCanvas" xmlns:cx="http://schemas.microsoft.com/office/drawing/2014/chartex" xmlns:cx1="http://schemas.microsoft.com/office/drawing/2015/9/8/chartex" xmlns:cx2="http://schemas.microsoft.com/office/drawing/2015/10/21/chartex" xmlns:cx3="http://schemas.microsoft.com/office/drawing/2016/5/9/chartex" xmlns:cx4="http://schemas.microsoft.com/office/drawing/2016/5/10/chartex" xmlns:cx5="http://schemas.microsoft.com/office/drawing/2016/5/11/chartex" xmlns:cx6="http://schemas.microsoft.com/office/drawing/2016/5/12/chartex" xmlns:cx7="http://schemas.microsoft.com/office/drawing/2016/5/13/chartex" xmlns:cx8="http://schemas.microsoft.com/office/drawing/2016/5/14/chartex" xmlns:mc="http://schemas.openxmlformats.org/markup-compatibility/2006" xmlns:aink="http://schemas.microsoft.com/office/drawing/2016/ink" xmlns:am3d="http://schemas.microsoft.com/office/drawing/2017/model3d" xmlns:o="urn:schemas-microsoft-com:office:office" xmlns:oel="http://schemas.microsoft.com/office/2019/extlst" xmlns:r="http://schemas.openxmlformats.org/officeDocument/2006/relationships" xmlns:m="http://schemas.openxmlformats.org/officeDocument/2006/math" xmlns:v="urn:schemas-microsoft-com:vml" xmlns:wp14="http://schemas.microsoft.com/office/word/2010/wordprocessingDrawing" xmlns:wp="http://schemas.openxmlformats.org/drawingml/2006/wordprocessingDrawing" xmlns:w10="urn:schemas-microsoft-com:office:word" xmlns:w="http://schemas.openxmlformats.org/wordprocessingml/2006/main" xmlns:w14="http://schemas.microsoft.com/office/word/2010/wordml" xmlns:w15="http://schemas.microsoft.com/office/word/2012/wordml" xmlns:w16cex="http://schemas.microsoft.com/office/word/2018/wordml/cex" xmlns:w16cid="http://schemas.microsoft.com/office/word/2016/wordml/cid" xmlns:w16="http://schemas.microsoft.com/office/word/2018/wordml" xmlns:w16du="http://schemas.microsoft.com/office/word/2023/wordml/word16du" xmlns:w16sdtdh="http://schemas.microsoft.com/office/word/2020/wordml/sdtdatahash" xmlns:w16sdtfl="http://schemas.microsoft.com/office/word/2024/wordml/sdtformatlock" xmlns:w16se="http://schemas.microsoft.com/office/word/2015/wordml/symex" xmlns:wpg="http://schemas.microsoft.com/office/word/2010/wordprocessingGroup" xmlns:wpi="http://schemas.microsoft.com/office/word/2010/wordprocessingInk" xmlns:wne="http://schemas.microsoft.com/office/word/2006/wordml" xmlns:wps="http://schemas.microsoft.com/office/word/2010/wordprocessingShape" mc:Ignorable="w14 w15 w16se w16cid w16 w16cex w16sdtdh w16sdtfl w16du wp14">
+<w:comments xmlns:wpc="http://schemas.microsoft.com/office/word/2010/wordprocessingCanvas" xmlns:mc="http://schemas.openxmlformats.org/markup-compatibility/2006" xmlns:o="urn:schemas-microsoft-com:office:office" xmlns:r="http://schemas.openxmlformats.org/officeDocument/2006/relationships" xmlns:m="http://schemas.openxmlformats.org/officeDocument/2006/math" xmlns:v="urn:schemas-microsoft-com:vml" xmlns:wp14="http://schemas.microsoft.com/office/word/2010/wordprocessingDrawing" xmlns:wp="http://schemas.openxmlformats.org/drawingml/2006/wordprocessingDrawing" xmlns:w="http://schemas.openxmlformats.org/wordprocessingml/2006/main" xmlns:w14="http://schemas.microsoft.com/office/word/2010/wordml" xmlns:w15="http://schemas.microsoft.com/office/word/2012/wordml" xmlns:w10="urn:schemas-microsoft-com:office:word" xmlns:wpg="http://schemas.microsoft.com/office/word/2010/wordprocessingGroup" xmlns:wpi="http://schemas.microsoft.com/office/word/2010/wordprocessingInk" xmlns:wne="http://schemas.microsoft.com/office/word/2006/wordml" xmlns:wps="http://schemas.microsoft.com/office/word/2010/wordprocessingShape" xmlns:wpsCustomData="http://www.wps.cn/officeDocument/2013/wpsCustomData" mc:Ignorable="w14 w15 wp14">
   <w:comment w:id="0" w:author="Xiaochen Zheng" w:date="2026-04-30T15:24:00Z" w:initials="XZ">
     <w:p>
       <w:pPr>
-        <w:pStyle w:val="a5"/>
+        <w:pStyle w:val="2"/>
         <w:rPr>
           <w:rFonts w:hint="eastAsia"/>
         </w:rPr>
       </w:pPr>
-      <w:r>
-        <w:rPr>
-          <w:rStyle w:val="a4"/>
-        </w:rPr>
-        <w:annotationRef/>
-      </w:r>
       <w:r>
         <w:rPr>
           <w:rFonts w:hint="eastAsia"/>
@@ -5932,14 +6126,8 @@
   <w:comment w:id="1" w:author="Xiaochen Zheng" w:date="2026-04-30T15:25:00Z" w:initials="XZ">
     <w:p>
       <w:pPr>
-        <w:pStyle w:val="a5"/>
-      </w:pPr>
-      <w:r>
-        <w:rPr>
-          <w:rStyle w:val="a4"/>
-        </w:rPr>
-        <w:annotationRef/>
-      </w:r>
+        <w:pStyle w:val="2"/>
+      </w:pPr>
       <w:r>
         <w:rPr>
           <w:rFonts w:hint="eastAsia"/>
@@ -5948,17 +6136,11 @@
       </w:r>
     </w:p>
   </w:comment>
-  <w:comment w:id="5" w:author="Xiaochen Zheng" w:date="2026-04-30T15:14:00Z" w:initials="XZ">
-    <w:p>
-      <w:pPr>
-        <w:pStyle w:val="a5"/>
-      </w:pPr>
-      <w:r>
-        <w:rPr>
-          <w:rStyle w:val="a4"/>
-        </w:rPr>
-        <w:annotationRef/>
-      </w:r>
+  <w:comment w:id="2" w:author="Xiaochen Zheng" w:date="2026-04-30T15:14:00Z" w:initials="XZ">
+    <w:p>
+      <w:pPr>
+        <w:pStyle w:val="2"/>
+      </w:pPr>
       <w:r>
         <w:rPr>
           <w:rFonts w:hint="eastAsia"/>
@@ -5967,61 +6149,43 @@
       </w:r>
     </w:p>
   </w:comment>
-  <w:comment w:id="6" w:author="Xiaochen Zheng" w:date="2026-04-30T15:15:00Z" w:initials="XZ">
-    <w:p>
-      <w:pPr>
-        <w:pStyle w:val="a5"/>
+  <w:comment w:id="3" w:author="Xiaochen Zheng" w:date="2026-04-30T15:15:00Z" w:initials="XZ">
+    <w:p>
+      <w:pPr>
+        <w:pStyle w:val="2"/>
         <w:rPr>
           <w:rFonts w:hint="eastAsia"/>
         </w:rPr>
       </w:pPr>
       <w:r>
         <w:rPr>
-          <w:rStyle w:val="a4"/>
-        </w:rPr>
-        <w:annotationRef/>
-      </w:r>
-      <w:r>
-        <w:rPr>
           <w:rFonts w:hint="eastAsia"/>
         </w:rPr>
         <w:t>有没有相关的文献资料研究这些问题，这里要列出一些代表性的证明的结论</w:t>
       </w:r>
     </w:p>
   </w:comment>
-  <w:comment w:id="7" w:author="Xiaochen Zheng" w:date="2026-04-30T15:16:00Z" w:initials="XZ">
-    <w:p>
-      <w:pPr>
-        <w:pStyle w:val="a5"/>
+  <w:comment w:id="4" w:author="Xiaochen Zheng" w:date="2026-04-30T15:16:00Z" w:initials="XZ">
+    <w:p>
+      <w:pPr>
+        <w:pStyle w:val="2"/>
         <w:rPr>
           <w:rFonts w:hint="eastAsia"/>
         </w:rPr>
       </w:pPr>
       <w:r>
         <w:rPr>
-          <w:rStyle w:val="a4"/>
-        </w:rPr>
-        <w:annotationRef/>
-      </w:r>
-      <w:r>
-        <w:rPr>
           <w:rFonts w:hint="eastAsia"/>
         </w:rPr>
         <w:t>展开介绍什么是双钻模型，在这个项目里面是怎么应用和调整的</w:t>
       </w:r>
     </w:p>
   </w:comment>
-  <w:comment w:id="8" w:author="Xiaochen Zheng" w:date="2026-04-30T15:16:00Z" w:initials="XZ">
-    <w:p>
-      <w:pPr>
-        <w:pStyle w:val="a5"/>
-      </w:pPr>
-      <w:r>
-        <w:rPr>
-          <w:rStyle w:val="a4"/>
-        </w:rPr>
-        <w:annotationRef/>
-      </w:r>
+  <w:comment w:id="5" w:author="Xiaochen Zheng" w:date="2026-04-30T15:16:00Z" w:initials="XZ">
+    <w:p>
+      <w:pPr>
+        <w:pStyle w:val="2"/>
+      </w:pPr>
       <w:r>
         <w:rPr>
           <w:rFonts w:hint="eastAsia"/>
@@ -6030,245 +6194,167 @@
       </w:r>
     </w:p>
   </w:comment>
-  <w:comment w:id="9" w:author="Xiaochen Zheng" w:date="2026-04-30T15:17:00Z" w:initials="XZ">
-    <w:p>
-      <w:pPr>
-        <w:pStyle w:val="a5"/>
+  <w:comment w:id="6" w:author="Xiaochen Zheng" w:date="2026-04-30T15:17:00Z" w:initials="XZ">
+    <w:p>
+      <w:pPr>
+        <w:pStyle w:val="2"/>
         <w:rPr>
           <w:rFonts w:hint="eastAsia"/>
         </w:rPr>
       </w:pPr>
       <w:r>
         <w:rPr>
-          <w:rStyle w:val="a4"/>
-        </w:rPr>
-        <w:annotationRef/>
-      </w:r>
-      <w:r>
-        <w:rPr>
           <w:rFonts w:hint="eastAsia"/>
         </w:rPr>
         <w:t>介绍下什么是游戏化，主要有哪些好处和典型应用场景。</w:t>
       </w:r>
     </w:p>
   </w:comment>
-  <w:comment w:id="10" w:author="Xiaochen Zheng" w:date="2026-04-30T15:18:00Z" w:initials="XZ">
-    <w:p>
-      <w:pPr>
-        <w:pStyle w:val="a5"/>
+  <w:comment w:id="7" w:author="Xiaochen Zheng" w:date="2026-04-30T15:18:00Z" w:initials="XZ">
+    <w:p>
+      <w:pPr>
+        <w:pStyle w:val="2"/>
         <w:rPr>
           <w:rFonts w:hint="eastAsia"/>
         </w:rPr>
       </w:pPr>
       <w:r>
         <w:rPr>
-          <w:rStyle w:val="a4"/>
-        </w:rPr>
-        <w:annotationRef/>
-      </w:r>
-      <w:r>
-        <w:rPr>
           <w:rFonts w:hint="eastAsia"/>
         </w:rPr>
-        <w:t>什么是</w:t>
-      </w:r>
+        <w:t>什么是PBL，怎么证明业内常见需要展开介绍并添加相关参考文献。要注意，论文的评委和读者不一定都是工业设计专业的，要考虑受众基础。</w:t>
+      </w:r>
+    </w:p>
+  </w:comment>
+  <w:comment w:id="8" w:author="Xiaochen Zheng" w:date="2026-04-30T15:20:00Z" w:initials="XZ">
+    <w:p>
+      <w:pPr>
+        <w:pStyle w:val="2"/>
+      </w:pPr>
       <w:r>
         <w:rPr>
           <w:rFonts w:hint="eastAsia"/>
         </w:rPr>
-        <w:t>PBL</w:t>
-      </w:r>
+        <w:t>同上，这些理论和概念都比较抽象，需要展开介绍一下主要的原理、优势和典型应用场景等，以及为什么要在这个项目中采用。</w:t>
+      </w:r>
+    </w:p>
+  </w:comment>
+  <w:comment w:id="9" w:author="Xiaochen Zheng" w:date="2026-04-30T15:21:00Z" w:initials="XZ">
+    <w:p>
+      <w:pPr>
+        <w:pStyle w:val="2"/>
+      </w:pPr>
       <w:r>
         <w:rPr>
           <w:rFonts w:hint="eastAsia"/>
         </w:rPr>
-        <w:t>，怎么证明业内常见需要展开介绍并添加相关参考文献。要注意，论文的评委和读者不一定都是工业设计专业的，要考虑受众基础。</w:t>
+        <w:t>调研的提纲如何设计的、问题设计思路等要介绍一下</w:t>
       </w:r>
     </w:p>
   </w:comment>
-  <w:comment w:id="11" w:author="Xiaochen Zheng" w:date="2026-04-30T15:20:00Z" w:initials="XZ">
-    <w:p>
-      <w:pPr>
-        <w:pStyle w:val="a5"/>
-      </w:pPr>
-      <w:r>
-        <w:rPr>
-          <w:rStyle w:val="a4"/>
-        </w:rPr>
-        <w:annotationRef/>
-      </w:r>
-      <w:r>
+  <w:comment w:id="10" w:author="Xiaochen Zheng" w:date="2026-04-30T15:07:00Z" w:initials="XZ">
+    <w:p>
+      <w:pPr>
+        <w:pStyle w:val="2"/>
         <w:rPr>
           <w:rFonts w:hint="eastAsia"/>
         </w:rPr>
-        <w:t>同上，这些理论和概念都比较抽象，需要展开介绍一下主要的原理、优势和典型应用场景等，以及为什么要在这个项目中采用。</w:t>
+      </w:pPr>
+      <w:r>
+        <w:rPr>
+          <w:rFonts w:hint="eastAsia"/>
+        </w:rPr>
+        <w:t>参考文献</w:t>
       </w:r>
     </w:p>
   </w:comment>
-  <w:comment w:id="13" w:author="Xiaochen Zheng" w:date="2026-04-30T15:21:00Z" w:initials="XZ">
-    <w:p>
-      <w:pPr>
-        <w:pStyle w:val="a5"/>
-      </w:pPr>
-      <w:r>
-        <w:rPr>
-          <w:rStyle w:val="a4"/>
-        </w:rPr>
-        <w:annotationRef/>
-      </w:r>
+  <w:comment w:id="11" w:author="Xiaochen Zheng" w:date="2026-04-30T15:10:00Z" w:initials="XZ">
+    <w:p>
+      <w:pPr>
+        <w:pStyle w:val="2"/>
+      </w:pPr>
       <w:r>
         <w:rPr>
           <w:rFonts w:hint="eastAsia"/>
         </w:rPr>
-        <w:t>调研的提纲如何设计的、问题设计思路等要介绍一下</w:t>
+        <w:t>访谈记录可以脱敏后作为附件加在后面</w:t>
       </w:r>
     </w:p>
   </w:comment>
-  <w:comment w:id="14" w:author="Xiaochen Zheng" w:date="2026-04-30T15:07:00Z" w:initials="XZ">
-    <w:p>
-      <w:pPr>
-        <w:pStyle w:val="a5"/>
+  <w:comment w:id="12" w:author="Xiaochen Zheng" w:date="2026-04-30T15:08:00Z" w:initials="XZ">
+    <w:p>
+      <w:pPr>
+        <w:pStyle w:val="2"/>
         <w:rPr>
           <w:rFonts w:hint="eastAsia"/>
         </w:rPr>
       </w:pPr>
       <w:r>
         <w:rPr>
-          <w:rStyle w:val="a4"/>
-        </w:rPr>
-        <w:annotationRef/>
-      </w:r>
-      <w:r>
-        <w:rPr>
           <w:rFonts w:hint="eastAsia"/>
         </w:rPr>
-        <w:t>参考文献</w:t>
+        <w:t>这部分内容是你整个研究的动机和基础，要添加更多细节，拓展成至少一两页</w:t>
       </w:r>
     </w:p>
   </w:comment>
-  <w:comment w:id="15" w:author="Xiaochen Zheng" w:date="2026-04-30T15:10:00Z" w:initials="XZ">
-    <w:p>
-      <w:pPr>
-        <w:pStyle w:val="a5"/>
-      </w:pPr>
-      <w:r>
-        <w:rPr>
-          <w:rStyle w:val="a4"/>
-        </w:rPr>
-        <w:annotationRef/>
-      </w:r>
+  <w:comment w:id="13" w:author="Xiaochen Zheng" w:date="2026-04-30T15:09:00Z" w:initials="XZ">
+    <w:p>
+      <w:pPr>
+        <w:pStyle w:val="2"/>
+      </w:pPr>
       <w:r>
         <w:rPr>
           <w:rFonts w:hint="eastAsia"/>
         </w:rPr>
-        <w:t>访谈记录可以脱敏后作为附件加在后面</w:t>
+        <w:t>同上，这部分也要展开，三个需求各自是怎么的来的，总结推理的逻辑过程要讲清楚。</w:t>
       </w:r>
     </w:p>
   </w:comment>
-  <w:comment w:id="16" w:author="Xiaochen Zheng" w:date="2026-04-30T15:08:00Z" w:initials="XZ">
-    <w:p>
-      <w:pPr>
-        <w:pStyle w:val="a5"/>
+  <w:comment w:id="14" w:author="Xiaochen Zheng" w:date="2026-04-30T15:11:00Z" w:initials="XZ">
+    <w:p>
+      <w:pPr>
+        <w:pStyle w:val="2"/>
+      </w:pPr>
+      <w:r>
         <w:rPr>
           <w:rFonts w:hint="eastAsia"/>
         </w:rPr>
-      </w:pPr>
-      <w:r>
-        <w:rPr>
-          <w:rStyle w:val="a4"/>
-        </w:rPr>
-        <w:annotationRef/>
-      </w:r>
-      <w:r>
+        <w:t>需要添加一个架构图，系统整体的架构、组成部分、各部分的关系等。</w:t>
+      </w:r>
+    </w:p>
+    <w:p>
+      <w:pPr>
+        <w:pStyle w:val="2"/>
         <w:rPr>
           <w:rFonts w:hint="eastAsia"/>
         </w:rPr>
-        <w:t>这部分内容是你整个研究的动机和基础，要添加更多细节，拓展成至少一两页</w:t>
+      </w:pPr>
+      <w:r>
+        <w:rPr>
+          <w:rFonts w:hint="eastAsia"/>
+        </w:rPr>
+        <w:t>另外可以介绍一下支撑这个架构的相关通信、软件、硬件等相关技术</w:t>
       </w:r>
     </w:p>
   </w:comment>
-  <w:comment w:id="17" w:author="Xiaochen Zheng" w:date="2026-04-30T15:09:00Z" w:initials="XZ">
-    <w:p>
-      <w:pPr>
-        <w:pStyle w:val="a5"/>
-      </w:pPr>
-      <w:r>
-        <w:rPr>
-          <w:rStyle w:val="a4"/>
-        </w:rPr>
-        <w:annotationRef/>
-      </w:r>
+  <w:comment w:id="15" w:author="Xiaochen Zheng" w:date="2026-04-30T15:23:00Z" w:initials="XZ">
+    <w:p>
+      <w:pPr>
+        <w:pStyle w:val="2"/>
+      </w:pPr>
       <w:r>
         <w:rPr>
           <w:rFonts w:hint="eastAsia"/>
         </w:rPr>
-        <w:t>同上，这部分也要展开，三个需求各自是怎么的来的，总结推理的逻辑过程要讲清楚。</w:t>
+        <w:t>这里的核心思路可以放到正文</w:t>
       </w:r>
     </w:p>
   </w:comment>
-  <w:comment w:id="19" w:author="Xiaochen Zheng" w:date="2026-04-30T15:11:00Z" w:initials="XZ">
-    <w:p>
-      <w:pPr>
-        <w:pStyle w:val="a5"/>
-      </w:pPr>
-      <w:r>
-        <w:rPr>
-          <w:rStyle w:val="a4"/>
-        </w:rPr>
-        <w:annotationRef/>
-      </w:r>
-      <w:r>
-        <w:rPr>
-          <w:rFonts w:hint="eastAsia"/>
-        </w:rPr>
-        <w:t>需要添加一个架构图，系统整体的架构、组成部分、各部分的关系等。</w:t>
-      </w:r>
-    </w:p>
-    <w:p>
-      <w:pPr>
-        <w:pStyle w:val="a5"/>
-        <w:rPr>
-          <w:rFonts w:hint="eastAsia"/>
-        </w:rPr>
-      </w:pPr>
-      <w:r>
-        <w:rPr>
-          <w:rFonts w:hint="eastAsia"/>
-        </w:rPr>
-        <w:t>另外可以介绍一下支撑这个架构的相关通信、软件、硬件等相关技术</w:t>
-      </w:r>
-    </w:p>
-  </w:comment>
-  <w:comment w:id="24" w:author="Xiaochen Zheng" w:date="2026-04-30T15:23:00Z" w:initials="XZ">
-    <w:p>
-      <w:pPr>
-        <w:pStyle w:val="a5"/>
-      </w:pPr>
-      <w:r>
-        <w:rPr>
-          <w:rStyle w:val="a4"/>
-        </w:rPr>
-        <w:annotationRef/>
-      </w:r>
-      <w:r>
-        <w:rPr>
-          <w:rFonts w:hint="eastAsia"/>
-        </w:rPr>
-        <w:t>这里的核心思路可以放到正文</w:t>
-      </w:r>
-    </w:p>
-  </w:comment>
-  <w:comment w:id="28" w:author="Xiaochen Zheng" w:date="2026-04-30T15:23:00Z" w:initials="XZ">
-    <w:p>
-      <w:pPr>
-        <w:pStyle w:val="a5"/>
-      </w:pPr>
-      <w:r>
-        <w:rPr>
-          <w:rStyle w:val="a4"/>
-        </w:rPr>
-        <w:annotationRef/>
-      </w:r>
+  <w:comment w:id="16" w:author="Xiaochen Zheng" w:date="2026-04-30T15:23:00Z" w:initials="XZ">
+    <w:p>
+      <w:pPr>
+        <w:pStyle w:val="2"/>
+      </w:pPr>
       <w:r>
         <w:rPr>
           <w:rFonts w:hint="eastAsia"/>
@@ -6281,7 +6367,7 @@
 </file>
 
 <file path=word/commentsExtended.xml><?xml version="1.0" encoding="utf-8"?>
-<w15:commentsEx xmlns:wpc="http://schemas.microsoft.com/office/word/2010/wordprocessingCanvas" xmlns:cx="http://schemas.microsoft.com/office/drawing/2014/chartex" xmlns:cx1="http://schemas.microsoft.com/office/drawing/2015/9/8/chartex" xmlns:cx2="http://schemas.microsoft.com/office/drawing/2015/10/21/chartex" xmlns:cx3="http://schemas.microsoft.com/office/drawing/2016/5/9/chartex" xmlns:cx4="http://schemas.microsoft.com/office/drawing/2016/5/10/chartex" xmlns:cx5="http://schemas.microsoft.com/office/drawing/2016/5/11/chartex" xmlns:cx6="http://schemas.microsoft.com/office/drawing/2016/5/12/chartex" xmlns:cx7="http://schemas.microsoft.com/office/drawing/2016/5/13/chartex" xmlns:cx8="http://schemas.microsoft.com/office/drawing/2016/5/14/chartex" xmlns:mc="http://schemas.openxmlformats.org/markup-compatibility/2006" xmlns:aink="http://schemas.microsoft.com/office/drawing/2016/ink" xmlns:am3d="http://schemas.microsoft.com/office/drawing/2017/model3d" xmlns:o="urn:schemas-microsoft-com:office:office" xmlns:oel="http://schemas.microsoft.com/office/2019/extlst" xmlns:r="http://schemas.openxmlformats.org/officeDocument/2006/relationships" xmlns:m="http://schemas.openxmlformats.org/officeDocument/2006/math" xmlns:v="urn:schemas-microsoft-com:vml" xmlns:wp14="http://schemas.microsoft.com/office/word/2010/wordprocessingDrawing" xmlns:wp="http://schemas.openxmlformats.org/drawingml/2006/wordprocessingDrawing" xmlns:w10="urn:schemas-microsoft-com:office:word" xmlns:w="http://schemas.openxmlformats.org/wordprocessingml/2006/main" xmlns:w14="http://schemas.microsoft.com/office/word/2010/wordml" xmlns:w15="http://schemas.microsoft.com/office/word/2012/wordml" xmlns:w16cex="http://schemas.microsoft.com/office/word/2018/wordml/cex" xmlns:w16cid="http://schemas.microsoft.com/office/word/2016/wordml/cid" xmlns:w16="http://schemas.microsoft.com/office/word/2018/wordml" xmlns:w16du="http://schemas.microsoft.com/office/word/2023/wordml/word16du" xmlns:w16sdtdh="http://schemas.microsoft.com/office/word/2020/wordml/sdtdatahash" xmlns:w16sdtfl="http://schemas.microsoft.com/office/word/2024/wordml/sdtformatlock" xmlns:w16se="http://schemas.microsoft.com/office/word/2015/wordml/symex" xmlns:wpg="http://schemas.microsoft.com/office/word/2010/wordprocessingGroup" xmlns:wpi="http://schemas.microsoft.com/office/word/2010/wordprocessingInk" xmlns:wne="http://schemas.microsoft.com/office/word/2006/wordml" xmlns:wps="http://schemas.microsoft.com/office/word/2010/wordprocessingShape" mc:Ignorable="w14 w15 w16se w16cid w16 w16cex w16sdtdh w16sdtfl w16du wp14">
+<w15:commentsEx xmlns:wpc="http://schemas.microsoft.com/office/word/2010/wordprocessingCanvas" xmlns:mc="http://schemas.openxmlformats.org/markup-compatibility/2006" xmlns:o="urn:schemas-microsoft-com:office:office" xmlns:r="http://schemas.openxmlformats.org/officeDocument/2006/relationships" xmlns:m="http://schemas.openxmlformats.org/officeDocument/2006/math" xmlns:v="urn:schemas-microsoft-com:vml" xmlns:wp14="http://schemas.microsoft.com/office/word/2010/wordprocessingDrawing" xmlns:wp="http://schemas.openxmlformats.org/drawingml/2006/wordprocessingDrawing" xmlns:w="http://schemas.openxmlformats.org/wordprocessingml/2006/main" xmlns:w14="http://schemas.microsoft.com/office/word/2010/wordml" xmlns:w15="http://schemas.microsoft.com/office/word/2012/wordml" xmlns:w10="urn:schemas-microsoft-com:office:word" xmlns:wpg="http://schemas.microsoft.com/office/word/2010/wordprocessingGroup" xmlns:wpi="http://schemas.microsoft.com/office/word/2010/wordprocessingInk" xmlns:wne="http://schemas.microsoft.com/office/word/2006/wordml" xmlns:wps="http://schemas.microsoft.com/office/word/2010/wordprocessingShape" xmlns:wpsCustomData="http://www.wps.cn/officeDocument/2013/wpsCustomData" mc:Ignorable="w14 w15 wp14">
   <w15:commentEx w15:paraId="780ADAAB" w15:done="0"/>
   <w15:commentEx w15:paraId="4F3E8BD5" w15:done="0"/>
   <w15:commentEx w15:paraId="49454828" w15:done="0"/>
@@ -6302,57 +6388,13 @@
 </w15:commentsEx>
 </file>
 
-<file path=word/commentsExtensible.xml><?xml version="1.0" encoding="utf-8"?>
-<w16cex:commentsExtensible xmlns:wpc="http://schemas.microsoft.com/office/word/2010/wordprocessingCanvas" xmlns:cx="http://schemas.microsoft.com/office/drawing/2014/chartex" xmlns:cx1="http://schemas.microsoft.com/office/drawing/2015/9/8/chartex" xmlns:cx2="http://schemas.microsoft.com/office/drawing/2015/10/21/chartex" xmlns:cx3="http://schemas.microsoft.com/office/drawing/2016/5/9/chartex" xmlns:cx4="http://schemas.microsoft.com/office/drawing/2016/5/10/chartex" xmlns:cx5="http://schemas.microsoft.com/office/drawing/2016/5/11/chartex" xmlns:cx6="http://schemas.microsoft.com/office/drawing/2016/5/12/chartex" xmlns:cx7="http://schemas.microsoft.com/office/drawing/2016/5/13/chartex" xmlns:cx8="http://schemas.microsoft.com/office/drawing/2016/5/14/chartex" xmlns:cr="http://schemas.microsoft.com/office/comments/2020/reactions" xmlns:mc="http://schemas.openxmlformats.org/markup-compatibility/2006" xmlns:aink="http://schemas.microsoft.com/office/drawing/2016/ink" xmlns:am3d="http://schemas.microsoft.com/office/drawing/2017/model3d" xmlns:o="urn:schemas-microsoft-com:office:office" xmlns:oel="http://schemas.microsoft.com/office/2019/extlst" xmlns:r="http://schemas.openxmlformats.org/officeDocument/2006/relationships" xmlns:m="http://schemas.openxmlformats.org/officeDocument/2006/math" xmlns:v="urn:schemas-microsoft-com:vml" xmlns:wp14="http://schemas.microsoft.com/office/word/2010/wordprocessingDrawing" xmlns:wp="http://schemas.openxmlformats.org/drawingml/2006/wordprocessingDrawing" xmlns:w10="urn:schemas-microsoft-com:office:word" xmlns:w="http://schemas.openxmlformats.org/wordprocessingml/2006/main" xmlns:w14="http://schemas.microsoft.com/office/word/2010/wordml" xmlns:w15="http://schemas.microsoft.com/office/word/2012/wordml" xmlns:w16cex="http://schemas.microsoft.com/office/word/2018/wordml/cex" xmlns:w16cid="http://schemas.microsoft.com/office/word/2016/wordml/cid" xmlns:w16="http://schemas.microsoft.com/office/word/2018/wordml" xmlns:w16du="http://schemas.microsoft.com/office/word/2023/wordml/word16du" xmlns:w16sdtdh="http://schemas.microsoft.com/office/word/2020/wordml/sdtdatahash" xmlns:w16sdtfl="http://schemas.microsoft.com/office/word/2024/wordml/sdtformatlock" xmlns:w16se="http://schemas.microsoft.com/office/word/2015/wordml/symex" xmlns:wpg="http://schemas.microsoft.com/office/word/2010/wordprocessingGroup" xmlns:wpi="http://schemas.microsoft.com/office/word/2010/wordprocessingInk" xmlns:wne="http://schemas.microsoft.com/office/word/2006/wordml" xmlns:wps="http://schemas.microsoft.com/office/word/2010/wordprocessingShape" mc:Ignorable="w14 w15 w16se w16cid w16 w16cex w16sdtdh w16sdtfl cr w16du wp14">
-  <w16cex:commentExtensible w16cex:durableId="70BCEAED" w16cex:dateUtc="2026-04-30T07:24:00Z"/>
-  <w16cex:commentExtensible w16cex:durableId="351AF7E1" w16cex:dateUtc="2026-04-30T07:25:00Z"/>
-  <w16cex:commentExtensible w16cex:durableId="7FCEA37B" w16cex:dateUtc="2026-04-30T07:14:00Z"/>
-  <w16cex:commentExtensible w16cex:durableId="7286A173" w16cex:dateUtc="2026-04-30T07:15:00Z"/>
-  <w16cex:commentExtensible w16cex:durableId="57F9699D" w16cex:dateUtc="2026-04-30T07:16:00Z"/>
-  <w16cex:commentExtensible w16cex:durableId="2DD716AB" w16cex:dateUtc="2026-04-30T07:16:00Z"/>
-  <w16cex:commentExtensible w16cex:durableId="209F126E" w16cex:dateUtc="2026-04-30T07:17:00Z"/>
-  <w16cex:commentExtensible w16cex:durableId="3A1FBB1E" w16cex:dateUtc="2026-04-30T07:18:00Z"/>
-  <w16cex:commentExtensible w16cex:durableId="103CE819" w16cex:dateUtc="2026-04-30T07:20:00Z"/>
-  <w16cex:commentExtensible w16cex:durableId="794F31E7" w16cex:dateUtc="2026-04-30T07:21:00Z"/>
-  <w16cex:commentExtensible w16cex:durableId="0F9B32BF" w16cex:dateUtc="2026-04-30T07:07:00Z"/>
-  <w16cex:commentExtensible w16cex:durableId="70FCDCCB" w16cex:dateUtc="2026-04-30T07:10:00Z"/>
-  <w16cex:commentExtensible w16cex:durableId="18FA1988" w16cex:dateUtc="2026-04-30T07:08:00Z"/>
-  <w16cex:commentExtensible w16cex:durableId="7E5C4C4C" w16cex:dateUtc="2026-04-30T07:09:00Z"/>
-  <w16cex:commentExtensible w16cex:durableId="7BBF49C4" w16cex:dateUtc="2026-04-30T07:11:00Z"/>
-  <w16cex:commentExtensible w16cex:durableId="6F975D52" w16cex:dateUtc="2026-04-30T07:23:00Z"/>
-  <w16cex:commentExtensible w16cex:durableId="35FF1255" w16cex:dateUtc="2026-04-30T07:23:00Z"/>
-</w16cex:commentsExtensible>
-</file>
-
-<file path=word/commentsIds.xml><?xml version="1.0" encoding="utf-8"?>
-<w16cid:commentsIds xmlns:wpc="http://schemas.microsoft.com/office/word/2010/wordprocessingCanvas" xmlns:cx="http://schemas.microsoft.com/office/drawing/2014/chartex" xmlns:cx1="http://schemas.microsoft.com/office/drawing/2015/9/8/chartex" xmlns:cx2="http://schemas.microsoft.com/office/drawing/2015/10/21/chartex" xmlns:cx3="http://schemas.microsoft.com/office/drawing/2016/5/9/chartex" xmlns:cx4="http://schemas.microsoft.com/office/drawing/2016/5/10/chartex" xmlns:cx5="http://schemas.microsoft.com/office/drawing/2016/5/11/chartex" xmlns:cx6="http://schemas.microsoft.com/office/drawing/2016/5/12/chartex" xmlns:cx7="http://schemas.microsoft.com/office/drawing/2016/5/13/chartex" xmlns:cx8="http://schemas.microsoft.com/office/drawing/2016/5/14/chartex" xmlns:mc="http://schemas.openxmlformats.org/markup-compatibility/2006" xmlns:aink="http://schemas.microsoft.com/office/drawing/2016/ink" xmlns:am3d="http://schemas.microsoft.com/office/drawing/2017/model3d" xmlns:o="urn:schemas-microsoft-com:office:office" xmlns:oel="http://schemas.microsoft.com/office/2019/extlst" xmlns:r="http://schemas.openxmlformats.org/officeDocument/2006/relationships" xmlns:m="http://schemas.openxmlformats.org/officeDocument/2006/math" xmlns:v="urn:schemas-microsoft-com:vml" xmlns:wp14="http://schemas.microsoft.com/office/word/2010/wordprocessingDrawing" xmlns:wp="http://schemas.openxmlformats.org/drawingml/2006/wordprocessingDrawing" xmlns:w10="urn:schemas-microsoft-com:office:word" xmlns:w="http://schemas.openxmlformats.org/wordprocessingml/2006/main" xmlns:w14="http://schemas.microsoft.com/office/word/2010/wordml" xmlns:w15="http://schemas.microsoft.com/office/word/2012/wordml" xmlns:w16cex="http://schemas.microsoft.com/office/word/2018/wordml/cex" xmlns:w16cid="http://schemas.microsoft.com/office/word/2016/wordml/cid" xmlns:w16="http://schemas.microsoft.com/office/word/2018/wordml" xmlns:w16du="http://schemas.microsoft.com/office/word/2023/wordml/word16du" xmlns:w16sdtdh="http://schemas.microsoft.com/office/word/2020/wordml/sdtdatahash" xmlns:w16sdtfl="http://schemas.microsoft.com/office/word/2024/wordml/sdtformatlock" xmlns:w16se="http://schemas.microsoft.com/office/word/2015/wordml/symex" xmlns:wpg="http://schemas.microsoft.com/office/word/2010/wordprocessingGroup" xmlns:wpi="http://schemas.microsoft.com/office/word/2010/wordprocessingInk" xmlns:wne="http://schemas.microsoft.com/office/word/2006/wordml" xmlns:wps="http://schemas.microsoft.com/office/word/2010/wordprocessingShape" mc:Ignorable="w14 w15 w16se w16cid w16 w16cex w16sdtdh w16sdtfl w16du wp14">
-  <w16cid:commentId w16cid:paraId="780ADAAB" w16cid:durableId="70BCEAED"/>
-  <w16cid:commentId w16cid:paraId="4F3E8BD5" w16cid:durableId="351AF7E1"/>
-  <w16cid:commentId w16cid:paraId="49454828" w16cid:durableId="7FCEA37B"/>
-  <w16cid:commentId w16cid:paraId="3AA33CF6" w16cid:durableId="7286A173"/>
-  <w16cid:commentId w16cid:paraId="6B388FD2" w16cid:durableId="57F9699D"/>
-  <w16cid:commentId w16cid:paraId="62C9B48E" w16cid:durableId="2DD716AB"/>
-  <w16cid:commentId w16cid:paraId="3DFF9677" w16cid:durableId="209F126E"/>
-  <w16cid:commentId w16cid:paraId="6013B407" w16cid:durableId="3A1FBB1E"/>
-  <w16cid:commentId w16cid:paraId="39F3C817" w16cid:durableId="103CE819"/>
-  <w16cid:commentId w16cid:paraId="625C82C9" w16cid:durableId="794F31E7"/>
-  <w16cid:commentId w16cid:paraId="11C90747" w16cid:durableId="0F9B32BF"/>
-  <w16cid:commentId w16cid:paraId="6E17EEFE" w16cid:durableId="70FCDCCB"/>
-  <w16cid:commentId w16cid:paraId="60FFE650" w16cid:durableId="18FA1988"/>
-  <w16cid:commentId w16cid:paraId="6C0DDFF9" w16cid:durableId="7E5C4C4C"/>
-  <w16cid:commentId w16cid:paraId="787200D3" w16cid:durableId="7BBF49C4"/>
-  <w16cid:commentId w16cid:paraId="1FD4FEFB" w16cid:durableId="6F975D52"/>
-  <w16cid:commentId w16cid:paraId="4027C165" w16cid:durableId="35FF1255"/>
-</w16cid:commentsIds>
-</file>
-
 <file path=word/numbering.xml><?xml version="1.0" encoding="utf-8"?>
-<w:numbering xmlns:wpc="http://schemas.microsoft.com/office/word/2010/wordprocessingCanvas" xmlns:cx="http://schemas.microsoft.com/office/drawing/2014/chartex" xmlns:cx1="http://schemas.microsoft.com/office/drawing/2015/9/8/chartex" xmlns:cx2="http://schemas.microsoft.com/office/drawing/2015/10/21/chartex" xmlns:cx3="http://schemas.microsoft.com/office/drawing/2016/5/9/chartex" xmlns:cx4="http://schemas.microsoft.com/office/drawing/2016/5/10/chartex" xmlns:cx5="http://schemas.microsoft.com/office/drawing/2016/5/11/chartex" xmlns:cx6="http://schemas.microsoft.com/office/drawing/2016/5/12/chartex" xmlns:cx7="http://schemas.microsoft.com/office/drawing/2016/5/13/chartex" xmlns:cx8="http://schemas.microsoft.com/office/drawing/2016/5/14/chartex" xmlns:mc="http://schemas.openxmlformats.org/markup-compatibility/2006" xmlns:aink="http://schemas.microsoft.com/office/drawing/2016/ink" xmlns:am3d="http://schemas.microsoft.com/office/drawing/2017/model3d" xmlns:o="urn:schemas-microsoft-com:office:office" xmlns:oel="http://schemas.microsoft.com/office/2019/extlst" xmlns:r="http://schemas.openxmlformats.org/officeDocument/2006/relationships" xmlns:m="http://schemas.openxmlformats.org/officeDocument/2006/math" xmlns:v="urn:schemas-microsoft-com:vml" xmlns:wp14="http://schemas.microsoft.com/office/word/2010/wordprocessingDrawing" xmlns:wp="http://schemas.openxmlformats.org/drawingml/2006/wordprocessingDrawing" xmlns:w10="urn:schemas-microsoft-com:office:word" xmlns:w="http://schemas.openxmlformats.org/wordprocessingml/2006/main" xmlns:w14="http://schemas.microsoft.com/office/word/2010/wordml" xmlns:w15="http://schemas.microsoft.com/office/word/2012/wordml" xmlns:w16cex="http://schemas.microsoft.com/office/word/2018/wordml/cex" xmlns:w16cid="http://schemas.microsoft.com/office/word/2016/wordml/cid" xmlns:w16="http://schemas.microsoft.com/office/word/2018/wordml" xmlns:w16du="http://schemas.microsoft.com/office/word/2023/wordml/word16du" xmlns:w16sdtdh="http://schemas.microsoft.com/office/word/2020/wordml/sdtdatahash" xmlns:w16sdtfl="http://schemas.microsoft.com/office/word/2024/wordml/sdtformatlock" xmlns:w16se="http://schemas.microsoft.com/office/word/2015/wordml/symex" xmlns:wpg="http://schemas.microsoft.com/office/word/2010/wordprocessingGroup" xmlns:wpi="http://schemas.microsoft.com/office/word/2010/wordprocessingInk" xmlns:wne="http://schemas.microsoft.com/office/word/2006/wordml" xmlns:wps="http://schemas.microsoft.com/office/word/2010/wordprocessingShape" mc:Ignorable="w14 w15 w16se w16cid w16 w16cex w16sdtdh w16sdtfl w16du wp14">
-  <w:abstractNum w:abstractNumId="0" w15:restartNumberingAfterBreak="0">
+<w:numbering xmlns:wpc="http://schemas.microsoft.com/office/word/2010/wordprocessingCanvas" xmlns:mc="http://schemas.openxmlformats.org/markup-compatibility/2006" xmlns:o="urn:schemas-microsoft-com:office:office" xmlns:r="http://schemas.openxmlformats.org/officeDocument/2006/relationships" xmlns:m="http://schemas.openxmlformats.org/officeDocument/2006/math" xmlns:v="urn:schemas-microsoft-com:vml" xmlns:wp14="http://schemas.microsoft.com/office/word/2010/wordprocessingDrawing" xmlns:wp="http://schemas.openxmlformats.org/drawingml/2006/wordprocessingDrawing" xmlns:w10="urn:schemas-microsoft-com:office:word" xmlns:w="http://schemas.openxmlformats.org/wordprocessingml/2006/main" xmlns:w14="http://schemas.microsoft.com/office/word/2010/wordml" xmlns:wpg="http://schemas.microsoft.com/office/word/2010/wordprocessingGroup" xmlns:wpi="http://schemas.microsoft.com/office/word/2010/wordprocessingInk" xmlns:wne="http://schemas.microsoft.com/office/word/2006/wordml" xmlns:wps="http://schemas.microsoft.com/office/word/2010/wordprocessingShape" xmlns:wpsCustomData="http://www.wps.cn/officeDocument/2013/wpsCustomData" mc:Ignorable="w14 wp14">
+  <w:abstractNum w:abstractNumId="0">
     <w:nsid w:val="8F71993C"/>
     <w:multiLevelType w:val="singleLevel"/>
     <w:tmpl w:val="8F71993C"/>
-    <w:lvl w:ilvl="0">
+    <w:lvl w:ilvl="0" w:tentative="0">
       <w:start w:val="1"/>
       <w:numFmt w:val="decimal"/>
       <w:suff w:val="space"/>
@@ -6360,14 +6402,14 @@
       <w:lvlJc w:val="left"/>
     </w:lvl>
   </w:abstractNum>
-  <w:num w:numId="1" w16cid:durableId="981887130">
+  <w:num w:numId="1">
     <w:abstractNumId w:val="0"/>
   </w:num>
 </w:numbering>
 </file>
 
 <file path=word/people.xml><?xml version="1.0" encoding="utf-8"?>
-<w15:people xmlns:wpc="http://schemas.microsoft.com/office/word/2010/wordprocessingCanvas" xmlns:cx="http://schemas.microsoft.com/office/drawing/2014/chartex" xmlns:cx1="http://schemas.microsoft.com/office/drawing/2015/9/8/chartex" xmlns:cx2="http://schemas.microsoft.com/office/drawing/2015/10/21/chartex" xmlns:cx3="http://schemas.microsoft.com/office/drawing/2016/5/9/chartex" xmlns:cx4="http://schemas.microsoft.com/office/drawing/2016/5/10/chartex" xmlns:cx5="http://schemas.microsoft.com/office/drawing/2016/5/11/chartex" xmlns:cx6="http://schemas.microsoft.com/office/drawing/2016/5/12/chartex" xmlns:cx7="http://schemas.microsoft.com/office/drawing/2016/5/13/chartex" xmlns:cx8="http://schemas.microsoft.com/office/drawing/2016/5/14/chartex" xmlns:mc="http://schemas.openxmlformats.org/markup-compatibility/2006" xmlns:aink="http://schemas.microsoft.com/office/drawing/2016/ink" xmlns:am3d="http://schemas.microsoft.com/office/drawing/2017/model3d" xmlns:o="urn:schemas-microsoft-com:office:office" xmlns:oel="http://schemas.microsoft.com/office/2019/extlst" xmlns:r="http://schemas.openxmlformats.org/officeDocument/2006/relationships" xmlns:m="http://schemas.openxmlformats.org/officeDocument/2006/math" xmlns:v="urn:schemas-microsoft-com:vml" xmlns:wp14="http://schemas.microsoft.com/office/word/2010/wordprocessingDrawing" xmlns:wp="http://schemas.openxmlformats.org/drawingml/2006/wordprocessingDrawing" xmlns:w10="urn:schemas-microsoft-com:office:word" xmlns:w="http://schemas.openxmlformats.org/wordprocessingml/2006/main" xmlns:w14="http://schemas.microsoft.com/office/word/2010/wordml" xmlns:w15="http://schemas.microsoft.com/office/word/2012/wordml" xmlns:w16cex="http://schemas.microsoft.com/office/word/2018/wordml/cex" xmlns:w16cid="http://schemas.microsoft.com/office/word/2016/wordml/cid" xmlns:w16="http://schemas.microsoft.com/office/word/2018/wordml" xmlns:w16du="http://schemas.microsoft.com/office/word/2023/wordml/word16du" xmlns:w16sdtdh="http://schemas.microsoft.com/office/word/2020/wordml/sdtdatahash" xmlns:w16sdtfl="http://schemas.microsoft.com/office/word/2024/wordml/sdtformatlock" xmlns:w16se="http://schemas.microsoft.com/office/word/2015/wordml/symex" xmlns:wpg="http://schemas.microsoft.com/office/word/2010/wordprocessingGroup" xmlns:wpi="http://schemas.microsoft.com/office/word/2010/wordprocessingInk" xmlns:wne="http://schemas.microsoft.com/office/word/2006/wordml" xmlns:wps="http://schemas.microsoft.com/office/word/2010/wordprocessingShape" mc:Ignorable="w14 w15 w16se w16cid w16 w16cex w16sdtdh w16sdtfl w16du wp14">
+<w15:people xmlns:wpc="http://schemas.microsoft.com/office/word/2010/wordprocessingCanvas" xmlns:mc="http://schemas.openxmlformats.org/markup-compatibility/2006" xmlns:o="urn:schemas-microsoft-com:office:office" xmlns:r="http://schemas.openxmlformats.org/officeDocument/2006/relationships" xmlns:m="http://schemas.openxmlformats.org/officeDocument/2006/math" xmlns:v="urn:schemas-microsoft-com:vml" xmlns:wp14="http://schemas.microsoft.com/office/word/2010/wordprocessingDrawing" xmlns:wp="http://schemas.openxmlformats.org/drawingml/2006/wordprocessingDrawing" xmlns:w="http://schemas.openxmlformats.org/wordprocessingml/2006/main" xmlns:w14="http://schemas.microsoft.com/office/word/2010/wordml" xmlns:w15="http://schemas.microsoft.com/office/word/2012/wordml" xmlns:w10="urn:schemas-microsoft-com:office:word" xmlns:wpg="http://schemas.microsoft.com/office/word/2010/wordprocessingGroup" xmlns:wpi="http://schemas.microsoft.com/office/word/2010/wordprocessingInk" xmlns:wne="http://schemas.microsoft.com/office/word/2006/wordml" xmlns:wps="http://schemas.microsoft.com/office/word/2010/wordprocessingShape" xmlns:wpsCustomData="http://www.wps.cn/officeDocument/2013/wpsCustomData" mc:Ignorable="w14 w15 wp14">
   <w15:person w15:author="Xiaochen Zheng">
     <w15:presenceInfo w15:providerId="Windows Live" w15:userId="3d88509aa66c20fe"/>
   </w15:person>
@@ -6375,331 +6417,293 @@
 </file>
 
 <file path=word/styles.xml><?xml version="1.0" encoding="utf-8"?>
-<w:styles xmlns:mc="http://schemas.openxmlformats.org/markup-compatibility/2006" xmlns:r="http://schemas.openxmlformats.org/officeDocument/2006/relationships" xmlns:w="http://schemas.openxmlformats.org/wordprocessingml/2006/main" xmlns:w14="http://schemas.microsoft.com/office/word/2010/wordml" xmlns:w15="http://schemas.microsoft.com/office/word/2012/wordml" xmlns:w16cex="http://schemas.microsoft.com/office/word/2018/wordml/cex" xmlns:w16cid="http://schemas.microsoft.com/office/word/2016/wordml/cid" xmlns:w16="http://schemas.microsoft.com/office/word/2018/wordml" xmlns:w16du="http://schemas.microsoft.com/office/word/2023/wordml/word16du" xmlns:w16sdtdh="http://schemas.microsoft.com/office/word/2020/wordml/sdtdatahash" xmlns:w16sdtfl="http://schemas.microsoft.com/office/word/2024/wordml/sdtformatlock" xmlns:w16se="http://schemas.microsoft.com/office/word/2015/wordml/symex" mc:Ignorable="w14 w15 w16se w16cid w16 w16cex w16sdtdh w16sdtfl w16du">
+<w:styles xmlns:mc="http://schemas.openxmlformats.org/markup-compatibility/2006" xmlns:o="urn:schemas-microsoft-com:office:office" xmlns:r="http://schemas.openxmlformats.org/officeDocument/2006/relationships" xmlns:m="http://schemas.openxmlformats.org/officeDocument/2006/math" xmlns:v="urn:schemas-microsoft-com:vml" xmlns:w="http://schemas.openxmlformats.org/wordprocessingml/2006/main" xmlns:w14="http://schemas.microsoft.com/office/word/2010/wordml" xmlns:w10="urn:schemas-microsoft-com:office:word" xmlns:sl="http://schemas.openxmlformats.org/schemaLibrary/2006/main" xmlns:wpsCustomData="http://www.wps.cn/officeDocument/2013/wpsCustomData" mc:Ignorable="w14">
   <w:docDefaults>
     <w:rPrDefault>
       <w:rPr>
-        <w:rFonts w:ascii="Times New Roman" w:eastAsia="宋体" w:hAnsi="Times New Roman" w:cs="Times New Roman"/>
-        <w:lang w:val="en-US" w:eastAsia="zh-CN" w:bidi="ar-SA"/>
+        <w:rFonts w:ascii="Times New Roman" w:hAnsi="Times New Roman" w:eastAsia="宋体" w:cs="Times New Roman"/>
       </w:rPr>
     </w:rPrDefault>
     <w:pPrDefault/>
   </w:docDefaults>
-  <w:latentStyles w:defLockedState="0" w:defUIPriority="0" w:defSemiHidden="0" w:defUnhideWhenUsed="0" w:defQFormat="0" w:count="376">
-    <w:lsdException w:name="Normal" w:qFormat="1"/>
-    <w:lsdException w:name="heading 1" w:qFormat="1"/>
-    <w:lsdException w:name="heading 2" w:semiHidden="1" w:unhideWhenUsed="1" w:qFormat="1"/>
-    <w:lsdException w:name="heading 3" w:semiHidden="1" w:unhideWhenUsed="1" w:qFormat="1"/>
-    <w:lsdException w:name="heading 4" w:semiHidden="1" w:unhideWhenUsed="1" w:qFormat="1"/>
-    <w:lsdException w:name="heading 5" w:semiHidden="1" w:unhideWhenUsed="1" w:qFormat="1"/>
-    <w:lsdException w:name="heading 6" w:semiHidden="1" w:unhideWhenUsed="1" w:qFormat="1"/>
-    <w:lsdException w:name="heading 7" w:semiHidden="1" w:unhideWhenUsed="1" w:qFormat="1"/>
-    <w:lsdException w:name="heading 8" w:semiHidden="1" w:unhideWhenUsed="1" w:qFormat="1"/>
-    <w:lsdException w:name="heading 9" w:semiHidden="1" w:unhideWhenUsed="1" w:qFormat="1"/>
-    <w:lsdException w:name="caption" w:semiHidden="1" w:unhideWhenUsed="1" w:qFormat="1"/>
-    <w:lsdException w:name="Title" w:qFormat="1"/>
-    <w:lsdException w:name="Default Paragraph Font" w:semiHidden="1" w:qFormat="1"/>
-    <w:lsdException w:name="Subtitle" w:qFormat="1"/>
-    <w:lsdException w:name="Strong" w:qFormat="1"/>
-    <w:lsdException w:name="Emphasis" w:qFormat="1"/>
-    <w:lsdException w:name="HTML Top of Form" w:semiHidden="1" w:uiPriority="99" w:unhideWhenUsed="1"/>
-    <w:lsdException w:name="HTML Bottom of Form" w:semiHidden="1" w:uiPriority="99" w:unhideWhenUsed="1"/>
-    <w:lsdException w:name="Normal Table" w:semiHidden="1" w:unhideWhenUsed="1"/>
-    <w:lsdException w:name="No List" w:semiHidden="1" w:uiPriority="99" w:unhideWhenUsed="1"/>
-    <w:lsdException w:name="Outline List 1" w:semiHidden="1" w:uiPriority="99" w:unhideWhenUsed="1"/>
-    <w:lsdException w:name="Outline List 2" w:semiHidden="1" w:uiPriority="99" w:unhideWhenUsed="1"/>
-    <w:lsdException w:name="Outline List 3" w:semiHidden="1" w:uiPriority="99" w:unhideWhenUsed="1"/>
-    <w:lsdException w:name="Table Simple 1" w:semiHidden="1" w:unhideWhenUsed="1"/>
-    <w:lsdException w:name="Table Simple 2" w:semiHidden="1" w:unhideWhenUsed="1"/>
-    <w:lsdException w:name="Table Simple 3" w:semiHidden="1" w:unhideWhenUsed="1"/>
-    <w:lsdException w:name="Table Classic 1" w:semiHidden="1" w:unhideWhenUsed="1"/>
-    <w:lsdException w:name="Table Classic 2" w:semiHidden="1" w:unhideWhenUsed="1"/>
-    <w:lsdException w:name="Table Classic 3" w:semiHidden="1" w:unhideWhenUsed="1"/>
-    <w:lsdException w:name="Table Classic 4" w:semiHidden="1" w:unhideWhenUsed="1"/>
-    <w:lsdException w:name="Table Colorful 1" w:semiHidden="1" w:unhideWhenUsed="1"/>
-    <w:lsdException w:name="Table Colorful 2" w:semiHidden="1" w:unhideWhenUsed="1"/>
-    <w:lsdException w:name="Table Colorful 3" w:semiHidden="1" w:unhideWhenUsed="1"/>
-    <w:lsdException w:name="Table Columns 1" w:semiHidden="1" w:unhideWhenUsed="1"/>
-    <w:lsdException w:name="Table Columns 2" w:semiHidden="1" w:unhideWhenUsed="1"/>
-    <w:lsdException w:name="Table Columns 3" w:semiHidden="1" w:unhideWhenUsed="1"/>
-    <w:lsdException w:name="Table Columns 4" w:semiHidden="1" w:unhideWhenUsed="1"/>
-    <w:lsdException w:name="Table Columns 5" w:semiHidden="1" w:unhideWhenUsed="1"/>
-    <w:lsdException w:name="Table Grid 1" w:semiHidden="1" w:unhideWhenUsed="1"/>
-    <w:lsdException w:name="Table Grid 2" w:semiHidden="1" w:unhideWhenUsed="1"/>
-    <w:lsdException w:name="Table Grid 3" w:semiHidden="1" w:unhideWhenUsed="1"/>
-    <w:lsdException w:name="Table Grid 4" w:semiHidden="1" w:unhideWhenUsed="1"/>
-    <w:lsdException w:name="Table Grid 5" w:semiHidden="1" w:unhideWhenUsed="1"/>
-    <w:lsdException w:name="Table Grid 6" w:semiHidden="1" w:unhideWhenUsed="1"/>
-    <w:lsdException w:name="Table Grid 7" w:semiHidden="1" w:unhideWhenUsed="1"/>
-    <w:lsdException w:name="Table Grid 8" w:semiHidden="1" w:unhideWhenUsed="1"/>
-    <w:lsdException w:name="Table List 1" w:semiHidden="1" w:unhideWhenUsed="1"/>
-    <w:lsdException w:name="Table List 2" w:semiHidden="1" w:unhideWhenUsed="1"/>
-    <w:lsdException w:name="Table List 3" w:semiHidden="1" w:unhideWhenUsed="1"/>
-    <w:lsdException w:name="Table List 4" w:semiHidden="1" w:unhideWhenUsed="1"/>
-    <w:lsdException w:name="Table List 5" w:semiHidden="1" w:unhideWhenUsed="1"/>
-    <w:lsdException w:name="Table List 6" w:semiHidden="1" w:unhideWhenUsed="1"/>
-    <w:lsdException w:name="Table List 7" w:semiHidden="1" w:unhideWhenUsed="1"/>
-    <w:lsdException w:name="Table List 8" w:semiHidden="1" w:unhideWhenUsed="1"/>
-    <w:lsdException w:name="Table 3D effects 1" w:semiHidden="1" w:unhideWhenUsed="1"/>
-    <w:lsdException w:name="Table 3D effects 2" w:semiHidden="1" w:unhideWhenUsed="1"/>
-    <w:lsdException w:name="Table 3D effects 3" w:semiHidden="1" w:unhideWhenUsed="1"/>
-    <w:lsdException w:name="Table Contemporary" w:semiHidden="1" w:unhideWhenUsed="1"/>
-    <w:lsdException w:name="Table Elegant" w:semiHidden="1" w:unhideWhenUsed="1"/>
-    <w:lsdException w:name="Table Professional" w:semiHidden="1" w:unhideWhenUsed="1"/>
-    <w:lsdException w:name="Table Subtle 1" w:semiHidden="1" w:unhideWhenUsed="1"/>
-    <w:lsdException w:name="Table Subtle 2" w:semiHidden="1" w:unhideWhenUsed="1"/>
-    <w:lsdException w:name="Table Web 1" w:semiHidden="1" w:unhideWhenUsed="1"/>
-    <w:lsdException w:name="Table Web 2" w:semiHidden="1" w:unhideWhenUsed="1"/>
-    <w:lsdException w:name="Table Web 3" w:semiHidden="1" w:unhideWhenUsed="1"/>
-    <w:lsdException w:name="Table Theme" w:semiHidden="1" w:unhideWhenUsed="1"/>
-    <w:lsdException w:name="Placeholder Text" w:semiHidden="1" w:uiPriority="99" w:unhideWhenUsed="1"/>
-    <w:lsdException w:name="No Spacing" w:semiHidden="1" w:uiPriority="99" w:unhideWhenUsed="1"/>
-    <w:lsdException w:name="Light Shading" w:uiPriority="60"/>
-    <w:lsdException w:name="Light List" w:uiPriority="61"/>
-    <w:lsdException w:name="Light Grid" w:uiPriority="62"/>
-    <w:lsdException w:name="Medium Shading 1" w:uiPriority="63"/>
-    <w:lsdException w:name="Medium Shading 2" w:uiPriority="64"/>
-    <w:lsdException w:name="Medium List 1" w:uiPriority="65"/>
-    <w:lsdException w:name="Medium List 2" w:uiPriority="66"/>
-    <w:lsdException w:name="Medium Grid 1" w:uiPriority="67"/>
-    <w:lsdException w:name="Medium Grid 2" w:uiPriority="68"/>
-    <w:lsdException w:name="Medium Grid 3" w:uiPriority="69"/>
-    <w:lsdException w:name="Dark List" w:uiPriority="70"/>
-    <w:lsdException w:name="Colorful Shading" w:uiPriority="71"/>
-    <w:lsdException w:name="Colorful List" w:uiPriority="72"/>
-    <w:lsdException w:name="Colorful Grid" w:uiPriority="73"/>
-    <w:lsdException w:name="Light Shading Accent 1" w:uiPriority="60"/>
-    <w:lsdException w:name="Light List Accent 1" w:uiPriority="61"/>
-    <w:lsdException w:name="Light Grid Accent 1" w:uiPriority="62"/>
-    <w:lsdException w:name="Medium Shading 1 Accent 1" w:uiPriority="63"/>
-    <w:lsdException w:name="Medium Shading 2 Accent 1" w:uiPriority="64"/>
-    <w:lsdException w:name="Medium List 1 Accent 1" w:uiPriority="65"/>
-    <w:lsdException w:name="Revision" w:semiHidden="1" w:uiPriority="99" w:unhideWhenUsed="1"/>
-    <w:lsdException w:name="List Paragraph" w:semiHidden="1" w:uiPriority="99" w:unhideWhenUsed="1"/>
-    <w:lsdException w:name="Quote" w:semiHidden="1" w:uiPriority="99" w:unhideWhenUsed="1"/>
-    <w:lsdException w:name="Intense Quote" w:semiHidden="1" w:uiPriority="99" w:unhideWhenUsed="1"/>
-    <w:lsdException w:name="Medium List 2 Accent 1" w:uiPriority="66"/>
-    <w:lsdException w:name="Medium Grid 1 Accent 1" w:uiPriority="67"/>
-    <w:lsdException w:name="Medium Grid 2 Accent 1" w:uiPriority="68"/>
-    <w:lsdException w:name="Medium Grid 3 Accent 1" w:uiPriority="69"/>
-    <w:lsdException w:name="Dark List Accent 1" w:uiPriority="70"/>
-    <w:lsdException w:name="Colorful Shading Accent 1" w:uiPriority="71"/>
-    <w:lsdException w:name="Colorful List Accent 1" w:uiPriority="72"/>
-    <w:lsdException w:name="Colorful Grid Accent 1" w:uiPriority="73"/>
-    <w:lsdException w:name="Light Shading Accent 2" w:uiPriority="60"/>
-    <w:lsdException w:name="Light List Accent 2" w:uiPriority="61"/>
-    <w:lsdException w:name="Light Grid Accent 2" w:uiPriority="62"/>
-    <w:lsdException w:name="Medium Shading 1 Accent 2" w:uiPriority="63"/>
-    <w:lsdException w:name="Medium Shading 2 Accent 2" w:uiPriority="64"/>
-    <w:lsdException w:name="Medium List 1 Accent 2" w:uiPriority="65"/>
-    <w:lsdException w:name="Medium List 2 Accent 2" w:uiPriority="66"/>
-    <w:lsdException w:name="Medium Grid 1 Accent 2" w:uiPriority="67"/>
-    <w:lsdException w:name="Medium Grid 2 Accent 2" w:uiPriority="68"/>
-    <w:lsdException w:name="Medium Grid 3 Accent 2" w:uiPriority="69"/>
-    <w:lsdException w:name="Dark List Accent 2" w:uiPriority="70"/>
-    <w:lsdException w:name="Colorful Shading Accent 2" w:uiPriority="71"/>
-    <w:lsdException w:name="Colorful List Accent 2" w:uiPriority="72"/>
-    <w:lsdException w:name="Colorful Grid Accent 2" w:uiPriority="73"/>
-    <w:lsdException w:name="Light Shading Accent 3" w:uiPriority="60"/>
-    <w:lsdException w:name="Light List Accent 3" w:uiPriority="61"/>
-    <w:lsdException w:name="Light Grid Accent 3" w:uiPriority="62"/>
-    <w:lsdException w:name="Medium Shading 1 Accent 3" w:uiPriority="63"/>
-    <w:lsdException w:name="Medium Shading 2 Accent 3" w:uiPriority="64"/>
-    <w:lsdException w:name="Medium List 1 Accent 3" w:uiPriority="65"/>
-    <w:lsdException w:name="Medium List 2 Accent 3" w:uiPriority="66"/>
-    <w:lsdException w:name="Medium Grid 1 Accent 3" w:uiPriority="67"/>
-    <w:lsdException w:name="Medium Grid 2 Accent 3" w:uiPriority="68"/>
-    <w:lsdException w:name="Medium Grid 3 Accent 3" w:uiPriority="69"/>
-    <w:lsdException w:name="Dark List Accent 3" w:uiPriority="70"/>
-    <w:lsdException w:name="Colorful Shading Accent 3" w:uiPriority="71"/>
-    <w:lsdException w:name="Colorful List Accent 3" w:uiPriority="72"/>
-    <w:lsdException w:name="Colorful Grid Accent 3" w:uiPriority="73"/>
-    <w:lsdException w:name="Light Shading Accent 4" w:uiPriority="60"/>
-    <w:lsdException w:name="Light List Accent 4" w:uiPriority="61"/>
-    <w:lsdException w:name="Light Grid Accent 4" w:uiPriority="62"/>
-    <w:lsdException w:name="Medium Shading 1 Accent 4" w:uiPriority="63"/>
-    <w:lsdException w:name="Medium Shading 2 Accent 4" w:uiPriority="64"/>
-    <w:lsdException w:name="Medium List 1 Accent 4" w:uiPriority="65"/>
-    <w:lsdException w:name="Medium List 2 Accent 4" w:uiPriority="66"/>
-    <w:lsdException w:name="Medium Grid 1 Accent 4" w:uiPriority="67"/>
-    <w:lsdException w:name="Medium Grid 2 Accent 4" w:uiPriority="68"/>
-    <w:lsdException w:name="Medium Grid 3 Accent 4" w:uiPriority="69"/>
-    <w:lsdException w:name="Dark List Accent 4" w:uiPriority="70"/>
-    <w:lsdException w:name="Colorful Shading Accent 4" w:uiPriority="71"/>
-    <w:lsdException w:name="Colorful List Accent 4" w:uiPriority="72"/>
-    <w:lsdException w:name="Colorful Grid Accent 4" w:uiPriority="73"/>
-    <w:lsdException w:name="Light Shading Accent 5" w:uiPriority="60"/>
-    <w:lsdException w:name="Light List Accent 5" w:uiPriority="61"/>
-    <w:lsdException w:name="Light Grid Accent 5" w:uiPriority="62"/>
-    <w:lsdException w:name="Medium Shading 1 Accent 5" w:uiPriority="63"/>
-    <w:lsdException w:name="Medium Shading 2 Accent 5" w:uiPriority="64"/>
-    <w:lsdException w:name="Medium List 1 Accent 5" w:uiPriority="65"/>
-    <w:lsdException w:name="Medium List 2 Accent 5" w:uiPriority="66"/>
-    <w:lsdException w:name="Medium Grid 1 Accent 5" w:uiPriority="67"/>
-    <w:lsdException w:name="Medium Grid 2 Accent 5" w:uiPriority="68"/>
-    <w:lsdException w:name="Medium Grid 3 Accent 5" w:uiPriority="69"/>
-    <w:lsdException w:name="Dark List Accent 5" w:uiPriority="70"/>
-    <w:lsdException w:name="Colorful Shading Accent 5" w:uiPriority="71"/>
-    <w:lsdException w:name="Colorful List Accent 5" w:uiPriority="72"/>
-    <w:lsdException w:name="Colorful Grid Accent 5" w:uiPriority="73"/>
-    <w:lsdException w:name="Light Shading Accent 6" w:uiPriority="60"/>
-    <w:lsdException w:name="Light List Accent 6" w:uiPriority="61"/>
-    <w:lsdException w:name="Light Grid Accent 6" w:uiPriority="62"/>
-    <w:lsdException w:name="Medium Shading 1 Accent 6" w:uiPriority="63"/>
-    <w:lsdException w:name="Medium Shading 2 Accent 6" w:uiPriority="64"/>
-    <w:lsdException w:name="Medium List 1 Accent 6" w:uiPriority="65"/>
-    <w:lsdException w:name="Medium List 2 Accent 6" w:uiPriority="66"/>
-    <w:lsdException w:name="Medium Grid 1 Accent 6" w:uiPriority="67"/>
-    <w:lsdException w:name="Medium Grid 2 Accent 6" w:uiPriority="68"/>
-    <w:lsdException w:name="Medium Grid 3 Accent 6" w:uiPriority="69"/>
-    <w:lsdException w:name="Dark List Accent 6" w:uiPriority="70"/>
-    <w:lsdException w:name="Colorful Shading Accent 6" w:uiPriority="71"/>
-    <w:lsdException w:name="Colorful List Accent 6" w:uiPriority="72"/>
-    <w:lsdException w:name="Colorful Grid Accent 6" w:uiPriority="73"/>
-    <w:lsdException w:name="Subtle Emphasis" w:uiPriority="19" w:qFormat="1"/>
-    <w:lsdException w:name="Intense Emphasis" w:uiPriority="21" w:qFormat="1"/>
-    <w:lsdException w:name="Subtle Reference" w:uiPriority="31" w:qFormat="1"/>
-    <w:lsdException w:name="Intense Reference" w:uiPriority="32" w:qFormat="1"/>
-    <w:lsdException w:name="Book Title" w:uiPriority="33" w:qFormat="1"/>
-    <w:lsdException w:name="Bibliography" w:semiHidden="1" w:uiPriority="37" w:unhideWhenUsed="1"/>
-    <w:lsdException w:name="TOC Heading" w:semiHidden="1" w:uiPriority="39" w:unhideWhenUsed="1" w:qFormat="1"/>
-    <w:lsdException w:name="Plain Table 1" w:uiPriority="41"/>
-    <w:lsdException w:name="Plain Table 2" w:uiPriority="42"/>
-    <w:lsdException w:name="Plain Table 3" w:uiPriority="43"/>
-    <w:lsdException w:name="Plain Table 4" w:uiPriority="44"/>
-    <w:lsdException w:name="Plain Table 5" w:uiPriority="45"/>
-    <w:lsdException w:name="Grid Table Light" w:uiPriority="40"/>
-    <w:lsdException w:name="Grid Table 1 Light" w:uiPriority="46"/>
-    <w:lsdException w:name="Grid Table 2" w:uiPriority="47"/>
-    <w:lsdException w:name="Grid Table 3" w:uiPriority="48"/>
-    <w:lsdException w:name="Grid Table 4" w:uiPriority="49"/>
-    <w:lsdException w:name="Grid Table 5 Dark" w:uiPriority="50"/>
-    <w:lsdException w:name="Grid Table 6 Colorful" w:uiPriority="51"/>
-    <w:lsdException w:name="Grid Table 7 Colorful" w:uiPriority="52"/>
-    <w:lsdException w:name="Grid Table 1 Light Accent 1" w:uiPriority="46"/>
-    <w:lsdException w:name="Grid Table 2 Accent 1" w:uiPriority="47"/>
-    <w:lsdException w:name="Grid Table 3 Accent 1" w:uiPriority="48"/>
-    <w:lsdException w:name="Grid Table 4 Accent 1" w:uiPriority="49"/>
-    <w:lsdException w:name="Grid Table 5 Dark Accent 1" w:uiPriority="50"/>
-    <w:lsdException w:name="Grid Table 6 Colorful Accent 1" w:uiPriority="51"/>
-    <w:lsdException w:name="Grid Table 7 Colorful Accent 1" w:uiPriority="52"/>
-    <w:lsdException w:name="Grid Table 1 Light Accent 2" w:uiPriority="46"/>
-    <w:lsdException w:name="Grid Table 2 Accent 2" w:uiPriority="47"/>
-    <w:lsdException w:name="Grid Table 3 Accent 2" w:uiPriority="48"/>
-    <w:lsdException w:name="Grid Table 4 Accent 2" w:uiPriority="49"/>
-    <w:lsdException w:name="Grid Table 5 Dark Accent 2" w:uiPriority="50"/>
-    <w:lsdException w:name="Grid Table 6 Colorful Accent 2" w:uiPriority="51"/>
-    <w:lsdException w:name="Grid Table 7 Colorful Accent 2" w:uiPriority="52"/>
-    <w:lsdException w:name="Grid Table 1 Light Accent 3" w:uiPriority="46"/>
-    <w:lsdException w:name="Grid Table 2 Accent 3" w:uiPriority="47"/>
-    <w:lsdException w:name="Grid Table 3 Accent 3" w:uiPriority="48"/>
-    <w:lsdException w:name="Grid Table 4 Accent 3" w:uiPriority="49"/>
-    <w:lsdException w:name="Grid Table 5 Dark Accent 3" w:uiPriority="50"/>
-    <w:lsdException w:name="Grid Table 6 Colorful Accent 3" w:uiPriority="51"/>
-    <w:lsdException w:name="Grid Table 7 Colorful Accent 3" w:uiPriority="52"/>
-    <w:lsdException w:name="Grid Table 1 Light Accent 4" w:uiPriority="46"/>
-    <w:lsdException w:name="Grid Table 2 Accent 4" w:uiPriority="47"/>
-    <w:lsdException w:name="Grid Table 3 Accent 4" w:uiPriority="48"/>
-    <w:lsdException w:name="Grid Table 4 Accent 4" w:uiPriority="49"/>
-    <w:lsdException w:name="Grid Table 5 Dark Accent 4" w:uiPriority="50"/>
-    <w:lsdException w:name="Grid Table 6 Colorful Accent 4" w:uiPriority="51"/>
-    <w:lsdException w:name="Grid Table 7 Colorful Accent 4" w:uiPriority="52"/>
-    <w:lsdException w:name="Grid Table 1 Light Accent 5" w:uiPriority="46"/>
-    <w:lsdException w:name="Grid Table 2 Accent 5" w:uiPriority="47"/>
-    <w:lsdException w:name="Grid Table 3 Accent 5" w:uiPriority="48"/>
-    <w:lsdException w:name="Grid Table 4 Accent 5" w:uiPriority="49"/>
-    <w:lsdException w:name="Grid Table 5 Dark Accent 5" w:uiPriority="50"/>
-    <w:lsdException w:name="Grid Table 6 Colorful Accent 5" w:uiPriority="51"/>
-    <w:lsdException w:name="Grid Table 7 Colorful Accent 5" w:uiPriority="52"/>
-    <w:lsdException w:name="Grid Table 1 Light Accent 6" w:uiPriority="46"/>
-    <w:lsdException w:name="Grid Table 2 Accent 6" w:uiPriority="47"/>
-    <w:lsdException w:name="Grid Table 3 Accent 6" w:uiPriority="48"/>
-    <w:lsdException w:name="Grid Table 4 Accent 6" w:uiPriority="49"/>
-    <w:lsdException w:name="Grid Table 5 Dark Accent 6" w:uiPriority="50"/>
-    <w:lsdException w:name="Grid Table 6 Colorful Accent 6" w:uiPriority="51"/>
-    <w:lsdException w:name="Grid Table 7 Colorful Accent 6" w:uiPriority="52"/>
-    <w:lsdException w:name="List Table 1 Light" w:uiPriority="46"/>
-    <w:lsdException w:name="List Table 2" w:uiPriority="47"/>
-    <w:lsdException w:name="List Table 3" w:uiPriority="48"/>
-    <w:lsdException w:name="List Table 4" w:uiPriority="49"/>
-    <w:lsdException w:name="List Table 5 Dark" w:uiPriority="50"/>
-    <w:lsdException w:name="List Table 6 Colorful" w:uiPriority="51"/>
-    <w:lsdException w:name="List Table 7 Colorful" w:uiPriority="52"/>
-    <w:lsdException w:name="List Table 1 Light Accent 1" w:uiPriority="46"/>
-    <w:lsdException w:name="List Table 2 Accent 1" w:uiPriority="47"/>
-    <w:lsdException w:name="List Table 3 Accent 1" w:uiPriority="48"/>
-    <w:lsdException w:name="List Table 4 Accent 1" w:uiPriority="49"/>
-    <w:lsdException w:name="List Table 5 Dark Accent 1" w:uiPriority="50"/>
-    <w:lsdException w:name="List Table 6 Colorful Accent 1" w:uiPriority="51"/>
-    <w:lsdException w:name="List Table 7 Colorful Accent 1" w:uiPriority="52"/>
-    <w:lsdException w:name="List Table 1 Light Accent 2" w:uiPriority="46"/>
-    <w:lsdException w:name="List Table 2 Accent 2" w:uiPriority="47"/>
-    <w:lsdException w:name="List Table 3 Accent 2" w:uiPriority="48"/>
-    <w:lsdException w:name="List Table 4 Accent 2" w:uiPriority="49"/>
-    <w:lsdException w:name="List Table 5 Dark Accent 2" w:uiPriority="50"/>
-    <w:lsdException w:name="List Table 6 Colorful Accent 2" w:uiPriority="51"/>
-    <w:lsdException w:name="List Table 7 Colorful Accent 2" w:uiPriority="52"/>
-    <w:lsdException w:name="List Table 1 Light Accent 3" w:uiPriority="46"/>
-    <w:lsdException w:name="List Table 2 Accent 3" w:uiPriority="47"/>
-    <w:lsdException w:name="List Table 3 Accent 3" w:uiPriority="48"/>
-    <w:lsdException w:name="List Table 4 Accent 3" w:uiPriority="49"/>
-    <w:lsdException w:name="List Table 5 Dark Accent 3" w:uiPriority="50"/>
-    <w:lsdException w:name="List Table 6 Colorful Accent 3" w:uiPriority="51"/>
-    <w:lsdException w:name="List Table 7 Colorful Accent 3" w:uiPriority="52"/>
-    <w:lsdException w:name="List Table 1 Light Accent 4" w:uiPriority="46"/>
-    <w:lsdException w:name="List Table 2 Accent 4" w:uiPriority="47"/>
-    <w:lsdException w:name="List Table 3 Accent 4" w:uiPriority="48"/>
-    <w:lsdException w:name="List Table 4 Accent 4" w:uiPriority="49"/>
-    <w:lsdException w:name="List Table 5 Dark Accent 4" w:uiPriority="50"/>
-    <w:lsdException w:name="List Table 6 Colorful Accent 4" w:uiPriority="51"/>
-    <w:lsdException w:name="List Table 7 Colorful Accent 4" w:uiPriority="52"/>
-    <w:lsdException w:name="List Table 1 Light Accent 5" w:uiPriority="46"/>
-    <w:lsdException w:name="List Table 2 Accent 5" w:uiPriority="47"/>
-    <w:lsdException w:name="List Table 3 Accent 5" w:uiPriority="48"/>
-    <w:lsdException w:name="List Table 4 Accent 5" w:uiPriority="49"/>
-    <w:lsdException w:name="List Table 5 Dark Accent 5" w:uiPriority="50"/>
-    <w:lsdException w:name="List Table 6 Colorful Accent 5" w:uiPriority="51"/>
-    <w:lsdException w:name="List Table 7 Colorful Accent 5" w:uiPriority="52"/>
-    <w:lsdException w:name="List Table 1 Light Accent 6" w:uiPriority="46"/>
-    <w:lsdException w:name="List Table 2 Accent 6" w:uiPriority="47"/>
-    <w:lsdException w:name="List Table 3 Accent 6" w:uiPriority="48"/>
-    <w:lsdException w:name="List Table 4 Accent 6" w:uiPriority="49"/>
-    <w:lsdException w:name="List Table 5 Dark Accent 6" w:uiPriority="50"/>
-    <w:lsdException w:name="List Table 6 Colorful Accent 6" w:uiPriority="51"/>
-    <w:lsdException w:name="List Table 7 Colorful Accent 6" w:uiPriority="52"/>
-    <w:lsdException w:name="Mention" w:semiHidden="1" w:uiPriority="99" w:unhideWhenUsed="1"/>
-    <w:lsdException w:name="Smart Hyperlink" w:semiHidden="1" w:uiPriority="99" w:unhideWhenUsed="1"/>
-    <w:lsdException w:name="Hashtag" w:semiHidden="1" w:uiPriority="99" w:unhideWhenUsed="1"/>
-    <w:lsdException w:name="Unresolved Mention" w:semiHidden="1" w:uiPriority="99" w:unhideWhenUsed="1"/>
-    <w:lsdException w:name="Smart Link" w:semiHidden="1" w:uiPriority="99" w:unhideWhenUsed="1"/>
+  <w:latentStyles w:count="260" w:defQFormat="0" w:defUnhideWhenUsed="1" w:defSemiHidden="1" w:defUIPriority="99" w:defLockedState="0">
+    <w:lsdException w:qFormat="1" w:unhideWhenUsed="0" w:uiPriority="0" w:semiHidden="0" w:name="Normal"/>
+    <w:lsdException w:qFormat="1" w:unhideWhenUsed="0" w:uiPriority="0" w:semiHidden="0" w:name="heading 1"/>
+    <w:lsdException w:qFormat="1" w:uiPriority="0" w:name="heading 2"/>
+    <w:lsdException w:qFormat="1" w:uiPriority="0" w:name="heading 3"/>
+    <w:lsdException w:qFormat="1" w:uiPriority="0" w:name="heading 4"/>
+    <w:lsdException w:qFormat="1" w:uiPriority="0" w:name="heading 5"/>
+    <w:lsdException w:qFormat="1" w:uiPriority="0" w:name="heading 6"/>
+    <w:lsdException w:qFormat="1" w:uiPriority="0" w:name="heading 7"/>
+    <w:lsdException w:qFormat="1" w:uiPriority="0" w:name="heading 8"/>
+    <w:lsdException w:qFormat="1" w:uiPriority="0" w:name="heading 9"/>
+    <w:lsdException w:unhideWhenUsed="0" w:uiPriority="0" w:semiHidden="0" w:name="index 1"/>
+    <w:lsdException w:unhideWhenUsed="0" w:uiPriority="0" w:semiHidden="0" w:name="index 2"/>
+    <w:lsdException w:unhideWhenUsed="0" w:uiPriority="0" w:semiHidden="0" w:name="index 3"/>
+    <w:lsdException w:unhideWhenUsed="0" w:uiPriority="0" w:semiHidden="0" w:name="index 4"/>
+    <w:lsdException w:unhideWhenUsed="0" w:uiPriority="0" w:semiHidden="0" w:name="index 5"/>
+    <w:lsdException w:unhideWhenUsed="0" w:uiPriority="0" w:semiHidden="0" w:name="index 6"/>
+    <w:lsdException w:unhideWhenUsed="0" w:uiPriority="0" w:semiHidden="0" w:name="index 7"/>
+    <w:lsdException w:unhideWhenUsed="0" w:uiPriority="0" w:semiHidden="0" w:name="index 8"/>
+    <w:lsdException w:unhideWhenUsed="0" w:uiPriority="0" w:semiHidden="0" w:name="index 9"/>
+    <w:lsdException w:unhideWhenUsed="0" w:uiPriority="0" w:semiHidden="0" w:name="toc 1"/>
+    <w:lsdException w:unhideWhenUsed="0" w:uiPriority="0" w:semiHidden="0" w:name="toc 2"/>
+    <w:lsdException w:unhideWhenUsed="0" w:uiPriority="0" w:semiHidden="0" w:name="toc 3"/>
+    <w:lsdException w:unhideWhenUsed="0" w:uiPriority="0" w:semiHidden="0" w:name="toc 4"/>
+    <w:lsdException w:unhideWhenUsed="0" w:uiPriority="0" w:semiHidden="0" w:name="toc 5"/>
+    <w:lsdException w:unhideWhenUsed="0" w:uiPriority="0" w:semiHidden="0" w:name="toc 6"/>
+    <w:lsdException w:unhideWhenUsed="0" w:uiPriority="0" w:semiHidden="0" w:name="toc 7"/>
+    <w:lsdException w:unhideWhenUsed="0" w:uiPriority="0" w:semiHidden="0" w:name="toc 8"/>
+    <w:lsdException w:unhideWhenUsed="0" w:uiPriority="0" w:semiHidden="0" w:name="toc 9"/>
+    <w:lsdException w:unhideWhenUsed="0" w:uiPriority="0" w:semiHidden="0" w:name="Normal Indent"/>
+    <w:lsdException w:unhideWhenUsed="0" w:uiPriority="0" w:semiHidden="0" w:name="footnote text"/>
+    <w:lsdException w:unhideWhenUsed="0" w:uiPriority="0" w:semiHidden="0" w:name="annotation text"/>
+    <w:lsdException w:unhideWhenUsed="0" w:uiPriority="0" w:semiHidden="0" w:name="header"/>
+    <w:lsdException w:unhideWhenUsed="0" w:uiPriority="0" w:semiHidden="0" w:name="footer"/>
+    <w:lsdException w:unhideWhenUsed="0" w:uiPriority="0" w:semiHidden="0" w:name="index heading"/>
+    <w:lsdException w:qFormat="1" w:uiPriority="0" w:name="caption"/>
+    <w:lsdException w:unhideWhenUsed="0" w:uiPriority="0" w:semiHidden="0" w:name="table of figures"/>
+    <w:lsdException w:unhideWhenUsed="0" w:uiPriority="0" w:semiHidden="0" w:name="envelope address"/>
+    <w:lsdException w:unhideWhenUsed="0" w:uiPriority="0" w:semiHidden="0" w:name="envelope return"/>
+    <w:lsdException w:unhideWhenUsed="0" w:uiPriority="0" w:semiHidden="0" w:name="footnote reference"/>
+    <w:lsdException w:unhideWhenUsed="0" w:uiPriority="0" w:semiHidden="0" w:name="annotation reference"/>
+    <w:lsdException w:unhideWhenUsed="0" w:uiPriority="0" w:semiHidden="0" w:name="line number"/>
+    <w:lsdException w:unhideWhenUsed="0" w:uiPriority="0" w:semiHidden="0" w:name="page number"/>
+    <w:lsdException w:unhideWhenUsed="0" w:uiPriority="0" w:semiHidden="0" w:name="endnote reference"/>
+    <w:lsdException w:unhideWhenUsed="0" w:uiPriority="0" w:semiHidden="0" w:name="endnote text"/>
+    <w:lsdException w:unhideWhenUsed="0" w:uiPriority="0" w:semiHidden="0" w:name="table of authorities"/>
+    <w:lsdException w:unhideWhenUsed="0" w:uiPriority="0" w:semiHidden="0" w:name="macro"/>
+    <w:lsdException w:unhideWhenUsed="0" w:uiPriority="0" w:semiHidden="0" w:name="toa heading"/>
+    <w:lsdException w:unhideWhenUsed="0" w:uiPriority="0" w:semiHidden="0" w:name="List"/>
+    <w:lsdException w:unhideWhenUsed="0" w:uiPriority="0" w:semiHidden="0" w:name="List Bullet"/>
+    <w:lsdException w:unhideWhenUsed="0" w:uiPriority="0" w:semiHidden="0" w:name="List Number"/>
+    <w:lsdException w:unhideWhenUsed="0" w:uiPriority="0" w:semiHidden="0" w:name="List 2"/>
+    <w:lsdException w:unhideWhenUsed="0" w:uiPriority="0" w:semiHidden="0" w:name="List 3"/>
+    <w:lsdException w:unhideWhenUsed="0" w:uiPriority="0" w:semiHidden="0" w:name="List 4"/>
+    <w:lsdException w:unhideWhenUsed="0" w:uiPriority="0" w:semiHidden="0" w:name="List 5"/>
+    <w:lsdException w:unhideWhenUsed="0" w:uiPriority="0" w:semiHidden="0" w:name="List Bullet 2"/>
+    <w:lsdException w:unhideWhenUsed="0" w:uiPriority="0" w:semiHidden="0" w:name="List Bullet 3"/>
+    <w:lsdException w:unhideWhenUsed="0" w:uiPriority="0" w:semiHidden="0" w:name="List Bullet 4"/>
+    <w:lsdException w:unhideWhenUsed="0" w:uiPriority="0" w:semiHidden="0" w:name="List Bullet 5"/>
+    <w:lsdException w:unhideWhenUsed="0" w:uiPriority="0" w:semiHidden="0" w:name="List Number 2"/>
+    <w:lsdException w:unhideWhenUsed="0" w:uiPriority="0" w:semiHidden="0" w:name="List Number 3"/>
+    <w:lsdException w:unhideWhenUsed="0" w:uiPriority="0" w:semiHidden="0" w:name="List Number 4"/>
+    <w:lsdException w:unhideWhenUsed="0" w:uiPriority="0" w:semiHidden="0" w:name="List Number 5"/>
+    <w:lsdException w:qFormat="1" w:unhideWhenUsed="0" w:uiPriority="0" w:semiHidden="0" w:name="Title"/>
+    <w:lsdException w:unhideWhenUsed="0" w:uiPriority="0" w:semiHidden="0" w:name="Closing"/>
+    <w:lsdException w:unhideWhenUsed="0" w:uiPriority="0" w:semiHidden="0" w:name="Signature"/>
+    <w:lsdException w:uiPriority="1" w:name="Default Paragraph Font"/>
+    <w:lsdException w:unhideWhenUsed="0" w:uiPriority="0" w:semiHidden="0" w:name="Body Text"/>
+    <w:lsdException w:unhideWhenUsed="0" w:uiPriority="0" w:semiHidden="0" w:name="Body Text Indent"/>
+    <w:lsdException w:unhideWhenUsed="0" w:uiPriority="0" w:semiHidden="0" w:name="List Continue"/>
+    <w:lsdException w:unhideWhenUsed="0" w:uiPriority="0" w:semiHidden="0" w:name="List Continue 2"/>
+    <w:lsdException w:unhideWhenUsed="0" w:uiPriority="0" w:semiHidden="0" w:name="List Continue 3"/>
+    <w:lsdException w:unhideWhenUsed="0" w:uiPriority="0" w:semiHidden="0" w:name="List Continue 4"/>
+    <w:lsdException w:unhideWhenUsed="0" w:uiPriority="0" w:semiHidden="0" w:name="List Continue 5"/>
+    <w:lsdException w:unhideWhenUsed="0" w:uiPriority="0" w:semiHidden="0" w:name="Message Header"/>
+    <w:lsdException w:qFormat="1" w:unhideWhenUsed="0" w:uiPriority="0" w:semiHidden="0" w:name="Subtitle"/>
+    <w:lsdException w:unhideWhenUsed="0" w:uiPriority="0" w:semiHidden="0" w:name="Salutation"/>
+    <w:lsdException w:unhideWhenUsed="0" w:uiPriority="0" w:semiHidden="0" w:name="Date"/>
+    <w:lsdException w:unhideWhenUsed="0" w:uiPriority="0" w:semiHidden="0" w:name="Body Text First Indent"/>
+    <w:lsdException w:unhideWhenUsed="0" w:uiPriority="0" w:semiHidden="0" w:name="Body Text First Indent 2"/>
+    <w:lsdException w:unhideWhenUsed="0" w:uiPriority="0" w:semiHidden="0" w:name="Note Heading"/>
+    <w:lsdException w:unhideWhenUsed="0" w:uiPriority="0" w:semiHidden="0" w:name="Body Text 2"/>
+    <w:lsdException w:unhideWhenUsed="0" w:uiPriority="0" w:semiHidden="0" w:name="Body Text 3"/>
+    <w:lsdException w:unhideWhenUsed="0" w:uiPriority="0" w:semiHidden="0" w:name="Body Text Indent 2"/>
+    <w:lsdException w:unhideWhenUsed="0" w:uiPriority="0" w:semiHidden="0" w:name="Body Text Indent 3"/>
+    <w:lsdException w:unhideWhenUsed="0" w:uiPriority="0" w:semiHidden="0" w:name="Block Text"/>
+    <w:lsdException w:unhideWhenUsed="0" w:uiPriority="0" w:semiHidden="0" w:name="Hyperlink"/>
+    <w:lsdException w:unhideWhenUsed="0" w:uiPriority="0" w:semiHidden="0" w:name="FollowedHyperlink"/>
+    <w:lsdException w:qFormat="1" w:unhideWhenUsed="0" w:uiPriority="0" w:semiHidden="0" w:name="Strong"/>
+    <w:lsdException w:qFormat="1" w:unhideWhenUsed="0" w:uiPriority="0" w:semiHidden="0" w:name="Emphasis"/>
+    <w:lsdException w:unhideWhenUsed="0" w:uiPriority="0" w:semiHidden="0" w:name="Document Map"/>
+    <w:lsdException w:unhideWhenUsed="0" w:uiPriority="0" w:semiHidden="0" w:name="Plain Text"/>
+    <w:lsdException w:unhideWhenUsed="0" w:uiPriority="0" w:semiHidden="0" w:name="E-mail Signature"/>
+    <w:lsdException w:unhideWhenUsed="0" w:uiPriority="0" w:semiHidden="0" w:name="Normal (Web)"/>
+    <w:lsdException w:unhideWhenUsed="0" w:uiPriority="0" w:semiHidden="0" w:name="HTML Acronym"/>
+    <w:lsdException w:unhideWhenUsed="0" w:uiPriority="0" w:semiHidden="0" w:name="HTML Address"/>
+    <w:lsdException w:unhideWhenUsed="0" w:uiPriority="0" w:semiHidden="0" w:name="HTML Cite"/>
+    <w:lsdException w:unhideWhenUsed="0" w:uiPriority="0" w:semiHidden="0" w:name="HTML Code"/>
+    <w:lsdException w:unhideWhenUsed="0" w:uiPriority="0" w:semiHidden="0" w:name="HTML Definition"/>
+    <w:lsdException w:unhideWhenUsed="0" w:uiPriority="0" w:semiHidden="0" w:name="HTML Keyboard"/>
+    <w:lsdException w:unhideWhenUsed="0" w:uiPriority="0" w:semiHidden="0" w:name="HTML Preformatted"/>
+    <w:lsdException w:unhideWhenUsed="0" w:uiPriority="0" w:semiHidden="0" w:name="HTML Sample"/>
+    <w:lsdException w:unhideWhenUsed="0" w:uiPriority="0" w:semiHidden="0" w:name="HTML Typewriter"/>
+    <w:lsdException w:unhideWhenUsed="0" w:uiPriority="0" w:semiHidden="0" w:name="HTML Variable"/>
+    <w:lsdException w:uiPriority="99" w:name="Normal Table"/>
+    <w:lsdException w:unhideWhenUsed="0" w:uiPriority="0" w:semiHidden="0" w:name="annotation subject"/>
+    <w:lsdException w:uiPriority="0" w:name="Table Simple 1"/>
+    <w:lsdException w:uiPriority="0" w:name="Table Simple 2"/>
+    <w:lsdException w:uiPriority="0" w:name="Table Simple 3"/>
+    <w:lsdException w:uiPriority="0" w:name="Table Classic 1"/>
+    <w:lsdException w:uiPriority="0" w:name="Table Classic 2"/>
+    <w:lsdException w:uiPriority="0" w:name="Table Classic 3"/>
+    <w:lsdException w:uiPriority="0" w:name="Table Classic 4"/>
+    <w:lsdException w:uiPriority="0" w:name="Table Colorful 1"/>
+    <w:lsdException w:uiPriority="0" w:name="Table Colorful 2"/>
+    <w:lsdException w:uiPriority="0" w:name="Table Colorful 3"/>
+    <w:lsdException w:uiPriority="0" w:name="Table Columns 1"/>
+    <w:lsdException w:uiPriority="0" w:name="Table Columns 2"/>
+    <w:lsdException w:uiPriority="0" w:name="Table Columns 3"/>
+    <w:lsdException w:uiPriority="0" w:name="Table Columns 4"/>
+    <w:lsdException w:uiPriority="0" w:name="Table Columns 5"/>
+    <w:lsdException w:uiPriority="0" w:name="Table Grid 1"/>
+    <w:lsdException w:uiPriority="0" w:name="Table Grid 2"/>
+    <w:lsdException w:uiPriority="0" w:name="Table Grid 3"/>
+    <w:lsdException w:uiPriority="0" w:name="Table Grid 4"/>
+    <w:lsdException w:uiPriority="0" w:name="Table Grid 5"/>
+    <w:lsdException w:uiPriority="0" w:name="Table Grid 6"/>
+    <w:lsdException w:uiPriority="0" w:name="Table Grid 7"/>
+    <w:lsdException w:uiPriority="0" w:name="Table Grid 8"/>
+    <w:lsdException w:uiPriority="0" w:name="Table List 1"/>
+    <w:lsdException w:uiPriority="0" w:name="Table List 2"/>
+    <w:lsdException w:uiPriority="0" w:name="Table List 3"/>
+    <w:lsdException w:uiPriority="0" w:name="Table List 4"/>
+    <w:lsdException w:uiPriority="0" w:name="Table List 5"/>
+    <w:lsdException w:uiPriority="0" w:name="Table List 6"/>
+    <w:lsdException w:uiPriority="0" w:name="Table List 7"/>
+    <w:lsdException w:uiPriority="0" w:name="Table List 8"/>
+    <w:lsdException w:uiPriority="0" w:name="Table 3D effects 1"/>
+    <w:lsdException w:uiPriority="0" w:name="Table 3D effects 2"/>
+    <w:lsdException w:uiPriority="0" w:name="Table 3D effects 3"/>
+    <w:lsdException w:uiPriority="0" w:name="Table Contemporary"/>
+    <w:lsdException w:uiPriority="0" w:name="Table Elegant"/>
+    <w:lsdException w:uiPriority="0" w:name="Table Professional"/>
+    <w:lsdException w:uiPriority="0" w:name="Table Subtle 1"/>
+    <w:lsdException w:uiPriority="0" w:name="Table Subtle 2"/>
+    <w:lsdException w:uiPriority="0" w:name="Table Web 1"/>
+    <w:lsdException w:uiPriority="0" w:name="Table Web 2"/>
+    <w:lsdException w:uiPriority="0" w:name="Table Web 3"/>
+    <w:lsdException w:unhideWhenUsed="0" w:uiPriority="0" w:semiHidden="0" w:name="Balloon Text"/>
+    <w:lsdException w:unhideWhenUsed="0" w:uiPriority="0" w:semiHidden="0" w:name="Table Grid"/>
+    <w:lsdException w:uiPriority="0" w:name="Table Theme"/>
+    <w:lsdException w:unhideWhenUsed="0" w:uiPriority="60" w:semiHidden="0" w:name="Light Shading"/>
+    <w:lsdException w:unhideWhenUsed="0" w:uiPriority="61" w:semiHidden="0" w:name="Light List"/>
+    <w:lsdException w:unhideWhenUsed="0" w:uiPriority="62" w:semiHidden="0" w:name="Light Grid"/>
+    <w:lsdException w:unhideWhenUsed="0" w:uiPriority="63" w:semiHidden="0" w:name="Medium Shading 1"/>
+    <w:lsdException w:unhideWhenUsed="0" w:uiPriority="64" w:semiHidden="0" w:name="Medium Shading 2"/>
+    <w:lsdException w:unhideWhenUsed="0" w:uiPriority="65" w:semiHidden="0" w:name="Medium List 1"/>
+    <w:lsdException w:unhideWhenUsed="0" w:uiPriority="66" w:semiHidden="0" w:name="Medium List 2"/>
+    <w:lsdException w:unhideWhenUsed="0" w:uiPriority="67" w:semiHidden="0" w:name="Medium Grid 1"/>
+    <w:lsdException w:unhideWhenUsed="0" w:uiPriority="68" w:semiHidden="0" w:name="Medium Grid 2"/>
+    <w:lsdException w:unhideWhenUsed="0" w:uiPriority="69" w:semiHidden="0" w:name="Medium Grid 3"/>
+    <w:lsdException w:unhideWhenUsed="0" w:uiPriority="70" w:semiHidden="0" w:name="Dark List"/>
+    <w:lsdException w:unhideWhenUsed="0" w:uiPriority="71" w:semiHidden="0" w:name="Colorful Shading"/>
+    <w:lsdException w:unhideWhenUsed="0" w:uiPriority="72" w:semiHidden="0" w:name="Colorful List"/>
+    <w:lsdException w:unhideWhenUsed="0" w:uiPriority="73" w:semiHidden="0" w:name="Colorful Grid"/>
+    <w:lsdException w:unhideWhenUsed="0" w:uiPriority="60" w:semiHidden="0" w:name="Light Shading Accent 1"/>
+    <w:lsdException w:unhideWhenUsed="0" w:uiPriority="61" w:semiHidden="0" w:name="Light List Accent 1"/>
+    <w:lsdException w:unhideWhenUsed="0" w:uiPriority="62" w:semiHidden="0" w:name="Light Grid Accent 1"/>
+    <w:lsdException w:unhideWhenUsed="0" w:uiPriority="63" w:semiHidden="0" w:name="Medium Shading 1 Accent 1"/>
+    <w:lsdException w:unhideWhenUsed="0" w:uiPriority="64" w:semiHidden="0" w:name="Medium Shading 2 Accent 1"/>
+    <w:lsdException w:unhideWhenUsed="0" w:uiPriority="65" w:semiHidden="0" w:name="Medium List 1 Accent 1"/>
+    <w:lsdException w:unhideWhenUsed="0" w:uiPriority="66" w:semiHidden="0" w:name="Medium List 2 Accent 1"/>
+    <w:lsdException w:unhideWhenUsed="0" w:uiPriority="67" w:semiHidden="0" w:name="Medium Grid 1 Accent 1"/>
+    <w:lsdException w:unhideWhenUsed="0" w:uiPriority="68" w:semiHidden="0" w:name="Medium Grid 2 Accent 1"/>
+    <w:lsdException w:unhideWhenUsed="0" w:uiPriority="69" w:semiHidden="0" w:name="Medium Grid 3 Accent 1"/>
+    <w:lsdException w:unhideWhenUsed="0" w:uiPriority="70" w:semiHidden="0" w:name="Dark List Accent 1"/>
+    <w:lsdException w:unhideWhenUsed="0" w:uiPriority="71" w:semiHidden="0" w:name="Colorful Shading Accent 1"/>
+    <w:lsdException w:unhideWhenUsed="0" w:uiPriority="72" w:semiHidden="0" w:name="Colorful List Accent 1"/>
+    <w:lsdException w:unhideWhenUsed="0" w:uiPriority="73" w:semiHidden="0" w:name="Colorful Grid Accent 1"/>
+    <w:lsdException w:unhideWhenUsed="0" w:uiPriority="60" w:semiHidden="0" w:name="Light Shading Accent 2"/>
+    <w:lsdException w:unhideWhenUsed="0" w:uiPriority="61" w:semiHidden="0" w:name="Light List Accent 2"/>
+    <w:lsdException w:unhideWhenUsed="0" w:uiPriority="62" w:semiHidden="0" w:name="Light Grid Accent 2"/>
+    <w:lsdException w:unhideWhenUsed="0" w:uiPriority="63" w:semiHidden="0" w:name="Medium Shading 1 Accent 2"/>
+    <w:lsdException w:unhideWhenUsed="0" w:uiPriority="64" w:semiHidden="0" w:name="Medium Shading 2 Accent 2"/>
+    <w:lsdException w:unhideWhenUsed="0" w:uiPriority="65" w:semiHidden="0" w:name="Medium List 1 Accent 2"/>
+    <w:lsdException w:unhideWhenUsed="0" w:uiPriority="66" w:semiHidden="0" w:name="Medium List 2 Accent 2"/>
+    <w:lsdException w:unhideWhenUsed="0" w:uiPriority="67" w:semiHidden="0" w:name="Medium Grid 1 Accent 2"/>
+    <w:lsdException w:unhideWhenUsed="0" w:uiPriority="68" w:semiHidden="0" w:name="Medium Grid 2 Accent 2"/>
+    <w:lsdException w:unhideWhenUsed="0" w:uiPriority="69" w:semiHidden="0" w:name="Medium Grid 3 Accent 2"/>
+    <w:lsdException w:unhideWhenUsed="0" w:uiPriority="70" w:semiHidden="0" w:name="Dark List Accent 2"/>
+    <w:lsdException w:unhideWhenUsed="0" w:uiPriority="71" w:semiHidden="0" w:name="Colorful Shading Accent 2"/>
+    <w:lsdException w:unhideWhenUsed="0" w:uiPriority="72" w:semiHidden="0" w:name="Colorful List Accent 2"/>
+    <w:lsdException w:unhideWhenUsed="0" w:uiPriority="73" w:semiHidden="0" w:name="Colorful Grid Accent 2"/>
+    <w:lsdException w:unhideWhenUsed="0" w:uiPriority="60" w:semiHidden="0" w:name="Light Shading Accent 3"/>
+    <w:lsdException w:unhideWhenUsed="0" w:uiPriority="61" w:semiHidden="0" w:name="Light List Accent 3"/>
+    <w:lsdException w:unhideWhenUsed="0" w:uiPriority="62" w:semiHidden="0" w:name="Light Grid Accent 3"/>
+    <w:lsdException w:unhideWhenUsed="0" w:uiPriority="63" w:semiHidden="0" w:name="Medium Shading 1 Accent 3"/>
+    <w:lsdException w:unhideWhenUsed="0" w:uiPriority="64" w:semiHidden="0" w:name="Medium Shading 2 Accent 3"/>
+    <w:lsdException w:unhideWhenUsed="0" w:uiPriority="65" w:semiHidden="0" w:name="Medium List 1 Accent 3"/>
+    <w:lsdException w:unhideWhenUsed="0" w:uiPriority="66" w:semiHidden="0" w:name="Medium List 2 Accent 3"/>
+    <w:lsdException w:unhideWhenUsed="0" w:uiPriority="67" w:semiHidden="0" w:name="Medium Grid 1 Accent 3"/>
+    <w:lsdException w:unhideWhenUsed="0" w:uiPriority="68" w:semiHidden="0" w:name="Medium Grid 2 Accent 3"/>
+    <w:lsdException w:unhideWhenUsed="0" w:uiPriority="69" w:semiHidden="0" w:name="Medium Grid 3 Accent 3"/>
+    <w:lsdException w:unhideWhenUsed="0" w:uiPriority="70" w:semiHidden="0" w:name="Dark List Accent 3"/>
+    <w:lsdException w:unhideWhenUsed="0" w:uiPriority="71" w:semiHidden="0" w:name="Colorful Shading Accent 3"/>
+    <w:lsdException w:unhideWhenUsed="0" w:uiPriority="72" w:semiHidden="0" w:name="Colorful List Accent 3"/>
+    <w:lsdException w:unhideWhenUsed="0" w:uiPriority="73" w:semiHidden="0" w:name="Colorful Grid Accent 3"/>
+    <w:lsdException w:unhideWhenUsed="0" w:uiPriority="60" w:semiHidden="0" w:name="Light Shading Accent 4"/>
+    <w:lsdException w:unhideWhenUsed="0" w:uiPriority="61" w:semiHidden="0" w:name="Light List Accent 4"/>
+    <w:lsdException w:unhideWhenUsed="0" w:uiPriority="62" w:semiHidden="0" w:name="Light Grid Accent 4"/>
+    <w:lsdException w:unhideWhenUsed="0" w:uiPriority="63" w:semiHidden="0" w:name="Medium Shading 1 Accent 4"/>
+    <w:lsdException w:unhideWhenUsed="0" w:uiPriority="64" w:semiHidden="0" w:name="Medium Shading 2 Accent 4"/>
+    <w:lsdException w:unhideWhenUsed="0" w:uiPriority="65" w:semiHidden="0" w:name="Medium List 1 Accent 4"/>
+    <w:lsdException w:unhideWhenUsed="0" w:uiPriority="66" w:semiHidden="0" w:name="Medium List 2 Accent 4"/>
+    <w:lsdException w:unhideWhenUsed="0" w:uiPriority="67" w:semiHidden="0" w:name="Medium Grid 1 Accent 4"/>
+    <w:lsdException w:unhideWhenUsed="0" w:uiPriority="68" w:semiHidden="0" w:name="Medium Grid 2 Accent 4"/>
+    <w:lsdException w:unhideWhenUsed="0" w:uiPriority="69" w:semiHidden="0" w:name="Medium Grid 3 Accent 4"/>
+    <w:lsdException w:unhideWhenUsed="0" w:uiPriority="70" w:semiHidden="0" w:name="Dark List Accent 4"/>
+    <w:lsdException w:unhideWhenUsed="0" w:uiPriority="71" w:semiHidden="0" w:name="Colorful Shading Accent 4"/>
+    <w:lsdException w:unhideWhenUsed="0" w:uiPriority="72" w:semiHidden="0" w:name="Colorful List Accent 4"/>
+    <w:lsdException w:unhideWhenUsed="0" w:uiPriority="73" w:semiHidden="0" w:name="Colorful Grid Accent 4"/>
+    <w:lsdException w:unhideWhenUsed="0" w:uiPriority="60" w:semiHidden="0" w:name="Light Shading Accent 5"/>
+    <w:lsdException w:unhideWhenUsed="0" w:uiPriority="61" w:semiHidden="0" w:name="Light List Accent 5"/>
+    <w:lsdException w:unhideWhenUsed="0" w:uiPriority="62" w:semiHidden="0" w:name="Light Grid Accent 5"/>
+    <w:lsdException w:unhideWhenUsed="0" w:uiPriority="63" w:semiHidden="0" w:name="Medium Shading 1 Accent 5"/>
+    <w:lsdException w:unhideWhenUsed="0" w:uiPriority="64" w:semiHidden="0" w:name="Medium Shading 2 Accent 5"/>
+    <w:lsdException w:unhideWhenUsed="0" w:uiPriority="65" w:semiHidden="0" w:name="Medium List 1 Accent 5"/>
+    <w:lsdException w:unhideWhenUsed="0" w:uiPriority="66" w:semiHidden="0" w:name="Medium List 2 Accent 5"/>
+    <w:lsdException w:unhideWhenUsed="0" w:uiPriority="67" w:semiHidden="0" w:name="Medium Grid 1 Accent 5"/>
+    <w:lsdException w:unhideWhenUsed="0" w:uiPriority="68" w:semiHidden="0" w:name="Medium Grid 2 Accent 5"/>
+    <w:lsdException w:unhideWhenUsed="0" w:uiPriority="69" w:semiHidden="0" w:name="Medium Grid 3 Accent 5"/>
+    <w:lsdException w:unhideWhenUsed="0" w:uiPriority="70" w:semiHidden="0" w:name="Dark List Accent 5"/>
+    <w:lsdException w:unhideWhenUsed="0" w:uiPriority="71" w:semiHidden="0" w:name="Colorful Shading Accent 5"/>
+    <w:lsdException w:unhideWhenUsed="0" w:uiPriority="72" w:semiHidden="0" w:name="Colorful List Accent 5"/>
+    <w:lsdException w:unhideWhenUsed="0" w:uiPriority="73" w:semiHidden="0" w:name="Colorful Grid Accent 5"/>
+    <w:lsdException w:unhideWhenUsed="0" w:uiPriority="60" w:semiHidden="0" w:name="Light Shading Accent 6"/>
+    <w:lsdException w:unhideWhenUsed="0" w:uiPriority="61" w:semiHidden="0" w:name="Light List Accent 6"/>
+    <w:lsdException w:unhideWhenUsed="0" w:uiPriority="62" w:semiHidden="0" w:name="Light Grid Accent 6"/>
+    <w:lsdException w:unhideWhenUsed="0" w:uiPriority="63" w:semiHidden="0" w:name="Medium Shading 1 Accent 6"/>
+    <w:lsdException w:unhideWhenUsed="0" w:uiPriority="64" w:semiHidden="0" w:name="Medium Shading 2 Accent 6"/>
+    <w:lsdException w:unhideWhenUsed="0" w:uiPriority="65" w:semiHidden="0" w:name="Medium List 1 Accent 6"/>
+    <w:lsdException w:unhideWhenUsed="0" w:uiPriority="66" w:semiHidden="0" w:name="Medium List 2 Accent 6"/>
+    <w:lsdException w:unhideWhenUsed="0" w:uiPriority="67" w:semiHidden="0" w:name="Medium Grid 1 Accent 6"/>
+    <w:lsdException w:unhideWhenUsed="0" w:uiPriority="68" w:semiHidden="0" w:name="Medium Grid 2 Accent 6"/>
+    <w:lsdException w:unhideWhenUsed="0" w:uiPriority="69" w:semiHidden="0" w:name="Medium Grid 3 Accent 6"/>
+    <w:lsdException w:unhideWhenUsed="0" w:uiPriority="70" w:semiHidden="0" w:name="Dark List Accent 6"/>
+    <w:lsdException w:unhideWhenUsed="0" w:uiPriority="71" w:semiHidden="0" w:name="Colorful Shading Accent 6"/>
+    <w:lsdException w:unhideWhenUsed="0" w:uiPriority="72" w:semiHidden="0" w:name="Colorful List Accent 6"/>
+    <w:lsdException w:unhideWhenUsed="0" w:uiPriority="73" w:semiHidden="0" w:name="Colorful Grid Accent 6"/>
   </w:latentStyles>
-  <w:style w:type="paragraph" w:default="1" w:styleId="a">
+  <w:style w:type="paragraph" w:default="1" w:styleId="1">
     <w:name w:val="Normal"/>
     <w:qFormat/>
+    <w:uiPriority w:val="0"/>
     <w:pPr>
       <w:widowControl w:val="0"/>
       <w:jc w:val="both"/>
     </w:pPr>
     <w:rPr>
-      <w:rFonts w:asciiTheme="minorHAnsi" w:eastAsiaTheme="minorEastAsia" w:hAnsiTheme="minorHAnsi" w:cstheme="minorBidi"/>
+      <w:rFonts w:asciiTheme="minorHAnsi" w:hAnsiTheme="minorHAnsi" w:eastAsiaTheme="minorEastAsia" w:cstheme="minorBidi"/>
       <w:kern w:val="2"/>
       <w:sz w:val="21"/>
       <w:szCs w:val="24"/>
+      <w:lang w:val="en-US" w:eastAsia="zh-CN" w:bidi="ar-SA"/>
     </w:rPr>
   </w:style>
-  <w:style w:type="character" w:default="1" w:styleId="a0">
+  <w:style w:type="character" w:default="1" w:styleId="7">
     <w:name w:val="Default Paragraph Font"/>
-    <w:uiPriority w:val="1"/>
     <w:semiHidden/>
     <w:unhideWhenUsed/>
+    <w:uiPriority w:val="1"/>
   </w:style>
-  <w:style w:type="table" w:default="1" w:styleId="a1">
+  <w:style w:type="table" w:default="1" w:styleId="5">
     <w:name w:val="Normal Table"/>
-    <w:uiPriority w:val="99"/>
     <w:semiHidden/>
     <w:unhideWhenUsed/>
+    <w:uiPriority w:val="99"/>
     <w:tblPr>
-      <w:tblInd w:w="0" w:type="dxa"/>
       <w:tblCellMar>
         <w:top w:w="0" w:type="dxa"/>
         <w:left w:w="108" w:type="dxa"/>
@@ -6708,82 +6712,78 @@
       </w:tblCellMar>
     </w:tblPr>
   </w:style>
-  <w:style w:type="numbering" w:default="1" w:styleId="a2">
-    <w:name w:val="No List"/>
-    <w:uiPriority w:val="99"/>
-    <w:semiHidden/>
-    <w:unhideWhenUsed/>
+  <w:style w:type="paragraph" w:styleId="2">
+    <w:name w:val="annotation text"/>
+    <w:basedOn w:val="1"/>
+    <w:link w:val="9"/>
+    <w:uiPriority w:val="0"/>
+    <w:rPr>
+      <w:sz w:val="20"/>
+      <w:szCs w:val="20"/>
+    </w:rPr>
   </w:style>
-  <w:style w:type="paragraph" w:styleId="TOC1">
+  <w:style w:type="paragraph" w:styleId="3">
     <w:name w:val="toc 1"/>
-    <w:basedOn w:val="a"/>
-    <w:next w:val="a"/>
+    <w:basedOn w:val="1"/>
+    <w:next w:val="1"/>
+    <w:uiPriority w:val="0"/>
   </w:style>
-  <w:style w:type="table" w:styleId="a3">
+  <w:style w:type="paragraph" w:styleId="4">
+    <w:name w:val="annotation subject"/>
+    <w:basedOn w:val="2"/>
+    <w:next w:val="2"/>
+    <w:link w:val="10"/>
+    <w:uiPriority w:val="0"/>
+    <w:rPr>
+      <w:b/>
+      <w:bCs/>
+    </w:rPr>
+  </w:style>
+  <w:style w:type="table" w:styleId="6">
     <w:name w:val="Table Grid"/>
-    <w:basedOn w:val="a1"/>
+    <w:basedOn w:val="5"/>
+    <w:uiPriority w:val="0"/>
     <w:pPr>
       <w:widowControl w:val="0"/>
       <w:jc w:val="both"/>
     </w:pPr>
     <w:tblPr>
       <w:tblBorders>
-        <w:top w:val="single" w:sz="4" w:space="0" w:color="auto"/>
-        <w:left w:val="single" w:sz="4" w:space="0" w:color="auto"/>
-        <w:bottom w:val="single" w:sz="4" w:space="0" w:color="auto"/>
-        <w:right w:val="single" w:sz="4" w:space="0" w:color="auto"/>
-        <w:insideH w:val="single" w:sz="4" w:space="0" w:color="auto"/>
-        <w:insideV w:val="single" w:sz="4" w:space="0" w:color="auto"/>
+        <w:top w:val="single" w:color="auto" w:sz="4" w:space="0"/>
+        <w:left w:val="single" w:color="auto" w:sz="4" w:space="0"/>
+        <w:bottom w:val="single" w:color="auto" w:sz="4" w:space="0"/>
+        <w:right w:val="single" w:color="auto" w:sz="4" w:space="0"/>
+        <w:insideH w:val="single" w:color="auto" w:sz="4" w:space="0"/>
+        <w:insideV w:val="single" w:color="auto" w:sz="4" w:space="0"/>
       </w:tblBorders>
     </w:tblPr>
   </w:style>
-  <w:style w:type="character" w:styleId="a4">
+  <w:style w:type="character" w:styleId="8">
     <w:name w:val="annotation reference"/>
-    <w:basedOn w:val="a0"/>
-    <w:rsid w:val="00815EB2"/>
+    <w:basedOn w:val="7"/>
+    <w:uiPriority w:val="0"/>
     <w:rPr>
       <w:sz w:val="16"/>
       <w:szCs w:val="16"/>
     </w:rPr>
   </w:style>
-  <w:style w:type="paragraph" w:styleId="a5">
-    <w:name w:val="annotation text"/>
-    <w:basedOn w:val="a"/>
-    <w:link w:val="a6"/>
-    <w:rsid w:val="00815EB2"/>
+  <w:style w:type="character" w:customStyle="1" w:styleId="9">
+    <w:name w:val="批注文字 字符"/>
+    <w:basedOn w:val="7"/>
+    <w:link w:val="2"/>
+    <w:uiPriority w:val="0"/>
     <w:rPr>
-      <w:sz w:val="20"/>
-      <w:szCs w:val="20"/>
-    </w:rPr>
-  </w:style>
-  <w:style w:type="character" w:customStyle="1" w:styleId="a6">
-    <w:name w:val="批注文字 字符"/>
-    <w:basedOn w:val="a0"/>
-    <w:link w:val="a5"/>
-    <w:rsid w:val="00815EB2"/>
-    <w:rPr>
-      <w:rFonts w:asciiTheme="minorHAnsi" w:eastAsiaTheme="minorEastAsia" w:hAnsiTheme="minorHAnsi" w:cstheme="minorBidi"/>
+      <w:rFonts w:asciiTheme="minorHAnsi" w:hAnsiTheme="minorHAnsi" w:eastAsiaTheme="minorEastAsia" w:cstheme="minorBidi"/>
       <w:kern w:val="2"/>
     </w:rPr>
   </w:style>
-  <w:style w:type="paragraph" w:styleId="a7">
-    <w:name w:val="annotation subject"/>
-    <w:basedOn w:val="a5"/>
-    <w:next w:val="a5"/>
-    <w:link w:val="a8"/>
-    <w:rsid w:val="00815EB2"/>
+  <w:style w:type="character" w:customStyle="1" w:styleId="10">
+    <w:name w:val="批注主题 字符"/>
+    <w:basedOn w:val="9"/>
+    <w:link w:val="4"/>
+    <w:uiPriority w:val="0"/>
     <w:rPr>
-      <w:b/>
-      <w:bCs/>
-    </w:rPr>
-  </w:style>
-  <w:style w:type="character" w:customStyle="1" w:styleId="a8">
-    <w:name w:val="批注主题 字符"/>
-    <w:basedOn w:val="a6"/>
-    <w:link w:val="a7"/>
-    <w:rsid w:val="00815EB2"/>
-    <w:rPr>
-      <w:rFonts w:asciiTheme="minorHAnsi" w:eastAsiaTheme="minorEastAsia" w:hAnsiTheme="minorHAnsi" w:cstheme="minorBidi"/>
+      <w:rFonts w:asciiTheme="minorHAnsi" w:hAnsiTheme="minorHAnsi" w:eastAsiaTheme="minorEastAsia" w:cstheme="minorBidi"/>
       <w:b/>
       <w:bCs/>
       <w:kern w:val="2"/>
@@ -7036,6 +7036,5 @@
     </a:fmtScheme>
   </a:themeElements>
   <a:objectDefaults/>
-  <a:extraClrSchemeLst/>
 </a:theme>
 </file>